--- a/pr-preview/pr-654/vignettes/methodology.docx
+++ b/pr-preview/pr-654/vignettes/methodology.docx
@@ -4670,10 +4670,10 @@
                 <w:b/>
                 <w:bCs/>
               </w:rPr>
-              <w:t xml:space="preserve">Corollary (MLE when infection times are fully observed)</w:t>
+              <w:t xml:space="preserve">Proposition (MLE when infection times are fully observed)</w:t>
             </w:r>
           </w:p>
-          <w:bookmarkStart w:id="55" w:name="cor-mle-fully-observed"/>
+          <w:bookmarkStart w:id="55" w:name="prp-mle-fully-observed"/>
           <w:p>
             <w:pPr>
               <w:pStyle w:val="BodyText"/>
@@ -4683,7 +4683,7 @@
                 <w:b/>
                 <w:bCs/>
               </w:rPr>
-              <w:t xml:space="preserve">Corollary 1 (MLE when infection times are fully observed)</w:t>
+              <w:t xml:space="preserve">Proposition 2 (MLE when infection times are fully observed)</w:t>
             </w:r>
             <w:r>
               <w:t xml:space="preserve"> </w:t>
@@ -6318,17 +6318,17 @@
               <w:t xml:space="preserve"> </w:t>
             </w:r>
             <w:r>
-              <w:t xml:space="preserve">(Corollary</w:t>
+              <w:t xml:space="preserve">(Proposition</w:t>
             </w:r>
             <w:r>
               <w:t xml:space="preserve"> </w:t>
             </w:r>
-            <w:hyperlink w:anchor="cor-mle-fully-observed">
+            <w:hyperlink w:anchor="prp-mle-fully-observed">
               <w:r>
                 <w:rPr>
                   <w:rStyle w:val="Hyperlink"/>
                 </w:rPr>
-                <w:t xml:space="preserve">Corollary 1</w:t>
+                <w:t xml:space="preserve">Proposition 2</w:t>
               </w:r>
             </w:hyperlink>
             <w:r>
@@ -8280,7 +8280,7 @@
                 <w:b/>
                 <w:bCs/>
               </w:rPr>
-              <w:t xml:space="preserve">Proposition 2 (Marginal likelihood of an observation)</w:t>
+              <w:t xml:space="preserve">Proposition 3 (Marginal likelihood of an observation)</w:t>
             </w:r>
             <w:r>
               <w:t xml:space="preserve"> </w:t>
@@ -9153,7 +9153,7 @@
                 <w:rPr>
                   <w:rStyle w:val="Hyperlink"/>
                 </w:rPr>
-                <w:t xml:space="preserve">Proposition 2</w:t>
+                <w:t xml:space="preserve">Proposition 3</w:t>
               </w:r>
             </w:hyperlink>
             <w:r>

--- a/pr-preview/pr-654/vignettes/methodology.docx
+++ b/pr-preview/pr-654/vignettes/methodology.docx
@@ -23,7 +23,7 @@
         <w:pStyle w:val="Date"/>
       </w:pPr>
       <w:r>
-        <w:t xml:space="preserve">2026-08-08</w:t>
+        <w:t xml:space="preserve">2026-08-09</w:t>
       </w:r>
     </w:p>
     <w:bookmarkStart w:id="28" w:name="infectious-disease-epidemiology"/>
@@ -2010,7 +2010,7 @@
     </w:p>
     <w:bookmarkEnd w:id="43"/>
     <w:bookmarkEnd w:id="44"/>
-    <w:bookmarkStart w:id="89" w:name="Xbe5ebe555b3ef679e4d759bfe9ee88c74ef3ef7"/>
+    <w:bookmarkStart w:id="90" w:name="Xbe5ebe555b3ef679e4d759bfe9ee88c74ef3ef7"/>
     <w:p>
       <w:pPr>
         <w:pStyle w:val="Heading1"/>
@@ -2584,10 +2584,10 @@
                 <w:b/>
                 <w:bCs/>
               </w:rPr>
-              <w:t xml:space="preserve">Definition (Constant, homogeneous incidence; no lasting immunity)</w:t>
+              <w:t xml:space="preserve">Definition (Constant-incidence model)</w:t>
             </w:r>
           </w:p>
-          <w:bookmarkStart w:id="48" w:name="def-modeling-assumptions"/>
+          <w:bookmarkStart w:id="48" w:name="def-constant-incidence-model"/>
           <w:p>
             <w:pPr>
               <w:pStyle w:val="BodyText"/>
@@ -2597,13 +2597,26 @@
                 <w:b/>
                 <w:bCs/>
               </w:rPr>
-              <w:t xml:space="preserve">Definition 2 (Constant, homogeneous incidence; no lasting immunity)</w:t>
+              <w:t xml:space="preserve">Definition 2 (Constant-incidence model)</w:t>
             </w:r>
             <w:r>
               <w:t xml:space="preserve"> </w:t>
             </w:r>
             <w:r>
-              <w:t xml:space="preserve">We assume that:</w:t>
+              <w:t xml:space="preserve">In the</w:t>
+            </w:r>
+            <w:r>
+              <w:t xml:space="preserve"> </w:t>
+            </w:r>
+            <w:r>
+              <w:rPr>
+                <w:b/>
+                <w:bCs/>
+              </w:rPr>
+              <w:t xml:space="preserve">constant-incidence model</w:t>
+            </w:r>
+            <w:r>
+              <w:t xml:space="preserve">:</w:t>
             </w:r>
           </w:p>
           <w:p>
@@ -2614,7 +2627,7 @@
               </w:numPr>
             </w:pPr>
             <w:r>
-              <w:t xml:space="preserve">the incidence rate is approximately</w:t>
+              <w:t xml:space="preserve">incidence is</w:t>
             </w:r>
             <w:r>
               <w:t xml:space="preserve"> </w:t>
@@ -2640,23 +2653,24 @@
                 <w:b/>
                 <w:bCs/>
               </w:rPr>
-              <w:t xml:space="preserve">across the population</w:t>
-            </w:r>
-            <w:r>
-              <w:t xml:space="preserve"> </w:t>
-            </w:r>
-            <w:r>
-              <w:t xml:space="preserve">(</w:t>
+              <w:t xml:space="preserve">homogeneous across the</w:t>
             </w:r>
             <w:r>
               <w:rPr>
                 <w:b/>
                 <w:bCs/>
               </w:rPr>
-              <w:t xml:space="preserve">constant and homogeneous incidence</w:t>
-            </w:r>
-            <w:r>
-              <w:t xml:space="preserve">):</w:t>
+              <w:t xml:space="preserve"> </w:t>
+            </w:r>
+            <w:r>
+              <w:rPr>
+                <w:b/>
+                <w:bCs/>
+              </w:rPr>
+              <w:t xml:space="preserve">population</w:t>
+            </w:r>
+            <w:r>
+              <w:t xml:space="preserve">, so a single number describes the whole sample,</w:t>
             </w:r>
           </w:p>
           <w:p>
@@ -2753,13 +2767,10 @@
               </w:numPr>
             </w:pPr>
             <w:r>
-              <w:t xml:space="preserve">participants are always at risk of a new infection, regardless of</w:t>
+              <w:t xml:space="preserve">there is</w:t>
             </w:r>
             <w:r>
               <w:t xml:space="preserve"> </w:t>
-            </w:r>
-            <w:r>
-              <w:t xml:space="preserve">how recently they have been infected (</w:t>
             </w:r>
             <w:r>
               <w:rPr>
@@ -2769,7 +2780,13 @@
               <w:t xml:space="preserve">no lasting immunity</w:t>
             </w:r>
             <w:r>
-              <w:t xml:space="preserve">).</w:t>
+              <w:t xml:space="preserve">: participants are always at risk of</w:t>
+            </w:r>
+            <w:r>
+              <w:t xml:space="preserve"> </w:t>
+            </w:r>
+            <w:r>
+              <w:t xml:space="preserve">a new infection, regardless of how recently they were last infected.</w:t>
             </w:r>
           </w:p>
           <w:bookmarkEnd w:id="48"/>
@@ -2826,26 +2843,633 @@
         <w:t xml:space="preserve">4.5 Time since infection and incidence</w:t>
       </w:r>
     </w:p>
+    <w:tbl>
+      <w:tblPr>
+        <w:tblStyle w:val="Table"/>
+        <w:tblInd w:w="164" w:type="dxa"/>
+        <w:tblBorders>
+          <w:left w:val="single" w:sz="24" w:space="0" w:color="909090"/>
+        </w:tblBorders>
+        <w:tblCellMar>
+          <w:left w:w="0" w:type="dxa"/>
+          <w:right w:w="0" w:type="dxa"/>
+        </w:tblCellMar>
+        <w:tblLook w:firstRow="0" w:lastRow="0" w:firstColumn="0" w:lastColumn="0" w:noHBand="0" w:noVBand="0" w:val="0000"/>
+      </w:tblPr>
+      <w:tblGrid>
+        <w:gridCol w:w="7920"/>
+      </w:tblGrid>
+      <w:tr>
+        <w:trPr>
+          <w:cantSplit/>
+        </w:trPr>
+        <w:tc>
+          <w:tcPr>
+            <w:tcMar>
+              <w:left w:w="144" w:type="dxa"/>
+            </w:tcMar>
+          </w:tcPr>
+          <w:p>
+            <w:pPr>
+              <w:pStyle w:val="FirstParagraph"/>
+            </w:pPr>
+            <w:pPr>
+              <w:spacing w:before="16" w:after="64"/>
+            </w:pPr>
+            <w:r>
+              <w:rPr>
+                <w:b/>
+                <w:bCs/>
+              </w:rPr>
+              <w:t xml:space="preserve">Proposition (Distribution of time since last infection)</w:t>
+            </w:r>
+          </w:p>
+          <w:bookmarkStart w:id="51" w:name="prp-time-since-infection"/>
+          <w:p>
+            <w:pPr>
+              <w:pStyle w:val="BodyText"/>
+            </w:pPr>
+            <w:r>
+              <w:rPr>
+                <w:b/>
+                <w:bCs/>
+              </w:rPr>
+              <w:t xml:space="preserve">Proposition 1 (Distribution of time since last infection)</w:t>
+            </w:r>
+            <w:r>
+              <w:t xml:space="preserve"> </w:t>
+            </w:r>
+            <w:r>
+              <w:t xml:space="preserve">Under the constant-incidence model (</w:t>
+            </w:r>
+            <w:hyperlink w:anchor="def-constant-incidence-model">
+              <w:r>
+                <w:rPr>
+                  <w:rStyle w:val="Hyperlink"/>
+                </w:rPr>
+                <w:t xml:space="preserve">Definition 2</w:t>
+              </w:r>
+            </w:hyperlink>
+            <w:r>
+              <w:t xml:space="preserve">), a participant’s time since last</w:t>
+            </w:r>
+            <w:r>
+              <w:t xml:space="preserve"> </w:t>
+            </w:r>
+            <w:r>
+              <w:t xml:space="preserve">infection,</w:t>
+            </w:r>
+            <w:r>
+              <w:t xml:space="preserve"> </w:t>
+            </w:r>
+            <m:oMath>
+              <m:r>
+                <m:t>T</m:t>
+              </m:r>
+            </m:oMath>
+            <w:r>
+              <w:t xml:space="preserve">, is</w:t>
+            </w:r>
+            <w:r>
+              <w:t xml:space="preserve"> </w:t>
+            </w:r>
+            <w:r>
+              <w:rPr>
+                <w:b/>
+                <w:bCs/>
+              </w:rPr>
+              <w:t xml:space="preserve">exponentially distributed with rate</w:t>
+            </w:r>
+            <w:r>
+              <w:rPr>
+                <w:b/>
+                <w:bCs/>
+              </w:rPr>
+              <w:t xml:space="preserve"> </w:t>
+            </w:r>
+            <m:oMath>
+              <m:r>
+                <m:t>λ</m:t>
+              </m:r>
+            </m:oMath>
+            <w:r>
+              <w:t xml:space="preserve">,</w:t>
+            </w:r>
+            <w:r>
+              <w:t xml:space="preserve"> </w:t>
+            </w:r>
+            <w:r>
+              <w:t xml:space="preserve">truncated at their age</w:t>
+            </w:r>
+            <w:r>
+              <w:t xml:space="preserve"> </w:t>
+            </w:r>
+            <m:oMath>
+              <m:r>
+                <m:t>a</m:t>
+              </m:r>
+            </m:oMath>
+            <w:r>
+              <w:t xml:space="preserve">: no one can have been infected before they</w:t>
+            </w:r>
+            <w:r>
+              <w:t xml:space="preserve"> </w:t>
+            </w:r>
+            <w:r>
+              <w:t xml:space="preserve">were born, so the density is supported on</w:t>
+            </w:r>
+            <w:r>
+              <w:t xml:space="preserve"> </w:t>
+            </w:r>
+            <m:oMath>
+              <m:r>
+                <m:rPr>
+                  <m:sty m:val="p"/>
+                </m:rPr>
+                <m:t>[</m:t>
+              </m:r>
+              <m:r>
+                <m:t>0</m:t>
+              </m:r>
+              <m:r>
+                <m:rPr>
+                  <m:sty m:val="p"/>
+                </m:rPr>
+                <m:t>,</m:t>
+              </m:r>
+              <m:r>
+                <m:t>a</m:t>
+              </m:r>
+              <m:r>
+                <m:rPr>
+                  <m:sty m:val="p"/>
+                </m:rPr>
+                <m:t>]</m:t>
+              </m:r>
+            </m:oMath>
+            <w:r>
+              <w:t xml:space="preserve"> </w:t>
+            </w:r>
+            <w:r>
+              <w:t xml:space="preserve">and the remaining</w:t>
+            </w:r>
+            <w:r>
+              <w:t xml:space="preserve"> </w:t>
+            </w:r>
+            <w:r>
+              <w:t xml:space="preserve">probability,</w:t>
+            </w:r>
+            <w:r>
+              <w:t xml:space="preserve"> </w:t>
+            </w:r>
+            <m:oMath>
+              <m:r>
+                <m:rPr>
+                  <m:sty m:val="p"/>
+                </m:rPr>
+                <m:t>exp</m:t>
+              </m:r>
+              <m:r>
+                <m:t>​</m:t>
+              </m:r>
+              <m:d>
+                <m:dPr>
+                  <m:begChr m:val="{"/>
+                  <m:sepChr m:val=""/>
+                  <m:endChr m:val="}"/>
+                  <m:grow/>
+                </m:dPr>
+                <m:e>
+                  <m:r>
+                    <m:rPr>
+                      <m:sty m:val="p"/>
+                    </m:rPr>
+                    <m:t>−</m:t>
+                  </m:r>
+                  <m:r>
+                    <m:t>λ</m:t>
+                  </m:r>
+                  <m:r>
+                    <m:t>a</m:t>
+                  </m:r>
+                </m:e>
+              </m:d>
+              <m:r>
+                <m:t>​</m:t>
+              </m:r>
+            </m:oMath>
+            <w:r>
+              <w:t xml:space="preserve">, falls on</w:t>
+            </w:r>
+            <w:r>
+              <w:t xml:space="preserve"> </w:t>
+            </w:r>
+            <w:r>
+              <w:t xml:space="preserve">“never infected”</w:t>
+            </w:r>
+            <w:r>
+              <w:t xml:space="preserve">:</w:t>
+            </w:r>
+          </w:p>
+          <w:p>
+            <w:pPr>
+              <w:pStyle w:val="BodyText"/>
+            </w:pPr>
+            <w:r>
+              <w:t xml:space="preserve">$$
+    \operatorname{p}(T=t|A=a) = 1_{t \in[0,a]} \textcolor{red}{\lambda \operatorname{exp}\mathopen{}\left\{-\lambda t\right\}\mathclose{}} +
+    1_{t = \text{NA}} \operatorname{exp}\mathopen{}\left\{-\lambda a\right\}\mathclose{}
+    $$</w:t>
+            </w:r>
+          </w:p>
+          <w:p>
+            <w:pPr>
+              <w:pStyle w:val="FirstParagraph"/>
+            </w:pPr>
+            <w:r>
+              <w:t xml:space="preserve">Its rate parameter is exactly the incidence rate of</w:t>
+            </w:r>
+            <w:r>
+              <w:t xml:space="preserve"> </w:t>
+            </w:r>
+            <w:hyperlink w:anchor="def-incidence">
+              <w:r>
+                <w:rPr>
+                  <w:rStyle w:val="Hyperlink"/>
+                </w:rPr>
+                <w:t xml:space="preserve">Definition 1</w:t>
+              </w:r>
+            </w:hyperlink>
+            <w:r>
+              <w:t xml:space="preserve">, which is what makes</w:t>
+            </w:r>
+            <w:r>
+              <w:t xml:space="preserve"> </w:t>
+            </w:r>
+            <m:oMath>
+              <m:r>
+                <m:t>T</m:t>
+              </m:r>
+            </m:oMath>
+            <w:r>
+              <w:t xml:space="preserve"> </w:t>
+            </w:r>
+            <w:r>
+              <w:t xml:space="preserve">worth recovering.</w:t>
+            </w:r>
+          </w:p>
+          <w:bookmarkEnd w:id="51"/>
+        </w:tc>
+      </w:tr>
+    </w:tbl>
+    <w:p>
+      <w:pPr>
+        <w:pStyle w:val="BodyText"/>
+      </w:pPr>
+      <w:r>
+        <w:t xml:space="preserve">This is a time-to-event model,</w:t>
+      </w:r>
+      <w:r>
+        <w:t xml:space="preserve"> </w:t>
+      </w:r>
+      <w:r>
+        <w:t xml:space="preserve">looking</w:t>
+      </w:r>
+      <w:r>
+        <w:t xml:space="preserve"> </w:t>
+      </w:r>
+      <w:r>
+        <w:rPr>
+          <w:b/>
+          <w:bCs/>
+        </w:rPr>
+        <w:t xml:space="preserve">backwards in time</w:t>
+      </w:r>
+      <w:r>
+        <w:t xml:space="preserve"> </w:t>
+      </w:r>
+      <w:r>
+        <w:t xml:space="preserve">from the survey date</w:t>
+      </w:r>
+      <w:r>
+        <w:t xml:space="preserve"> </w:t>
+      </w:r>
+      <w:r>
+        <w:t xml:space="preserve">(when the blood sample was collected).</w:t>
+      </w:r>
+    </w:p>
+    <w:p>
+      <w:pPr>
+        <w:pStyle w:val="BodyText"/>
+      </w:pPr>
+      <w:r>
+        <w:t xml:space="preserve">The probability that</w:t>
+      </w:r>
+      <w:r>
+        <w:t xml:space="preserve"> </w:t>
+      </w:r>
+      <w:r>
+        <w:t xml:space="preserve">an individual was</w:t>
+      </w:r>
+      <w:r>
+        <w:t xml:space="preserve"> </w:t>
+      </w:r>
+      <w:r>
+        <w:rPr>
+          <w:b/>
+          <w:bCs/>
+        </w:rPr>
+        <w:t xml:space="preserve">last</w:t>
+      </w:r>
+      <w:r>
+        <w:t xml:space="preserve"> </w:t>
+      </w:r>
+      <w:r>
+        <w:t xml:space="preserve">infected</w:t>
+      </w:r>
+      <w:r>
+        <w:t xml:space="preserve"> </w:t>
+      </w:r>
+      <m:oMath>
+        <m:r>
+          <m:t>t</m:t>
+        </m:r>
+      </m:oMath>
+      <w:r>
+        <w:t xml:space="preserve"> </w:t>
+      </w:r>
+      <w:r>
+        <w:t xml:space="preserve">days ago,</w:t>
+      </w:r>
+      <w:r>
+        <w:t xml:space="preserve"> </w:t>
+      </w:r>
+      <m:oMath>
+        <m:r>
+          <m:t>p</m:t>
+        </m:r>
+        <m:r>
+          <m:rPr>
+            <m:sty m:val="p"/>
+          </m:rPr>
+          <m:t>(</m:t>
+        </m:r>
+        <m:r>
+          <m:t>T</m:t>
+        </m:r>
+        <m:r>
+          <m:rPr>
+            <m:sty m:val="p"/>
+          </m:rPr>
+          <m:t>=</m:t>
+        </m:r>
+        <m:r>
+          <m:t>t</m:t>
+        </m:r>
+        <m:r>
+          <m:rPr>
+            <m:sty m:val="p"/>
+          </m:rPr>
+          <m:t>)</m:t>
+        </m:r>
+      </m:oMath>
+      <w:r>
+        <w:t xml:space="preserve">,</w:t>
+      </w:r>
+      <w:r>
+        <w:t xml:space="preserve"> </w:t>
+      </w:r>
+      <w:r>
+        <w:t xml:space="preserve">is equal to the probability of being infected at time</w:t>
+      </w:r>
+      <w:r>
+        <w:t xml:space="preserve"> </w:t>
+      </w:r>
+      <m:oMath>
+        <m:r>
+          <m:t>t</m:t>
+        </m:r>
+      </m:oMath>
+      <w:r>
+        <w:t xml:space="preserve"> </w:t>
+      </w:r>
+      <w:r>
+        <w:t xml:space="preserve">(i.e., the incidence rate at time</w:t>
+      </w:r>
+      <w:r>
+        <w:t xml:space="preserve"> </w:t>
+      </w:r>
+      <m:oMath>
+        <m:r>
+          <m:t>t</m:t>
+        </m:r>
+      </m:oMath>
+      <w:r>
+        <w:t xml:space="preserve">,</w:t>
+      </w:r>
+      <w:r>
+        <w:t xml:space="preserve"> </w:t>
+      </w:r>
+      <m:oMath>
+        <m:r>
+          <m:t>λ</m:t>
+        </m:r>
+      </m:oMath>
+      <w:r>
+        <w:t xml:space="preserve">)</w:t>
+      </w:r>
+      <w:r>
+        <w:t xml:space="preserve"> </w:t>
+      </w:r>
+      <w:r>
+        <w:t xml:space="preserve">times the probability of not being infected after time</w:t>
+      </w:r>
+      <w:r>
+        <w:t xml:space="preserve"> </w:t>
+      </w:r>
+      <m:oMath>
+        <m:r>
+          <m:t>t</m:t>
+        </m:r>
+      </m:oMath>
+      <w:r>
+        <w:t xml:space="preserve">,</w:t>
+      </w:r>
+      <w:r>
+        <w:t xml:space="preserve"> </w:t>
+      </w:r>
+      <w:r>
+        <w:t xml:space="preserve">which turns out to be</w:t>
+      </w:r>
+      <w:r>
+        <w:t xml:space="preserve"> </w:t>
+      </w:r>
+      <m:oMath>
+        <m:r>
+          <m:rPr>
+            <m:sty m:val="p"/>
+          </m:rPr>
+          <m:t>exp</m:t>
+        </m:r>
+        <m:r>
+          <m:t>​</m:t>
+        </m:r>
+        <m:d>
+          <m:dPr>
+            <m:begChr m:val="{"/>
+            <m:sepChr m:val=""/>
+            <m:endChr m:val="}"/>
+            <m:grow/>
+          </m:dPr>
+          <m:e>
+            <m:r>
+              <m:rPr>
+                <m:sty m:val="p"/>
+              </m:rPr>
+              <m:t>−</m:t>
+            </m:r>
+            <m:r>
+              <m:t>λ</m:t>
+            </m:r>
+            <m:r>
+              <m:t>t</m:t>
+            </m:r>
+          </m:e>
+        </m:d>
+        <m:r>
+          <m:t>​</m:t>
+        </m:r>
+      </m:oMath>
+      <w:r>
+        <w:t xml:space="preserve">.</w:t>
+      </w:r>
+    </w:p>
+    <w:p>
+      <w:pPr>
+        <w:pStyle w:val="BodyText"/>
+      </w:pPr>
+      <w:r>
+        <w:t xml:space="preserve">The distribution of</w:t>
+      </w:r>
+      <w:r>
+        <w:t xml:space="preserve"> </w:t>
+      </w:r>
+      <m:oMath>
+        <m:r>
+          <m:t>T</m:t>
+        </m:r>
+      </m:oMath>
+      <w:r>
+        <w:t xml:space="preserve"> </w:t>
+      </w:r>
+      <w:r>
+        <w:t xml:space="preserve">is truncated by the patient’s birth date;</w:t>
+      </w:r>
+      <w:r>
+        <w:t xml:space="preserve"> </w:t>
+      </w:r>
+      <w:r>
+        <w:t xml:space="preserve">the probability that they have never been infected is</w:t>
+      </w:r>
+      <w:r>
+        <w:t xml:space="preserve"> </w:t>
+      </w:r>
+      <m:oMath>
+        <m:r>
+          <m:rPr>
+            <m:sty m:val="p"/>
+          </m:rPr>
+          <m:t>exp</m:t>
+        </m:r>
+        <m:r>
+          <m:t>​</m:t>
+        </m:r>
+        <m:d>
+          <m:dPr>
+            <m:begChr m:val="{"/>
+            <m:sepChr m:val=""/>
+            <m:endChr m:val="}"/>
+            <m:grow/>
+          </m:dPr>
+          <m:e>
+            <m:r>
+              <m:rPr>
+                <m:sty m:val="p"/>
+              </m:rPr>
+              <m:t>−</m:t>
+            </m:r>
+            <m:r>
+              <m:t>λ</m:t>
+            </m:r>
+            <m:r>
+              <m:t>a</m:t>
+            </m:r>
+          </m:e>
+        </m:d>
+        <m:r>
+          <m:t>​</m:t>
+        </m:r>
+      </m:oMath>
+      <w:r>
+        <w:t xml:space="preserve">,</w:t>
+      </w:r>
+      <w:r>
+        <w:t xml:space="preserve"> </w:t>
+      </w:r>
+      <w:r>
+        <w:t xml:space="preserve">where</w:t>
+      </w:r>
+      <w:r>
+        <w:t xml:space="preserve"> </w:t>
+      </w:r>
+      <m:oMath>
+        <m:r>
+          <m:t>a</m:t>
+        </m:r>
+      </m:oMath>
+      <w:r>
+        <w:t xml:space="preserve"> </w:t>
+      </w:r>
+      <w:r>
+        <w:t xml:space="preserve">is the patient’s age at the time of the survey.</w:t>
+      </w:r>
+    </w:p>
+    <w:bookmarkEnd w:id="52"/>
+    <w:bookmarkStart w:id="55" w:name="maximum-likelihood-estimation"/>
+    <w:p>
+      <w:pPr>
+        <w:pStyle w:val="Heading2"/>
+      </w:pPr>
+      <w:r>
+        <w:t xml:space="preserve">4.6 Maximum likelihood estimation</w:t>
+      </w:r>
+    </w:p>
     <w:p>
       <w:pPr>
         <w:pStyle w:val="FirstParagraph"/>
       </w:pPr>
       <w:r>
-        <w:t xml:space="preserve">Under those assumptions (Definition</w:t>
-      </w:r>
-      <w:r>
-        <w:t xml:space="preserve"> </w:t>
-      </w:r>
-      <w:hyperlink w:anchor="def-modeling-assumptions">
-        <w:r>
-          <w:rPr>
-            <w:rStyle w:val="Hyperlink"/>
-          </w:rPr>
-          <w:t xml:space="preserve">Definition 2</w:t>
-        </w:r>
-      </w:hyperlink>
-      <w:r>
-        <w:t xml:space="preserve">):</w:t>
+        <w:t xml:space="preserve">Estimating</w:t>
+      </w:r>
+      <w:r>
+        <w:t xml:space="preserve"> </w:t>
+      </w:r>
+      <m:oMath>
+        <m:r>
+          <m:t>λ</m:t>
+        </m:r>
+      </m:oMath>
+      <w:r>
+        <w:t xml:space="preserve"> </w:t>
+      </w:r>
+      <w:r>
+        <w:t xml:space="preserve">from the data means finding the value that makes</w:t>
+      </w:r>
+      <w:r>
+        <w:t xml:space="preserve"> </w:t>
+      </w:r>
+      <w:r>
+        <w:t xml:space="preserve">the data most probable, which takes two definitions.</w:t>
       </w:r>
     </w:p>
     <w:tbl>
@@ -2886,560 +3510,6 @@
                 <w:b/>
                 <w:bCs/>
               </w:rPr>
-              <w:t xml:space="preserve">Proposition (Distribution of time since last infection)</w:t>
-            </w:r>
-          </w:p>
-          <w:bookmarkStart w:id="51" w:name="prp-time-since-infection"/>
-          <w:p>
-            <w:pPr>
-              <w:pStyle w:val="BodyText"/>
-            </w:pPr>
-            <w:r>
-              <w:rPr>
-                <w:b/>
-                <w:bCs/>
-              </w:rPr>
-              <w:t xml:space="preserve">Proposition 1 (Distribution of time since last infection)</w:t>
-            </w:r>
-            <w:r>
-              <w:t xml:space="preserve"> </w:t>
-            </w:r>
-            <w:r>
-              <w:t xml:space="preserve">The time since last infection,</w:t>
-            </w:r>
-            <w:r>
-              <w:t xml:space="preserve"> </w:t>
-            </w:r>
-            <m:oMath>
-              <m:r>
-                <m:t>T</m:t>
-              </m:r>
-            </m:oMath>
-            <w:r>
-              <w:t xml:space="preserve">, has an</w:t>
-            </w:r>
-            <w:r>
-              <w:t xml:space="preserve"> </w:t>
-            </w:r>
-            <w:r>
-              <w:rPr>
-                <w:b/>
-                <w:bCs/>
-              </w:rPr>
-              <w:t xml:space="preserve">exponential</w:t>
-            </w:r>
-            <w:r>
-              <w:rPr>
-                <w:b/>
-                <w:bCs/>
-              </w:rPr>
-              <w:t xml:space="preserve"> </w:t>
-            </w:r>
-            <w:r>
-              <w:rPr>
-                <w:b/>
-                <w:bCs/>
-              </w:rPr>
-              <w:t xml:space="preserve">distribution</w:t>
-            </w:r>
-            <w:r>
-              <w:t xml:space="preserve">, limited by age at observation (</w:t>
-            </w:r>
-            <m:oMath>
-              <m:r>
-                <m:t>a</m:t>
-              </m:r>
-            </m:oMath>
-            <w:r>
-              <w:t xml:space="preserve">): no one can have</w:t>
-            </w:r>
-            <w:r>
-              <w:t xml:space="preserve"> </w:t>
-            </w:r>
-            <w:r>
-              <w:t xml:space="preserve">been infected before they were born, so the density is supported on</w:t>
-            </w:r>
-            <w:r>
-              <w:t xml:space="preserve"> </w:t>
-            </w:r>
-            <m:oMath>
-              <m:r>
-                <m:rPr>
-                  <m:sty m:val="p"/>
-                </m:rPr>
-                <m:t>[</m:t>
-              </m:r>
-              <m:r>
-                <m:t>0</m:t>
-              </m:r>
-              <m:r>
-                <m:rPr>
-                  <m:sty m:val="p"/>
-                </m:rPr>
-                <m:t>,</m:t>
-              </m:r>
-              <m:r>
-                <m:t>a</m:t>
-              </m:r>
-              <m:r>
-                <m:rPr>
-                  <m:sty m:val="p"/>
-                </m:rPr>
-                <m:t>]</m:t>
-              </m:r>
-            </m:oMath>
-            <w:r>
-              <w:t xml:space="preserve">, and the leftover probability,</w:t>
-            </w:r>
-            <w:r>
-              <w:t xml:space="preserve"> </w:t>
-            </w:r>
-            <m:oMath>
-              <m:r>
-                <m:rPr>
-                  <m:sty m:val="p"/>
-                </m:rPr>
-                <m:t>exp</m:t>
-              </m:r>
-              <m:r>
-                <m:t>​</m:t>
-              </m:r>
-              <m:d>
-                <m:dPr>
-                  <m:begChr m:val="{"/>
-                  <m:sepChr m:val=""/>
-                  <m:endChr m:val="}"/>
-                  <m:grow/>
-                </m:dPr>
-                <m:e>
-                  <m:r>
-                    <m:rPr>
-                      <m:sty m:val="p"/>
-                    </m:rPr>
-                    <m:t>−</m:t>
-                  </m:r>
-                  <m:r>
-                    <m:t>λ</m:t>
-                  </m:r>
-                  <m:r>
-                    <m:t>a</m:t>
-                  </m:r>
-                </m:e>
-              </m:d>
-              <m:r>
-                <m:t>​</m:t>
-              </m:r>
-            </m:oMath>
-            <w:r>
-              <w:t xml:space="preserve">, sits on</w:t>
-            </w:r>
-            <w:r>
-              <w:t xml:space="preserve"> </w:t>
-            </w:r>
-            <w:r>
-              <w:t xml:space="preserve">“never infected”</w:t>
-            </w:r>
-            <w:r>
-              <w:t xml:space="preserve">:</w:t>
-            </w:r>
-          </w:p>
-          <w:p>
-            <w:pPr>
-              <w:pStyle w:val="BodyText"/>
-            </w:pPr>
-            <w:r>
-              <w:t xml:space="preserve">$$
-    \operatorname{p}(T=t|A=a) = 1_{t \in[0,a]} \textcolor{red}{\lambda \operatorname{exp}\mathopen{}\left\{-\lambda t\right\}\mathclose{}} +
-    1_{t = \text{NA}} \operatorname{exp}\mathopen{}\left\{-\lambda a\right\}\mathclose{}
-    $$</w:t>
-            </w:r>
-          </w:p>
-          <w:p>
-            <w:pPr>
-              <w:pStyle w:val="FirstParagraph"/>
-            </w:pPr>
-            <w:r>
-              <w:t xml:space="preserve">The rate parameter</w:t>
-            </w:r>
-            <w:r>
-              <w:t xml:space="preserve"> </w:t>
-            </w:r>
-            <m:oMath>
-              <m:r>
-                <m:t>λ</m:t>
-              </m:r>
-            </m:oMath>
-            <w:r>
-              <w:t xml:space="preserve"> </w:t>
-            </w:r>
-            <w:r>
-              <w:t xml:space="preserve">is the incidence rate.</w:t>
-            </w:r>
-          </w:p>
-          <w:bookmarkEnd w:id="51"/>
-        </w:tc>
-      </w:tr>
-    </w:tbl>
-    <w:p>
-      <w:pPr>
-        <w:pStyle w:val="BodyText"/>
-      </w:pPr>
-      <w:r>
-        <w:t xml:space="preserve">This is a time-to-event model,</w:t>
-      </w:r>
-      <w:r>
-        <w:t xml:space="preserve"> </w:t>
-      </w:r>
-      <w:r>
-        <w:t xml:space="preserve">looking</w:t>
-      </w:r>
-      <w:r>
-        <w:t xml:space="preserve"> </w:t>
-      </w:r>
-      <w:r>
-        <w:rPr>
-          <w:b/>
-          <w:bCs/>
-        </w:rPr>
-        <w:t xml:space="preserve">backwards in time</w:t>
-      </w:r>
-      <w:r>
-        <w:t xml:space="preserve"> </w:t>
-      </w:r>
-      <w:r>
-        <w:t xml:space="preserve">from the survey date</w:t>
-      </w:r>
-      <w:r>
-        <w:t xml:space="preserve"> </w:t>
-      </w:r>
-      <w:r>
-        <w:t xml:space="preserve">(when the blood sample was collected).</w:t>
-      </w:r>
-    </w:p>
-    <w:p>
-      <w:pPr>
-        <w:pStyle w:val="BodyText"/>
-      </w:pPr>
-      <w:r>
-        <w:t xml:space="preserve">The probability that</w:t>
-      </w:r>
-      <w:r>
-        <w:t xml:space="preserve"> </w:t>
-      </w:r>
-      <w:r>
-        <w:t xml:space="preserve">an individual was</w:t>
-      </w:r>
-      <w:r>
-        <w:t xml:space="preserve"> </w:t>
-      </w:r>
-      <w:r>
-        <w:rPr>
-          <w:b/>
-          <w:bCs/>
-        </w:rPr>
-        <w:t xml:space="preserve">last</w:t>
-      </w:r>
-      <w:r>
-        <w:t xml:space="preserve"> </w:t>
-      </w:r>
-      <w:r>
-        <w:t xml:space="preserve">infected</w:t>
-      </w:r>
-      <w:r>
-        <w:t xml:space="preserve"> </w:t>
-      </w:r>
-      <m:oMath>
-        <m:r>
-          <m:t>t</m:t>
-        </m:r>
-      </m:oMath>
-      <w:r>
-        <w:t xml:space="preserve"> </w:t>
-      </w:r>
-      <w:r>
-        <w:t xml:space="preserve">days ago,</w:t>
-      </w:r>
-      <w:r>
-        <w:t xml:space="preserve"> </w:t>
-      </w:r>
-      <m:oMath>
-        <m:r>
-          <m:t>p</m:t>
-        </m:r>
-        <m:r>
-          <m:rPr>
-            <m:sty m:val="p"/>
-          </m:rPr>
-          <m:t>(</m:t>
-        </m:r>
-        <m:r>
-          <m:t>T</m:t>
-        </m:r>
-        <m:r>
-          <m:rPr>
-            <m:sty m:val="p"/>
-          </m:rPr>
-          <m:t>=</m:t>
-        </m:r>
-        <m:r>
-          <m:t>t</m:t>
-        </m:r>
-        <m:r>
-          <m:rPr>
-            <m:sty m:val="p"/>
-          </m:rPr>
-          <m:t>)</m:t>
-        </m:r>
-      </m:oMath>
-      <w:r>
-        <w:t xml:space="preserve">,</w:t>
-      </w:r>
-      <w:r>
-        <w:t xml:space="preserve"> </w:t>
-      </w:r>
-      <w:r>
-        <w:t xml:space="preserve">is equal to the probability of being infected at time</w:t>
-      </w:r>
-      <w:r>
-        <w:t xml:space="preserve"> </w:t>
-      </w:r>
-      <m:oMath>
-        <m:r>
-          <m:t>t</m:t>
-        </m:r>
-      </m:oMath>
-      <w:r>
-        <w:t xml:space="preserve"> </w:t>
-      </w:r>
-      <w:r>
-        <w:t xml:space="preserve">(i.e., the incidence rate at time</w:t>
-      </w:r>
-      <w:r>
-        <w:t xml:space="preserve"> </w:t>
-      </w:r>
-      <m:oMath>
-        <m:r>
-          <m:t>t</m:t>
-        </m:r>
-      </m:oMath>
-      <w:r>
-        <w:t xml:space="preserve">,</w:t>
-      </w:r>
-      <w:r>
-        <w:t xml:space="preserve"> </w:t>
-      </w:r>
-      <m:oMath>
-        <m:r>
-          <m:t>λ</m:t>
-        </m:r>
-      </m:oMath>
-      <w:r>
-        <w:t xml:space="preserve">)</w:t>
-      </w:r>
-      <w:r>
-        <w:t xml:space="preserve"> </w:t>
-      </w:r>
-      <w:r>
-        <w:t xml:space="preserve">times the probability of not being infected after time</w:t>
-      </w:r>
-      <w:r>
-        <w:t xml:space="preserve"> </w:t>
-      </w:r>
-      <m:oMath>
-        <m:r>
-          <m:t>t</m:t>
-        </m:r>
-      </m:oMath>
-      <w:r>
-        <w:t xml:space="preserve">,</w:t>
-      </w:r>
-      <w:r>
-        <w:t xml:space="preserve"> </w:t>
-      </w:r>
-      <w:r>
-        <w:t xml:space="preserve">which turns out to be</w:t>
-      </w:r>
-      <w:r>
-        <w:t xml:space="preserve"> </w:t>
-      </w:r>
-      <m:oMath>
-        <m:r>
-          <m:rPr>
-            <m:sty m:val="p"/>
-          </m:rPr>
-          <m:t>exp</m:t>
-        </m:r>
-        <m:r>
-          <m:t>​</m:t>
-        </m:r>
-        <m:d>
-          <m:dPr>
-            <m:begChr m:val="{"/>
-            <m:sepChr m:val=""/>
-            <m:endChr m:val="}"/>
-            <m:grow/>
-          </m:dPr>
-          <m:e>
-            <m:r>
-              <m:rPr>
-                <m:sty m:val="p"/>
-              </m:rPr>
-              <m:t>−</m:t>
-            </m:r>
-            <m:r>
-              <m:t>λ</m:t>
-            </m:r>
-            <m:r>
-              <m:t>t</m:t>
-            </m:r>
-          </m:e>
-        </m:d>
-        <m:r>
-          <m:t>​</m:t>
-        </m:r>
-      </m:oMath>
-      <w:r>
-        <w:t xml:space="preserve">.</w:t>
-      </w:r>
-    </w:p>
-    <w:p>
-      <w:pPr>
-        <w:pStyle w:val="BodyText"/>
-      </w:pPr>
-      <w:r>
-        <w:t xml:space="preserve">The distribution of</w:t>
-      </w:r>
-      <w:r>
-        <w:t xml:space="preserve"> </w:t>
-      </w:r>
-      <m:oMath>
-        <m:r>
-          <m:t>T</m:t>
-        </m:r>
-      </m:oMath>
-      <w:r>
-        <w:t xml:space="preserve"> </w:t>
-      </w:r>
-      <w:r>
-        <w:t xml:space="preserve">is truncated by the patient’s birth date;</w:t>
-      </w:r>
-      <w:r>
-        <w:t xml:space="preserve"> </w:t>
-      </w:r>
-      <w:r>
-        <w:t xml:space="preserve">the probability that they have never been infected is</w:t>
-      </w:r>
-      <w:r>
-        <w:t xml:space="preserve"> </w:t>
-      </w:r>
-      <m:oMath>
-        <m:r>
-          <m:rPr>
-            <m:sty m:val="p"/>
-          </m:rPr>
-          <m:t>exp</m:t>
-        </m:r>
-        <m:r>
-          <m:t>​</m:t>
-        </m:r>
-        <m:d>
-          <m:dPr>
-            <m:begChr m:val="{"/>
-            <m:sepChr m:val=""/>
-            <m:endChr m:val="}"/>
-            <m:grow/>
-          </m:dPr>
-          <m:e>
-            <m:r>
-              <m:rPr>
-                <m:sty m:val="p"/>
-              </m:rPr>
-              <m:t>−</m:t>
-            </m:r>
-            <m:r>
-              <m:t>λ</m:t>
-            </m:r>
-            <m:r>
-              <m:t>a</m:t>
-            </m:r>
-          </m:e>
-        </m:d>
-        <m:r>
-          <m:t>​</m:t>
-        </m:r>
-      </m:oMath>
-      <w:r>
-        <w:t xml:space="preserve">,</w:t>
-      </w:r>
-      <w:r>
-        <w:t xml:space="preserve"> </w:t>
-      </w:r>
-      <w:r>
-        <w:t xml:space="preserve">where</w:t>
-      </w:r>
-      <w:r>
-        <w:t xml:space="preserve"> </w:t>
-      </w:r>
-      <m:oMath>
-        <m:r>
-          <m:t>a</m:t>
-        </m:r>
-      </m:oMath>
-      <w:r>
-        <w:t xml:space="preserve"> </w:t>
-      </w:r>
-      <w:r>
-        <w:t xml:space="preserve">is the patient’s age at the time of the survey.</w:t>
-      </w:r>
-    </w:p>
-    <w:bookmarkEnd w:id="52"/>
-    <w:bookmarkStart w:id="56" w:name="likelihood-of-latent-infection-times"/>
-    <w:p>
-      <w:pPr>
-        <w:pStyle w:val="Heading2"/>
-      </w:pPr>
-      <w:r>
-        <w:t xml:space="preserve">4.6 Likelihood of latent infection times</w:t>
-      </w:r>
-    </w:p>
-    <w:tbl>
-      <w:tblPr>
-        <w:tblStyle w:val="Table"/>
-        <w:tblInd w:w="164" w:type="dxa"/>
-        <w:tblBorders>
-          <w:left w:val="single" w:sz="24" w:space="0" w:color="909090"/>
-        </w:tblBorders>
-        <w:tblCellMar>
-          <w:left w:w="0" w:type="dxa"/>
-          <w:right w:w="0" w:type="dxa"/>
-        </w:tblCellMar>
-        <w:tblLook w:firstRow="0" w:lastRow="0" w:firstColumn="0" w:lastColumn="0" w:noHBand="0" w:noVBand="0" w:val="0000"/>
-      </w:tblPr>
-      <w:tblGrid>
-        <w:gridCol w:w="7920"/>
-      </w:tblGrid>
-      <w:tr>
-        <w:trPr>
-          <w:cantSplit/>
-        </w:trPr>
-        <w:tc>
-          <w:tcPr>
-            <w:tcMar>
-              <w:left w:w="144" w:type="dxa"/>
-            </w:tcMar>
-          </w:tcPr>
-          <w:p>
-            <w:pPr>
-              <w:pStyle w:val="FirstParagraph"/>
-            </w:pPr>
-            <w:pPr>
-              <w:spacing w:before="16" w:after="64"/>
-            </w:pPr>
-            <w:r>
-              <w:rPr>
-                <w:b/>
-                <w:bCs/>
-              </w:rPr>
               <w:t xml:space="preserve">Definition (Likelihood and log-likelihood)</w:t>
             </w:r>
           </w:p>
@@ -3459,18 +3529,7 @@
               <w:t xml:space="preserve"> </w:t>
             </w:r>
             <w:r>
-              <w:t xml:space="preserve">For data and parameter</w:t>
-            </w:r>
-            <w:r>
-              <w:t xml:space="preserve"> </w:t>
-            </w:r>
-            <m:oMath>
-              <m:r>
-                <m:t>λ</m:t>
-              </m:r>
-            </m:oMath>
-            <w:r>
-              <w:t xml:space="preserve">, the</w:t>
+              <w:t xml:space="preserve">The</w:t>
             </w:r>
             <w:r>
               <w:t xml:space="preserve"> </w:t>
@@ -3485,63 +3544,14 @@
             <w:r>
               <w:t xml:space="preserve"> </w:t>
             </w:r>
-            <m:oMath>
-              <m:r>
-                <m:rPr>
-                  <m:scr m:val="script"/>
-                  <m:sty m:val="p"/>
-                </m:rPr>
-                <m:t>L</m:t>
-              </m:r>
-              <m:r>
-                <m:rPr>
-                  <m:sty m:val="p"/>
-                </m:rPr>
-                <m:t>(</m:t>
-              </m:r>
-              <m:r>
-                <m:t>λ</m:t>
-              </m:r>
-              <m:r>
-                <m:rPr>
-                  <m:sty m:val="p"/>
-                </m:rPr>
-                <m:t>)</m:t>
-              </m:r>
-            </m:oMath>
+            <w:r>
+              <w:t xml:space="preserve">is the probability (or density) of the observed</w:t>
+            </w:r>
             <w:r>
               <w:t xml:space="preserve"> </w:t>
             </w:r>
             <w:r>
-              <w:t xml:space="preserve">is</w:t>
-            </w:r>
-            <w:r>
-              <w:t xml:space="preserve"> </w:t>
-            </w:r>
-            <w:r>
-              <w:t xml:space="preserve">the joint probability (or density) of the data, viewed as a function</w:t>
-            </w:r>
-            <w:r>
-              <w:t xml:space="preserve"> </w:t>
-            </w:r>
-            <w:r>
-              <w:t xml:space="preserve">of the parameter, and the</w:t>
-            </w:r>
-            <w:r>
-              <w:t xml:space="preserve"> </w:t>
-            </w:r>
-            <w:r>
-              <w:rPr>
-                <w:b/>
-                <w:bCs/>
-              </w:rPr>
-              <w:t xml:space="preserve">log-likelihood</w:t>
-            </w:r>
-            <w:r>
-              <w:t xml:space="preserve"> </w:t>
-            </w:r>
-            <w:r>
-              <w:t xml:space="preserve">is its natural logarithm:</w:t>
+              <w:t xml:space="preserve">data, read as a function of the parameter rather than of the data:</w:t>
             </w:r>
           </w:p>
           <w:p>
@@ -3554,7 +3564,11 @@
               </m:oMathParaPr>
               <m:oMath>
                 <m:r>
-                  <m:t>ℓ</m:t>
+                  <m:rPr>
+                    <m:scr m:val="script"/>
+                    <m:sty m:val="p"/>
+                  </m:rPr>
+                  <m:t>L</m:t>
                 </m:r>
                 <m:r>
                   <m:rPr>
@@ -3594,61 +3608,176 @@
                   <m:rPr>
                     <m:sty m:val="p"/>
                   </m:rPr>
-                  <m:t>log</m:t>
+                  <m:t>p</m:t>
                 </m:r>
                 <m:r>
-                  <m:t>​</m:t>
+                  <m:rPr>
+                    <m:sty m:val="p"/>
+                  </m:rPr>
+                  <m:t>(</m:t>
                 </m:r>
-                <m:d>
-                  <m:dPr>
-                    <m:begChr m:val="{"/>
-                    <m:sepChr m:val=""/>
-                    <m:endChr m:val="}"/>
-                    <m:grow/>
-                  </m:dPr>
-                  <m:e>
-                    <m:r>
-                      <m:rPr>
-                        <m:scr m:val="script"/>
-                        <m:sty m:val="p"/>
-                      </m:rPr>
-                      <m:t>L</m:t>
-                    </m:r>
-                    <m:r>
-                      <m:rPr>
-                        <m:sty m:val="p"/>
-                      </m:rPr>
-                      <m:t>(</m:t>
-                    </m:r>
-                    <m:r>
-                      <m:t>λ</m:t>
-                    </m:r>
-                    <m:r>
-                      <m:rPr>
-                        <m:sty m:val="p"/>
-                      </m:rPr>
-                      <m:t>)</m:t>
-                    </m:r>
-                  </m:e>
-                </m:d>
                 <m:r>
-                  <m:t>​</m:t>
+                  <m:rPr>
+                    <m:nor/>
+                    <m:sty m:val="p"/>
+                  </m:rPr>
+                  <m:t>data</m:t>
+                </m:r>
+                <m:r>
+                  <m:rPr>
+                    <m:sty m:val="p"/>
+                  </m:rPr>
+                  <m:t>∣</m:t>
+                </m:r>
+                <m:r>
+                  <m:t>λ</m:t>
+                </m:r>
+                <m:r>
+                  <m:rPr>
+                    <m:sty m:val="p"/>
+                  </m:rPr>
+                  <m:t>)</m:t>
                 </m:r>
               </m:oMath>
             </m:oMathPara>
+          </w:p>
+          <w:p>
+            <w:pPr>
+              <w:pStyle w:val="FirstParagraph"/>
+            </w:pPr>
+            <w:r>
+              <w:t xml:space="preserve">The</w:t>
+            </w:r>
+            <w:r>
+              <w:t xml:space="preserve"> </w:t>
+            </w:r>
+            <w:r>
+              <w:rPr>
+                <w:b/>
+                <w:bCs/>
+              </w:rPr>
+              <w:t xml:space="preserve">log-likelihood</w:t>
+            </w:r>
+            <w:r>
+              <w:t xml:space="preserve"> </w:t>
+            </w:r>
+            <m:oMath>
+              <m:r>
+                <m:t>ℓ</m:t>
+              </m:r>
+              <m:r>
+                <m:rPr>
+                  <m:sty m:val="p"/>
+                </m:rPr>
+                <m:t>(</m:t>
+              </m:r>
+              <m:r>
+                <m:t>λ</m:t>
+              </m:r>
+              <m:r>
+                <m:rPr>
+                  <m:sty m:val="p"/>
+                </m:rPr>
+                <m:t>)</m:t>
+              </m:r>
+              <m:limUpp>
+                <m:e>
+                  <m:r>
+                    <m:rPr>
+                      <m:sty m:val="p"/>
+                    </m:rPr>
+                    <m:t>=</m:t>
+                  </m:r>
+                </m:e>
+                <m:lim>
+                  <m:r>
+                    <m:rPr>
+                      <m:nor/>
+                      <m:sty m:val="p"/>
+                    </m:rPr>
+                    <m:t>def</m:t>
+                  </m:r>
+                </m:lim>
+              </m:limUpp>
+              <m:r>
+                <m:rPr>
+                  <m:sty m:val="p"/>
+                </m:rPr>
+                <m:t>log</m:t>
+              </m:r>
+              <m:r>
+                <m:t>​</m:t>
+              </m:r>
+              <m:d>
+                <m:dPr>
+                  <m:begChr m:val="{"/>
+                  <m:sepChr m:val=""/>
+                  <m:endChr m:val="}"/>
+                  <m:grow/>
+                </m:dPr>
+                <m:e>
+                  <m:r>
+                    <m:rPr>
+                      <m:scr m:val="script"/>
+                      <m:sty m:val="p"/>
+                    </m:rPr>
+                    <m:t>L</m:t>
+                  </m:r>
+                  <m:r>
+                    <m:rPr>
+                      <m:sty m:val="p"/>
+                    </m:rPr>
+                    <m:t>(</m:t>
+                  </m:r>
+                  <m:r>
+                    <m:t>λ</m:t>
+                  </m:r>
+                  <m:r>
+                    <m:rPr>
+                      <m:sty m:val="p"/>
+                    </m:rPr>
+                    <m:t>)</m:t>
+                  </m:r>
+                </m:e>
+              </m:d>
+              <m:r>
+                <m:t>​</m:t>
+              </m:r>
+            </m:oMath>
+            <w:r>
+              <w:t xml:space="preserve"> </w:t>
+            </w:r>
+            <w:r>
+              <w:t xml:space="preserve">is</w:t>
+            </w:r>
+            <w:r>
+              <w:t xml:space="preserve"> </w:t>
+            </w:r>
+            <w:r>
+              <w:t xml:space="preserve">maximized at the same</w:t>
+            </w:r>
+            <w:r>
+              <w:t xml:space="preserve"> </w:t>
+            </w:r>
+            <m:oMath>
+              <m:r>
+                <m:t>λ</m:t>
+              </m:r>
+            </m:oMath>
+            <w:r>
+              <w:t xml:space="preserve">, and is easier to work with because it</w:t>
+            </w:r>
+            <w:r>
+              <w:t xml:space="preserve"> </w:t>
+            </w:r>
+            <w:r>
+              <w:t xml:space="preserve">turns products into sums.</w:t>
+            </w:r>
           </w:p>
           <w:bookmarkEnd w:id="53"/>
         </w:tc>
       </w:tr>
     </w:tbl>
-    <w:p>
-      <w:pPr>
-        <w:pStyle w:val="FirstParagraph"/>
-      </w:pPr>
-      <w:r>
-        <w:t xml:space="preserve"> </w:t>
-      </w:r>
-    </w:p>
     <w:tbl>
       <w:tblPr>
         <w:tblStyle w:val="Table"/>
@@ -3722,39 +3851,13 @@
               <w:t xml:space="preserve"> </w:t>
             </w:r>
             <w:r>
-              <w:t xml:space="preserve">is the gradient of the log-likelihood with</w:t>
+              <w:t xml:space="preserve">is the derivative of the log-likelihood with</w:t>
             </w:r>
             <w:r>
               <w:t xml:space="preserve"> </w:t>
             </w:r>
             <w:r>
-              <w:t xml:space="preserve">respect to the (possibly vector-valued) parameter; for the scalar</w:t>
-            </w:r>
-            <w:r>
-              <w:t xml:space="preserve"> </w:t>
-            </w:r>
-            <w:r>
-              <w:t xml:space="preserve">incidence-rate parameter</w:t>
-            </w:r>
-            <w:r>
-              <w:t xml:space="preserve"> </w:t>
-            </w:r>
-            <m:oMath>
-              <m:r>
-                <m:t>λ</m:t>
-              </m:r>
-            </m:oMath>
-            <w:r>
-              <w:t xml:space="preserve"> </w:t>
-            </w:r>
-            <w:r>
-              <w:t xml:space="preserve">used throughout this vignette, this</w:t>
-            </w:r>
-            <w:r>
-              <w:t xml:space="preserve"> </w:t>
-            </w:r>
-            <w:r>
-              <w:t xml:space="preserve">is just the ordinary derivative:</w:t>
+              <w:t xml:space="preserve">respect to the parameter (in general, its gradient):</w:t>
             </w:r>
           </w:p>
           <w:p>
@@ -3815,21 +3918,33 @@
                     </m:r>
                   </m:lim>
                 </m:limUpp>
-                <m:sSup>
-                  <m:e>
-                    <m:r>
-                      <m:t>ℓ</m:t>
-                    </m:r>
-                  </m:e>
-                  <m:sup>
+                <m:f>
+                  <m:fPr>
+                    <m:type m:val="bar"/>
+                  </m:fPr>
+                  <m:num>
                     <m:r>
                       <m:rPr>
                         <m:sty m:val="p"/>
                       </m:rPr>
-                      <m:t>′</m:t>
+                      <m:t>∂</m:t>
                     </m:r>
-                  </m:sup>
-                </m:sSup>
+                  </m:num>
+                  <m:den>
+                    <m:r>
+                      <m:rPr>
+                        <m:sty m:val="p"/>
+                      </m:rPr>
+                      <m:t>∂</m:t>
+                    </m:r>
+                    <m:r>
+                      <m:t>λ</m:t>
+                    </m:r>
+                  </m:den>
+                </m:f>
+                <m:r>
+                  <m:t>ℓ</m:t>
+                </m:r>
                 <m:r>
                   <m:rPr>
                     <m:sty m:val="p"/>
@@ -3874,12 +3989,30 @@
               <w:t xml:space="preserve"> </w:t>
             </w:r>
             <w:r>
-              <w:t xml:space="preserve">satisfies the score</w:t>
+              <w:t xml:space="preserve">solves the</w:t>
             </w:r>
             <w:r>
               <w:t xml:space="preserve"> </w:t>
             </w:r>
             <w:r>
+              <w:rPr>
+                <w:b/>
+                <w:bCs/>
+              </w:rPr>
+              <w:t xml:space="preserve">score</w:t>
+            </w:r>
+            <w:r>
+              <w:rPr>
+                <w:b/>
+                <w:bCs/>
+              </w:rPr>
+              <w:t xml:space="preserve"> </w:t>
+            </w:r>
+            <w:r>
+              <w:rPr>
+                <w:b/>
+                <w:bCs/>
+              </w:rPr>
               <w:t xml:space="preserve">equation</w:t>
             </w:r>
             <w:r>
@@ -3941,6 +4074,44 @@
         </w:tc>
       </w:tr>
     </w:tbl>
+    <w:bookmarkEnd w:id="55"/>
+    <w:bookmarkStart w:id="57" w:name="likelihood-of-latent-infection-times"/>
+    <w:p>
+      <w:pPr>
+        <w:pStyle w:val="Heading2"/>
+      </w:pPr>
+      <w:r>
+        <w:t xml:space="preserve">4.7 Likelihood of latent infection times</w:t>
+      </w:r>
+    </w:p>
+    <w:p>
+      <w:pPr>
+        <w:pStyle w:val="FirstParagraph"/>
+      </w:pPr>
+      <w:r>
+        <w:t xml:space="preserve">If the infection times</w:t>
+      </w:r>
+      <w:r>
+        <w:t xml:space="preserve"> </w:t>
+      </w:r>
+      <m:oMath>
+        <m:r>
+          <m:t>T</m:t>
+        </m:r>
+      </m:oMath>
+      <w:r>
+        <w:t xml:space="preserve"> </w:t>
+      </w:r>
+      <w:r>
+        <w:t xml:space="preserve">were observed directly, these would all</w:t>
+      </w:r>
+      <w:r>
+        <w:t xml:space="preserve"> </w:t>
+      </w:r>
+      <w:r>
+        <w:t xml:space="preserve">take a simple closed form:</w:t>
+      </w:r>
+    </w:p>
     <w:p>
       <w:pPr>
         <w:pStyle w:val="BodyText"/>
@@ -3993,7 +4164,24 @@
         <w:pStyle w:val="BodyText"/>
       </w:pPr>
       <w:r>
-        <w:t xml:space="preserve">Starting with the likelihood:</w:t>
+        <w:t xml:space="preserve">Starting with the likelihood (</w:t>
+      </w:r>
+      <w:hyperlink w:anchor="def-likelihood">
+        <w:r>
+          <w:rPr>
+            <w:rStyle w:val="Hyperlink"/>
+          </w:rPr>
+          <w:t xml:space="preserve">Definition 3</w:t>
+        </w:r>
+      </w:hyperlink>
+      <w:r>
+        <w:t xml:space="preserve">), which multiplies</w:t>
+      </w:r>
+      <w:r>
+        <w:t xml:space="preserve"> </w:t>
+      </w:r>
+      <w:r>
+        <w:t xml:space="preserve">participants’ contributions because we treat them as independent:</w:t>
       </w:r>
     </w:p>
     <w:p>
@@ -4436,7 +4624,24 @@
         <w:pStyle w:val="BodyText"/>
       </w:pPr>
       <w:r>
-        <w:t xml:space="preserve">Taking the derivative of that log-likelihood to find the score function:</w:t>
+        <w:t xml:space="preserve">Taking the derivative of that log-likelihood to find the score function</w:t>
+      </w:r>
+      <w:r>
+        <w:t xml:space="preserve"> </w:t>
+      </w:r>
+      <w:r>
+        <w:t xml:space="preserve">(</w:t>
+      </w:r>
+      <w:hyperlink w:anchor="def-score">
+        <w:r>
+          <w:rPr>
+            <w:rStyle w:val="Hyperlink"/>
+          </w:rPr>
+          <w:t xml:space="preserve">Definition 4</w:t>
+        </w:r>
+      </w:hyperlink>
+      <w:r>
+        <w:t xml:space="preserve">):</w:t>
       </w:r>
     </w:p>
     <w:p>
@@ -4673,7 +4878,7 @@
               <w:t xml:space="preserve">Proposition (MLE when infection times are fully observed)</w:t>
             </w:r>
           </w:p>
-          <w:bookmarkStart w:id="55" w:name="prp-mle-fully-observed"/>
+          <w:bookmarkStart w:id="56" w:name="prp-mle-fully-observed"/>
           <w:p>
             <w:pPr>
               <w:pStyle w:val="BodyText"/>
@@ -4748,38 +4953,7 @@
               <w:t xml:space="preserve"> </w:t>
             </w:r>
             <w:r>
-              <w:t xml:space="preserve">the maximum likelihood estimate of</w:t>
-            </w:r>
-            <w:r>
-              <w:t xml:space="preserve"> </w:t>
-            </w:r>
-            <m:oMath>
-              <m:r>
-                <m:t>λ</m:t>
-              </m:r>
-            </m:oMath>
-            <w:r>
-              <w:t xml:space="preserve"> </w:t>
-            </w:r>
-            <w:r>
-              <w:t xml:space="preserve">(Definition</w:t>
-            </w:r>
-            <w:r>
-              <w:t xml:space="preserve"> </w:t>
-            </w:r>
-            <w:hyperlink w:anchor="def-likelihood">
-              <w:r>
-                <w:rPr>
-                  <w:rStyle w:val="Hyperlink"/>
-                </w:rPr>
-                <w:t xml:space="preserve">Definition 3</w:t>
-              </w:r>
-            </w:hyperlink>
-            <w:r>
-              <w:t xml:space="preserve">, applying the score equation from Definition</w:t>
-            </w:r>
-            <w:r>
-              <w:t xml:space="preserve"> </w:t>
+              <w:t xml:space="preserve">solving the score equation (</w:t>
             </w:r>
             <w:hyperlink w:anchor="def-score">
               <w:r>
@@ -4790,7 +4964,27 @@
               </w:r>
             </w:hyperlink>
             <w:r>
-              <w:t xml:space="preserve">) would be the reciprocal of their mean:</w:t>
+              <w:t xml:space="preserve">) would estimate</w:t>
+            </w:r>
+            <w:r>
+              <w:t xml:space="preserve"> </w:t>
+            </w:r>
+            <m:oMath>
+              <m:r>
+                <m:t>λ</m:t>
+              </m:r>
+            </m:oMath>
+            <w:r>
+              <w:t xml:space="preserve"> </w:t>
+            </w:r>
+            <w:r>
+              <w:t xml:space="preserve">as</w:t>
+            </w:r>
+            <w:r>
+              <w:t xml:space="preserve"> </w:t>
+            </w:r>
+            <w:r>
+              <w:t xml:space="preserve">the reciprocal of their mean:</w:t>
             </w:r>
           </w:p>
           <w:p>
@@ -4915,18 +5109,18 @@
               </m:oMath>
             </m:oMathPara>
           </w:p>
-          <w:bookmarkEnd w:id="55"/>
+          <w:bookmarkEnd w:id="56"/>
         </w:tc>
       </w:tr>
     </w:tbl>
-    <w:bookmarkEnd w:id="56"/>
-    <w:bookmarkStart w:id="61" w:name="example-log-likelihood-curves"/>
+    <w:bookmarkEnd w:id="57"/>
+    <w:bookmarkStart w:id="62" w:name="example-log-likelihood-curves"/>
     <w:p>
       <w:pPr>
         <w:pStyle w:val="Heading2"/>
       </w:pPr>
       <w:r>
-        <w:t xml:space="preserve">4.7 Example log-likelihood curves</w:t>
+        <w:t xml:space="preserve">4.8 Example log-likelihood curves</w:t>
       </w:r>
     </w:p>
     <w:p>
@@ -4950,7 +5144,7 @@
       <w:tr>
         <w:tc>
           <w:tcPr/>
-          <w:bookmarkStart w:id="60" w:name="fig-ex-lik-curves"/>
+          <w:bookmarkStart w:id="61" w:name="fig-ex-lik-curves"/>
           <w:p>
             <w:pPr>
               <w:pStyle w:val="Compact"/>
@@ -4961,18 +5155,18 @@
                 <wp:inline>
                   <wp:extent cx="4620126" cy="3696101"/>
                   <wp:effectExtent b="0" l="0" r="0" t="0"/>
-                  <wp:docPr descr="" title="" id="58" name="Picture"/>
+                  <wp:docPr descr="" title="" id="59" name="Picture"/>
                   <a:graphic>
                     <a:graphicData uri="http://schemas.openxmlformats.org/drawingml/2006/picture">
                       <pic:pic>
                         <pic:nvPicPr>
-                          <pic:cNvPr descr="methodology_files/figure-docx/fig-ex-lik-curves-1.png" id="59" name="Picture"/>
+                          <pic:cNvPr descr="methodology_files/figure-docx/fig-ex-lik-curves-1.png" id="60" name="Picture"/>
                           <pic:cNvPicPr>
                             <a:picLocks noChangeArrowheads="1" noChangeAspect="1"/>
                           </pic:cNvPicPr>
                         </pic:nvPicPr>
                         <pic:blipFill>
-                          <a:blip r:embed="rId57"/>
+                          <a:blip r:embed="rId58"/>
                           <a:stretch>
                             <a:fillRect/>
                           </a:stretch>
@@ -5012,18 +5206,59 @@
               <w:t xml:space="preserve">Figure 1: log-likelihood curve for latent data</w:t>
             </w:r>
           </w:p>
-          <w:bookmarkEnd w:id="60"/>
+          <w:bookmarkEnd w:id="61"/>
         </w:tc>
       </w:tr>
     </w:tbl>
-    <w:bookmarkEnd w:id="61"/>
-    <w:bookmarkStart w:id="65" w:name="standard-errors"/>
+    <w:bookmarkEnd w:id="62"/>
+    <w:bookmarkStart w:id="66" w:name="standard-errors"/>
     <w:p>
       <w:pPr>
         <w:pStyle w:val="Heading2"/>
       </w:pPr>
       <w:r>
-        <w:t xml:space="preserve">4.8 Standard errors</w:t>
+        <w:t xml:space="preserve">4.9 Standard errors</w:t>
+      </w:r>
+    </w:p>
+    <w:p>
+      <w:pPr>
+        <w:pStyle w:val="FirstParagraph"/>
+      </w:pPr>
+      <w:r>
+        <w:t xml:space="preserve">How precisely the data pin down</w:t>
+      </w:r>
+      <w:r>
+        <w:t xml:space="preserve"> </w:t>
+      </w:r>
+      <m:oMath>
+        <m:acc>
+          <m:accPr>
+            <m:chr m:val="̂"/>
+          </m:accPr>
+          <m:e>
+            <m:r>
+              <m:t>λ</m:t>
+            </m:r>
+          </m:e>
+        </m:acc>
+      </m:oMath>
+      <w:r>
+        <w:t xml:space="preserve"> </w:t>
+      </w:r>
+      <w:r>
+        <w:t xml:space="preserve">depends on how sharply</w:t>
+      </w:r>
+      <w:r>
+        <w:t xml:space="preserve"> </w:t>
+      </w:r>
+      <w:r>
+        <w:t xml:space="preserve">the log-likelihood peaks at its maximum, which takes two more</w:t>
+      </w:r>
+      <w:r>
+        <w:t xml:space="preserve"> </w:t>
+      </w:r>
+      <w:r>
+        <w:t xml:space="preserve">definitions to make precise.</w:t>
       </w:r>
     </w:p>
     <w:tbl>
@@ -5054,7 +5289,7 @@
           </w:tcPr>
           <w:p>
             <w:pPr>
-              <w:pStyle w:val="FirstParagraph"/>
+              <w:pStyle w:val="BodyText"/>
             </w:pPr>
             <w:pPr>
               <w:spacing w:before="16" w:after="64"/>
@@ -5067,7 +5302,7 @@
               <w:t xml:space="preserve">Definition (Hessian)</w:t>
             </w:r>
           </w:p>
-          <w:bookmarkStart w:id="62" w:name="def-hessian"/>
+          <w:bookmarkStart w:id="63" w:name="def-hessian"/>
           <w:p>
             <w:pPr>
               <w:pStyle w:val="BodyText"/>
@@ -5099,39 +5334,19 @@
               <w:t xml:space="preserve"> </w:t>
             </w:r>
             <w:r>
-              <w:t xml:space="preserve">is the matrix of second partial derivatives of the</w:t>
+              <w:t xml:space="preserve">is the second derivative of the log-likelihood with</w:t>
             </w:r>
             <w:r>
               <w:t xml:space="preserve"> </w:t>
             </w:r>
             <w:r>
-              <w:t xml:space="preserve">log-likelihood with respect to the (possibly vector-valued) parameter;</w:t>
+              <w:t xml:space="preserve">respect to the parameter (in general, the matrix of its second partial</w:t>
             </w:r>
             <w:r>
               <w:t xml:space="preserve"> </w:t>
             </w:r>
             <w:r>
-              <w:t xml:space="preserve">for the scalar incidence-rate parameter</w:t>
-            </w:r>
-            <w:r>
-              <w:t xml:space="preserve"> </w:t>
-            </w:r>
-            <m:oMath>
-              <m:r>
-                <m:t>λ</m:t>
-              </m:r>
-            </m:oMath>
-            <w:r>
-              <w:t xml:space="preserve"> </w:t>
-            </w:r>
-            <w:r>
-              <w:t xml:space="preserve">used throughout this</w:t>
-            </w:r>
-            <w:r>
-              <w:t xml:space="preserve"> </w:t>
-            </w:r>
-            <w:r>
-              <w:t xml:space="preserve">vignette, this reduces to the ordinary second derivative:</w:t>
+              <w:t xml:space="preserve">derivatives):</w:t>
             </w:r>
           </w:p>
           <w:p>
@@ -5192,21 +5407,51 @@
                     </m:r>
                   </m:lim>
                 </m:limUpp>
-                <m:sSup>
-                  <m:e>
-                    <m:r>
-                      <m:t>ℓ</m:t>
-                    </m:r>
-                  </m:e>
-                  <m:sup>
+                <m:f>
+                  <m:fPr>
+                    <m:type m:val="bar"/>
+                  </m:fPr>
+                  <m:num>
+                    <m:sSup>
+                      <m:e>
+                        <m:r>
+                          <m:rPr>
+                            <m:sty m:val="p"/>
+                          </m:rPr>
+                          <m:t>∂</m:t>
+                        </m:r>
+                      </m:e>
+                      <m:sup>
+                        <m:r>
+                          <m:t>2</m:t>
+                        </m:r>
+                      </m:sup>
+                    </m:sSup>
+                  </m:num>
+                  <m:den>
                     <m:r>
                       <m:rPr>
                         <m:sty m:val="p"/>
                       </m:rPr>
-                      <m:t>″</m:t>
+                      <m:t>∂</m:t>
                     </m:r>
-                  </m:sup>
-                </m:sSup>
+                    <m:sSup>
+                      <m:e>
+                        <m:r>
+                          <m:t>λ</m:t>
+                        </m:r>
+                      </m:e>
+                      <m:sup>
+                        <m:r>
+                          <m:t>2</m:t>
+                        </m:r>
+                      </m:sup>
+                    </m:sSup>
+                  </m:den>
+                </m:f>
+                <m:r>
+                  <m:t>ℓ</m:t>
+                </m:r>
                 <m:r>
                   <m:rPr>
                     <m:sty m:val="p"/>
@@ -5225,7 +5470,7 @@
               </m:oMath>
             </m:oMathPara>
           </w:p>
-          <w:bookmarkEnd w:id="62"/>
+          <w:bookmarkEnd w:id="63"/>
         </w:tc>
       </w:tr>
     </w:tbl>
@@ -5270,7 +5515,7 @@
               <w:t xml:space="preserve">Definition (Observed information)</w:t>
             </w:r>
           </w:p>
-          <w:bookmarkStart w:id="63" w:name="def-observed-information"/>
+          <w:bookmarkStart w:id="64" w:name="def-observed-information"/>
           <w:p>
             <w:pPr>
               <w:pStyle w:val="BodyText"/>
@@ -5302,10 +5547,7 @@
               <w:t xml:space="preserve"> </w:t>
             </w:r>
             <w:r>
-              <w:t xml:space="preserve">is the negative Hessian (Definition</w:t>
-            </w:r>
-            <w:r>
-              <w:t xml:space="preserve"> </w:t>
+              <w:t xml:space="preserve">is the negative Hessian (</w:t>
             </w:r>
             <w:hyperlink w:anchor="def-hessian">
               <w:r>
@@ -5316,7 +5558,7 @@
               </w:r>
             </w:hyperlink>
             <w:r>
-              <w:t xml:space="preserve">), evaluated at the maximum likelihood estimate:</w:t>
+              <w:t xml:space="preserve">):</w:t>
             </w:r>
           </w:p>
           <w:p>
@@ -5337,16 +5579,9 @@
                   </m:rPr>
                   <m:t>(</m:t>
                 </m:r>
-                <m:acc>
-                  <m:accPr>
-                    <m:chr m:val="̂"/>
-                  </m:accPr>
-                  <m:e>
-                    <m:r>
-                      <m:t>λ</m:t>
-                    </m:r>
-                  </m:e>
-                </m:acc>
+                <m:r>
+                  <m:t>λ</m:t>
+                </m:r>
                 <m:r>
                   <m:rPr>
                     <m:sty m:val="p"/>
@@ -5399,16 +5634,9 @@
                   </m:rPr>
                   <m:t>(</m:t>
                 </m:r>
-                <m:acc>
-                  <m:accPr>
-                    <m:chr m:val="̂"/>
-                  </m:accPr>
-                  <m:e>
-                    <m:r>
-                      <m:t>λ</m:t>
-                    </m:r>
-                  </m:e>
-                </m:acc>
+                <m:r>
+                  <m:t>λ</m:t>
+                </m:r>
                 <m:r>
                   <m:rPr>
                     <m:sty m:val="p"/>
@@ -5418,7 +5646,15 @@
               </m:oMath>
             </m:oMathPara>
           </w:p>
-          <w:bookmarkEnd w:id="63"/>
+          <w:p>
+            <w:pPr>
+              <w:pStyle w:val="FirstParagraph"/>
+            </w:pPr>
+            <w:r>
+              <w:t xml:space="preserve">A sharper peak at the maximum means a larger observed information.</w:t>
+            </w:r>
+          </w:p>
+          <w:bookmarkEnd w:id="64"/>
         </w:tc>
       </w:tr>
     </w:tbl>
@@ -5450,7 +5686,7 @@
           </w:tcPr>
           <w:p>
             <w:pPr>
-              <w:pStyle w:val="FirstParagraph"/>
+              <w:pStyle w:val="BodyText"/>
             </w:pPr>
             <w:pPr>
               <w:spacing w:before="16" w:after="64"/>
@@ -5463,7 +5699,7 @@
               <w:t xml:space="preserve">Theorem (Asymptotic variance of the MLE)</w:t>
             </w:r>
           </w:p>
-          <w:bookmarkStart w:id="64" w:name="thm-mle-asymptotic-variance"/>
+          <w:bookmarkStart w:id="65" w:name="thm-mle-asymptotic-variance"/>
           <w:p>
             <w:pPr>
               <w:pStyle w:val="BodyText"/>
@@ -5491,10 +5727,7 @@
               <w:t xml:space="preserve"> </w:t>
             </w:r>
             <w:r>
-              <w:t xml:space="preserve">information (Definition</w:t>
-            </w:r>
-            <w:r>
-              <w:t xml:space="preserve"> </w:t>
+              <w:t xml:space="preserve">information (</w:t>
             </w:r>
             <w:hyperlink w:anchor="def-observed-information">
               <w:r>
@@ -5505,13 +5738,7 @@
               </w:r>
             </w:hyperlink>
             <w:r>
-              <w:t xml:space="preserve">), and the standard</w:t>
-            </w:r>
-            <w:r>
-              <w:t xml:space="preserve"> </w:t>
-            </w:r>
-            <w:r>
-              <w:t xml:space="preserve">error is the square root of that variance:</w:t>
+              <w:t xml:space="preserve">) at that estimate:</w:t>
             </w:r>
           </w:p>
           <w:p>
@@ -5620,60 +5847,85 @@
               </m:oMath>
             </m:oMathPara>
           </w:p>
-          <w:p>
-            <w:pPr>
-              <w:pStyle w:val="FirstParagraph"/>
-            </w:pPr>
-            <w:r>
-              <w:t xml:space="preserve">So more curvature</w:t>
-            </w:r>
-            <w:r>
-              <w:t xml:space="preserve"> </w:t>
-            </w:r>
-            <m:oMath>
-              <m:r>
-                <m:rPr>
-                  <m:sty m:val="p"/>
-                </m:rPr>
-                <m:t>→</m:t>
-              </m:r>
-            </m:oMath>
-            <w:r>
-              <w:t xml:space="preserve"> </w:t>
-            </w:r>
-            <w:r>
-              <w:t xml:space="preserve">a sharper likelihood peak</w:t>
-            </w:r>
-            <w:r>
-              <w:t xml:space="preserve"> </w:t>
-            </w:r>
-            <m:oMath>
-              <m:r>
-                <m:rPr>
-                  <m:sty m:val="p"/>
-                </m:rPr>
-                <m:t>→</m:t>
-              </m:r>
-            </m:oMath>
-            <w:r>
-              <w:t xml:space="preserve"> </w:t>
-            </w:r>
-            <w:r>
-              <w:t xml:space="preserve">smaller standard errors.</w:t>
-            </w:r>
-          </w:p>
-          <w:bookmarkEnd w:id="64"/>
+          <w:bookmarkEnd w:id="65"/>
         </w:tc>
       </w:tr>
     </w:tbl>
-    <w:bookmarkEnd w:id="65"/>
-    <w:bookmarkStart w:id="67" w:name="hessian-for-the-exponential-model"/>
+    <w:p>
+      <w:pPr>
+        <w:pStyle w:val="FirstParagraph"/>
+      </w:pPr>
+      <w:r>
+        <w:t xml:space="preserve">The standard error is the square root of that variance, so:</w:t>
+      </w:r>
+    </w:p>
+    <w:p>
+      <w:pPr>
+        <w:pStyle w:val="BodyText"/>
+      </w:pPr>
+      <w:r>
+        <w:t xml:space="preserve">more curvature</w:t>
+      </w:r>
+      <w:r>
+        <w:t xml:space="preserve"> </w:t>
+      </w:r>
+      <m:oMath>
+        <m:r>
+          <m:rPr>
+            <m:sty m:val="p"/>
+          </m:rPr>
+          <m:t>→</m:t>
+        </m:r>
+      </m:oMath>
+      <w:r>
+        <w:t xml:space="preserve"> </w:t>
+      </w:r>
+      <w:r>
+        <w:t xml:space="preserve">a sharper likelihood peak</w:t>
+      </w:r>
+      <w:r>
+        <w:t xml:space="preserve"> </w:t>
+      </w:r>
+      <m:oMath>
+        <m:r>
+          <m:rPr>
+            <m:sty m:val="p"/>
+          </m:rPr>
+          <m:t>→</m:t>
+        </m:r>
+      </m:oMath>
+      <w:r>
+        <w:t xml:space="preserve"> </w:t>
+      </w:r>
+      <w:r>
+        <w:t xml:space="preserve">more observed information</w:t>
+      </w:r>
+      <w:r>
+        <w:t xml:space="preserve"> </w:t>
+      </w:r>
+      <m:oMath>
+        <m:r>
+          <m:rPr>
+            <m:sty m:val="p"/>
+          </m:rPr>
+          <m:t>→</m:t>
+        </m:r>
+      </m:oMath>
+      <w:r>
+        <w:t xml:space="preserve"> </w:t>
+      </w:r>
+      <w:r>
+        <w:t xml:space="preserve">smaller standard errors.</w:t>
+      </w:r>
+    </w:p>
+    <w:bookmarkEnd w:id="66"/>
+    <w:bookmarkStart w:id="68" w:name="hessian-for-the-exponential-model"/>
     <w:p>
       <w:pPr>
         <w:pStyle w:val="Heading2"/>
       </w:pPr>
       <w:r>
-        <w:t xml:space="preserve">4.9 Hessian for the exponential model</w:t>
+        <w:t xml:space="preserve">4.10 Hessian for the exponential model</w:t>
       </w:r>
     </w:p>
     <w:tbl>
@@ -5728,7 +5980,7 @@
               <w:bottom w:w="108" w:type="dxa"/>
             </w:tcMar>
           </w:tcPr>
-          <w:bookmarkStart w:id="66" w:name="exm-hessian-exponential"/>
+          <w:bookmarkStart w:id="67" w:name="exm-hessian-exponential"/>
           <w:p>
             <w:pPr>
               <w:pStyle w:val="BodyText"/>
@@ -5744,33 +5996,21 @@
               <w:t xml:space="preserve"> </w:t>
             </w:r>
             <w:r>
-              <w:t xml:space="preserve">For the latent-time exponential model (the fully-observed-</w:t>
-            </w:r>
-            <m:oMath>
-              <m:r>
-                <m:t>T</m:t>
-              </m:r>
-            </m:oMath>
+              <w:t xml:space="preserve">For the latent-time model of</w:t>
+            </w:r>
             <w:r>
               <w:t xml:space="preserve"> </w:t>
             </w:r>
-            <w:r>
-              <w:t xml:space="preserve">case</w:t>
-            </w:r>
-            <w:r>
-              <w:t xml:space="preserve"> </w:t>
-            </w:r>
-            <w:r>
-              <w:t xml:space="preserve">from</w:t>
-            </w:r>
-            <w:r>
-              <w:t xml:space="preserve"> </w:t>
-            </w:r>
-            <w:r>
-              <w:t xml:space="preserve">“Likelihood of latent infection times”</w:t>
-            </w:r>
-            <w:r>
-              <w:t xml:space="preserve">), the log-likelihood is</w:t>
+            <w:hyperlink w:anchor="prp-mle-fully-observed">
+              <w:r>
+                <w:rPr>
+                  <w:rStyle w:val="Hyperlink"/>
+                </w:rPr>
+                <w:t xml:space="preserve">Proposition 2</w:t>
+              </w:r>
+            </w:hyperlink>
+            <w:r>
+              <w:t xml:space="preserve">, the log-likelihood is</w:t>
             </w:r>
           </w:p>
           <w:p>
@@ -5904,10 +6144,7 @@
               <w:pStyle w:val="FirstParagraph"/>
             </w:pPr>
             <w:r>
-              <w:t xml:space="preserve">so the score (Definition</w:t>
-            </w:r>
-            <w:r>
-              <w:t xml:space="preserve"> </w:t>
+              <w:t xml:space="preserve">so its score (</w:t>
             </w:r>
             <w:hyperlink w:anchor="def-score">
               <w:r>
@@ -5918,10 +6155,7 @@
               </w:r>
             </w:hyperlink>
             <w:r>
-              <w:t xml:space="preserve">) and the Hessian (Definition</w:t>
-            </w:r>
-            <w:r>
-              <w:t xml:space="preserve"> </w:t>
+              <w:t xml:space="preserve">) and Hessian (</w:t>
             </w:r>
             <w:hyperlink w:anchor="def-hessian">
               <w:r>
@@ -5932,7 +6166,7 @@
               </w:r>
             </w:hyperlink>
             <w:r>
-              <w:t xml:space="preserve">; here a scalar second derivative) are</w:t>
+              <w:t xml:space="preserve">) are</w:t>
             </w:r>
           </w:p>
           <w:p>
@@ -6143,10 +6377,7 @@
               <w:pStyle w:val="FirstParagraph"/>
             </w:pPr>
             <w:r>
-              <w:t xml:space="preserve">so the observed information (Definition</w:t>
-            </w:r>
-            <w:r>
-              <w:t xml:space="preserve"> </w:t>
+              <w:t xml:space="preserve">and its observed information (</w:t>
             </w:r>
             <w:hyperlink w:anchor="def-observed-information">
               <w:r>
@@ -6163,30 +6394,6 @@
               <w:t xml:space="preserve"> </w:t>
             </w:r>
             <m:oMath>
-              <m:r>
-                <m:t>I</m:t>
-              </m:r>
-              <m:r>
-                <m:rPr>
-                  <m:sty m:val="p"/>
-                </m:rPr>
-                <m:t>(</m:t>
-              </m:r>
-              <m:r>
-                <m:t>λ</m:t>
-              </m:r>
-              <m:r>
-                <m:rPr>
-                  <m:sty m:val="p"/>
-                </m:rPr>
-                <m:t>)</m:t>
-              </m:r>
-              <m:r>
-                <m:rPr>
-                  <m:sty m:val="p"/>
-                </m:rPr>
-                <m:t>=</m:t>
-              </m:r>
               <m:r>
                 <m:rPr>
                   <m:sty m:val="p"/>
@@ -6272,7 +6479,7 @@
               <w:pStyle w:val="BodyText"/>
             </w:pPr>
             <w:r>
-              <w:t xml:space="preserve">Evaluated at the MLE</w:t>
+              <w:t xml:space="preserve">At the MLE</w:t>
             </w:r>
             <w:r>
               <w:t xml:space="preserve"> </w:t>
@@ -6315,24 +6522,7 @@
               </m:acc>
             </m:oMath>
             <w:r>
-              <w:t xml:space="preserve"> </w:t>
-            </w:r>
-            <w:r>
-              <w:t xml:space="preserve">(Proposition</w:t>
-            </w:r>
-            <w:r>
-              <w:t xml:space="preserve"> </w:t>
-            </w:r>
-            <w:hyperlink w:anchor="prp-mle-fully-observed">
-              <w:r>
-                <w:rPr>
-                  <w:rStyle w:val="Hyperlink"/>
-                </w:rPr>
-                <w:t xml:space="preserve">Proposition 2</w:t>
-              </w:r>
-            </w:hyperlink>
-            <w:r>
-              <w:t xml:space="preserve">), Theorem</w:t>
+              <w:t xml:space="preserve">,</w:t>
             </w:r>
             <w:r>
               <w:t xml:space="preserve"> </w:t>
@@ -6349,13 +6539,7 @@
               <w:t xml:space="preserve"> </w:t>
             </w:r>
             <w:r>
-              <w:t xml:space="preserve">gives</w:t>
-            </w:r>
-            <w:r>
-              <w:t xml:space="preserve"> </w:t>
-            </w:r>
-            <w:r>
-              <w:t xml:space="preserve">the variance and standard error:</w:t>
+              <w:t xml:space="preserve">then gives</w:t>
             </w:r>
           </w:p>
           <w:p>
@@ -6535,29 +6719,33 @@
                   <m:rPr>
                     <m:sty m:val="p"/>
                   </m:rPr>
-                  <m:t>SE</m:t>
+                  <m:t/>
                 </m:r>
                 <m:r>
-                  <m:rPr>
-                    <m:sty m:val="p"/>
-                  </m:rPr>
-                  <m:t>(</m:t>
+                  <m:t>​</m:t>
                 </m:r>
-                <m:acc>
-                  <m:accPr>
-                    <m:chr m:val="̂"/>
-                  </m:accPr>
+                <m:d>
+                  <m:dPr>
+                    <m:begChr m:val="("/>
+                    <m:sepChr m:val=""/>
+                    <m:endChr m:val=")"/>
+                    <m:grow/>
+                  </m:dPr>
                   <m:e>
-                    <m:r>
-                      <m:t>λ</m:t>
-                    </m:r>
+                    <m:acc>
+                      <m:accPr>
+                        <m:chr m:val="̂"/>
+                      </m:accPr>
+                      <m:e>
+                        <m:r>
+                          <m:t>λ</m:t>
+                        </m:r>
+                      </m:e>
+                    </m:acc>
                   </m:e>
-                </m:acc>
+                </m:d>
                 <m:r>
-                  <m:rPr>
-                    <m:sty m:val="p"/>
-                  </m:rPr>
-                  <m:t>)</m:t>
+                  <m:t>​</m:t>
                 </m:r>
                 <m:r>
                   <m:rPr>
@@ -6598,76 +6786,61 @@
               </m:oMath>
             </m:oMathPara>
           </w:p>
-          <w:bookmarkEnd w:id="66"/>
+          <w:p>
+            <w:pPr>
+              <w:pStyle w:val="FirstParagraph"/>
+            </w:pPr>
+            <w:r>
+              <w:t xml:space="preserve">so the standard error shrinks like</w:t>
+            </w:r>
+            <w:r>
+              <w:t xml:space="preserve"> </w:t>
+            </w:r>
+            <m:oMath>
+              <m:r>
+                <m:t>1</m:t>
+              </m:r>
+              <m:r>
+                <m:rPr>
+                  <m:sty m:val="p"/>
+                </m:rPr>
+                <m:t>/</m:t>
+              </m:r>
+              <m:rad>
+                <m:radPr>
+                  <m:degHide m:val="on"/>
+                </m:radPr>
+                <m:deg/>
+                <m:e>
+                  <m:r>
+                    <m:t>n</m:t>
+                  </m:r>
+                </m:e>
+              </m:rad>
+            </m:oMath>
+            <w:r>
+              <w:t xml:space="preserve">: quadrupling the sample</w:t>
+            </w:r>
+            <w:r>
+              <w:t xml:space="preserve"> </w:t>
+            </w:r>
+            <w:r>
+              <w:t xml:space="preserve">size halves it.</w:t>
+            </w:r>
+          </w:p>
+          <w:bookmarkEnd w:id="67"/>
           <w:p/>
         </w:tc>
       </w:tr>
     </w:tbl>
-    <w:p>
-      <w:pPr>
-        <w:pStyle w:val="FirstParagraph"/>
-      </w:pPr>
-      <w:r>
-        <w:t xml:space="preserve">So more curvature (larger</w:t>
-      </w:r>
-      <w:r>
-        <w:t xml:space="preserve"> </w:t>
-      </w:r>
-      <m:oMath>
-        <m:r>
-          <m:t>n</m:t>
-        </m:r>
-        <m:r>
-          <m:rPr>
-            <m:sty m:val="p"/>
-          </m:rPr>
-          <m:t>/</m:t>
-        </m:r>
-        <m:sSup>
-          <m:e>
-            <m:r>
-              <m:t>λ</m:t>
-            </m:r>
-          </m:e>
-          <m:sup>
-            <m:r>
-              <m:t>2</m:t>
-            </m:r>
-          </m:sup>
-        </m:sSup>
-      </m:oMath>
-      <w:r>
-        <w:t xml:space="preserve">) means a sharper peak and a smaller</w:t>
-      </w:r>
-      <w:r>
-        <w:t xml:space="preserve"> </w:t>
-      </w:r>
-      <w:r>
-        <w:t xml:space="preserve">standard error, consistent with Theorem</w:t>
-      </w:r>
-      <w:r>
-        <w:t xml:space="preserve"> </w:t>
-      </w:r>
-      <w:hyperlink w:anchor="thm-mle-asymptotic-variance">
-        <w:r>
-          <w:rPr>
-            <w:rStyle w:val="Hyperlink"/>
-          </w:rPr>
-          <w:t xml:space="preserve">Theorem 1</w:t>
-        </w:r>
-      </w:hyperlink>
-      <w:r>
-        <w:t xml:space="preserve">.</w:t>
-      </w:r>
-    </w:p>
-    <w:bookmarkEnd w:id="67"/>
-    <w:bookmarkStart w:id="68" w:name="likelihood-of-observed-data"/>
+    <w:bookmarkEnd w:id="68"/>
+    <w:bookmarkStart w:id="69" w:name="likelihood-of-observed-data"/>
     <w:p>
       <w:pPr>
         <w:pStyle w:val="Heading2"/>
       </w:pPr>
       <w:r>
-        <w:t xml:space="preserve">4.10 Likelihood of observed data</w:t>
+        <w:t xml:space="preserve">4.11 Likelihood of observed data</w:t>
       </w:r>
     </w:p>
     <w:p>
@@ -7401,14 +7574,14 @@
         </m:oMath>
       </m:oMathPara>
     </w:p>
-    <w:bookmarkEnd w:id="68"/>
-    <w:bookmarkStart w:id="77" w:name="antibody-response-curves"/>
+    <w:bookmarkEnd w:id="69"/>
+    <w:bookmarkStart w:id="78" w:name="antibody-response-curves"/>
     <w:p>
       <w:pPr>
         <w:pStyle w:val="Heading2"/>
       </w:pPr>
       <w:r>
-        <w:t xml:space="preserve">4.11 Antibody response curves</w:t>
+        <w:t xml:space="preserve">4.12 Antibody response curves</w:t>
       </w:r>
     </w:p>
     <w:tbl>
@@ -7424,7 +7597,7 @@
       <w:tr>
         <w:tc>
           <w:tcPr/>
-          <w:bookmarkStart w:id="72" w:name="fig-sim-case-data"/>
+          <w:bookmarkStart w:id="73" w:name="fig-sim-case-data"/>
           <w:p>
             <w:pPr>
               <w:jc w:val="center"/>
@@ -7434,18 +7607,18 @@
                 <wp:inline>
                   <wp:extent cx="4620126" cy="3696101"/>
                   <wp:effectExtent b="0" l="0" r="0" t="0"/>
-                  <wp:docPr descr="" title="" id="70" name="Picture"/>
+                  <wp:docPr descr="" title="" id="71" name="Picture"/>
                   <a:graphic>
                     <a:graphicData uri="http://schemas.openxmlformats.org/drawingml/2006/picture">
                       <pic:pic>
                         <pic:nvPicPr>
-                          <pic:cNvPr descr="methodology_files/figure-docx/unnamed-chunk-4-1.png" id="71" name="Picture"/>
+                          <pic:cNvPr descr="methodology_files/figure-docx/unnamed-chunk-4-1.png" id="72" name="Picture"/>
                           <pic:cNvPicPr>
                             <a:picLocks noChangeArrowheads="1" noChangeAspect="1"/>
                           </pic:cNvPicPr>
                         </pic:nvPicPr>
                         <pic:blipFill>
-                          <a:blip r:embed="rId69"/>
+                          <a:blip r:embed="rId70"/>
                           <a:stretch>
                             <a:fillRect/>
                           </a:stretch>
@@ -7538,7 +7711,7 @@
               <w:t xml:space="preserve">, for typhoid</w:t>
             </w:r>
           </w:p>
-          <w:bookmarkEnd w:id="72"/>
+          <w:bookmarkEnd w:id="73"/>
         </w:tc>
       </w:tr>
     </w:tbl>
@@ -7556,7 +7729,7 @@
       <w:tr>
         <w:tc>
           <w:tcPr/>
-          <w:bookmarkStart w:id="76" w:name="fig-decay"/>
+          <w:bookmarkStart w:id="77" w:name="fig-decay"/>
           <w:p>
             <w:pPr>
               <w:jc w:val="center"/>
@@ -7566,18 +7739,18 @@
                 <wp:inline>
                   <wp:extent cx="4620126" cy="3696101"/>
                   <wp:effectExtent b="0" l="0" r="0" t="0"/>
-                  <wp:docPr descr="" title="" id="74" name="Picture"/>
+                  <wp:docPr descr="" title="" id="75" name="Picture"/>
                   <a:graphic>
                     <a:graphicData uri="http://schemas.openxmlformats.org/drawingml/2006/picture">
                       <pic:pic>
                         <pic:nvPicPr>
-                          <pic:cNvPr descr="methodology_files/figure-docx/unnamed-chunk-5-1.png" id="75" name="Picture"/>
+                          <pic:cNvPr descr="methodology_files/figure-docx/unnamed-chunk-5-1.png" id="76" name="Picture"/>
                           <pic:cNvPicPr>
                             <a:picLocks noChangeArrowheads="1" noChangeAspect="1"/>
                           </pic:cNvPicPr>
                         </pic:nvPicPr>
                         <pic:blipFill>
-                          <a:blip r:embed="rId73"/>
+                          <a:blip r:embed="rId74"/>
                           <a:stretch>
                             <a:fillRect/>
                           </a:stretch>
@@ -7617,616 +7790,18 @@
               <w:t xml:space="preserve">Figure 3: Observed antibody measurements over time since fever onset, for typhoid</w:t>
             </w:r>
           </w:p>
-          <w:bookmarkEnd w:id="76"/>
+          <w:bookmarkEnd w:id="77"/>
         </w:tc>
       </w:tr>
     </w:tbl>
-    <w:bookmarkEnd w:id="77"/>
-    <w:bookmarkStart w:id="79" w:name="the-per-person-likelihood"/>
+    <w:bookmarkEnd w:id="78"/>
+    <w:bookmarkStart w:id="80" w:name="the-per-person-likelihood"/>
     <w:p>
       <w:pPr>
         <w:pStyle w:val="Heading2"/>
       </w:pPr>
       <w:r>
-        <w:t xml:space="preserve">4.12 The per-person likelihood</w:t>
-      </w:r>
-    </w:p>
-    <w:p>
-      <w:pPr>
-        <w:pStyle w:val="FirstParagraph"/>
-      </w:pPr>
-      <w:r>
-        <w:t xml:space="preserve">Substituting</w:t>
-      </w:r>
-      <w:r>
-        <w:t xml:space="preserve"> </w:t>
-      </w:r>
-      <m:oMath>
-        <m:r>
-          <m:t>p</m:t>
-        </m:r>
-        <m:r>
-          <m:rPr>
-            <m:sty m:val="p"/>
-          </m:rPr>
-          <m:t>(</m:t>
-        </m:r>
-        <m:r>
-          <m:t>Y</m:t>
-        </m:r>
-        <m:r>
-          <m:rPr>
-            <m:sty m:val="p"/>
-          </m:rPr>
-          <m:t>=</m:t>
-        </m:r>
-        <m:r>
-          <m:t>y</m:t>
-        </m:r>
-        <m:r>
-          <m:rPr>
-            <m:sty m:val="p"/>
-          </m:rPr>
-          <m:t>,</m:t>
-        </m:r>
-        <m:r>
-          <m:t>T</m:t>
-        </m:r>
-        <m:r>
-          <m:rPr>
-            <m:sty m:val="p"/>
-          </m:rPr>
-          <m:t>=</m:t>
-        </m:r>
-        <m:r>
-          <m:t>t</m:t>
-        </m:r>
-        <m:r>
-          <m:rPr>
-            <m:sty m:val="p"/>
-          </m:rPr>
-          <m:t>)</m:t>
-        </m:r>
-        <m:r>
-          <m:rPr>
-            <m:sty m:val="p"/>
-          </m:rPr>
-          <m:t>=</m:t>
-        </m:r>
-        <m:r>
-          <m:t>p</m:t>
-        </m:r>
-        <m:r>
-          <m:rPr>
-            <m:sty m:val="p"/>
-          </m:rPr>
-          <m:t>(</m:t>
-        </m:r>
-        <m:r>
-          <m:t>Y</m:t>
-        </m:r>
-        <m:r>
-          <m:rPr>
-            <m:sty m:val="p"/>
-          </m:rPr>
-          <m:t>=</m:t>
-        </m:r>
-        <m:r>
-          <m:t>y</m:t>
-        </m:r>
-        <m:r>
-          <m:rPr>
-            <m:sty m:val="p"/>
-          </m:rPr>
-          <m:t>|</m:t>
-        </m:r>
-        <m:r>
-          <m:t>T</m:t>
-        </m:r>
-        <m:r>
-          <m:rPr>
-            <m:sty m:val="p"/>
-          </m:rPr>
-          <m:t>=</m:t>
-        </m:r>
-        <m:r>
-          <m:t>t</m:t>
-        </m:r>
-        <m:r>
-          <m:rPr>
-            <m:sty m:val="p"/>
-          </m:rPr>
-          <m:t>)</m:t>
-        </m:r>
-        <m:r>
-          <m:t> </m:t>
-        </m:r>
-        <m:r>
-          <m:t>p</m:t>
-        </m:r>
-        <m:r>
-          <m:rPr>
-            <m:sty m:val="p"/>
-          </m:rPr>
-          <m:t>(</m:t>
-        </m:r>
-        <m:r>
-          <m:t>T</m:t>
-        </m:r>
-        <m:r>
-          <m:rPr>
-            <m:sty m:val="p"/>
-          </m:rPr>
-          <m:t>=</m:t>
-        </m:r>
-        <m:r>
-          <m:t>t</m:t>
-        </m:r>
-        <m:r>
-          <m:rPr>
-            <m:sty m:val="p"/>
-          </m:rPr>
-          <m:t>)</m:t>
-        </m:r>
-      </m:oMath>
-      <w:r>
-        <w:t xml:space="preserve"> </w:t>
-      </w:r>
-      <w:r>
-        <w:t xml:space="preserve">into the previous expression for</w:t>
-      </w:r>
-      <w:r>
-        <w:t xml:space="preserve"> </w:t>
-      </w:r>
-      <m:oMath>
-        <m:r>
-          <m:t>p</m:t>
-        </m:r>
-        <m:r>
-          <m:rPr>
-            <m:sty m:val="p"/>
-          </m:rPr>
-          <m:t>(</m:t>
-        </m:r>
-        <m:r>
-          <m:t>Y</m:t>
-        </m:r>
-        <m:r>
-          <m:rPr>
-            <m:sty m:val="p"/>
-          </m:rPr>
-          <m:t>=</m:t>
-        </m:r>
-        <m:r>
-          <m:t>y</m:t>
-        </m:r>
-        <m:r>
-          <m:rPr>
-            <m:sty m:val="p"/>
-          </m:rPr>
-          <m:t>)</m:t>
-        </m:r>
-      </m:oMath>
-      <w:r>
-        <w:t xml:space="preserve">:</w:t>
-      </w:r>
-    </w:p>
-    <w:p>
-      <w:pPr>
-        <w:pStyle w:val="BodyText"/>
-      </w:pPr>
-      <m:oMathPara>
-        <m:oMathParaPr>
-          <m:jc m:val="center"/>
-        </m:oMathParaPr>
-        <m:oMath>
-          <m:eqArr>
-            <m:e>
-              <m:r>
-                <m:t>p</m:t>
-              </m:r>
-              <m:r>
-                <m:rPr>
-                  <m:sty m:val="p"/>
-                </m:rPr>
-                <m:t>(</m:t>
-              </m:r>
-              <m:r>
-                <m:t>Y</m:t>
-              </m:r>
-              <m:r>
-                <m:rPr>
-                  <m:sty m:val="p"/>
-                </m:rPr>
-                <m:t>=</m:t>
-              </m:r>
-              <m:r>
-                <m:t>y</m:t>
-              </m:r>
-              <m:r>
-                <m:rPr>
-                  <m:sty m:val="p"/>
-                </m:rPr>
-                <m:t>)</m:t>
-              </m:r>
-              <m:r>
-                <m:t>&amp;</m:t>
-              </m:r>
-              <m:r>
-                <m:rPr>
-                  <m:sty m:val="p"/>
-                </m:rPr>
-                <m:t>=</m:t>
-              </m:r>
-              <m:nary>
-                <m:naryPr>
-                  <m:chr m:val="∫"/>
-                  <m:limLoc m:val="subSup"/>
-                  <m:subHide m:val="off"/>
-                  <m:supHide m:val="on"/>
-                </m:naryPr>
-                <m:sub>
-                  <m:r>
-                    <m:t>t</m:t>
-                  </m:r>
-                </m:sub>
-                <m:sup>
-                  <m:r>
-                    <m:t>​</m:t>
-                  </m:r>
-                </m:sup>
-                <m:e>
-                  <m:r>
-                    <m:t>p</m:t>
-                  </m:r>
-                </m:e>
-              </m:nary>
-              <m:r>
-                <m:rPr>
-                  <m:sty m:val="p"/>
-                </m:rPr>
-                <m:t>(</m:t>
-              </m:r>
-              <m:r>
-                <m:t>Y</m:t>
-              </m:r>
-              <m:r>
-                <m:rPr>
-                  <m:sty m:val="p"/>
-                </m:rPr>
-                <m:t>=</m:t>
-              </m:r>
-              <m:r>
-                <m:t>y</m:t>
-              </m:r>
-              <m:r>
-                <m:rPr>
-                  <m:sty m:val="p"/>
-                </m:rPr>
-                <m:t>|</m:t>
-              </m:r>
-              <m:r>
-                <m:t>T</m:t>
-              </m:r>
-              <m:r>
-                <m:rPr>
-                  <m:sty m:val="p"/>
-                </m:rPr>
-                <m:t>=</m:t>
-              </m:r>
-              <m:r>
-                <m:t>t</m:t>
-              </m:r>
-              <m:r>
-                <m:rPr>
-                  <m:sty m:val="p"/>
-                </m:rPr>
-                <m:t>)</m:t>
-              </m:r>
-              <m:r>
-                <m:t> </m:t>
-              </m:r>
-              <m:r>
-                <m:t>p</m:t>
-              </m:r>
-              <m:r>
-                <m:rPr>
-                  <m:sty m:val="p"/>
-                </m:rPr>
-                <m:t>(</m:t>
-              </m:r>
-              <m:r>
-                <m:t>T</m:t>
-              </m:r>
-              <m:r>
-                <m:rPr>
-                  <m:sty m:val="p"/>
-                </m:rPr>
-                <m:t>=</m:t>
-              </m:r>
-              <m:r>
-                <m:t>t</m:t>
-              </m:r>
-              <m:r>
-                <m:rPr>
-                  <m:sty m:val="p"/>
-                </m:rPr>
-                <m:t>)</m:t>
-              </m:r>
-              <m:r>
-                <m:t> </m:t>
-              </m:r>
-              <m:r>
-                <m:t>d</m:t>
-              </m:r>
-              <m:r>
-                <m:t>t</m:t>
-              </m:r>
-            </m:e>
-          </m:eqArr>
-        </m:oMath>
-      </m:oMathPara>
-    </w:p>
-    <w:p>
-      <w:pPr>
-        <w:pStyle w:val="FirstParagraph"/>
-      </w:pPr>
-      <w:r>
-        <w:t xml:space="preserve">This integral is shorthand.</w:t>
-      </w:r>
-      <w:r>
-        <w:t xml:space="preserve"> </w:t>
-      </w:r>
-      <m:oMath>
-        <m:r>
-          <m:t>T</m:t>
-        </m:r>
-      </m:oMath>
-      <w:r>
-        <w:t xml:space="preserve"> </w:t>
-      </w:r>
-      <w:r>
-        <w:t xml:space="preserve">is not purely continuous: recall from Proposition</w:t>
-      </w:r>
-      <w:r>
-        <w:t xml:space="preserve"> </w:t>
-      </w:r>
-      <w:hyperlink w:anchor="prp-time-since-infection">
-        <w:r>
-          <w:rPr>
-            <w:rStyle w:val="Hyperlink"/>
-          </w:rPr>
-          <w:t xml:space="preserve">Proposition 1</w:t>
-        </w:r>
-      </w:hyperlink>
-      <w:r>
-        <w:t xml:space="preserve"> </w:t>
-      </w:r>
-      <w:r>
-        <w:t xml:space="preserve">that</w:t>
-      </w:r>
-      <w:r>
-        <w:t xml:space="preserve"> </w:t>
-      </w:r>
-      <m:oMath>
-        <m:r>
-          <m:t>T</m:t>
-        </m:r>
-      </m:oMath>
-      <w:r>
-        <w:t xml:space="preserve"> </w:t>
-      </w:r>
-      <w:r>
-        <w:t xml:space="preserve">has a</w:t>
-      </w:r>
-      <w:r>
-        <w:t xml:space="preserve"> </w:t>
-      </w:r>
-      <w:r>
-        <w:rPr>
-          <w:b/>
-          <w:bCs/>
-        </w:rPr>
-        <w:t xml:space="preserve">mixed</w:t>
-      </w:r>
-      <w:r>
-        <w:t xml:space="preserve"> </w:t>
-      </w:r>
-      <w:r>
-        <w:t xml:space="preserve">distribution —</w:t>
-      </w:r>
-      <w:r>
-        <w:t xml:space="preserve"> </w:t>
-      </w:r>
-      <w:r>
-        <w:t xml:space="preserve">continuous on</w:t>
-      </w:r>
-      <w:r>
-        <w:t xml:space="preserve"> </w:t>
-      </w:r>
-      <m:oMath>
-        <m:r>
-          <m:rPr>
-            <m:sty m:val="p"/>
-          </m:rPr>
-          <m:t>[</m:t>
-        </m:r>
-        <m:r>
-          <m:t>0</m:t>
-        </m:r>
-        <m:r>
-          <m:rPr>
-            <m:sty m:val="p"/>
-          </m:rPr>
-          <m:t>,</m:t>
-        </m:r>
-        <m:r>
-          <m:t>a</m:t>
-        </m:r>
-        <m:r>
-          <m:rPr>
-            <m:sty m:val="p"/>
-          </m:rPr>
-          <m:t>]</m:t>
-        </m:r>
-      </m:oMath>
-      <w:r>
-        <w:t xml:space="preserve"> </w:t>
-      </w:r>
-      <w:r>
-        <w:t xml:space="preserve">with density</w:t>
-      </w:r>
-      <w:r>
-        <w:t xml:space="preserve"> </w:t>
-      </w:r>
-      <m:oMath>
-        <m:r>
-          <m:t>λ</m:t>
-        </m:r>
-        <m:r>
-          <m:rPr>
-            <m:sty m:val="p"/>
-          </m:rPr>
-          <m:t>exp</m:t>
-        </m:r>
-        <m:r>
-          <m:t>​</m:t>
-        </m:r>
-        <m:d>
-          <m:dPr>
-            <m:begChr m:val="{"/>
-            <m:sepChr m:val=""/>
-            <m:endChr m:val="}"/>
-            <m:grow/>
-          </m:dPr>
-          <m:e>
-            <m:r>
-              <m:rPr>
-                <m:sty m:val="p"/>
-              </m:rPr>
-              <m:t>−</m:t>
-            </m:r>
-            <m:r>
-              <m:t>λ</m:t>
-            </m:r>
-            <m:r>
-              <m:t>t</m:t>
-            </m:r>
-          </m:e>
-        </m:d>
-        <m:r>
-          <m:t>​</m:t>
-        </m:r>
-      </m:oMath>
-      <w:r>
-        <w:t xml:space="preserve">, plus a</w:t>
-      </w:r>
-      <w:r>
-        <w:t xml:space="preserve"> </w:t>
-      </w:r>
-      <w:r>
-        <w:t xml:space="preserve">discrete atom at</w:t>
-      </w:r>
-      <w:r>
-        <w:t xml:space="preserve"> </w:t>
-      </w:r>
-      <m:oMath>
-        <m:r>
-          <m:t>T</m:t>
-        </m:r>
-        <m:r>
-          <m:rPr>
-            <m:sty m:val="p"/>
-          </m:rPr>
-          <m:t>=</m:t>
-        </m:r>
-        <m:r>
-          <m:rPr>
-            <m:nor/>
-            <m:sty m:val="p"/>
-          </m:rPr>
-          <m:t>NA</m:t>
-        </m:r>
-      </m:oMath>
-      <w:r>
-        <w:t xml:space="preserve"> </w:t>
-      </w:r>
-      <w:r>
-        <w:t xml:space="preserve">(never infected) with probability</w:t>
-      </w:r>
-      <w:r>
-        <w:t xml:space="preserve"> </w:t>
-      </w:r>
-      <m:oMath>
-        <m:r>
-          <m:rPr>
-            <m:sty m:val="p"/>
-          </m:rPr>
-          <m:t>exp</m:t>
-        </m:r>
-        <m:r>
-          <m:t>​</m:t>
-        </m:r>
-        <m:d>
-          <m:dPr>
-            <m:begChr m:val="{"/>
-            <m:sepChr m:val=""/>
-            <m:endChr m:val="}"/>
-            <m:grow/>
-          </m:dPr>
-          <m:e>
-            <m:r>
-              <m:rPr>
-                <m:sty m:val="p"/>
-              </m:rPr>
-              <m:t>−</m:t>
-            </m:r>
-            <m:r>
-              <m:t>λ</m:t>
-            </m:r>
-            <m:r>
-              <m:t>a</m:t>
-            </m:r>
-          </m:e>
-        </m:d>
-        <m:r>
-          <m:t>​</m:t>
-        </m:r>
-      </m:oMath>
-      <w:r>
-        <w:t xml:space="preserve">. Written out explicitly, the</w:t>
-      </w:r>
-      <w:r>
-        <w:t xml:space="preserve"> </w:t>
-      </w:r>
-      <w:r>
-        <w:t xml:space="preserve">“integral”</w:t>
-      </w:r>
-      <w:r>
-        <w:t xml:space="preserve"> </w:t>
-      </w:r>
-      <w:r>
-        <w:t xml:space="preserve">over</w:t>
-      </w:r>
-      <w:r>
-        <w:t xml:space="preserve"> </w:t>
-      </w:r>
-      <m:oMath>
-        <m:r>
-          <m:t>t</m:t>
-        </m:r>
-      </m:oMath>
-      <w:r>
-        <w:t xml:space="preserve"> </w:t>
-      </w:r>
-      <w:r>
-        <w:t xml:space="preserve">is really an integral over the continuous part plus the</w:t>
-      </w:r>
-      <w:r>
-        <w:t xml:space="preserve"> </w:t>
-      </w:r>
-      <w:r>
-        <w:t xml:space="preserve">never-infected term:</w:t>
+        <w:t xml:space="preserve">4.13 The per-person likelihood</w:t>
       </w:r>
     </w:p>
     <w:tbl>
@@ -8257,7 +7832,7 @@
           </w:tcPr>
           <w:p>
             <w:pPr>
-              <w:pStyle w:val="BodyText"/>
+              <w:pStyle w:val="FirstParagraph"/>
             </w:pPr>
             <w:pPr>
               <w:spacing w:before="16" w:after="64"/>
@@ -8267,10 +7842,10 @@
                 <w:b/>
                 <w:bCs/>
               </w:rPr>
-              <w:t xml:space="preserve">Proposition (Marginal likelihood of an observation)</w:t>
+              <w:t xml:space="preserve">Proposition (Marginal likelihood of one participant’s data)</w:t>
             </w:r>
           </w:p>
-          <w:bookmarkStart w:id="78" w:name="prp-marginal-likelihood"/>
+          <w:bookmarkStart w:id="79" w:name="prp-marginal-likelihood"/>
           <w:p>
             <w:pPr>
               <w:pStyle w:val="BodyText"/>
@@ -8280,75 +7855,206 @@
                 <w:b/>
                 <w:bCs/>
               </w:rPr>
-              <w:t xml:space="preserve">Proposition 3 (Marginal likelihood of an observation)</w:t>
+              <w:t xml:space="preserve">Proposition 3 (Marginal likelihood of one participant’s data)</w:t>
             </w:r>
             <w:r>
               <w:t xml:space="preserve"> </w:t>
             </w:r>
             <w:r>
-              <w:t xml:space="preserve">Combining the density of</w:t>
+              <w:t xml:space="preserve">Substituting</w:t>
             </w:r>
             <w:r>
               <w:t xml:space="preserve"> </w:t>
             </w:r>
             <m:oMath>
               <m:r>
+                <m:rPr>
+                  <m:sty m:val="p"/>
+                </m:rPr>
+                <m:t>p</m:t>
+              </m:r>
+              <m:r>
+                <m:rPr>
+                  <m:sty m:val="p"/>
+                </m:rPr>
+                <m:t>(</m:t>
+              </m:r>
+              <m:r>
                 <m:t>Y</m:t>
               </m:r>
+              <m:r>
+                <m:rPr>
+                  <m:sty m:val="p"/>
+                </m:rPr>
+                <m:t>=</m:t>
+              </m:r>
+              <m:r>
+                <m:t>y</m:t>
+              </m:r>
+              <m:r>
+                <m:rPr>
+                  <m:sty m:val="p"/>
+                </m:rPr>
+                <m:t>,</m:t>
+              </m:r>
+              <m:r>
+                <m:t>T</m:t>
+              </m:r>
+              <m:r>
+                <m:rPr>
+                  <m:sty m:val="p"/>
+                </m:rPr>
+                <m:t>=</m:t>
+              </m:r>
+              <m:r>
+                <m:t>t</m:t>
+              </m:r>
+              <m:r>
+                <m:rPr>
+                  <m:sty m:val="p"/>
+                </m:rPr>
+                <m:t>)</m:t>
+              </m:r>
+              <m:r>
+                <m:rPr>
+                  <m:sty m:val="p"/>
+                </m:rPr>
+                <m:t>=</m:t>
+              </m:r>
+              <m:r>
+                <m:rPr>
+                  <m:sty m:val="p"/>
+                </m:rPr>
+                <m:t>p</m:t>
+              </m:r>
+              <m:r>
+                <m:rPr>
+                  <m:sty m:val="p"/>
+                </m:rPr>
+                <m:t>(</m:t>
+              </m:r>
+              <m:r>
+                <m:t>Y</m:t>
+              </m:r>
+              <m:r>
+                <m:rPr>
+                  <m:sty m:val="p"/>
+                </m:rPr>
+                <m:t>=</m:t>
+              </m:r>
+              <m:r>
+                <m:t>y</m:t>
+              </m:r>
+              <m:r>
+                <m:rPr>
+                  <m:sty m:val="p"/>
+                </m:rPr>
+                <m:t>|</m:t>
+              </m:r>
+              <m:r>
+                <m:t>T</m:t>
+              </m:r>
+              <m:r>
+                <m:rPr>
+                  <m:sty m:val="p"/>
+                </m:rPr>
+                <m:t>=</m:t>
+              </m:r>
+              <m:r>
+                <m:t>t</m:t>
+              </m:r>
+              <m:r>
+                <m:rPr>
+                  <m:sty m:val="p"/>
+                </m:rPr>
+                <m:t>)</m:t>
+              </m:r>
+              <m:r>
+                <m:t> </m:t>
+              </m:r>
+              <m:r>
+                <m:rPr>
+                  <m:sty m:val="p"/>
+                </m:rPr>
+                <m:t>p</m:t>
+              </m:r>
+              <m:r>
+                <m:rPr>
+                  <m:sty m:val="p"/>
+                </m:rPr>
+                <m:t>(</m:t>
+              </m:r>
+              <m:r>
+                <m:t>T</m:t>
+              </m:r>
+              <m:r>
+                <m:rPr>
+                  <m:sty m:val="p"/>
+                </m:rPr>
+                <m:t>=</m:t>
+              </m:r>
+              <m:r>
+                <m:t>t</m:t>
+              </m:r>
+              <m:r>
+                <m:rPr>
+                  <m:sty m:val="p"/>
+                </m:rPr>
+                <m:t>)</m:t>
+              </m:r>
             </m:oMath>
             <w:r>
               <w:t xml:space="preserve"> </w:t>
             </w:r>
             <w:r>
-              <w:t xml:space="preserve">given</w:t>
+              <w:t xml:space="preserve">into the</w:t>
             </w:r>
             <w:r>
               <w:t xml:space="preserve"> </w:t>
             </w:r>
+            <w:r>
+              <w:t xml:space="preserve">expression for</w:t>
+            </w:r>
+            <w:r>
+              <w:t xml:space="preserve"> </w:t>
+            </w:r>
             <m:oMath>
               <m:r>
-                <m:t>T</m:t>
+                <m:rPr>
+                  <m:sty m:val="p"/>
+                </m:rPr>
+                <m:t>p</m:t>
+              </m:r>
+              <m:r>
+                <m:rPr>
+                  <m:sty m:val="p"/>
+                </m:rPr>
+                <m:t>(</m:t>
+              </m:r>
+              <m:r>
+                <m:t>Y</m:t>
+              </m:r>
+              <m:r>
+                <m:rPr>
+                  <m:sty m:val="p"/>
+                </m:rPr>
+                <m:t>=</m:t>
+              </m:r>
+              <m:r>
+                <m:t>y</m:t>
+              </m:r>
+              <m:r>
+                <m:rPr>
+                  <m:sty m:val="p"/>
+                </m:rPr>
+                <m:t>)</m:t>
               </m:r>
             </m:oMath>
             <w:r>
               <w:t xml:space="preserve"> </w:t>
             </w:r>
             <w:r>
-              <w:t xml:space="preserve">with the mixed distribution of</w:t>
-            </w:r>
-            <w:r>
-              <w:t xml:space="preserve"> </w:t>
-            </w:r>
-            <m:oMath>
-              <m:r>
-                <m:t>T</m:t>
-              </m:r>
-            </m:oMath>
-            <w:r>
-              <w:t xml:space="preserve"> </w:t>
-            </w:r>
-            <w:r>
-              <w:t xml:space="preserve">(Proposition</w:t>
-            </w:r>
-            <w:r>
-              <w:t xml:space="preserve"> </w:t>
-            </w:r>
-            <w:hyperlink w:anchor="prp-time-since-infection">
-              <w:r>
-                <w:rPr>
-                  <w:rStyle w:val="Hyperlink"/>
-                </w:rPr>
-                <w:t xml:space="preserve">Proposition 1</w:t>
-              </w:r>
-            </w:hyperlink>
-            <w:r>
-              <w:t xml:space="preserve">), the marginal likelihood</w:t>
-            </w:r>
-            <w:r>
-              <w:t xml:space="preserve"> </w:t>
-            </w:r>
-            <w:r>
-              <w:t xml:space="preserve">of a single participant’s observed antibody level is</w:t>
+              <w:t xml:space="preserve">above gives one participant’s contribution:</w:t>
             </w:r>
           </w:p>
           <w:p>
@@ -8361,6 +8067,290 @@
               </m:oMathParaPr>
               <m:oMath>
                 <m:r>
+                  <m:rPr>
+                    <m:sty m:val="p"/>
+                  </m:rPr>
+                  <m:t>p</m:t>
+                </m:r>
+                <m:r>
+                  <m:rPr>
+                    <m:sty m:val="p"/>
+                  </m:rPr>
+                  <m:t>(</m:t>
+                </m:r>
+                <m:r>
+                  <m:t>Y</m:t>
+                </m:r>
+                <m:r>
+                  <m:rPr>
+                    <m:sty m:val="p"/>
+                  </m:rPr>
+                  <m:t>=</m:t>
+                </m:r>
+                <m:r>
+                  <m:t>y</m:t>
+                </m:r>
+                <m:r>
+                  <m:rPr>
+                    <m:sty m:val="p"/>
+                  </m:rPr>
+                  <m:t>)</m:t>
+                </m:r>
+                <m:r>
+                  <m:rPr>
+                    <m:sty m:val="p"/>
+                  </m:rPr>
+                  <m:t>=</m:t>
+                </m:r>
+                <m:nary>
+                  <m:naryPr>
+                    <m:chr m:val="∫"/>
+                    <m:limLoc m:val="subSup"/>
+                    <m:subHide m:val="off"/>
+                    <m:supHide m:val="on"/>
+                  </m:naryPr>
+                  <m:sub>
+                    <m:r>
+                      <m:t>t</m:t>
+                    </m:r>
+                  </m:sub>
+                  <m:sup>
+                    <m:r>
+                      <m:t>​</m:t>
+                    </m:r>
+                  </m:sup>
+                  <m:e>
+                    <m:r>
+                      <m:rPr>
+                        <m:sty m:val="p"/>
+                      </m:rPr>
+                      <m:t>p</m:t>
+                    </m:r>
+                  </m:e>
+                </m:nary>
+                <m:r>
+                  <m:rPr>
+                    <m:sty m:val="p"/>
+                  </m:rPr>
+                  <m:t>(</m:t>
+                </m:r>
+                <m:r>
+                  <m:t>Y</m:t>
+                </m:r>
+                <m:r>
+                  <m:rPr>
+                    <m:sty m:val="p"/>
+                  </m:rPr>
+                  <m:t>=</m:t>
+                </m:r>
+                <m:r>
+                  <m:t>y</m:t>
+                </m:r>
+                <m:r>
+                  <m:rPr>
+                    <m:sty m:val="p"/>
+                  </m:rPr>
+                  <m:t>|</m:t>
+                </m:r>
+                <m:r>
+                  <m:t>T</m:t>
+                </m:r>
+                <m:r>
+                  <m:rPr>
+                    <m:sty m:val="p"/>
+                  </m:rPr>
+                  <m:t>=</m:t>
+                </m:r>
+                <m:r>
+                  <m:t>t</m:t>
+                </m:r>
+                <m:r>
+                  <m:rPr>
+                    <m:sty m:val="p"/>
+                  </m:rPr>
+                  <m:t>)</m:t>
+                </m:r>
+                <m:r>
+                  <m:t> </m:t>
+                </m:r>
+                <m:r>
+                  <m:rPr>
+                    <m:sty m:val="p"/>
+                  </m:rPr>
+                  <m:t>p</m:t>
+                </m:r>
+                <m:r>
+                  <m:rPr>
+                    <m:sty m:val="p"/>
+                  </m:rPr>
+                  <m:t>(</m:t>
+                </m:r>
+                <m:r>
+                  <m:t>T</m:t>
+                </m:r>
+                <m:r>
+                  <m:rPr>
+                    <m:sty m:val="p"/>
+                  </m:rPr>
+                  <m:t>=</m:t>
+                </m:r>
+                <m:r>
+                  <m:t>t</m:t>
+                </m:r>
+                <m:r>
+                  <m:rPr>
+                    <m:sty m:val="p"/>
+                  </m:rPr>
+                  <m:t>)</m:t>
+                </m:r>
+                <m:r>
+                  <m:t> </m:t>
+                </m:r>
+                <m:r>
+                  <m:t>d</m:t>
+                </m:r>
+                <m:r>
+                  <m:t>t</m:t>
+                </m:r>
+              </m:oMath>
+            </m:oMathPara>
+          </w:p>
+          <w:p>
+            <w:pPr>
+              <w:pStyle w:val="FirstParagraph"/>
+            </w:pPr>
+            <w:r>
+              <w:t xml:space="preserve">That integral is shorthand, because</w:t>
+            </w:r>
+            <w:r>
+              <w:t xml:space="preserve"> </w:t>
+            </w:r>
+            <m:oMath>
+              <m:r>
+                <m:t>T</m:t>
+              </m:r>
+            </m:oMath>
+            <w:r>
+              <w:t xml:space="preserve"> </w:t>
+            </w:r>
+            <w:r>
+              <w:t xml:space="preserve">is not purely continuous: it has</w:t>
+            </w:r>
+            <w:r>
+              <w:t xml:space="preserve"> </w:t>
+            </w:r>
+            <w:r>
+              <w:t xml:space="preserve">the</w:t>
+            </w:r>
+            <w:r>
+              <w:t xml:space="preserve"> </w:t>
+            </w:r>
+            <w:r>
+              <w:rPr>
+                <w:b/>
+                <w:bCs/>
+              </w:rPr>
+              <w:t xml:space="preserve">mixed</w:t>
+            </w:r>
+            <w:r>
+              <w:t xml:space="preserve"> </w:t>
+            </w:r>
+            <w:r>
+              <w:t xml:space="preserve">distribution of</w:t>
+            </w:r>
+            <w:r>
+              <w:t xml:space="preserve"> </w:t>
+            </w:r>
+            <w:hyperlink w:anchor="prp-time-since-infection">
+              <w:r>
+                <w:rPr>
+                  <w:rStyle w:val="Hyperlink"/>
+                </w:rPr>
+                <w:t xml:space="preserve">Proposition 1</w:t>
+              </w:r>
+            </w:hyperlink>
+            <w:r>
+              <w:t xml:space="preserve">, continuous on</w:t>
+            </w:r>
+            <w:r>
+              <w:t xml:space="preserve"> </w:t>
+            </w:r>
+            <m:oMath>
+              <m:r>
+                <m:rPr>
+                  <m:sty m:val="p"/>
+                </m:rPr>
+                <m:t>[</m:t>
+              </m:r>
+              <m:r>
+                <m:t>0</m:t>
+              </m:r>
+              <m:r>
+                <m:rPr>
+                  <m:sty m:val="p"/>
+                </m:rPr>
+                <m:t>,</m:t>
+              </m:r>
+              <m:r>
+                <m:t>a</m:t>
+              </m:r>
+              <m:r>
+                <m:rPr>
+                  <m:sty m:val="p"/>
+                </m:rPr>
+                <m:t>]</m:t>
+              </m:r>
+            </m:oMath>
+            <w:r>
+              <w:t xml:space="preserve"> </w:t>
+            </w:r>
+            <w:r>
+              <w:t xml:space="preserve">plus an atom at</w:t>
+            </w:r>
+            <w:r>
+              <w:t xml:space="preserve"> </w:t>
+            </w:r>
+            <m:oMath>
+              <m:r>
+                <m:t>T</m:t>
+              </m:r>
+              <m:r>
+                <m:rPr>
+                  <m:sty m:val="p"/>
+                </m:rPr>
+                <m:t>=</m:t>
+              </m:r>
+              <m:r>
+                <m:rPr>
+                  <m:nor/>
+                  <m:sty m:val="p"/>
+                </m:rPr>
+                <m:t>NA</m:t>
+              </m:r>
+            </m:oMath>
+            <w:r>
+              <w:t xml:space="preserve">.</w:t>
+            </w:r>
+            <w:r>
+              <w:t xml:space="preserve"> </w:t>
+            </w:r>
+            <w:r>
+              <w:t xml:space="preserve">Written out, it is</w:t>
+            </w:r>
+          </w:p>
+          <w:p>
+            <w:pPr>
+              <w:pStyle w:val="BodyText"/>
+            </w:pPr>
+            <m:oMathPara>
+              <m:oMathParaPr>
+                <m:jc m:val="center"/>
+              </m:oMathParaPr>
+              <m:oMath>
+                <m:r>
+                  <m:rPr>
+                    <m:sty m:val="p"/>
+                  </m:rPr>
                   <m:t>p</m:t>
                 </m:r>
                 <m:r>
@@ -8412,6 +8402,9 @@
                   </m:sup>
                   <m:e>
                     <m:r>
+                      <m:rPr>
+                        <m:sty m:val="p"/>
+                      </m:rPr>
                       <m:t>p</m:t>
                     </m:r>
                   </m:e>
@@ -8520,6 +8513,9 @@
                   <m:t> </m:t>
                 </m:r>
                 <m:r>
+                  <m:rPr>
+                    <m:sty m:val="p"/>
+                  </m:rPr>
                   <m:t>p</m:t>
                 </m:r>
                 <m:r>
@@ -8625,7 +8621,7 @@
               <w:t xml:space="preserve">once; the second is the contribution from subjects never infected.</w:t>
             </w:r>
           </w:p>
-          <w:bookmarkEnd w:id="78"/>
+          <w:bookmarkEnd w:id="79"/>
         </w:tc>
       </w:tr>
     </w:tbl>
@@ -8728,7 +8724,7 @@
         <w:t xml:space="preserve"> </w:t>
       </w:r>
       <w:r>
-        <w:t xml:space="preserve">never-infected probability from Proposition</w:t>
+        <w:t xml:space="preserve">never-infected probability from</w:t>
       </w:r>
       <w:r>
         <w:t xml:space="preserve"> </w:t>
@@ -8957,14 +8953,14 @@
         <w:t xml:space="preserve">.</w:t>
       </w:r>
     </w:p>
-    <w:bookmarkEnd w:id="79"/>
-    <w:bookmarkStart w:id="81" w:name="the-full-sample-likelihood"/>
+    <w:bookmarkEnd w:id="80"/>
+    <w:bookmarkStart w:id="82" w:name="the-full-sample-likelihood"/>
     <w:p>
       <w:pPr>
         <w:pStyle w:val="Heading2"/>
       </w:pPr>
       <w:r>
-        <w:t xml:space="preserve">4.13 The full-sample likelihood</w:t>
+        <w:t xml:space="preserve">4.14 The full-sample likelihood</w:t>
       </w:r>
     </w:p>
     <w:tbl>
@@ -9005,10 +9001,10 @@
                 <w:b/>
                 <w:bCs/>
               </w:rPr>
-              <w:t xml:space="preserve">Definition (Product of per-observation likelihoods)</w:t>
+              <w:t xml:space="preserve">Proposition (Full-sample likelihood, assuming independent participants)</w:t>
             </w:r>
           </w:p>
-          <w:bookmarkStart w:id="80" w:name="def-full-sample-likelihood"/>
+          <w:bookmarkStart w:id="81" w:name="prp-full-sample-likelihood"/>
           <w:p>
             <w:pPr>
               <w:pStyle w:val="BodyText"/>
@@ -9018,13 +9014,46 @@
                 <w:b/>
                 <w:bCs/>
               </w:rPr>
-              <w:t xml:space="preserve">Definition 7 (Product of per-observation likelihoods)</w:t>
+              <w:t xml:space="preserve">Proposition 4 (Full-sample likelihood, assuming independent participants)</w:t>
             </w:r>
             <w:r>
               <w:t xml:space="preserve"> </w:t>
             </w:r>
             <w:r>
-              <w:t xml:space="preserve">The likelihood of the observed data</w:t>
+              <w:t xml:space="preserve">If participants are</w:t>
+            </w:r>
+            <w:r>
+              <w:t xml:space="preserve"> </w:t>
+            </w:r>
+            <w:r>
+              <w:rPr>
+                <w:b/>
+                <w:bCs/>
+              </w:rPr>
+              <w:t xml:space="preserve">independent</w:t>
+            </w:r>
+            <w:r>
+              <w:t xml:space="preserve"> </w:t>
+            </w:r>
+            <w:r>
+              <w:t xml:space="preserve">of one another, the likelihood</w:t>
+            </w:r>
+            <w:r>
+              <w:t xml:space="preserve"> </w:t>
+            </w:r>
+            <w:r>
+              <w:t xml:space="preserve">(</w:t>
+            </w:r>
+            <w:hyperlink w:anchor="def-likelihood">
+              <w:r>
+                <w:rPr>
+                  <w:rStyle w:val="Hyperlink"/>
+                </w:rPr>
+                <w:t xml:space="preserve">Definition 3</w:t>
+              </w:r>
+            </w:hyperlink>
+            <w:r>
+              <w:t xml:space="preserve">) of the whole sample</w:t>
             </w:r>
             <w:r>
               <w:t xml:space="preserve"> </w:t>
@@ -9123,30 +9152,13 @@
               <w:t xml:space="preserve"> </w:t>
             </w:r>
             <w:r>
-              <w:t xml:space="preserve">(Definition</w:t>
+              <w:t xml:space="preserve">factors into the product of their individual contributions</w:t>
             </w:r>
             <w:r>
               <w:t xml:space="preserve"> </w:t>
             </w:r>
-            <w:hyperlink w:anchor="def-likelihood">
-              <w:r>
-                <w:rPr>
-                  <w:rStyle w:val="Hyperlink"/>
-                </w:rPr>
-                <w:t xml:space="preserve">Definition 3</w:t>
-              </w:r>
-            </w:hyperlink>
-            <w:r>
-              <w:t xml:space="preserve">) is the product of each participant’s</w:t>
-            </w:r>
-            <w:r>
-              <w:t xml:space="preserve"> </w:t>
-            </w:r>
-            <w:r>
-              <w:t xml:space="preserve">marginal likelihood (Proposition</w:t>
-            </w:r>
-            <w:r>
-              <w:t xml:space="preserve"> </w:t>
+            <w:r>
+              <w:t xml:space="preserve">(</w:t>
             </w:r>
             <w:hyperlink w:anchor="prp-marginal-likelihood">
               <w:r>
@@ -9230,6 +9242,9 @@
                       </m:sup>
                       <m:e>
                         <m:r>
+                          <m:rPr>
+                            <m:sty m:val="p"/>
+                          </m:rPr>
                           <m:t>p</m:t>
                         </m:r>
                       </m:e>
@@ -9324,6 +9339,9 @@
                           </m:sup>
                           <m:e>
                             <m:r>
+                              <m:rPr>
+                                <m:sty m:val="p"/>
+                              </m:rPr>
                               <m:t>p</m:t>
                             </m:r>
                           </m:e>
@@ -9381,9 +9399,15 @@
                       </m:rPr>
                       <m:t>)</m:t>
                     </m:r>
+                    <m:r>
+                      <m:t> </m:t>
+                    </m:r>
                     <m:sSub>
                       <m:e>
                         <m:r>
+                          <m:rPr>
+                            <m:sty m:val="p"/>
+                          </m:rPr>
                           <m:t>p</m:t>
                         </m:r>
                       </m:e>
@@ -9418,6 +9442,9 @@
                       <m:t>)</m:t>
                     </m:r>
                     <m:r>
+                      <m:t> </m:t>
+                    </m:r>
+                    <m:r>
                       <m:t>d</m:t>
                     </m:r>
                     <m:r>
@@ -9429,7 +9456,7 @@
               </m:oMath>
             </m:oMathPara>
           </w:p>
-          <w:bookmarkEnd w:id="80"/>
+          <w:bookmarkEnd w:id="81"/>
         </w:tc>
       </w:tr>
     </w:tbl>
@@ -9438,6 +9465,89 @@
         <w:pStyle w:val="FirstParagraph"/>
       </w:pPr>
       <w:r>
+        <w:t xml:space="preserve">Independence is what licenses the product; the latent-time likelihood</w:t>
+      </w:r>
+      <w:r>
+        <w:t xml:space="preserve"> </w:t>
+      </w:r>
+      <m:oMath>
+        <m:sSup>
+          <m:e>
+            <m:r>
+              <m:rPr>
+                <m:scr m:val="script"/>
+                <m:sty m:val="p"/>
+              </m:rPr>
+              <m:t>L</m:t>
+            </m:r>
+          </m:e>
+          <m:sup>
+            <m:r>
+              <m:rPr>
+                <m:sty m:val="p"/>
+              </m:rPr>
+              <m:t>*</m:t>
+            </m:r>
+          </m:sup>
+        </m:sSup>
+      </m:oMath>
+      <w:r>
+        <w:t xml:space="preserve"> </w:t>
+      </w:r>
+      <w:r>
+        <w:t xml:space="preserve">above multiplies participants’ contributions for the same</w:t>
+      </w:r>
+      <w:r>
+        <w:t xml:space="preserve"> </w:t>
+      </w:r>
+      <w:r>
+        <w:t xml:space="preserve">reason.</w:t>
+      </w:r>
+      <w:r>
+        <w:t xml:space="preserve"> </w:t>
+      </w:r>
+      <w:r>
+        <w:t xml:space="preserve">It is an assumption about the</w:t>
+      </w:r>
+      <w:r>
+        <w:t xml:space="preserve"> </w:t>
+      </w:r>
+      <w:r>
+        <w:rPr>
+          <w:b/>
+          <w:bCs/>
+        </w:rPr>
+        <w:t xml:space="preserve">sampling design</w:t>
+      </w:r>
+      <w:r>
+        <w:t xml:space="preserve">, separate from the</w:t>
+      </w:r>
+      <w:r>
+        <w:t xml:space="preserve"> </w:t>
+      </w:r>
+      <w:r>
+        <w:t xml:space="preserve">assumptions about disease dynamics in</w:t>
+      </w:r>
+      <w:r>
+        <w:t xml:space="preserve"> </w:t>
+      </w:r>
+      <w:hyperlink w:anchor="def-constant-incidence-model">
+        <w:r>
+          <w:rPr>
+            <w:rStyle w:val="Hyperlink"/>
+          </w:rPr>
+          <w:t xml:space="preserve">Definition 2</w:t>
+        </w:r>
+      </w:hyperlink>
+      <w:r>
+        <w:t xml:space="preserve">.</w:t>
+      </w:r>
+    </w:p>
+    <w:p>
+      <w:pPr>
+        <w:pStyle w:val="BodyText"/>
+      </w:pPr>
+      <w:r>
         <w:t xml:space="preserve">If we know</w:t>
       </w:r>
       <w:r>
@@ -9445,6 +9555,9 @@
       </w:r>
       <m:oMath>
         <m:r>
+          <m:rPr>
+            <m:sty m:val="p"/>
+          </m:rPr>
           <m:t>p</m:t>
         </m:r>
         <m:r>
@@ -9561,7 +9674,13 @@
         </m:r>
       </m:oMath>
       <w:r>
-        <w:t xml:space="preserve">, denoted</w:t>
+        <w:t xml:space="preserve">,</w:t>
+      </w:r>
+      <w:r>
+        <w:t xml:space="preserve"> </w:t>
+      </w:r>
+      <w:r>
+        <w:t xml:space="preserve">denoted</w:t>
       </w:r>
       <w:r>
         <w:t xml:space="preserve"> </w:t>
@@ -9582,14 +9701,14 @@
         <w:t xml:space="preserve">.</w:t>
       </w:r>
     </w:p>
-    <w:bookmarkEnd w:id="81"/>
-    <w:bookmarkStart w:id="82" w:name="finding-the-mle-numerically"/>
+    <w:bookmarkEnd w:id="82"/>
+    <w:bookmarkStart w:id="83" w:name="finding-the-mle-numerically"/>
     <w:p>
       <w:pPr>
         <w:pStyle w:val="Heading2"/>
       </w:pPr>
       <w:r>
-        <w:t xml:space="preserve">4.14 Finding the MLE numerically</w:t>
+        <w:t xml:space="preserve">4.15 Finding the MLE numerically</w:t>
       </w:r>
     </w:p>
     <w:p>
@@ -9626,17 +9745,7 @@
           <m:eqArr>
             <m:e>
               <m:r>
-                <m:rPr>
-                  <m:sty m:val="p"/>
-                </m:rPr>
-                <m:t>log</m:t>
-              </m:r>
-              <m:r>
-                <m:rPr>
-                  <m:scr m:val="script"/>
-                  <m:sty m:val="p"/>
-                </m:rPr>
-                <m:t>L</m:t>
+                <m:t>ℓ</m:t>
               </m:r>
               <m:r>
                 <m:rPr>
@@ -9714,6 +9823,9 @@
                     </m:sup>
                     <m:e>
                       <m:r>
+                        <m:rPr>
+                          <m:sty m:val="p"/>
+                        </m:rPr>
                         <m:t>p</m:t>
                       </m:r>
                     </m:e>
@@ -9771,9 +9883,15 @@
                 </m:rPr>
                 <m:t>)</m:t>
               </m:r>
+              <m:r>
+                <m:t> </m:t>
+              </m:r>
               <m:sSub>
                 <m:e>
                   <m:r>
+                    <m:rPr>
+                      <m:sty m:val="p"/>
+                    </m:rPr>
                     <m:t>p</m:t>
                   </m:r>
                 </m:e>
@@ -9806,6 +9924,9 @@
                   <m:sty m:val="p"/>
                 </m:rPr>
                 <m:t>)</m:t>
+              </m:r>
+              <m:r>
+                <m:t> </m:t>
               </m:r>
               <m:r>
                 <m:t>d</m:t>
@@ -9886,6 +10007,9 @@
                     </m:sup>
                     <m:e>
                       <m:r>
+                        <m:rPr>
+                          <m:sty m:val="p"/>
+                        </m:rPr>
                         <m:t>p</m:t>
                       </m:r>
                     </m:e>
@@ -9941,9 +10065,15 @@
                     </m:rPr>
                     <m:t>)</m:t>
                   </m:r>
+                  <m:r>
+                    <m:t> </m:t>
+                  </m:r>
                   <m:sSub>
                     <m:e>
                       <m:r>
+                        <m:rPr>
+                          <m:sty m:val="p"/>
+                        </m:rPr>
                         <m:t>p</m:t>
                       </m:r>
                     </m:e>
@@ -9978,6 +10108,9 @@
                     <m:t>)</m:t>
                   </m:r>
                   <m:r>
+                    <m:t> </m:t>
+                  </m:r>
+                  <m:r>
                     <m:t>d</m:t>
                   </m:r>
                   <m:r>
@@ -10042,17 +10175,51 @@
         <w:t xml:space="preserve"> </w:t>
       </w:r>
       <w:r>
-        <w:t xml:space="preserve">to find the MLE and corresponding standard error.</w:t>
-      </w:r>
-    </w:p>
-    <w:bookmarkEnd w:id="82"/>
-    <w:bookmarkStart w:id="88" w:name="X5bf3afb032987a059a98cb4220d3ca0c37d3f71"/>
+        <w:t xml:space="preserve">to find the MLE.</w:t>
+      </w:r>
+      <w:r>
+        <w:t xml:space="preserve"> </w:t>
+      </w:r>
+      <w:r>
+        <w:t xml:space="preserve">That algorithm also returns a numerical Hessian (</w:t>
+      </w:r>
+      <w:hyperlink w:anchor="def-hessian">
+        <w:r>
+          <w:rPr>
+            <w:rStyle w:val="Hyperlink"/>
+          </w:rPr>
+          <w:t xml:space="preserve">Definition 5</w:t>
+        </w:r>
+      </w:hyperlink>
+      <w:r>
+        <w:t xml:space="preserve">) at the maximum, which is what</w:t>
+      </w:r>
+      <w:r>
+        <w:t xml:space="preserve"> </w:t>
+      </w:r>
+      <w:hyperlink w:anchor="thm-mle-asymptotic-variance">
+        <w:r>
+          <w:rPr>
+            <w:rStyle w:val="Hyperlink"/>
+          </w:rPr>
+          <w:t xml:space="preserve">Theorem 1</w:t>
+        </w:r>
+      </w:hyperlink>
+      <w:r>
+        <w:t xml:space="preserve"> </w:t>
+      </w:r>
+      <w:r>
+        <w:t xml:space="preserve">turns into a standard error.</w:t>
+      </w:r>
+    </w:p>
+    <w:bookmarkEnd w:id="83"/>
+    <w:bookmarkStart w:id="89" w:name="X5bf3afb032987a059a98cb4220d3ca0c37d3f71"/>
     <w:p>
       <w:pPr>
         <w:pStyle w:val="Heading2"/>
       </w:pPr>
       <w:r>
-        <w:t xml:space="preserve">4.15 Cluster-robust standard errors for clustered sampling designs</w:t>
+        <w:t xml:space="preserve">4.16 Cluster-robust standard errors for clustered sampling designs</w:t>
       </w:r>
     </w:p>
     <w:p>
@@ -10060,16 +10227,80 @@
         <w:pStyle w:val="FirstParagraph"/>
       </w:pPr>
       <w:r>
-        <w:t xml:space="preserve">In many survey designs, observations are clustered (e.g., multiple individuals from the same household, school, or geographic area). Observations within the same cluster are often more similar to each other than to observations from different clusters, violating the independence assumption of standard maximum likelihood estimation.</w:t>
-      </w:r>
-    </w:p>
-    <w:bookmarkStart w:id="83" w:name="why-clustering-matters"/>
+        <w:t xml:space="preserve">In many survey designs, observations are clustered (e.g., multiple individuals from the same household, school, or geographic area).</w:t>
+      </w:r>
+      <w:r>
+        <w:t xml:space="preserve"> </w:t>
+      </w:r>
+      <w:r>
+        <w:t xml:space="preserve">Observations within the same cluster are often more similar to each other than to observations from different clusters, which violates the independence assumption of</w:t>
+      </w:r>
+      <w:r>
+        <w:t xml:space="preserve"> </w:t>
+      </w:r>
+      <w:hyperlink w:anchor="prp-full-sample-likelihood">
+        <w:r>
+          <w:rPr>
+            <w:rStyle w:val="Hyperlink"/>
+          </w:rPr>
+          <w:t xml:space="preserve">Proposition 4</w:t>
+        </w:r>
+      </w:hyperlink>
+      <w:r>
+        <w:t xml:space="preserve">.</w:t>
+      </w:r>
+      <w:r>
+        <w:t xml:space="preserve"> </w:t>
+      </w:r>
+      <w:r>
+        <w:t xml:space="preserve">The estimate</w:t>
+      </w:r>
+      <w:r>
+        <w:t xml:space="preserve"> </w:t>
+      </w:r>
+      <m:oMath>
+        <m:acc>
+          <m:accPr>
+            <m:chr m:val="̂"/>
+          </m:accPr>
+          <m:e>
+            <m:r>
+              <m:t>λ</m:t>
+            </m:r>
+          </m:e>
+        </m:acc>
+      </m:oMath>
+      <w:r>
+        <w:t xml:space="preserve"> </w:t>
+      </w:r>
+      <w:r>
+        <w:t xml:space="preserve">itself remains usable, but the inverse-information standard error of</w:t>
+      </w:r>
+      <w:r>
+        <w:t xml:space="preserve"> </w:t>
+      </w:r>
+      <w:hyperlink w:anchor="thm-mle-asymptotic-variance">
+        <w:r>
+          <w:rPr>
+            <w:rStyle w:val="Hyperlink"/>
+          </w:rPr>
+          <w:t xml:space="preserve">Theorem 1</w:t>
+        </w:r>
+      </w:hyperlink>
+      <w:r>
+        <w:t xml:space="preserve"> </w:t>
+      </w:r>
+      <w:r>
+        <w:t xml:space="preserve">no longer applies to it.</w:t>
+      </w:r>
+    </w:p>
+    <w:bookmarkStart w:id="84" w:name="why-clustering-matters"/>
     <w:p>
       <w:pPr>
         <w:pStyle w:val="Heading3"/>
       </w:pPr>
       <w:r>
-        <w:t xml:space="preserve">4.15.1 Why clustering matters</w:t>
+        <w:t xml:space="preserve">4.16.1 Why clustering matters</w:t>
       </w:r>
     </w:p>
     <w:p>
@@ -10164,14 +10395,14 @@
         <w:t xml:space="preserve">too optimistic</w:t>
       </w:r>
     </w:p>
-    <w:bookmarkEnd w:id="83"/>
-    <w:bookmarkStart w:id="85" w:name="cluster-robust-variance-estimation"/>
+    <w:bookmarkEnd w:id="84"/>
+    <w:bookmarkStart w:id="86" w:name="cluster-robust-variance-estimation"/>
     <w:p>
       <w:pPr>
         <w:pStyle w:val="Heading3"/>
       </w:pPr>
       <w:r>
-        <w:t xml:space="preserve">4.15.2 Cluster-robust variance estimation</w:t>
+        <w:t xml:space="preserve">4.16.2 Cluster-robust variance estimation</w:t>
       </w:r>
     </w:p>
     <w:p>
@@ -10272,7 +10503,7 @@
               <w:t xml:space="preserve">Definition (Sandwich variance estimator)</w:t>
             </w:r>
           </w:p>
-          <w:bookmarkStart w:id="84" w:name="def-cluster-robust-variance"/>
+          <w:bookmarkStart w:id="85" w:name="def-cluster-robust-variance"/>
           <w:p>
             <w:pPr>
               <w:pStyle w:val="BodyText"/>
@@ -10282,7 +10513,7 @@
                 <w:b/>
                 <w:bCs/>
               </w:rPr>
-              <w:t xml:space="preserve">Definition 8 (Sandwich variance estimator)</w:t>
+              <w:t xml:space="preserve">Definition 7 (Sandwich variance estimator)</w:t>
             </w:r>
             <w:r>
               <w:t xml:space="preserve"> </w:t>
@@ -10308,7 +10539,7 @@
               <w:t xml:space="preserve"> </w:t>
             </w:r>
             <w:r>
-              <w:t xml:space="preserve">and let</w:t>
+              <w:t xml:space="preserve">let</w:t>
             </w:r>
             <w:r>
               <w:t xml:space="preserve"> </w:t>
@@ -10317,37 +10548,33 @@
               <m:r>
                 <m:t>H</m:t>
               </m:r>
-            </m:oMath>
-            <w:r>
-              <w:t xml:space="preserve"> </w:t>
-            </w:r>
-            <w:r>
-              <w:t xml:space="preserve">be the Hessian of the log-likelihood with respect to the</w:t>
-            </w:r>
-            <w:r>
-              <w:t xml:space="preserve"> </w:t>
-            </w:r>
-            <w:r>
-              <w:t xml:space="preserve">parameter estimates (Definition</w:t>
-            </w:r>
-            <w:r>
-              <w:t xml:space="preserve"> </w:t>
-            </w:r>
-            <w:hyperlink w:anchor="def-hessian">
-              <w:r>
-                <w:rPr>
-                  <w:rStyle w:val="Hyperlink"/>
-                </w:rPr>
-                <w:t xml:space="preserve">Definition 5</w:t>
-              </w:r>
-            </w:hyperlink>
-            <w:r>
-              <w:t xml:space="preserve">), evaluated at the MLE</w:t>
-            </w:r>
-            <w:r>
-              <w:t xml:space="preserve"> </w:t>
-            </w:r>
-            <m:oMath>
+              <m:r>
+                <m:rPr>
+                  <m:sty m:val="p"/>
+                </m:rPr>
+                <m:t>=</m:t>
+              </m:r>
+              <m:sSup>
+                <m:e>
+                  <m:r>
+                    <m:t>ℓ</m:t>
+                  </m:r>
+                </m:e>
+                <m:sup>
+                  <m:r>
+                    <m:rPr>
+                      <m:sty m:val="p"/>
+                    </m:rPr>
+                    <m:t>″</m:t>
+                  </m:r>
+                </m:sup>
+              </m:sSup>
+              <m:r>
+                <m:rPr>
+                  <m:sty m:val="p"/>
+                </m:rPr>
+                <m:t>(</m:t>
+              </m:r>
               <m:acc>
                 <m:accPr>
                   <m:chr m:val="̂"/>
@@ -10358,9 +10585,239 @@
                   </m:r>
                 </m:e>
               </m:acc>
+              <m:r>
+                <m:rPr>
+                  <m:sty m:val="p"/>
+                </m:rPr>
+                <m:t>)</m:t>
+              </m:r>
             </m:oMath>
             <w:r>
-              <w:t xml:space="preserve">. The</w:t>
+              <w:t xml:space="preserve"> </w:t>
+            </w:r>
+            <w:r>
+              <w:t xml:space="preserve">be the Hessian (</w:t>
+            </w:r>
+            <w:hyperlink w:anchor="def-hessian">
+              <w:r>
+                <w:rPr>
+                  <w:rStyle w:val="Hyperlink"/>
+                </w:rPr>
+                <w:t xml:space="preserve">Definition 5</w:t>
+              </w:r>
+            </w:hyperlink>
+            <w:r>
+              <w:t xml:space="preserve">) at the MLE,</w:t>
+            </w:r>
+            <w:r>
+              <w:t xml:space="preserve"> </w:t>
+            </w:r>
+            <w:r>
+              <w:t xml:space="preserve">and let</w:t>
+            </w:r>
+          </w:p>
+          <w:p>
+            <w:pPr>
+              <w:pStyle w:val="BodyText"/>
+            </w:pPr>
+            <m:oMathPara>
+              <m:oMathParaPr>
+                <m:jc m:val="center"/>
+              </m:oMathParaPr>
+              <m:oMath>
+                <m:sSub>
+                  <m:e>
+                    <m:r>
+                      <m:t>U</m:t>
+                    </m:r>
+                  </m:e>
+                  <m:sub>
+                    <m:r>
+                      <m:t>c</m:t>
+                    </m:r>
+                  </m:sub>
+                </m:sSub>
+                <m:r>
+                  <m:rPr>
+                    <m:sty m:val="p"/>
+                  </m:rPr>
+                  <m:t>=</m:t>
+                </m:r>
+                <m:nary>
+                  <m:naryPr>
+                    <m:chr m:val="∑"/>
+                    <m:limLoc m:val="undOvr"/>
+                    <m:subHide m:val="off"/>
+                    <m:supHide m:val="on"/>
+                  </m:naryPr>
+                  <m:sub>
+                    <m:r>
+                      <m:t>i</m:t>
+                    </m:r>
+                    <m:r>
+                      <m:rPr>
+                        <m:sty m:val="p"/>
+                      </m:rPr>
+                      <m:t>∈</m:t>
+                    </m:r>
+                    <m:r>
+                      <m:t>c</m:t>
+                    </m:r>
+                  </m:sub>
+                  <m:sup>
+                    <m:r>
+                      <m:t>​</m:t>
+                    </m:r>
+                  </m:sup>
+                  <m:e>
+                    <m:sSub>
+                      <m:e>
+                        <m:r>
+                          <m:rPr>
+                            <m:sty m:val="p"/>
+                          </m:rPr>
+                          <m:t>∇</m:t>
+                        </m:r>
+                      </m:e>
+                      <m:sub>
+                        <m:r>
+                          <m:t>λ</m:t>
+                        </m:r>
+                      </m:sub>
+                    </m:sSub>
+                  </m:e>
+                </m:nary>
+                <m:r>
+                  <m:rPr>
+                    <m:sty m:val="p"/>
+                  </m:rPr>
+                  <m:t>log</m:t>
+                </m:r>
+                <m:r>
+                  <m:rPr>
+                    <m:sty m:val="p"/>
+                  </m:rPr>
+                  <m:t>p</m:t>
+                </m:r>
+                <m:r>
+                  <m:rPr>
+                    <m:sty m:val="p"/>
+                  </m:rPr>
+                  <m:t>(</m:t>
+                </m:r>
+                <m:sSub>
+                  <m:e>
+                    <m:r>
+                      <m:t>Y</m:t>
+                    </m:r>
+                  </m:e>
+                  <m:sub>
+                    <m:r>
+                      <m:t>i</m:t>
+                    </m:r>
+                  </m:sub>
+                </m:sSub>
+                <m:r>
+                  <m:rPr>
+                    <m:sty m:val="p"/>
+                  </m:rPr>
+                  <m:t>∣</m:t>
+                </m:r>
+                <m:r>
+                  <m:t>λ</m:t>
+                </m:r>
+                <m:r>
+                  <m:rPr>
+                    <m:sty m:val="p"/>
+                  </m:rPr>
+                  <m:t>)</m:t>
+                </m:r>
+              </m:oMath>
+            </m:oMathPara>
+          </w:p>
+          <w:p>
+            <w:pPr>
+              <w:pStyle w:val="FirstParagraph"/>
+            </w:pPr>
+            <w:r>
+              <w:t xml:space="preserve">be the total score contribution (</w:t>
+            </w:r>
+            <w:hyperlink w:anchor="def-score">
+              <w:r>
+                <w:rPr>
+                  <w:rStyle w:val="Hyperlink"/>
+                </w:rPr>
+                <w:t xml:space="preserve">Definition 4</w:t>
+              </w:r>
+            </w:hyperlink>
+            <w:r>
+              <w:t xml:space="preserve">) of the observations in</w:t>
+            </w:r>
+            <w:r>
+              <w:t xml:space="preserve"> </w:t>
+            </w:r>
+            <w:r>
+              <w:t xml:space="preserve">cluster</w:t>
+            </w:r>
+            <w:r>
+              <w:t xml:space="preserve"> </w:t>
+            </w:r>
+            <m:oMath>
+              <m:r>
+                <m:t>c</m:t>
+              </m:r>
+            </m:oMath>
+            <w:r>
+              <w:t xml:space="preserve">, where</w:t>
+            </w:r>
+            <w:r>
+              <w:t xml:space="preserve"> </w:t>
+            </w:r>
+            <m:oMath>
+              <m:sSub>
+                <m:e>
+                  <m:r>
+                    <m:rPr>
+                      <m:sty m:val="p"/>
+                    </m:rPr>
+                    <m:t>∇</m:t>
+                  </m:r>
+                </m:e>
+                <m:sub>
+                  <m:r>
+                    <m:t>λ</m:t>
+                  </m:r>
+                </m:sub>
+              </m:sSub>
+            </m:oMath>
+            <w:r>
+              <w:t xml:space="preserve"> </w:t>
+            </w:r>
+            <w:r>
+              <w:t xml:space="preserve">denotes the gradient with respect</w:t>
+            </w:r>
+            <w:r>
+              <w:t xml:space="preserve"> </w:t>
+            </w:r>
+            <w:r>
+              <w:t xml:space="preserve">to</w:t>
+            </w:r>
+            <w:r>
+              <w:t xml:space="preserve"> </w:t>
+            </w:r>
+            <m:oMath>
+              <m:r>
+                <m:t>λ</m:t>
+              </m:r>
+            </m:oMath>
+            <w:r>
+              <w:t xml:space="preserve">.</w:t>
+            </w:r>
+            <w:r>
+              <w:t xml:space="preserve"> </w:t>
+            </w:r>
+            <w:r>
+              <w:t xml:space="preserve">The</w:t>
             </w:r>
             <w:r>
               <w:t xml:space="preserve"> </w:t>
@@ -10376,13 +10833,13 @@
               <w:t xml:space="preserve"> </w:t>
             </w:r>
             <w:r>
-              <w:t xml:space="preserve">for</w:t>
+              <w:t xml:space="preserve">for the parameter</w:t>
             </w:r>
             <w:r>
               <w:t xml:space="preserve"> </w:t>
             </w:r>
             <w:r>
-              <w:t xml:space="preserve">the parameter estimates is</w:t>
+              <w:t xml:space="preserve">estimates is then</w:t>
             </w:r>
           </w:p>
           <w:p>
@@ -10455,58 +10912,15 @@
                     </m:r>
                   </m:sup>
                 </m:sSup>
-              </m:oMath>
-            </m:oMathPara>
-          </w:p>
-          <w:p>
-            <w:pPr>
-              <w:pStyle w:val="FirstParagraph"/>
-            </w:pPr>
-            <w:r>
-              <w:t xml:space="preserve">where</w:t>
-            </w:r>
-            <w:r>
-              <w:t xml:space="preserve"> </w:t>
-            </w:r>
-            <m:oMath>
-              <m:r>
-                <m:t>B</m:t>
-              </m:r>
-            </m:oMath>
-            <w:r>
-              <w:t xml:space="preserve"> </w:t>
-            </w:r>
-            <w:r>
-              <w:t xml:space="preserve">is the</w:t>
-            </w:r>
-            <w:r>
-              <w:t xml:space="preserve"> </w:t>
-            </w:r>
-            <w:r>
-              <w:t xml:space="preserve">“meat”</w:t>
-            </w:r>
-            <w:r>
-              <w:t xml:space="preserve"> </w:t>
-            </w:r>
-            <w:r>
-              <w:t xml:space="preserve">of the sandwich, calculated from cluster-level</w:t>
-            </w:r>
-            <w:r>
-              <w:t xml:space="preserve"> </w:t>
-            </w:r>
-            <w:r>
-              <w:t xml:space="preserve">score contributions:</w:t>
-            </w:r>
-          </w:p>
-          <w:p>
-            <w:pPr>
-              <w:pStyle w:val="BodyText"/>
-            </w:pPr>
-            <m:oMathPara>
-              <m:oMathParaPr>
-                <m:jc m:val="center"/>
-              </m:oMathParaPr>
-              <m:oMath>
+                <m:r>
+                  <m:rPr>
+                    <m:sty m:val="p"/>
+                  </m:rPr>
+                  <m:t>,</m:t>
+                </m:r>
+                <m:r>
+                  <m:t>  </m:t>
+                </m:r>
                 <m:r>
                   <m:t>B</m:t>
                 </m:r>
@@ -10574,119 +10988,6 @@
                     </m:r>
                   </m:sup>
                 </m:sSubSup>
-                <m:r>
-                  <m:rPr>
-                    <m:sty m:val="p"/>
-                  </m:rPr>
-                  <m:t>,</m:t>
-                </m:r>
-                <m:r>
-                  <m:t>  </m:t>
-                </m:r>
-                <m:sSub>
-                  <m:e>
-                    <m:r>
-                      <m:t>U</m:t>
-                    </m:r>
-                  </m:e>
-                  <m:sub>
-                    <m:r>
-                      <m:t>c</m:t>
-                    </m:r>
-                  </m:sub>
-                </m:sSub>
-                <m:r>
-                  <m:rPr>
-                    <m:sty m:val="p"/>
-                  </m:rPr>
-                  <m:t>=</m:t>
-                </m:r>
-                <m:nary>
-                  <m:naryPr>
-                    <m:chr m:val="∑"/>
-                    <m:limLoc m:val="undOvr"/>
-                    <m:subHide m:val="off"/>
-                    <m:supHide m:val="on"/>
-                  </m:naryPr>
-                  <m:sub>
-                    <m:r>
-                      <m:t>i</m:t>
-                    </m:r>
-                    <m:r>
-                      <m:rPr>
-                        <m:sty m:val="p"/>
-                      </m:rPr>
-                      <m:t>∈</m:t>
-                    </m:r>
-                    <m:r>
-                      <m:t>c</m:t>
-                    </m:r>
-                  </m:sub>
-                  <m:sup>
-                    <m:r>
-                      <m:t>​</m:t>
-                    </m:r>
-                  </m:sup>
-                  <m:e>
-                    <m:sSub>
-                      <m:e>
-                        <m:r>
-                          <m:rPr>
-                            <m:sty m:val="p"/>
-                          </m:rPr>
-                          <m:t>∇</m:t>
-                        </m:r>
-                      </m:e>
-                      <m:sub>
-                        <m:r>
-                          <m:t>λ</m:t>
-                        </m:r>
-                      </m:sub>
-                    </m:sSub>
-                  </m:e>
-                </m:nary>
-                <m:r>
-                  <m:rPr>
-                    <m:sty m:val="p"/>
-                  </m:rPr>
-                  <m:t>log</m:t>
-                </m:r>
-                <m:r>
-                  <m:t>p</m:t>
-                </m:r>
-                <m:r>
-                  <m:rPr>
-                    <m:sty m:val="p"/>
-                  </m:rPr>
-                  <m:t>(</m:t>
-                </m:r>
-                <m:sSub>
-                  <m:e>
-                    <m:r>
-                      <m:t>Y</m:t>
-                    </m:r>
-                  </m:e>
-                  <m:sub>
-                    <m:r>
-                      <m:t>i</m:t>
-                    </m:r>
-                  </m:sub>
-                </m:sSub>
-                <m:r>
-                  <m:rPr>
-                    <m:sty m:val="p"/>
-                  </m:rPr>
-                  <m:t>∣</m:t>
-                </m:r>
-                <m:r>
-                  <m:t>λ</m:t>
-                </m:r>
-                <m:r>
-                  <m:rPr>
-                    <m:sty m:val="p"/>
-                  </m:rPr>
-                  <m:t>)</m:t>
-                </m:r>
               </m:oMath>
             </m:oMathPara>
           </w:p>
@@ -10695,141 +10996,376 @@
               <w:pStyle w:val="FirstParagraph"/>
             </w:pPr>
             <w:r>
-              <w:t xml:space="preserve">and</w:t>
+              <w:t xml:space="preserve">with</w:t>
             </w:r>
             <w:r>
               <w:t xml:space="preserve"> </w:t>
             </w:r>
             <m:oMath>
-              <m:sSub>
-                <m:e>
-                  <m:r>
-                    <m:t>U</m:t>
-                  </m:r>
-                </m:e>
-                <m:sub>
-                  <m:r>
-                    <m:t>c</m:t>
-                  </m:r>
-                </m:sub>
-              </m:sSub>
+              <m:r>
+                <m:t>B</m:t>
+              </m:r>
             </m:oMath>
             <w:r>
               <w:t xml:space="preserve"> </w:t>
             </w:r>
             <w:r>
-              <w:t xml:space="preserve">sums the score contributions (Definition</w:t>
+              <w:t xml:space="preserve">the</w:t>
             </w:r>
             <w:r>
               <w:t xml:space="preserve"> </w:t>
             </w:r>
-            <w:hyperlink w:anchor="def-score">
-              <w:r>
-                <w:rPr>
-                  <w:rStyle w:val="Hyperlink"/>
-                </w:rPr>
-                <w:t xml:space="preserve">Definition 4</w:t>
-              </w:r>
-            </w:hyperlink>
-            <w:r>
-              <w:t xml:space="preserve">) of</w:t>
+            <w:r>
+              <w:t xml:space="preserve">“meat”</w:t>
             </w:r>
             <w:r>
               <w:t xml:space="preserve"> </w:t>
             </w:r>
             <w:r>
-              <w:t xml:space="preserve">every observation</w:t>
-            </w:r>
-            <w:r>
-              <w:t xml:space="preserve"> </w:t>
-            </w:r>
-            <m:oMath>
-              <m:r>
-                <m:t>i</m:t>
-              </m:r>
-            </m:oMath>
-            <w:r>
-              <w:t xml:space="preserve"> </w:t>
-            </w:r>
-            <w:r>
-              <w:t xml:space="preserve">in cluster</w:t>
-            </w:r>
-            <w:r>
-              <w:t xml:space="preserve"> </w:t>
-            </w:r>
-            <m:oMath>
-              <m:r>
-                <m:t>c</m:t>
-              </m:r>
-            </m:oMath>
-            <w:r>
-              <w:t xml:space="preserve"> </w:t>
-            </w:r>
-            <w:r>
-              <w:t xml:space="preserve">(i.e.,</w:t>
-            </w:r>
-            <w:r>
-              <w:t xml:space="preserve"> </w:t>
-            </w:r>
-            <m:oMath>
-              <m:sSub>
-                <m:e>
-                  <m:r>
-                    <m:rPr>
-                      <m:sty m:val="p"/>
-                    </m:rPr>
-                    <m:t>∇</m:t>
-                  </m:r>
-                </m:e>
-                <m:sub>
-                  <m:r>
-                    <m:t>λ</m:t>
-                  </m:r>
-                </m:sub>
-              </m:sSub>
-            </m:oMath>
-            <w:r>
-              <w:t xml:space="preserve"> </w:t>
-            </w:r>
-            <w:r>
-              <w:t xml:space="preserve">denotes</w:t>
-            </w:r>
-            <w:r>
-              <w:t xml:space="preserve"> </w:t>
-            </w:r>
-            <w:r>
-              <w:t xml:space="preserve">the gradient operator, the vector of partial derivatives with respect</w:t>
-            </w:r>
-            <w:r>
-              <w:t xml:space="preserve"> </w:t>
-            </w:r>
-            <w:r>
-              <w:t xml:space="preserve">to the parameter</w:t>
-            </w:r>
-            <w:r>
-              <w:t xml:space="preserve"> </w:t>
-            </w:r>
-            <m:oMath>
-              <m:r>
-                <m:t>λ</m:t>
-              </m:r>
-            </m:oMath>
-            <w:r>
-              <w:t xml:space="preserve">).</w:t>
+              <w:t xml:space="preserve">of the sandwich.</w:t>
             </w:r>
           </w:p>
-          <w:bookmarkEnd w:id="84"/>
+          <w:bookmarkEnd w:id="85"/>
         </w:tc>
       </w:tr>
     </w:tbl>
-    <w:bookmarkEnd w:id="85"/>
-    <w:bookmarkStart w:id="86" w:name="implementation-in-serocalculator"/>
+    <w:p>
+      <w:pPr>
+        <w:pStyle w:val="BodyText"/>
+      </w:pPr>
+      <w:r>
+        <w:t xml:space="preserve">The sign convention does not matter here:</w:t>
+      </w:r>
+      <w:r>
+        <w:t xml:space="preserve"> </w:t>
+      </w:r>
+      <m:oMath>
+        <m:r>
+          <m:t>H</m:t>
+        </m:r>
+      </m:oMath>
+      <w:r>
+        <w:t xml:space="preserve"> </w:t>
+      </w:r>
+      <w:r>
+        <w:t xml:space="preserve">appears twice, so</w:t>
+      </w:r>
+      <w:r>
+        <w:t xml:space="preserve"> </w:t>
+      </w:r>
+      <w:r>
+        <w:t xml:space="preserve">substituting the observed information</w:t>
+      </w:r>
+      <w:r>
+        <w:t xml:space="preserve"> </w:t>
+      </w:r>
+      <m:oMath>
+        <m:r>
+          <m:t>I</m:t>
+        </m:r>
+        <m:r>
+          <m:rPr>
+            <m:sty m:val="p"/>
+          </m:rPr>
+          <m:t>(</m:t>
+        </m:r>
+        <m:acc>
+          <m:accPr>
+            <m:chr m:val="̂"/>
+          </m:accPr>
+          <m:e>
+            <m:r>
+              <m:t>λ</m:t>
+            </m:r>
+          </m:e>
+        </m:acc>
+        <m:r>
+          <m:rPr>
+            <m:sty m:val="p"/>
+          </m:rPr>
+          <m:t>)</m:t>
+        </m:r>
+        <m:r>
+          <m:rPr>
+            <m:sty m:val="p"/>
+          </m:rPr>
+          <m:t>=</m:t>
+        </m:r>
+        <m:r>
+          <m:rPr>
+            <m:sty m:val="p"/>
+          </m:rPr>
+          <m:t>−</m:t>
+        </m:r>
+        <m:r>
+          <m:t>H</m:t>
+        </m:r>
+      </m:oMath>
+      <w:r>
+        <w:t xml:space="preserve"> </w:t>
+      </w:r>
+      <w:r>
+        <w:t xml:space="preserve">(</w:t>
+      </w:r>
+      <w:hyperlink w:anchor="def-observed-information">
+        <w:r>
+          <w:rPr>
+            <w:rStyle w:val="Hyperlink"/>
+          </w:rPr>
+          <w:t xml:space="preserve">Definition 6</w:t>
+        </w:r>
+      </w:hyperlink>
+      <w:r>
+        <w:t xml:space="preserve">) leaves</w:t>
+      </w:r>
+      <w:r>
+        <w:t xml:space="preserve"> </w:t>
+      </w:r>
+      <m:oMath>
+        <m:sSub>
+          <m:e>
+            <m:r>
+              <m:t>V</m:t>
+            </m:r>
+          </m:e>
+          <m:sub>
+            <m:r>
+              <m:rPr>
+                <m:nor/>
+                <m:sty m:val="p"/>
+              </m:rPr>
+              <m:t>robust</m:t>
+            </m:r>
+          </m:sub>
+        </m:sSub>
+      </m:oMath>
+      <w:r>
+        <w:t xml:space="preserve"> </w:t>
+      </w:r>
+      <w:r>
+        <w:t xml:space="preserve">unchanged.</w:t>
+      </w:r>
+    </w:p>
+    <w:p>
+      <w:pPr>
+        <w:pStyle w:val="BodyText"/>
+      </w:pPr>
+      <w:r>
+        <w:t xml:space="preserve">The sandwich generalizes</w:t>
+      </w:r>
+      <w:r>
+        <w:t xml:space="preserve"> </w:t>
+      </w:r>
+      <w:hyperlink w:anchor="thm-mle-asymptotic-variance">
+        <w:r>
+          <w:rPr>
+            <w:rStyle w:val="Hyperlink"/>
+          </w:rPr>
+          <w:t xml:space="preserve">Theorem 1</w:t>
+        </w:r>
+      </w:hyperlink>
+      <w:r>
+        <w:t xml:space="preserve"> </w:t>
+      </w:r>
+      <w:r>
+        <w:t xml:space="preserve">rather than</w:t>
+      </w:r>
+      <w:r>
+        <w:t xml:space="preserve"> </w:t>
+      </w:r>
+      <w:r>
+        <w:t xml:space="preserve">replacing it.</w:t>
+      </w:r>
+      <w:r>
+        <w:t xml:space="preserve"> </w:t>
+      </w:r>
+      <w:r>
+        <w:t xml:space="preserve">When the model is correctly specified and observations really are</w:t>
+      </w:r>
+      <w:r>
+        <w:t xml:space="preserve"> </w:t>
+      </w:r>
+      <w:r>
+        <w:t xml:space="preserve">independent,</w:t>
+      </w:r>
+      <w:r>
+        <w:t xml:space="preserve"> </w:t>
+      </w:r>
+      <m:oMath>
+        <m:r>
+          <m:t>B</m:t>
+        </m:r>
+      </m:oMath>
+      <w:r>
+        <w:t xml:space="preserve"> </w:t>
+      </w:r>
+      <w:r>
+        <w:t xml:space="preserve">estimates the same information as</w:t>
+      </w:r>
+      <w:r>
+        <w:t xml:space="preserve"> </w:t>
+      </w:r>
+      <m:oMath>
+        <m:r>
+          <m:rPr>
+            <m:sty m:val="p"/>
+          </m:rPr>
+          <m:t>−</m:t>
+        </m:r>
+        <m:r>
+          <m:t>H</m:t>
+        </m:r>
+      </m:oMath>
+      <w:r>
+        <w:t xml:space="preserve"> </w:t>
+      </w:r>
+      <w:r>
+        <w:t xml:space="preserve">does, and</w:t>
+      </w:r>
+      <w:r>
+        <w:t xml:space="preserve"> </w:t>
+      </w:r>
+      <m:oMath>
+        <m:sSup>
+          <m:e>
+            <m:r>
+              <m:t>H</m:t>
+            </m:r>
+          </m:e>
+          <m:sup>
+            <m:r>
+              <m:rPr>
+                <m:sty m:val="p"/>
+              </m:rPr>
+              <m:t>−</m:t>
+            </m:r>
+            <m:r>
+              <m:t>1</m:t>
+            </m:r>
+          </m:sup>
+        </m:sSup>
+        <m:r>
+          <m:t>B</m:t>
+        </m:r>
+        <m:sSup>
+          <m:e>
+            <m:r>
+              <m:t>H</m:t>
+            </m:r>
+          </m:e>
+          <m:sup>
+            <m:r>
+              <m:rPr>
+                <m:sty m:val="p"/>
+              </m:rPr>
+              <m:t>−</m:t>
+            </m:r>
+            <m:r>
+              <m:t>1</m:t>
+            </m:r>
+          </m:sup>
+        </m:sSup>
+      </m:oMath>
+      <w:r>
+        <w:t xml:space="preserve"> </w:t>
+      </w:r>
+      <w:r>
+        <w:t xml:space="preserve">collapses to</w:t>
+      </w:r>
+      <w:r>
+        <w:t xml:space="preserve"> </w:t>
+      </w:r>
+      <m:oMath>
+        <m:r>
+          <m:t>​</m:t>
+        </m:r>
+        <m:d>
+          <m:dPr>
+            <m:begChr m:val="["/>
+            <m:sepChr m:val=""/>
+            <m:endChr m:val="]"/>
+            <m:grow/>
+          </m:dPr>
+          <m:e>
+            <m:r>
+              <m:t>I</m:t>
+            </m:r>
+            <m:r>
+              <m:rPr>
+                <m:sty m:val="p"/>
+              </m:rPr>
+              <m:t>(</m:t>
+            </m:r>
+            <m:acc>
+              <m:accPr>
+                <m:chr m:val="̂"/>
+              </m:accPr>
+              <m:e>
+                <m:r>
+                  <m:t>λ</m:t>
+                </m:r>
+              </m:e>
+            </m:acc>
+            <m:r>
+              <m:rPr>
+                <m:sty m:val="p"/>
+              </m:rPr>
+              <m:t>)</m:t>
+            </m:r>
+          </m:e>
+        </m:d>
+        <m:sSup>
+          <m:e>
+            <m:r>
+              <m:t>​</m:t>
+            </m:r>
+          </m:e>
+          <m:sup>
+            <m:r>
+              <m:rPr>
+                <m:sty m:val="p"/>
+              </m:rPr>
+              <m:t>−</m:t>
+            </m:r>
+            <m:r>
+              <m:t>1</m:t>
+            </m:r>
+          </m:sup>
+        </m:sSup>
+      </m:oMath>
+      <w:r>
+        <w:t xml:space="preserve"> </w:t>
+      </w:r>
+      <w:r>
+        <w:t xml:space="preserve">— the</w:t>
+      </w:r>
+      <w:r>
+        <w:t xml:space="preserve"> </w:t>
+      </w:r>
+      <w:r>
+        <w:t xml:space="preserve">ordinary standard error.</w:t>
+      </w:r>
+      <w:r>
+        <w:t xml:space="preserve"> </w:t>
+      </w:r>
+      <w:r>
+        <w:t xml:space="preserve">Clustering is what drives the two apart, and the gap between them is</w:t>
+      </w:r>
+      <w:r>
+        <w:t xml:space="preserve"> </w:t>
+      </w:r>
+      <w:r>
+        <w:t xml:space="preserve">what the correction recovers.</w:t>
+      </w:r>
+    </w:p>
+    <w:bookmarkEnd w:id="86"/>
+    <w:bookmarkStart w:id="87" w:name="implementation-in-serocalculator"/>
     <w:p>
       <w:pPr>
         <w:pStyle w:val="Heading3"/>
       </w:pPr>
       <w:r>
-        <w:t xml:space="preserve">4.15.3 Implementation in serocalculator</w:t>
+        <w:t xml:space="preserve">4.16.3 Implementation in serocalculator</w:t>
       </w:r>
     </w:p>
     <w:p>
@@ -10890,14 +11426,189 @@
         <w:t xml:space="preserve">.</w:t>
       </w:r>
     </w:p>
-    <w:bookmarkEnd w:id="86"/>
-    <w:bookmarkStart w:id="87" w:name="effect-on-results"/>
+    <w:p>
+      <w:pPr>
+        <w:pStyle w:val="BodyText"/>
+      </w:pPr>
+      <w:r>
+        <w:t xml:space="preserve">Internally the optimization is parameterized by</w:t>
+      </w:r>
+      <w:r>
+        <w:t xml:space="preserve"> </w:t>
+      </w:r>
+      <m:oMath>
+        <m:r>
+          <m:rPr>
+            <m:sty m:val="p"/>
+          </m:rPr>
+          <m:t>log</m:t>
+        </m:r>
+        <m:r>
+          <m:t>λ</m:t>
+        </m:r>
+      </m:oMath>
+      <w:r>
+        <w:t xml:space="preserve"> </w:t>
+      </w:r>
+      <w:r>
+        <w:t xml:space="preserve">rather</w:t>
+      </w:r>
+      <w:r>
+        <w:t xml:space="preserve"> </w:t>
+      </w:r>
+      <w:r>
+        <w:t xml:space="preserve">than</w:t>
+      </w:r>
+      <w:r>
+        <w:t xml:space="preserve"> </w:t>
+      </w:r>
+      <m:oMath>
+        <m:r>
+          <m:t>λ</m:t>
+        </m:r>
+      </m:oMath>
+      <w:r>
+        <w:t xml:space="preserve">, which keeps the estimate positive, so the sandwich</w:t>
+      </w:r>
+      <w:r>
+        <w:t xml:space="preserve"> </w:t>
+      </w:r>
+      <w:r>
+        <w:t xml:space="preserve">above is evaluated on that scale and</w:t>
+      </w:r>
+      <w:r>
+        <w:t xml:space="preserve"> </w:t>
+      </w:r>
+      <w:r>
+        <w:rPr>
+          <w:rStyle w:val="VerbatimChar"/>
+        </w:rPr>
+        <w:t xml:space="preserve">summary()</w:t>
+      </w:r>
+      <w:r>
+        <w:t xml:space="preserve"> </w:t>
+      </w:r>
+      <w:r>
+        <w:t xml:space="preserve">converts the result</w:t>
+      </w:r>
+      <w:r>
+        <w:t xml:space="preserve"> </w:t>
+      </w:r>
+      <w:r>
+        <w:t xml:space="preserve">back with the delta method</w:t>
+      </w:r>
+      <w:r>
+        <w:t xml:space="preserve"> </w:t>
+      </w:r>
+      <w:r>
+        <w:t xml:space="preserve">(</w:t>
+      </w:r>
+      <m:oMath>
+        <m:r>
+          <m:rPr>
+            <m:sty m:val="p"/>
+          </m:rPr>
+          <m:t/>
+        </m:r>
+        <m:r>
+          <m:t>​</m:t>
+        </m:r>
+        <m:d>
+          <m:dPr>
+            <m:begChr m:val="("/>
+            <m:sepChr m:val=""/>
+            <m:endChr m:val=")"/>
+            <m:grow/>
+          </m:dPr>
+          <m:e>
+            <m:acc>
+              <m:accPr>
+                <m:chr m:val="̂"/>
+              </m:accPr>
+              <m:e>
+                <m:r>
+                  <m:t>λ</m:t>
+                </m:r>
+              </m:e>
+            </m:acc>
+          </m:e>
+        </m:d>
+        <m:r>
+          <m:t>​</m:t>
+        </m:r>
+        <m:r>
+          <m:rPr>
+            <m:sty m:val="p"/>
+          </m:rPr>
+          <m:t>=</m:t>
+        </m:r>
+        <m:acc>
+          <m:accPr>
+            <m:chr m:val="̂"/>
+          </m:accPr>
+          <m:e>
+            <m:r>
+              <m:t>λ</m:t>
+            </m:r>
+          </m:e>
+        </m:acc>
+        <m:r>
+          <m:rPr>
+            <m:sty m:val="p"/>
+          </m:rPr>
+          <m:t>⋅</m:t>
+        </m:r>
+        <m:r>
+          <m:rPr>
+            <m:sty m:val="p"/>
+          </m:rPr>
+          <m:t/>
+        </m:r>
+        <m:r>
+          <m:t>​</m:t>
+        </m:r>
+        <m:d>
+          <m:dPr>
+            <m:begChr m:val="("/>
+            <m:sepChr m:val=""/>
+            <m:endChr m:val=")"/>
+            <m:grow/>
+          </m:dPr>
+          <m:e>
+            <m:r>
+              <m:rPr>
+                <m:sty m:val="p"/>
+              </m:rPr>
+              <m:t>log</m:t>
+            </m:r>
+            <m:acc>
+              <m:accPr>
+                <m:chr m:val="̂"/>
+              </m:accPr>
+              <m:e>
+                <m:r>
+                  <m:t>λ</m:t>
+                </m:r>
+              </m:e>
+            </m:acc>
+          </m:e>
+        </m:d>
+        <m:r>
+          <m:t>​</m:t>
+        </m:r>
+      </m:oMath>
+      <w:r>
+        <w:t xml:space="preserve">).</w:t>
+      </w:r>
+    </w:p>
+    <w:bookmarkEnd w:id="87"/>
+    <w:bookmarkStart w:id="88" w:name="effect-on-results"/>
     <w:p>
       <w:pPr>
         <w:pStyle w:val="Heading3"/>
       </w:pPr>
       <w:r>
-        <w:t xml:space="preserve">4.15.4 Effect on results</w:t>
+        <w:t xml:space="preserve">4.16.4 Effect on results</w:t>
       </w:r>
     </w:p>
     <w:p>
@@ -10966,10 +11677,10 @@
         <w:t xml:space="preserve">appropriately widen to account for reduced effective sample size</w:t>
       </w:r>
     </w:p>
-    <w:bookmarkEnd w:id="87"/>
     <w:bookmarkEnd w:id="88"/>
     <w:bookmarkEnd w:id="89"/>
-    <w:bookmarkStart w:id="126" w:name="modeling-the-seroresponse-kinetics-curve"/>
+    <w:bookmarkEnd w:id="90"/>
+    <w:bookmarkStart w:id="127" w:name="modeling-the-seroresponse-kinetics-curve"/>
     <w:p>
       <w:pPr>
         <w:pStyle w:val="Heading1"/>
@@ -11084,7 +11795,7 @@
         <w:t xml:space="preserve">.</w:t>
       </w:r>
     </w:p>
-    <w:bookmarkStart w:id="90" w:name="model-for-active-infection-period"/>
+    <w:bookmarkStart w:id="91" w:name="model-for-active-infection-period"/>
     <w:p>
       <w:pPr>
         <w:pStyle w:val="Heading2"/>
@@ -11809,8 +12520,8 @@
         <w:t xml:space="preserve">compared to the other terms in the model.</w:t>
       </w:r>
     </w:p>
-    <w:bookmarkEnd w:id="90"/>
-    <w:bookmarkStart w:id="91" w:name="model-for-post-infection-antibody-decay"/>
+    <w:bookmarkEnd w:id="91"/>
+    <w:bookmarkStart w:id="92" w:name="model-for-post-infection-antibody-decay"/>
     <w:p>
       <w:pPr>
         <w:pStyle w:val="Heading2"/>
@@ -12058,8 +12769,8 @@
         <w:t xml:space="preserve">.</w:t>
       </w:r>
     </w:p>
-    <w:bookmarkEnd w:id="91"/>
-    <w:bookmarkStart w:id="92" w:name="assembling-the-full-response-curve"/>
+    <w:bookmarkEnd w:id="92"/>
+    <w:bookmarkStart w:id="93" w:name="assembling-the-full-response-curve"/>
     <w:p>
       <w:pPr>
         <w:pStyle w:val="Heading2"/>
@@ -12582,8 +13293,8 @@
         </m:oMath>
       </m:oMathPara>
     </w:p>
-    <w:bookmarkEnd w:id="92"/>
-    <w:bookmarkStart w:id="93" w:name="growth-rate-from-peak-and-baseline"/>
+    <w:bookmarkEnd w:id="93"/>
+    <w:bookmarkStart w:id="94" w:name="growth-rate-from-peak-and-baseline"/>
     <w:p>
       <w:pPr>
         <w:pStyle w:val="Heading2"/>
@@ -12777,8 +13488,8 @@
         </m:oMath>
       </m:oMathPara>
     </w:p>
-    <w:bookmarkEnd w:id="93"/>
-    <w:bookmarkStart w:id="102" w:name="X1d3fcc2a0784af059ab166838ee8827eace4ccf"/>
+    <w:bookmarkEnd w:id="94"/>
+    <w:bookmarkStart w:id="103" w:name="X1d3fcc2a0784af059ab166838ee8827eace4ccf"/>
     <w:p>
       <w:pPr>
         <w:pStyle w:val="Heading2"/>
@@ -13586,7 +14297,7 @@
       <w:tr>
         <w:tc>
           <w:tcPr/>
-          <w:bookmarkStart w:id="97" w:name="fig-response-graph"/>
+          <w:bookmarkStart w:id="98" w:name="fig-response-graph"/>
           <w:p>
             <w:pPr>
               <w:pStyle w:val="Compact"/>
@@ -13597,18 +14308,18 @@
                 <wp:inline>
                   <wp:extent cx="4620126" cy="3696101"/>
                   <wp:effectExtent b="0" l="0" r="0" t="0"/>
-                  <wp:docPr descr="" title="" id="95" name="Picture"/>
+                  <wp:docPr descr="" title="" id="96" name="Picture"/>
                   <a:graphic>
                     <a:graphicData uri="http://schemas.openxmlformats.org/drawingml/2006/picture">
                       <pic:pic>
                         <pic:nvPicPr>
-                          <pic:cNvPr descr="methodology_files/figure-docx/fig-response-graph-1.png" id="96" name="Picture"/>
+                          <pic:cNvPr descr="methodology_files/figure-docx/fig-response-graph-1.png" id="97" name="Picture"/>
                           <pic:cNvPicPr>
                             <a:picLocks noChangeArrowheads="1" noChangeAspect="1"/>
                           </pic:cNvPicPr>
                         </pic:nvPicPr>
                         <pic:blipFill>
-                          <a:blip r:embed="rId94"/>
+                          <a:blip r:embed="rId95"/>
                           <a:stretch>
                             <a:fillRect/>
                           </a:stretch>
@@ -13648,7 +14359,7 @@
               <w:t xml:space="preserve">Figure 4: An example kinetics curve for HlyE IgG</w:t>
             </w:r>
           </w:p>
-          <w:bookmarkEnd w:id="97"/>
+          <w:bookmarkEnd w:id="98"/>
         </w:tc>
       </w:tr>
     </w:tbl>
@@ -13872,7 +14583,7 @@
       <w:r>
         <w:t xml:space="preserve"> </w:t>
       </w:r>
-      <w:hyperlink r:id="rId98">
+      <w:hyperlink r:id="rId99">
         <w:r>
           <w:rPr>
             <w:rStyle w:val="Hyperlink"/>
@@ -13890,12 +14601,12 @@
           <wp:inline>
             <wp:extent cx="2667000" cy="2667000"/>
             <wp:effectExtent b="0" l="0" r="0" t="0"/>
-            <wp:docPr descr="QR code for the antibody-kinetics Shiny app" title="" id="100" name="Picture"/>
+            <wp:docPr descr="QR code for the antibody-kinetics Shiny app" title="" id="101" name="Picture"/>
             <a:graphic>
               <a:graphicData uri="http://schemas.openxmlformats.org/drawingml/2006/picture">
                 <pic:pic>
                   <pic:nvPicPr>
-                    <pic:cNvPr descr="../man/figures/qr_akm2.svg" id="101" name="Picture"/>
+                    <pic:cNvPr descr="../man/figures/qr_akm2.svg" id="102" name="Picture"/>
                     <pic:cNvPicPr>
                       <a:picLocks noChangeArrowheads="1" noChangeAspect="1"/>
                     </pic:cNvPicPr>
@@ -13907,7 +14618,7 @@
                           <a14:useLocalDpi xmlns:a14="http://schemas.microsoft.com/office/drawing/2010/main" val="0"/>
                         </a:ext>
                         <a:ext uri="{96DAC541-7B7A-43D3-8B79-37D633B846F1}">
-                          <asvg:svgBlip xmlns:asvg="http://schemas.microsoft.com/office/drawing/2016/SVG/main" r:embed="rId99"/>
+                          <asvg:svgBlip xmlns:asvg="http://schemas.microsoft.com/office/drawing/2016/SVG/main" r:embed="rId100"/>
                         </a:ext>
                       </a:extLst>
                     </a:blip>
@@ -13945,8 +14656,8 @@
         <w:t xml:space="preserve">QR code for the antibody-kinetics Shiny app</w:t>
       </w:r>
     </w:p>
-    <w:bookmarkEnd w:id="102"/>
-    <w:bookmarkStart w:id="103" w:name="sec-noise"/>
+    <w:bookmarkEnd w:id="103"/>
+    <w:bookmarkStart w:id="104" w:name="sec-noise"/>
     <w:p>
       <w:pPr>
         <w:pStyle w:val="Heading2"/>
@@ -14728,8 +15439,8 @@
         <w:t xml:space="preserve">fragility of chasing a more extreme quantile.</w:t>
       </w:r>
     </w:p>
-    <w:bookmarkEnd w:id="103"/>
-    <w:bookmarkStart w:id="104" w:name="measurement-noise"/>
+    <w:bookmarkEnd w:id="104"/>
+    <w:bookmarkStart w:id="105" w:name="measurement-noise"/>
     <w:p>
       <w:pPr>
         <w:pStyle w:val="Heading2"/>
@@ -16130,8 +16841,8 @@
         <w:t xml:space="preserve">(multiplicative) error model.</w:t>
       </w:r>
     </w:p>
-    <w:bookmarkEnd w:id="104"/>
-    <w:bookmarkStart w:id="105" w:name="Xb7158a708bbfcf737c1d66d073315801f06d41e"/>
+    <w:bookmarkEnd w:id="105"/>
+    <w:bookmarkStart w:id="106" w:name="Xb7158a708bbfcf737c1d66d073315801f06d41e"/>
     <w:p>
       <w:pPr>
         <w:pStyle w:val="Heading2"/>
@@ -20914,8 +21625,8 @@
         <w:t xml:space="preserve">exactly, as expected.</w:t>
       </w:r>
     </w:p>
-    <w:bookmarkEnd w:id="105"/>
-    <w:bookmarkStart w:id="106" w:name="noise-and-never-infected-subjects"/>
+    <w:bookmarkEnd w:id="106"/>
+    <w:bookmarkStart w:id="107" w:name="noise-and-never-infected-subjects"/>
     <w:p>
       <w:pPr>
         <w:pStyle w:val="Heading2"/>
@@ -22479,8 +23190,8 @@
         <w:t xml:space="preserve">, matching the single-source case above.</w:t>
       </w:r>
     </w:p>
-    <w:bookmarkEnd w:id="106"/>
-    <w:bookmarkStart w:id="111" w:name="variation-across-the-posterior"/>
+    <w:bookmarkEnd w:id="107"/>
+    <w:bookmarkStart w:id="112" w:name="variation-across-the-posterior"/>
     <w:p>
       <w:pPr>
         <w:pStyle w:val="Heading2"/>
@@ -22562,7 +23273,7 @@
       <w:tr>
         <w:tc>
           <w:tcPr/>
-          <w:bookmarkStart w:id="110" w:name="fig-curve-posterior"/>
+          <w:bookmarkStart w:id="111" w:name="fig-curve-posterior"/>
           <w:p>
             <w:pPr>
               <w:pStyle w:val="Compact"/>
@@ -22573,18 +23284,18 @@
                 <wp:inline>
                   <wp:extent cx="4620126" cy="3696101"/>
                   <wp:effectExtent b="0" l="0" r="0" t="0"/>
-                  <wp:docPr descr="" title="" id="108" name="Picture"/>
+                  <wp:docPr descr="" title="" id="109" name="Picture"/>
                   <a:graphic>
                     <a:graphicData uri="http://schemas.openxmlformats.org/drawingml/2006/picture">
                       <pic:pic>
                         <pic:nvPicPr>
-                          <pic:cNvPr descr="methodology_files/figure-docx/fig-curve-posterior-1.png" id="109" name="Picture"/>
+                          <pic:cNvPr descr="methodology_files/figure-docx/fig-curve-posterior-1.png" id="110" name="Picture"/>
                           <pic:cNvPicPr>
                             <a:picLocks noChangeArrowheads="1" noChangeAspect="1"/>
                           </pic:cNvPicPr>
                         </pic:nvPicPr>
                         <pic:blipFill>
-                          <a:blip r:embed="rId107"/>
+                          <a:blip r:embed="rId108"/>
                           <a:stretch>
                             <a:fillRect/>
                           </a:stretch>
@@ -22624,7 +23335,7 @@
               <w:t xml:space="preserve">Figure 5: Posterior draws of the antibody-decay curve per antigen-isotype, with the 10%, 50%, and 90% point-wise quantiles overlaid.</w:t>
             </w:r>
           </w:p>
-          <w:bookmarkEnd w:id="110"/>
+          <w:bookmarkEnd w:id="111"/>
         </w:tc>
       </w:tr>
     </w:tbl>
@@ -22763,8 +23474,8 @@
         <w:t xml:space="preserve">estimation uncertainty and the between-person heterogeneity.</w:t>
       </w:r>
     </w:p>
-    <w:bookmarkEnd w:id="111"/>
-    <w:bookmarkStart w:id="117" w:name="multiple-biomarkers"/>
+    <w:bookmarkEnd w:id="112"/>
+    <w:bookmarkStart w:id="118" w:name="multiple-biomarkers"/>
     <w:p>
       <w:pPr>
         <w:pStyle w:val="Heading2"/>
@@ -23394,7 +24105,7 @@
       <w:r>
         <w:t xml:space="preserve"> </w:t>
       </w:r>
-      <w:hyperlink r:id="rId112">
+      <w:hyperlink r:id="rId113">
         <w:r>
           <w:rPr>
             <w:rStyle w:val="Hyperlink"/>
@@ -23579,7 +24290,7 @@
       <w:tr>
         <w:tc>
           <w:tcPr/>
-          <w:bookmarkStart w:id="116" w:name="fig-loglik"/>
+          <w:bookmarkStart w:id="117" w:name="fig-loglik"/>
           <w:p>
             <w:pPr>
               <w:pStyle w:val="Compact"/>
@@ -23590,18 +24301,18 @@
                 <wp:inline>
                   <wp:extent cx="4620126" cy="3696101"/>
                   <wp:effectExtent b="0" l="0" r="0" t="0"/>
-                  <wp:docPr descr="" title="" id="114" name="Picture"/>
+                  <wp:docPr descr="" title="" id="115" name="Picture"/>
                   <a:graphic>
                     <a:graphicData uri="http://schemas.openxmlformats.org/drawingml/2006/picture">
                       <pic:pic>
                         <pic:nvPicPr>
-                          <pic:cNvPr descr="methodology_files/figure-docx/fig-loglik-1.png" id="115" name="Picture"/>
+                          <pic:cNvPr descr="methodology_files/figure-docx/fig-loglik-1.png" id="116" name="Picture"/>
                           <pic:cNvPicPr>
                             <a:picLocks noChangeArrowheads="1" noChangeAspect="1"/>
                           </pic:cNvPicPr>
                         </pic:nvPicPr>
                         <pic:blipFill>
-                          <a:blip r:embed="rId113"/>
+                          <a:blip r:embed="rId114"/>
                           <a:stretch>
                             <a:fillRect/>
                           </a:stretch>
@@ -23641,12 +24352,12 @@
               <w:t xml:space="preserve">Figure 6: Log-likelihood curves for HlyE IgA alone, HlyE IgG alone, and both biomarkers combined.</w:t>
             </w:r>
           </w:p>
-          <w:bookmarkEnd w:id="116"/>
+          <w:bookmarkEnd w:id="117"/>
         </w:tc>
       </w:tr>
     </w:tbl>
-    <w:bookmarkEnd w:id="117"/>
-    <w:bookmarkStart w:id="121" w:name="X2f1a22e0e8bfbbb3bd4a9b4c70c58b4086e4038"/>
+    <w:bookmarkEnd w:id="118"/>
+    <w:bookmarkStart w:id="122" w:name="X2f1a22e0e8bfbbb3bd4a9b4c70c58b4086e4038"/>
     <w:p>
       <w:pPr>
         <w:pStyle w:val="Heading2"/>
@@ -23749,18 +24460,18 @@
           <wp:inline>
             <wp:extent cx="5334000" cy="5776895"/>
             <wp:effectExtent b="0" l="0" r="0" t="0"/>
-            <wp:docPr descr="Decay curves (A), peak antibody levels (B), and decay rates (C) for HlyE and LPS (IgG/IgA), by country (Bangladesh, Pakistan, Nepal, Ghana). SEES study." title="" id="119" name="Picture"/>
+            <wp:docPr descr="Decay curves (A), peak antibody levels (B), and decay rates (C) for HlyE and LPS (IgG/IgA), by country (Bangladesh, Pakistan, Nepal, Ghana). SEES study." title="" id="120" name="Picture"/>
             <a:graphic>
               <a:graphicData uri="http://schemas.openxmlformats.org/drawingml/2006/picture">
                 <pic:pic>
                   <pic:nvPicPr>
-                    <pic:cNvPr descr="../man/figures/kinetics-variation-1.png" id="120" name="Picture"/>
+                    <pic:cNvPr descr="../man/figures/kinetics-variation-1.png" id="121" name="Picture"/>
                     <pic:cNvPicPr>
                       <a:picLocks noChangeArrowheads="1" noChangeAspect="1"/>
                     </pic:cNvPicPr>
                   </pic:nvPicPr>
                   <pic:blipFill>
-                    <a:blip r:embed="rId118"/>
+                    <a:blip r:embed="rId119"/>
                     <a:stretch>
                       <a:fillRect/>
                     </a:stretch>
@@ -23795,8 +24506,8 @@
         <w:t xml:space="preserve">Decay curves (A), peak antibody levels (B), and decay rates (C) for HlyE and LPS (IgG/IgA), by country (Bangladesh, Pakistan, Nepal, Ghana). SEES study.</w:t>
       </w:r>
     </w:p>
-    <w:bookmarkEnd w:id="121"/>
-    <w:bookmarkStart w:id="125" w:name="Xe0d498a7f1d34353def60f09705ade4ab365d1e"/>
+    <w:bookmarkEnd w:id="122"/>
+    <w:bookmarkStart w:id="126" w:name="Xe0d498a7f1d34353def60f09705ade4ab365d1e"/>
     <w:p>
       <w:pPr>
         <w:pStyle w:val="Heading2"/>
@@ -23814,18 +24525,18 @@
           <wp:inline>
             <wp:extent cx="5334000" cy="4364181"/>
             <wp:effectExtent b="0" l="0" r="0" t="0"/>
-            <wp:docPr descr="Decay curves by age stratum (&lt;5, 5–15, 16+) and serotype (Typhi vs Paratyphi A), for HlyE and LPS (IgG/IgA). SEES study." title="" id="123" name="Picture"/>
+            <wp:docPr descr="Decay curves by age stratum (&lt;5, 5–15, 16+) and serotype (Typhi vs Paratyphi A), for HlyE and LPS (IgG/IgA). SEES study." title="" id="124" name="Picture"/>
             <a:graphic>
               <a:graphicData uri="http://schemas.openxmlformats.org/drawingml/2006/picture">
                 <pic:pic>
                   <pic:nvPicPr>
-                    <pic:cNvPr descr="../man/figures/kinetics-variation-2.png" id="124" name="Picture"/>
+                    <pic:cNvPr descr="../man/figures/kinetics-variation-2.png" id="125" name="Picture"/>
                     <pic:cNvPicPr>
                       <a:picLocks noChangeArrowheads="1" noChangeAspect="1"/>
                     </pic:cNvPicPr>
                   </pic:nvPicPr>
                   <pic:blipFill>
-                    <a:blip r:embed="rId122"/>
+                    <a:blip r:embed="rId123"/>
                     <a:stretch>
                       <a:fillRect/>
                     </a:stretch>
@@ -23909,9 +24620,9 @@
         <w:t xml:space="preserve">is on the roadmap.</w:t>
       </w:r>
     </w:p>
-    <w:bookmarkEnd w:id="125"/>
     <w:bookmarkEnd w:id="126"/>
-    <w:bookmarkStart w:id="138" w:name="estimating-the-curves-with-serodynamics"/>
+    <w:bookmarkEnd w:id="127"/>
+    <w:bookmarkStart w:id="139" w:name="estimating-the-curves-with-serodynamics"/>
     <w:p>
       <w:pPr>
         <w:pStyle w:val="Heading1"/>
@@ -23929,7 +24640,7 @@
         <w:t xml:space="preserve">serodynamics</w:t>
       </w:r>
     </w:p>
-    <w:bookmarkStart w:id="127" w:name="where-do-the-curve-parameters-come-from"/>
+    <w:bookmarkStart w:id="128" w:name="where-do-the-curve-parameters-come-from"/>
     <w:p>
       <w:pPr>
         <w:pStyle w:val="Heading2"/>
@@ -24129,8 +24840,8 @@
         <w:t xml:space="preserve">)</w:t>
       </w:r>
     </w:p>
-    <w:bookmarkEnd w:id="127"/>
-    <w:bookmarkStart w:id="129" w:name="the-serodynamics-package"/>
+    <w:bookmarkEnd w:id="128"/>
+    <w:bookmarkStart w:id="130" w:name="the-serodynamics-package"/>
     <w:p>
       <w:pPr>
         <w:pStyle w:val="Heading2"/>
@@ -24158,7 +24869,7 @@
       <w:pPr>
         <w:pStyle w:val="FirstParagraph"/>
       </w:pPr>
-      <w:hyperlink r:id="rId128">
+      <w:hyperlink r:id="rId129">
         <w:r>
           <w:rPr>
             <w:rStyle w:val="VerbatimChar"/>
@@ -24261,8 +24972,8 @@
         <w:t xml:space="preserve">packages that into a single reusable, validated workflow.</w:t>
       </w:r>
     </w:p>
-    <w:bookmarkEnd w:id="129"/>
-    <w:bookmarkStart w:id="130" w:name="a-typical-serodynamics-workflow"/>
+    <w:bookmarkEnd w:id="130"/>
+    <w:bookmarkStart w:id="131" w:name="a-typical-serodynamics-workflow"/>
     <w:p>
       <w:pPr>
         <w:pStyle w:val="Heading2"/>
@@ -24521,8 +25232,8 @@
         <w:t xml:space="preserve">) for experimentation.</w:t>
       </w:r>
     </w:p>
-    <w:bookmarkEnd w:id="130"/>
-    <w:bookmarkStart w:id="134" w:name="what-a-fitted-model-looks-like"/>
+    <w:bookmarkEnd w:id="131"/>
+    <w:bookmarkStart w:id="135" w:name="what-a-fitted-model-looks-like"/>
     <w:p>
       <w:pPr>
         <w:pStyle w:val="Heading2"/>
@@ -24688,18 +25399,18 @@
           <wp:inline>
             <wp:extent cx="5334000" cy="3000375"/>
             <wp:effectExtent b="0" l="0" r="0" t="0"/>
-            <wp:docPr descr="Posterior densities of the five kinetic parameters from the cached nepal_sees_jags_output fit (HlyE IgG, Typhi), by MCMC chain." title="" id="132" name="Picture"/>
+            <wp:docPr descr="Posterior densities of the five kinetic parameters from the cached nepal_sees_jags_output fit (HlyE IgG, Typhi), by MCMC chain." title="" id="133" name="Picture"/>
             <a:graphic>
               <a:graphicData uri="http://schemas.openxmlformats.org/drawingml/2006/picture">
                 <pic:pic>
                   <pic:nvPicPr>
-                    <pic:cNvPr descr="../man/figures/serodynamics-cached-fit.png" id="133" name="Picture"/>
+                    <pic:cNvPr descr="../man/figures/serodynamics-cached-fit.png" id="134" name="Picture"/>
                     <pic:cNvPicPr>
                       <a:picLocks noChangeArrowheads="1" noChangeAspect="1"/>
                     </pic:cNvPicPr>
                   </pic:nvPicPr>
                   <pic:blipFill>
-                    <a:blip r:embed="rId131"/>
+                    <a:blip r:embed="rId132"/>
                     <a:stretch>
                       <a:fillRect/>
                     </a:stretch>
@@ -24762,8 +25473,8 @@
         <w:t xml:space="preserve">), by MCMC chain.</w:t>
       </w:r>
     </w:p>
-    <w:bookmarkEnd w:id="134"/>
-    <w:bookmarkStart w:id="135" w:name="two-packages-one-pipeline"/>
+    <w:bookmarkEnd w:id="135"/>
+    <w:bookmarkStart w:id="136" w:name="two-packages-one-pipeline"/>
     <w:p>
       <w:pPr>
         <w:pStyle w:val="Heading2"/>
@@ -24963,8 +25674,8 @@
         <w:t xml:space="preserve">.</w:t>
       </w:r>
     </w:p>
-    <w:bookmarkEnd w:id="135"/>
-    <w:bookmarkStart w:id="136" w:name="Xa625c662368e6f2938faae2901140a37208e45f"/>
+    <w:bookmarkEnd w:id="136"/>
+    <w:bookmarkStart w:id="137" w:name="Xa625c662368e6f2938faae2901140a37208e45f"/>
     <w:p>
       <w:pPr>
         <w:pStyle w:val="Heading2"/>
@@ -25722,8 +26433,8 @@
         <w:t xml:space="preserve">the curve-parameter object.</w:t>
       </w:r>
     </w:p>
-    <w:bookmarkEnd w:id="136"/>
-    <w:bookmarkStart w:id="137" w:name="random-effects-and-variance-over-time"/>
+    <w:bookmarkEnd w:id="137"/>
+    <w:bookmarkStart w:id="138" w:name="random-effects-and-variance-over-time"/>
     <w:p>
       <w:pPr>
         <w:pStyle w:val="Heading2"/>
@@ -26534,9 +27245,9 @@
         <w:t xml:space="preserve">width is an explicit function of time since infection.</w:t>
       </w:r>
     </w:p>
-    <w:bookmarkEnd w:id="137"/>
     <w:bookmarkEnd w:id="138"/>
-    <w:bookmarkStart w:id="159" w:name="using-serocalculator"/>
+    <w:bookmarkEnd w:id="139"/>
+    <w:bookmarkStart w:id="160" w:name="using-serocalculator"/>
     <w:p>
       <w:pPr>
         <w:pStyle w:val="Heading1"/>
@@ -26554,7 +27265,7 @@
         <w:t xml:space="preserve">serocalculator</w:t>
       </w:r>
     </w:p>
-    <w:bookmarkStart w:id="140" w:name="an-open-source-r-package"/>
+    <w:bookmarkStart w:id="141" w:name="an-open-source-r-package"/>
     <w:p>
       <w:pPr>
         <w:pStyle w:val="Heading2"/>
@@ -26573,7 +27284,7 @@
       <w:r>
         <w:t xml:space="preserve"> </w:t>
       </w:r>
-      <w:hyperlink r:id="rId139">
+      <w:hyperlink r:id="rId140">
         <w:r>
           <w:rPr>
             <w:rStyle w:val="VerbatimChar"/>
@@ -26641,8 +27352,8 @@
         <w:t xml:space="preserve">many simulated populations at once.</w:t>
       </w:r>
     </w:p>
-    <w:bookmarkEnd w:id="140"/>
-    <w:bookmarkStart w:id="141" w:name="simulating-a-cross-sectional-survey"/>
+    <w:bookmarkEnd w:id="141"/>
+    <w:bookmarkStart w:id="142" w:name="simulating-a-cross-sectional-survey"/>
     <w:p>
       <w:pPr>
         <w:pStyle w:val="Heading2"/>
@@ -26902,8 +27613,8 @@
         <w:t xml:space="preserve">useful for diagnostics.</w:t>
       </w:r>
     </w:p>
-    <w:bookmarkEnd w:id="141"/>
-    <w:bookmarkStart w:id="142" w:name="noise-parameters"/>
+    <w:bookmarkEnd w:id="142"/>
+    <w:bookmarkStart w:id="143" w:name="noise-parameters"/>
     <w:p>
       <w:pPr>
         <w:pStyle w:val="Heading2"/>
@@ -26940,8 +27651,8 @@
         <w:t xml:space="preserve">declared directly, consistent with the noise used to generate the data above:</w:t>
       </w:r>
     </w:p>
-    <w:bookmarkEnd w:id="142"/>
-    <w:bookmarkStart w:id="147" w:name="the-simulated-antibody-distribution"/>
+    <w:bookmarkEnd w:id="143"/>
+    <w:bookmarkStart w:id="148" w:name="the-simulated-antibody-distribution"/>
     <w:p>
       <w:pPr>
         <w:pStyle w:val="Heading2"/>
@@ -26963,7 +27674,7 @@
       <w:tr>
         <w:tc>
           <w:tcPr/>
-          <w:bookmarkStart w:id="146" w:name="fig-sim-distribution"/>
+          <w:bookmarkStart w:id="147" w:name="fig-sim-distribution"/>
           <w:p>
             <w:pPr>
               <w:pStyle w:val="Compact"/>
@@ -26974,18 +27685,18 @@
                 <wp:inline>
                   <wp:extent cx="4620126" cy="3696101"/>
                   <wp:effectExtent b="0" l="0" r="0" t="0"/>
-                  <wp:docPr descr="" title="" id="144" name="Picture"/>
+                  <wp:docPr descr="" title="" id="145" name="Picture"/>
                   <a:graphic>
                     <a:graphicData uri="http://schemas.openxmlformats.org/drawingml/2006/picture">
                       <pic:pic>
                         <pic:nvPicPr>
-                          <pic:cNvPr descr="methodology_files/figure-docx/fig-sim-distribution-1.png" id="145" name="Picture"/>
+                          <pic:cNvPr descr="methodology_files/figure-docx/fig-sim-distribution-1.png" id="146" name="Picture"/>
                           <pic:cNvPicPr>
                             <a:picLocks noChangeArrowheads="1" noChangeAspect="1"/>
                           </pic:cNvPicPr>
                         </pic:nvPicPr>
                         <pic:blipFill>
-                          <a:blip r:embed="rId143"/>
+                          <a:blip r:embed="rId144"/>
                           <a:stretch>
                             <a:fillRect/>
                           </a:stretch>
@@ -27025,12 +27736,12 @@
               <w:t xml:space="preserve">Figure 7: Distribution of simulated antibody responses, by antigen-isotype.</w:t>
             </w:r>
           </w:p>
-          <w:bookmarkEnd w:id="146"/>
+          <w:bookmarkEnd w:id="147"/>
         </w:tc>
       </w:tr>
     </w:tbl>
-    <w:bookmarkEnd w:id="147"/>
-    <w:bookmarkStart w:id="152" w:name="X8cfd16bb684e4ad6c62f9f78cbc8ef954016035"/>
+    <w:bookmarkEnd w:id="148"/>
+    <w:bookmarkStart w:id="153" w:name="X8cfd16bb684e4ad6c62f9f78cbc8ef954016035"/>
     <w:p>
       <w:pPr>
         <w:pStyle w:val="Heading2"/>
@@ -27195,7 +27906,7 @@
       <w:tr>
         <w:tc>
           <w:tcPr/>
-          <w:bookmarkStart w:id="151" w:name="fig-est-single-loglik"/>
+          <w:bookmarkStart w:id="152" w:name="fig-est-single-loglik"/>
           <w:p>
             <w:pPr>
               <w:pStyle w:val="Compact"/>
@@ -27206,18 +27917,18 @@
                 <wp:inline>
                   <wp:extent cx="4620126" cy="3696101"/>
                   <wp:effectExtent b="0" l="0" r="0" t="0"/>
-                  <wp:docPr descr="" title="" id="149" name="Picture"/>
+                  <wp:docPr descr="" title="" id="150" name="Picture"/>
                   <a:graphic>
                     <a:graphicData uri="http://schemas.openxmlformats.org/drawingml/2006/picture">
                       <pic:pic>
                         <pic:nvPicPr>
-                          <pic:cNvPr descr="methodology_files/figure-docx/fig-est-single-loglik-1.png" id="150" name="Picture"/>
+                          <pic:cNvPr descr="methodology_files/figure-docx/fig-est-single-loglik-1.png" id="151" name="Picture"/>
                           <pic:cNvPicPr>
                             <a:picLocks noChangeArrowheads="1" noChangeAspect="1"/>
                           </pic:cNvPicPr>
                         </pic:nvPicPr>
                         <pic:blipFill>
-                          <a:blip r:embed="rId148"/>
+                          <a:blip r:embed="rId149"/>
                           <a:stretch>
                             <a:fillRect/>
                           </a:stretch>
@@ -27257,12 +27968,12 @@
               <w:t xml:space="preserve">Figure 8: Log-likelihood curve for the simulated survey, on a log x-axis.</w:t>
             </w:r>
           </w:p>
-          <w:bookmarkEnd w:id="151"/>
+          <w:bookmarkEnd w:id="152"/>
         </w:tc>
       </w:tr>
     </w:tbl>
-    <w:bookmarkEnd w:id="152"/>
-    <w:bookmarkStart w:id="153" w:name="estimating-seroincidence-in-real-data"/>
+    <w:bookmarkEnd w:id="153"/>
+    <w:bookmarkStart w:id="154" w:name="estimating-seroincidence-in-real-data"/>
     <w:p>
       <w:pPr>
         <w:pStyle w:val="Heading2"/>
@@ -27913,8 +28624,8 @@
         <w:t xml:space="preserve">and lets each stratum use the seroresponse parameters appropriate to it.</w:t>
       </w:r>
     </w:p>
-    <w:bookmarkEnd w:id="153"/>
-    <w:bookmarkStart w:id="158" w:name="interactive-shiny-app"/>
+    <w:bookmarkEnd w:id="154"/>
+    <w:bookmarkStart w:id="159" w:name="interactive-shiny-app"/>
     <w:p>
       <w:pPr>
         <w:pStyle w:val="Heading2"/>
@@ -27933,7 +28644,7 @@
       <w:r>
         <w:t xml:space="preserve"> </w:t>
       </w:r>
-      <w:hyperlink r:id="rId154">
+      <w:hyperlink r:id="rId155">
         <w:r>
           <w:rPr>
             <w:rStyle w:val="Hyperlink"/>
@@ -27954,18 +28665,18 @@
           <wp:inline>
             <wp:extent cx="5334000" cy="2611995"/>
             <wp:effectExtent b="0" l="0" r="0" t="0"/>
-            <wp:docPr descr="The serocalculator Shiny app." title="" id="156" name="Picture"/>
+            <wp:docPr descr="The serocalculator Shiny app." title="" id="157" name="Picture"/>
             <a:graphic>
               <a:graphicData uri="http://schemas.openxmlformats.org/drawingml/2006/picture">
                 <pic:pic>
                   <pic:nvPicPr>
-                    <pic:cNvPr descr="../man/figures/shiny-serocalculator.png" id="157" name="Picture"/>
+                    <pic:cNvPr descr="../man/figures/shiny-serocalculator.png" id="158" name="Picture"/>
                     <pic:cNvPicPr>
                       <a:picLocks noChangeArrowheads="1" noChangeAspect="1"/>
                     </pic:cNvPicPr>
                   </pic:nvPicPr>
                   <pic:blipFill>
-                    <a:blip r:embed="rId155"/>
+                    <a:blip r:embed="rId156"/>
                     <a:stretch>
                       <a:fillRect/>
                     </a:stretch>
@@ -28000,9 +28711,9 @@
         <w:t xml:space="preserve">The serocalculator Shiny app.</w:t>
       </w:r>
     </w:p>
-    <w:bookmarkEnd w:id="158"/>
     <w:bookmarkEnd w:id="159"/>
-    <w:bookmarkStart w:id="192" w:name="sec-validation"/>
+    <w:bookmarkEnd w:id="160"/>
+    <w:bookmarkStart w:id="193" w:name="sec-validation"/>
     <w:p>
       <w:pPr>
         <w:pStyle w:val="Heading1"/>
@@ -28011,7 +28722,7 @@
         <w:t xml:space="preserve">8. Validation: recovering known incidence rates</w:t>
       </w:r>
     </w:p>
-    <w:bookmarkStart w:id="164" w:name="simulating-clusters-with-known-incidence"/>
+    <w:bookmarkStart w:id="165" w:name="simulating-clusters-with-known-incidence"/>
     <w:p>
       <w:pPr>
         <w:pStyle w:val="Heading2"/>
@@ -28148,7 +28859,7 @@
       <w:tr>
         <w:tc>
           <w:tcPr/>
-          <w:bookmarkStart w:id="163" w:name="fig-sim-multi-distribution"/>
+          <w:bookmarkStart w:id="164" w:name="fig-sim-multi-distribution"/>
           <w:p>
             <w:pPr>
               <w:pStyle w:val="Compact"/>
@@ -28159,18 +28870,18 @@
                 <wp:inline>
                   <wp:extent cx="4620126" cy="4620126"/>
                   <wp:effectExtent b="0" l="0" r="0" t="0"/>
-                  <wp:docPr descr="" title="" id="161" name="Picture"/>
+                  <wp:docPr descr="" title="" id="162" name="Picture"/>
                   <a:graphic>
                     <a:graphicData uri="http://schemas.openxmlformats.org/drawingml/2006/picture">
                       <pic:pic>
                         <pic:nvPicPr>
-                          <pic:cNvPr descr="methodology_files/figure-docx/fig-sim-multi-distribution-1.png" id="162" name="Picture"/>
+                          <pic:cNvPr descr="methodology_files/figure-docx/fig-sim-multi-distribution-1.png" id="163" name="Picture"/>
                           <pic:cNvPicPr>
                             <a:picLocks noChangeArrowheads="1" noChangeAspect="1"/>
                           </pic:cNvPicPr>
                         </pic:nvPicPr>
                         <pic:blipFill>
-                          <a:blip r:embed="rId160"/>
+                          <a:blip r:embed="rId161"/>
                           <a:stretch>
                             <a:fillRect/>
                           </a:stretch>
@@ -28210,12 +28921,12 @@
               <w:t xml:space="preserve">Figure 9: Simulated antibody responses by cluster, faceted by antigen-isotype and by the true incidence rate used to generate each cluster.</w:t>
             </w:r>
           </w:p>
-          <w:bookmarkEnd w:id="163"/>
+          <w:bookmarkEnd w:id="164"/>
         </w:tc>
       </w:tr>
     </w:tbl>
-    <w:bookmarkEnd w:id="164"/>
-    <w:bookmarkStart w:id="166" w:name="estimating-incidence-in-each-cluster"/>
+    <w:bookmarkEnd w:id="165"/>
+    <w:bookmarkStart w:id="167" w:name="estimating-incidence-in-each-cluster"/>
     <w:p>
       <w:pPr>
         <w:pStyle w:val="Heading2"/>
@@ -28275,7 +28986,7 @@
       <w:tr>
         <w:tc>
           <w:tcPr/>
-          <w:bookmarkStart w:id="165" w:name="tbl-ests-summary"/>
+          <w:bookmarkStart w:id="166" w:name="tbl-ests-summary"/>
           <w:p>
             <w:pPr>
               <w:jc w:val="center"/>
@@ -28484,7 +29195,7 @@
               <w:t xml:space="preserve">#   nlm.convergence.code &lt;ord&gt;</w:t>
             </w:r>
           </w:p>
-          <w:bookmarkEnd w:id="165"/>
+          <w:bookmarkEnd w:id="166"/>
         </w:tc>
       </w:tr>
     </w:tbl>
@@ -28502,8 +29213,8 @@
         <w:t xml:space="preserve">since converting the widget to a static image would need a headless browser.</w:t>
       </w:r>
     </w:p>
-    <w:bookmarkEnd w:id="166"/>
-    <w:bookmarkStart w:id="171" w:name="inspecting-individual-clusters"/>
+    <w:bookmarkEnd w:id="167"/>
+    <w:bookmarkStart w:id="172" w:name="inspecting-individual-clusters"/>
     <w:p>
       <w:pPr>
         <w:pStyle w:val="Heading2"/>
@@ -28579,7 +29290,7 @@
       <w:tr>
         <w:tc>
           <w:tcPr/>
-          <w:bookmarkStart w:id="170" w:name="fig-cluster-logliks"/>
+          <w:bookmarkStart w:id="171" w:name="fig-cluster-logliks"/>
           <w:p>
             <w:pPr>
               <w:pStyle w:val="Compact"/>
@@ -28590,18 +29301,18 @@
                 <wp:inline>
                   <wp:extent cx="4620126" cy="6468176"/>
                   <wp:effectExtent b="0" l="0" r="0" t="0"/>
-                  <wp:docPr descr="" title="" id="168" name="Picture"/>
+                  <wp:docPr descr="" title="" id="169" name="Picture"/>
                   <a:graphic>
                     <a:graphicData uri="http://schemas.openxmlformats.org/drawingml/2006/picture">
                       <pic:pic>
                         <pic:nvPicPr>
-                          <pic:cNvPr descr="methodology_files/figure-docx/fig-cluster-logliks-1.png" id="169" name="Picture"/>
+                          <pic:cNvPr descr="methodology_files/figure-docx/fig-cluster-logliks-1.png" id="170" name="Picture"/>
                           <pic:cNvPicPr>
                             <a:picLocks noChangeArrowheads="1" noChangeAspect="1"/>
                           </pic:cNvPicPr>
                         </pic:nvPicPr>
                         <pic:blipFill>
-                          <a:blip r:embed="rId167"/>
+                          <a:blip r:embed="rId168"/>
                           <a:stretch>
                             <a:fillRect/>
                           </a:stretch>
@@ -28641,12 +29352,12 @@
               <w:t xml:space="preserve">Figure 10: Log-likelihood curves for the first five simulated clusters.</w:t>
             </w:r>
           </w:p>
-          <w:bookmarkEnd w:id="170"/>
+          <w:bookmarkEnd w:id="171"/>
         </w:tc>
       </w:tr>
     </w:tbl>
-    <w:bookmarkEnd w:id="171"/>
-    <w:bookmarkStart w:id="177" w:name="checking-nlm-convergence"/>
+    <w:bookmarkEnd w:id="172"/>
+    <w:bookmarkStart w:id="178" w:name="checking-nlm-convergence"/>
     <w:p>
       <w:pPr>
         <w:pStyle w:val="Heading2"/>
@@ -28845,7 +29556,7 @@
       <w:r>
         <w:t xml:space="preserve">(</w:t>
       </w:r>
-      <w:hyperlink r:id="rId172">
+      <w:hyperlink r:id="rId173">
         <w:r>
           <w:rPr>
             <w:rStyle w:val="Hyperlink"/>
@@ -29918,7 +30629,7 @@
       <w:tr>
         <w:tc>
           <w:tcPr/>
-          <w:bookmarkStart w:id="176" w:name="fig-problem-strata"/>
+          <w:bookmarkStart w:id="177" w:name="fig-problem-strata"/>
           <w:p>
             <w:pPr>
               <w:pStyle w:val="Compact"/>
@@ -29929,18 +30640,18 @@
                 <wp:inline>
                   <wp:extent cx="4620126" cy="6468176"/>
                   <wp:effectExtent b="0" l="0" r="0" t="0"/>
-                  <wp:docPr descr="" title="" id="174" name="Picture"/>
+                  <wp:docPr descr="" title="" id="175" name="Picture"/>
                   <a:graphic>
                     <a:graphicData uri="http://schemas.openxmlformats.org/drawingml/2006/picture">
                       <pic:pic>
                         <pic:nvPicPr>
-                          <pic:cNvPr descr="methodology_files/figure-docx/fig-problem-strata-1.png" id="175" name="Picture"/>
+                          <pic:cNvPr descr="methodology_files/figure-docx/fig-problem-strata-1.png" id="176" name="Picture"/>
                           <pic:cNvPicPr>
                             <a:picLocks noChangeArrowheads="1" noChangeAspect="1"/>
                           </pic:cNvPicPr>
                         </pic:nvPicPr>
                         <pic:blipFill>
-                          <a:blip r:embed="rId173"/>
+                          <a:blip r:embed="rId174"/>
                           <a:stretch>
                             <a:fillRect/>
                           </a:stretch>
@@ -29980,12 +30691,12 @@
               <w:t xml:space="preserve">Figure 11: Log-likelihood curves for any clusters whose optimizer reported a possible convergence problem.</w:t>
             </w:r>
           </w:p>
-          <w:bookmarkEnd w:id="176"/>
+          <w:bookmarkEnd w:id="177"/>
         </w:tc>
       </w:tr>
     </w:tbl>
-    <w:bookmarkEnd w:id="177"/>
-    <w:bookmarkStart w:id="186" w:name="estimates-recover-the-simulated-rates"/>
+    <w:bookmarkEnd w:id="178"/>
+    <w:bookmarkStart w:id="187" w:name="estimates-recover-the-simulated-rates"/>
     <w:p>
       <w:pPr>
         <w:pStyle w:val="Heading2"/>
@@ -30007,7 +30718,7 @@
       <w:tr>
         <w:tc>
           <w:tcPr/>
-          <w:bookmarkStart w:id="181" w:name="fig-sim-recovery"/>
+          <w:bookmarkStart w:id="182" w:name="fig-sim-recovery"/>
           <w:p>
             <w:pPr>
               <w:pStyle w:val="Compact"/>
@@ -30018,18 +30729,18 @@
                 <wp:inline>
                   <wp:extent cx="4620126" cy="3696101"/>
                   <wp:effectExtent b="0" l="0" r="0" t="0"/>
-                  <wp:docPr descr="" title="" id="179" name="Picture"/>
+                  <wp:docPr descr="" title="" id="180" name="Picture"/>
                   <a:graphic>
                     <a:graphicData uri="http://schemas.openxmlformats.org/drawingml/2006/picture">
                       <pic:pic>
                         <pic:nvPicPr>
-                          <pic:cNvPr descr="methodology_files/figure-docx/fig-sim-recovery-1.png" id="180" name="Picture"/>
+                          <pic:cNvPr descr="methodology_files/figure-docx/fig-sim-recovery-1.png" id="181" name="Picture"/>
                           <pic:cNvPicPr>
                             <a:picLocks noChangeArrowheads="1" noChangeAspect="1"/>
                           </pic:cNvPicPr>
                         </pic:nvPicPr>
                         <pic:blipFill>
-                          <a:blip r:embed="rId178"/>
+                          <a:blip r:embed="rId179"/>
                           <a:stretch>
                             <a:fillRect/>
                           </a:stretch>
@@ -30069,7 +30780,7 @@
               <w:t xml:space="preserve">Figure 12: Estimated incidence rates (points, with 95% confidence intervals) for each simulated cluster, against the true rate used to generate it. The red line is the identity.</w:t>
             </w:r>
           </w:p>
-          <w:bookmarkEnd w:id="181"/>
+          <w:bookmarkEnd w:id="182"/>
         </w:tc>
       </w:tr>
     </w:tbl>
@@ -30209,7 +30920,7 @@
       <w:tr>
         <w:tc>
           <w:tcPr/>
-          <w:bookmarkStart w:id="185" w:name="fig-empirical-se"/>
+          <w:bookmarkStart w:id="186" w:name="fig-empirical-se"/>
           <w:p>
             <w:pPr>
               <w:pStyle w:val="Compact"/>
@@ -30220,18 +30931,18 @@
                 <wp:inline>
                   <wp:extent cx="4620126" cy="3696101"/>
                   <wp:effectExtent b="0" l="0" r="0" t="0"/>
-                  <wp:docPr descr="" title="" id="183" name="Picture"/>
+                  <wp:docPr descr="" title="" id="184" name="Picture"/>
                   <a:graphic>
                     <a:graphicData uri="http://schemas.openxmlformats.org/drawingml/2006/picture">
                       <pic:pic>
                         <pic:nvPicPr>
-                          <pic:cNvPr descr="methodology_files/figure-docx/fig-empirical-se-1.png" id="184" name="Picture"/>
+                          <pic:cNvPr descr="methodology_files/figure-docx/fig-empirical-se-1.png" id="185" name="Picture"/>
                           <pic:cNvPicPr>
                             <a:picLocks noChangeArrowheads="1" noChangeAspect="1"/>
                           </pic:cNvPicPr>
                         </pic:nvPicPr>
                         <pic:blipFill>
-                          <a:blip r:embed="rId182"/>
+                          <a:blip r:embed="rId183"/>
                           <a:stretch>
                             <a:fillRect/>
                           </a:stretch>
@@ -30271,12 +30982,12 @@
               <w:t xml:space="preserve">Figure 13: Empirical standard error of the incidence estimates, by true rate.</w:t>
             </w:r>
           </w:p>
-          <w:bookmarkEnd w:id="185"/>
+          <w:bookmarkEnd w:id="186"/>
         </w:tc>
       </w:tr>
     </w:tbl>
-    <w:bookmarkEnd w:id="186"/>
-    <w:bookmarkStart w:id="191" w:name="X047cffc7758e27a01cb5430c10b991b39f63029"/>
+    <w:bookmarkEnd w:id="187"/>
+    <w:bookmarkStart w:id="192" w:name="X047cffc7758e27a01cb5430c10b991b39f63029"/>
     <w:p>
       <w:pPr>
         <w:pStyle w:val="Heading2"/>
@@ -30373,7 +31084,7 @@
       <w:tr>
         <w:tc>
           <w:tcPr/>
-          <w:bookmarkStart w:id="190" w:name="fig-sim-recovery-renew"/>
+          <w:bookmarkStart w:id="191" w:name="fig-sim-recovery-renew"/>
           <w:p>
             <w:pPr>
               <w:pStyle w:val="Compact"/>
@@ -30384,18 +31095,18 @@
                 <wp:inline>
                   <wp:extent cx="4620126" cy="3696101"/>
                   <wp:effectExtent b="0" l="0" r="0" t="0"/>
-                  <wp:docPr descr="" title="" id="188" name="Picture"/>
+                  <wp:docPr descr="" title="" id="189" name="Picture"/>
                   <a:graphic>
                     <a:graphicData uri="http://schemas.openxmlformats.org/drawingml/2006/picture">
                       <pic:pic>
                         <pic:nvPicPr>
-                          <pic:cNvPr descr="methodology_files/figure-docx/fig-sim-recovery-renew-1.png" id="189" name="Picture"/>
+                          <pic:cNvPr descr="methodology_files/figure-docx/fig-sim-recovery-renew-1.png" id="190" name="Picture"/>
                           <pic:cNvPicPr>
                             <a:picLocks noChangeArrowheads="1" noChangeAspect="1"/>
                           </pic:cNvPicPr>
                         </pic:nvPicPr>
                         <pic:blipFill>
-                          <a:blip r:embed="rId187"/>
+                          <a:blip r:embed="rId188"/>
                           <a:stretch>
                             <a:fillRect/>
                           </a:stretch>
@@ -30449,13 +31160,13 @@
               <w:t xml:space="preserve">.</w:t>
             </w:r>
           </w:p>
-          <w:bookmarkEnd w:id="190"/>
+          <w:bookmarkEnd w:id="191"/>
         </w:tc>
       </w:tr>
     </w:tbl>
-    <w:bookmarkEnd w:id="191"/>
     <w:bookmarkEnd w:id="192"/>
-    <w:bookmarkStart w:id="197" w:name="ongoing-and-future-work"/>
+    <w:bookmarkEnd w:id="193"/>
+    <w:bookmarkStart w:id="198" w:name="ongoing-and-future-work"/>
     <w:p>
       <w:pPr>
         <w:pStyle w:val="Heading1"/>
@@ -30464,7 +31175,7 @@
         <w:t xml:space="preserve">9. Ongoing and future work</w:t>
       </w:r>
     </w:p>
-    <w:bookmarkStart w:id="194" w:name="in-progress-work"/>
+    <w:bookmarkStart w:id="195" w:name="in-progress-work"/>
     <w:p>
       <w:pPr>
         <w:pStyle w:val="Heading2"/>
@@ -30492,7 +31203,7 @@
       <w:r>
         <w:t xml:space="preserve"> </w:t>
       </w:r>
-      <w:hyperlink r:id="rId154">
+      <w:hyperlink r:id="rId155">
         <w:r>
           <w:rPr>
             <w:rStyle w:val="Hyperlink"/>
@@ -30506,7 +31217,7 @@
       <w:r>
         <w:t xml:space="preserve"> </w:t>
       </w:r>
-      <w:hyperlink r:id="rId193">
+      <w:hyperlink r:id="rId194">
         <w:r>
           <w:rPr>
             <w:rStyle w:val="Hyperlink"/>
@@ -30593,8 +31304,8 @@
         <w:t xml:space="preserve">Calibrating to population demographics</w:t>
       </w:r>
     </w:p>
-    <w:bookmarkEnd w:id="194"/>
-    <w:bookmarkStart w:id="196" w:name="sec-multivariate"/>
+    <w:bookmarkEnd w:id="195"/>
+    <w:bookmarkStart w:id="197" w:name="sec-multivariate"/>
     <w:p>
       <w:pPr>
         <w:pStyle w:val="Heading2"/>
@@ -30960,7 +31671,7 @@
       <w:r>
         <w:t xml:space="preserve">(</w:t>
       </w:r>
-      <w:hyperlink r:id="rId195">
+      <w:hyperlink r:id="rId196">
         <w:r>
           <w:rPr>
             <w:rStyle w:val="Hyperlink"/>
@@ -30972,9 +31683,9 @@
         <w:t xml:space="preserve">).</w:t>
       </w:r>
     </w:p>
-    <w:bookmarkEnd w:id="196"/>
     <w:bookmarkEnd w:id="197"/>
-    <w:bookmarkStart w:id="214" w:name="references"/>
+    <w:bookmarkEnd w:id="198"/>
+    <w:bookmarkStart w:id="215" w:name="references"/>
     <w:p>
       <w:pPr>
         <w:pStyle w:val="Heading1"/>
@@ -30983,8 +31694,8 @@
         <w:t xml:space="preserve">References</w:t>
       </w:r>
     </w:p>
-    <w:bookmarkStart w:id="213" w:name="refs"/>
-    <w:bookmarkStart w:id="199" w:name="ref-Aiemjoy_2022_Lancet"/>
+    <w:bookmarkStart w:id="214" w:name="refs"/>
+    <w:bookmarkStart w:id="200" w:name="ref-Aiemjoy_2022_Lancet"/>
     <w:p>
       <w:pPr>
         <w:pStyle w:val="Bibliography"/>
@@ -31017,7 +31728,7 @@
       <w:r>
         <w:t xml:space="preserve"> </w:t>
       </w:r>
-      <w:hyperlink r:id="rId198">
+      <w:hyperlink r:id="rId199">
         <w:r>
           <w:rPr>
             <w:rStyle w:val="Hyperlink"/>
@@ -31029,8 +31740,8 @@
         <w:t xml:space="preserve">.</w:t>
       </w:r>
     </w:p>
-    <w:bookmarkEnd w:id="199"/>
-    <w:bookmarkStart w:id="201" w:name="ref-HAY2024100806"/>
+    <w:bookmarkEnd w:id="200"/>
+    <w:bookmarkStart w:id="202" w:name="ref-HAY2024100806"/>
     <w:p>
       <w:pPr>
         <w:pStyle w:val="Bibliography"/>
@@ -31063,7 +31774,7 @@
       <w:r>
         <w:t xml:space="preserve"> </w:t>
       </w:r>
-      <w:hyperlink r:id="rId200">
+      <w:hyperlink r:id="rId201">
         <w:r>
           <w:rPr>
             <w:rStyle w:val="Hyperlink"/>
@@ -31075,8 +31786,8 @@
         <w:t xml:space="preserve">.</w:t>
       </w:r>
     </w:p>
-    <w:bookmarkEnd w:id="201"/>
-    <w:bookmarkStart w:id="202" w:name="ref-Huber1967"/>
+    <w:bookmarkEnd w:id="202"/>
+    <w:bookmarkStart w:id="203" w:name="ref-Huber1967"/>
     <w:p>
       <w:pPr>
         <w:pStyle w:val="Bibliography"/>
@@ -31110,8 +31821,8 @@
         <w:t xml:space="preserve">. University of California Press.</w:t>
       </w:r>
     </w:p>
-    <w:bookmarkEnd w:id="202"/>
-    <w:bookmarkStart w:id="204" w:name="ref-LiangZeger1986"/>
+    <w:bookmarkEnd w:id="203"/>
+    <w:bookmarkStart w:id="205" w:name="ref-LiangZeger1986"/>
     <w:p>
       <w:pPr>
         <w:pStyle w:val="Bibliography"/>
@@ -31144,7 +31855,7 @@
       <w:r>
         <w:t xml:space="preserve"> </w:t>
       </w:r>
-      <w:hyperlink r:id="rId203">
+      <w:hyperlink r:id="rId204">
         <w:r>
           <w:rPr>
             <w:rStyle w:val="Hyperlink"/>
@@ -31156,8 +31867,8 @@
         <w:t xml:space="preserve">.</w:t>
       </w:r>
     </w:p>
-    <w:bookmarkEnd w:id="204"/>
-    <w:bookmarkStart w:id="206" w:name="ref-Noordzij2010diseasemeasures"/>
+    <w:bookmarkEnd w:id="205"/>
+    <w:bookmarkStart w:id="207" w:name="ref-Noordzij2010diseasemeasures"/>
     <w:p>
       <w:pPr>
         <w:pStyle w:val="Bibliography"/>
@@ -31196,7 +31907,7 @@
       <w:r>
         <w:t xml:space="preserve"> </w:t>
       </w:r>
-      <w:hyperlink r:id="rId205">
+      <w:hyperlink r:id="rId206">
         <w:r>
           <w:rPr>
             <w:rStyle w:val="Hyperlink"/>
@@ -31208,8 +31919,8 @@
         <w:t xml:space="preserve">.</w:t>
       </w:r>
     </w:p>
-    <w:bookmarkEnd w:id="206"/>
-    <w:bookmarkStart w:id="208" w:name="ref-Teunis_2020"/>
+    <w:bookmarkEnd w:id="207"/>
+    <w:bookmarkStart w:id="209" w:name="ref-Teunis_2020"/>
     <w:p>
       <w:pPr>
         <w:pStyle w:val="Bibliography"/>
@@ -31242,7 +31953,7 @@
       <w:r>
         <w:t xml:space="preserve"> </w:t>
       </w:r>
-      <w:hyperlink r:id="rId207">
+      <w:hyperlink r:id="rId208">
         <w:r>
           <w:rPr>
             <w:rStyle w:val="Hyperlink"/>
@@ -31254,8 +31965,8 @@
         <w:t xml:space="preserve">.</w:t>
       </w:r>
     </w:p>
-    <w:bookmarkEnd w:id="208"/>
-    <w:bookmarkStart w:id="210" w:name="ref-Teunis_2016"/>
+    <w:bookmarkEnd w:id="209"/>
+    <w:bookmarkStart w:id="211" w:name="ref-Teunis_2016"/>
     <w:p>
       <w:pPr>
         <w:pStyle w:val="Bibliography"/>
@@ -31288,7 +31999,7 @@
       <w:r>
         <w:t xml:space="preserve"> </w:t>
       </w:r>
-      <w:hyperlink r:id="rId209">
+      <w:hyperlink r:id="rId210">
         <w:r>
           <w:rPr>
             <w:rStyle w:val="Hyperlink"/>
@@ -31300,8 +32011,8 @@
         <w:t xml:space="preserve">.</w:t>
       </w:r>
     </w:p>
-    <w:bookmarkEnd w:id="210"/>
-    <w:bookmarkStart w:id="211" w:name="ref-volterra1928variations"/>
+    <w:bookmarkEnd w:id="211"/>
+    <w:bookmarkStart w:id="212" w:name="ref-volterra1928variations"/>
     <w:p>
       <w:pPr>
         <w:pStyle w:val="Bibliography"/>
@@ -31332,8 +32043,8 @@
         <w:t xml:space="preserve">3 (1): 3–51.</w:t>
       </w:r>
     </w:p>
-    <w:bookmarkEnd w:id="211"/>
-    <w:bookmarkStart w:id="212" w:name="ref-White1980"/>
+    <w:bookmarkEnd w:id="212"/>
+    <w:bookmarkStart w:id="213" w:name="ref-White1980"/>
     <w:p>
       <w:pPr>
         <w:pStyle w:val="Bibliography"/>
@@ -31364,9 +32075,9 @@
         <w:t xml:space="preserve">48 (4): 817–38.</w:t>
       </w:r>
     </w:p>
-    <w:bookmarkEnd w:id="212"/>
     <w:bookmarkEnd w:id="213"/>
     <w:bookmarkEnd w:id="214"/>
+    <w:bookmarkEnd w:id="215"/>
     <w:sectPr>
       <w:footnotePr>
         <w:numRestart w:val="eachSect"/>

--- a/pr-preview/pr-654/vignettes/methodology.docx
+++ b/pr-preview/pr-654/vignettes/methodology.docx
@@ -3449,7 +3449,7 @@
         <w:pStyle w:val="FirstParagraph"/>
       </w:pPr>
       <w:r>
-        <w:t xml:space="preserve">Estimating</w:t>
+        <w:t xml:space="preserve">Several approaches could estimate</w:t>
       </w:r>
       <w:r>
         <w:t xml:space="preserve"> </w:t>
@@ -3463,13 +3463,55 @@
         <w:t xml:space="preserve"> </w:t>
       </w:r>
       <w:r>
-        <w:t xml:space="preserve">from the data means finding the value that makes</w:t>
-      </w:r>
-      <w:r>
-        <w:t xml:space="preserve"> </w:t>
-      </w:r>
-      <w:r>
-        <w:t xml:space="preserve">the data most probable, which takes two definitions.</w:t>
+        <w:t xml:space="preserve">from the data.</w:t>
+      </w:r>
+      <w:r>
+        <w:t xml:space="preserve"> </w:t>
+      </w:r>
+      <w:r>
+        <w:rPr>
+          <w:rStyle w:val="VerbatimChar"/>
+        </w:rPr>
+        <w:t xml:space="preserve">serocalculator</w:t>
+      </w:r>
+      <w:r>
+        <w:t xml:space="preserve"> </w:t>
+      </w:r>
+      <w:r>
+        <w:t xml:space="preserve">uses</w:t>
+      </w:r>
+      <w:r>
+        <w:t xml:space="preserve"> </w:t>
+      </w:r>
+      <w:r>
+        <w:rPr>
+          <w:b/>
+          <w:bCs/>
+        </w:rPr>
+        <w:t xml:space="preserve">maximum likelihood</w:t>
+      </w:r>
+      <w:r>
+        <w:t xml:space="preserve">: it reports the value of</w:t>
+      </w:r>
+      <w:r>
+        <w:t xml:space="preserve"> </w:t>
+      </w:r>
+      <m:oMath>
+        <m:r>
+          <m:t>λ</m:t>
+        </m:r>
+      </m:oMath>
+      <w:r>
+        <w:t xml:space="preserve"> </w:t>
+      </w:r>
+      <w:r>
+        <w:t xml:space="preserve">that makes the observed data most probable.</w:t>
+      </w:r>
+      <w:r>
+        <w:t xml:space="preserve"> </w:t>
+      </w:r>
+      <w:r>
+        <w:t xml:space="preserve">Stating that precisely takes two definitions.</w:t>
       </w:r>
     </w:p>
     <w:tbl>

--- a/pr-preview/pr-654/vignettes/methodology.docx
+++ b/pr-preview/pr-654/vignettes/methodology.docx
@@ -4235,284 +4235,7 @@
           <m:jc m:val="center"/>
         </m:oMathParaPr>
         <m:oMath>
-          <m:sSup>
-            <m:e>
-              <m:r>
-                <m:rPr>
-                  <m:scr m:val="script"/>
-                  <m:sty m:val="p"/>
-                </m:rPr>
-                <m:t>L</m:t>
-              </m:r>
-            </m:e>
-            <m:sup>
-              <m:r>
-                <m:rPr>
-                  <m:sty m:val="p"/>
-                </m:rPr>
-                <m:t>*</m:t>
-              </m:r>
-            </m:sup>
-          </m:sSup>
-          <m:r>
-            <m:rPr>
-              <m:sty m:val="p"/>
-            </m:rPr>
-            <m:t>(</m:t>
-          </m:r>
-          <m:r>
-            <m:t>λ</m:t>
-          </m:r>
-          <m:r>
-            <m:rPr>
-              <m:sty m:val="p"/>
-            </m:rPr>
-            <m:t>)</m:t>
-          </m:r>
-          <m:r>
-            <m:rPr>
-              <m:sty m:val="p"/>
-            </m:rPr>
-            <m:t>=</m:t>
-          </m:r>
-          <m:nary>
-            <m:naryPr>
-              <m:chr m:val="∏"/>
-              <m:limLoc m:val="undOvr"/>
-              <m:subHide m:val="off"/>
-              <m:supHide m:val="off"/>
-            </m:naryPr>
-            <m:sub>
-              <m:r>
-                <m:t>i</m:t>
-              </m:r>
-              <m:r>
-                <m:rPr>
-                  <m:sty m:val="p"/>
-                </m:rPr>
-                <m:t>=</m:t>
-              </m:r>
-              <m:r>
-                <m:t>1</m:t>
-              </m:r>
-            </m:sub>
-            <m:sup>
-              <m:r>
-                <m:t>n</m:t>
-              </m:r>
-            </m:sup>
-            <m:e>
-              <m:r>
-                <m:rPr>
-                  <m:sty m:val="p"/>
-                </m:rPr>
-                <m:t>p</m:t>
-              </m:r>
-            </m:e>
-          </m:nary>
-          <m:r>
-            <m:rPr>
-              <m:sty m:val="p"/>
-            </m:rPr>
-            <m:t>(</m:t>
-          </m:r>
-          <m:r>
-            <m:t>T</m:t>
-          </m:r>
-          <m:r>
-            <m:rPr>
-              <m:sty m:val="p"/>
-            </m:rPr>
-            <m:t>=</m:t>
-          </m:r>
-          <m:sSub>
-            <m:e>
-              <m:r>
-                <m:t>t</m:t>
-              </m:r>
-            </m:e>
-            <m:sub>
-              <m:r>
-                <m:t>i</m:t>
-              </m:r>
-            </m:sub>
-          </m:sSub>
-          <m:r>
-            <m:rPr>
-              <m:sty m:val="p"/>
-            </m:rPr>
-            <m:t>∣</m:t>
-          </m:r>
-          <m:r>
-            <m:t>λ</m:t>
-          </m:r>
-          <m:r>
-            <m:rPr>
-              <m:sty m:val="p"/>
-            </m:rPr>
-            <m:t>)</m:t>
-          </m:r>
-          <m:r>
-            <m:rPr>
-              <m:sty m:val="p"/>
-            </m:rPr>
-            <m:t>=</m:t>
-          </m:r>
-          <m:nary>
-            <m:naryPr>
-              <m:chr m:val="∏"/>
-              <m:limLoc m:val="undOvr"/>
-              <m:subHide m:val="off"/>
-              <m:supHide m:val="off"/>
-            </m:naryPr>
-            <m:sub>
-              <m:r>
-                <m:t>i</m:t>
-              </m:r>
-              <m:r>
-                <m:rPr>
-                  <m:sty m:val="p"/>
-                </m:rPr>
-                <m:t>=</m:t>
-              </m:r>
-              <m:r>
-                <m:t>1</m:t>
-              </m:r>
-            </m:sub>
-            <m:sup>
-              <m:r>
-                <m:t>n</m:t>
-              </m:r>
-            </m:sup>
-            <m:e>
-              <m:r>
-                <m:t>λ</m:t>
-              </m:r>
-            </m:e>
-          </m:nary>
-          <m:r>
-            <m:rPr>
-              <m:sty m:val="p"/>
-            </m:rPr>
-            <m:t>exp</m:t>
-          </m:r>
-          <m:r>
-            <m:t>​</m:t>
-          </m:r>
-          <m:d>
-            <m:dPr>
-              <m:begChr m:val="{"/>
-              <m:sepChr m:val=""/>
-              <m:endChr m:val="}"/>
-              <m:grow/>
-            </m:dPr>
-            <m:e>
-              <m:r>
-                <m:rPr>
-                  <m:sty m:val="p"/>
-                </m:rPr>
-                <m:t>−</m:t>
-              </m:r>
-              <m:r>
-                <m:t>λ</m:t>
-              </m:r>
-              <m:sSub>
-                <m:e>
-                  <m:r>
-                    <m:t>t</m:t>
-                  </m:r>
-                </m:e>
-                <m:sub>
-                  <m:r>
-                    <m:t>i</m:t>
-                  </m:r>
-                </m:sub>
-              </m:sSub>
-            </m:e>
-          </m:d>
-          <m:r>
-            <m:t>​</m:t>
-          </m:r>
-        </m:oMath>
-      </m:oMathPara>
-    </w:p>
-    <w:p>
-      <w:pPr>
-        <w:pStyle w:val="FirstParagraph"/>
-      </w:pPr>
-      <w:r>
-        <w:t xml:space="preserve">. . .</w:t>
-      </w:r>
-    </w:p>
-    <w:p>
-      <w:pPr>
-        <w:pStyle w:val="BodyText"/>
-      </w:pPr>
-      <w:r>
-        <w:t xml:space="preserve">Taking the logarithm of the likelihood:</w:t>
-      </w:r>
-    </w:p>
-    <w:p>
-      <w:pPr>
-        <w:pStyle w:val="BodyText"/>
-      </w:pPr>
-      <m:oMathPara>
-        <m:oMathParaPr>
-          <m:jc m:val="center"/>
-        </m:oMathParaPr>
-        <m:oMath>
-          <m:sSup>
-            <m:e>
-              <m:r>
-                <m:t>ℓ</m:t>
-              </m:r>
-            </m:e>
-            <m:sup>
-              <m:r>
-                <m:rPr>
-                  <m:sty m:val="p"/>
-                </m:rPr>
-                <m:t>*</m:t>
-              </m:r>
-            </m:sup>
-          </m:sSup>
-          <m:r>
-            <m:rPr>
-              <m:sty m:val="p"/>
-            </m:rPr>
-            <m:t>(</m:t>
-          </m:r>
-          <m:r>
-            <m:t>λ</m:t>
-          </m:r>
-          <m:r>
-            <m:rPr>
-              <m:sty m:val="p"/>
-            </m:rPr>
-            <m:t>)</m:t>
-          </m:r>
-          <m:r>
-            <m:rPr>
-              <m:sty m:val="p"/>
-            </m:rPr>
-            <m:t>=</m:t>
-          </m:r>
-          <m:r>
-            <m:rPr>
-              <m:sty m:val="p"/>
-            </m:rPr>
-            <m:t>log</m:t>
-          </m:r>
-          <m:r>
-            <m:t>​</m:t>
-          </m:r>
-          <m:d>
-            <m:dPr>
-              <m:begChr m:val="{"/>
-              <m:sepChr m:val=""/>
-              <m:endChr m:val="}"/>
-              <m:grow/>
-            </m:dPr>
+          <m:eqArr>
             <m:e>
               <m:sSup>
                 <m:e>
@@ -4548,27 +4271,8 @@
                 </m:rPr>
                 <m:t>)</m:t>
               </m:r>
-            </m:e>
-          </m:d>
-          <m:r>
-            <m:t>​</m:t>
-          </m:r>
-          <m:r>
-            <m:rPr>
-              <m:sty m:val="p"/>
-            </m:rPr>
-            <m:t>=</m:t>
-          </m:r>
-          <m:nary>
-            <m:naryPr>
-              <m:chr m:val="∑"/>
-              <m:limLoc m:val="undOvr"/>
-              <m:subHide m:val="off"/>
-              <m:supHide m:val="off"/>
-            </m:naryPr>
-            <m:sub>
-              <m:r>
-                <m:t>i</m:t>
+              <m:r>
+                <m:t>&amp;</m:t>
               </m:r>
               <m:r>
                 <m:rPr>
@@ -4576,62 +4280,55 @@
                 </m:rPr>
                 <m:t>=</m:t>
               </m:r>
-              <m:r>
-                <m:t>1</m:t>
-              </m:r>
-            </m:sub>
-            <m:sup>
-              <m:r>
-                <m:t>n</m:t>
-              </m:r>
-            </m:sup>
-            <m:e>
-              <m:r>
-                <m:t>​</m:t>
-              </m:r>
-            </m:e>
-          </m:nary>
-          <m:d>
-            <m:dPr>
-              <m:begChr m:val="("/>
-              <m:sepChr m:val=""/>
-              <m:endChr m:val=")"/>
-              <m:grow/>
-            </m:dPr>
-            <m:e>
+              <m:nary>
+                <m:naryPr>
+                  <m:chr m:val="∏"/>
+                  <m:limLoc m:val="undOvr"/>
+                  <m:subHide m:val="off"/>
+                  <m:supHide m:val="off"/>
+                </m:naryPr>
+                <m:sub>
+                  <m:r>
+                    <m:t>i</m:t>
+                  </m:r>
+                  <m:r>
+                    <m:rPr>
+                      <m:sty m:val="p"/>
+                    </m:rPr>
+                    <m:t>=</m:t>
+                  </m:r>
+                  <m:r>
+                    <m:t>1</m:t>
+                  </m:r>
+                </m:sub>
+                <m:sup>
+                  <m:r>
+                    <m:t>n</m:t>
+                  </m:r>
+                </m:sup>
+                <m:e>
+                  <m:r>
+                    <m:rPr>
+                      <m:sty m:val="p"/>
+                    </m:rPr>
+                    <m:t>p</m:t>
+                  </m:r>
+                </m:e>
+              </m:nary>
               <m:r>
                 <m:rPr>
                   <m:sty m:val="p"/>
                 </m:rPr>
-                <m:t>log</m:t>
-              </m:r>
-              <m:r>
-                <m:t>​</m:t>
-              </m:r>
-              <m:d>
-                <m:dPr>
-                  <m:begChr m:val="{"/>
-                  <m:sepChr m:val=""/>
-                  <m:endChr m:val="}"/>
-                  <m:grow/>
-                </m:dPr>
-                <m:e>
-                  <m:r>
-                    <m:t>λ</m:t>
-                  </m:r>
-                </m:e>
-              </m:d>
-              <m:r>
-                <m:t>​</m:t>
+                <m:t>(</m:t>
+              </m:r>
+              <m:r>
+                <m:t>T</m:t>
               </m:r>
               <m:r>
                 <m:rPr>
                   <m:sty m:val="p"/>
                 </m:rPr>
-                <m:t>−</m:t>
-              </m:r>
-              <m:r>
-                <m:t>λ</m:t>
+                <m:t>=</m:t>
               </m:r>
               <m:sSub>
                 <m:e>
@@ -4645,11 +4342,338 @@
                   </m:r>
                 </m:sub>
               </m:sSub>
+              <m:r>
+                <m:rPr>
+                  <m:sty m:val="p"/>
+                </m:rPr>
+                <m:t>∣</m:t>
+              </m:r>
+              <m:r>
+                <m:t>λ</m:t>
+              </m:r>
+              <m:r>
+                <m:rPr>
+                  <m:sty m:val="p"/>
+                </m:rPr>
+                <m:t>)</m:t>
+              </m:r>
             </m:e>
-          </m:d>
-          <m:r>
-            <m:t>​</m:t>
-          </m:r>
+            <m:e>
+              <m:r>
+                <m:t>&amp;</m:t>
+              </m:r>
+              <m:r>
+                <m:rPr>
+                  <m:sty m:val="p"/>
+                </m:rPr>
+                <m:t>=</m:t>
+              </m:r>
+              <m:nary>
+                <m:naryPr>
+                  <m:chr m:val="∏"/>
+                  <m:limLoc m:val="undOvr"/>
+                  <m:subHide m:val="off"/>
+                  <m:supHide m:val="off"/>
+                </m:naryPr>
+                <m:sub>
+                  <m:r>
+                    <m:t>i</m:t>
+                  </m:r>
+                  <m:r>
+                    <m:rPr>
+                      <m:sty m:val="p"/>
+                    </m:rPr>
+                    <m:t>=</m:t>
+                  </m:r>
+                  <m:r>
+                    <m:t>1</m:t>
+                  </m:r>
+                </m:sub>
+                <m:sup>
+                  <m:r>
+                    <m:t>n</m:t>
+                  </m:r>
+                </m:sup>
+                <m:e>
+                  <m:r>
+                    <m:t>λ</m:t>
+                  </m:r>
+                </m:e>
+              </m:nary>
+              <m:r>
+                <m:rPr>
+                  <m:sty m:val="p"/>
+                </m:rPr>
+                <m:t>exp</m:t>
+              </m:r>
+              <m:r>
+                <m:t>​</m:t>
+              </m:r>
+              <m:d>
+                <m:dPr>
+                  <m:begChr m:val="{"/>
+                  <m:sepChr m:val=""/>
+                  <m:endChr m:val="}"/>
+                  <m:grow/>
+                </m:dPr>
+                <m:e>
+                  <m:r>
+                    <m:rPr>
+                      <m:sty m:val="p"/>
+                    </m:rPr>
+                    <m:t>−</m:t>
+                  </m:r>
+                  <m:r>
+                    <m:t>λ</m:t>
+                  </m:r>
+                  <m:sSub>
+                    <m:e>
+                      <m:r>
+                        <m:t>t</m:t>
+                      </m:r>
+                    </m:e>
+                    <m:sub>
+                      <m:r>
+                        <m:t>i</m:t>
+                      </m:r>
+                    </m:sub>
+                  </m:sSub>
+                </m:e>
+              </m:d>
+              <m:r>
+                <m:t>​</m:t>
+              </m:r>
+            </m:e>
+          </m:eqArr>
+        </m:oMath>
+      </m:oMathPara>
+    </w:p>
+    <w:p>
+      <w:pPr>
+        <w:pStyle w:val="FirstParagraph"/>
+      </w:pPr>
+      <w:r>
+        <w:t xml:space="preserve">. . .</w:t>
+      </w:r>
+    </w:p>
+    <w:p>
+      <w:pPr>
+        <w:pStyle w:val="BodyText"/>
+      </w:pPr>
+      <w:r>
+        <w:t xml:space="preserve">Taking the logarithm of the likelihood:</w:t>
+      </w:r>
+    </w:p>
+    <w:p>
+      <w:pPr>
+        <w:pStyle w:val="BodyText"/>
+      </w:pPr>
+      <m:oMathPara>
+        <m:oMathParaPr>
+          <m:jc m:val="center"/>
+        </m:oMathParaPr>
+        <m:oMath>
+          <m:eqArr>
+            <m:e>
+              <m:sSup>
+                <m:e>
+                  <m:r>
+                    <m:t>ℓ</m:t>
+                  </m:r>
+                </m:e>
+                <m:sup>
+                  <m:r>
+                    <m:rPr>
+                      <m:sty m:val="p"/>
+                    </m:rPr>
+                    <m:t>*</m:t>
+                  </m:r>
+                </m:sup>
+              </m:sSup>
+              <m:r>
+                <m:rPr>
+                  <m:sty m:val="p"/>
+                </m:rPr>
+                <m:t>(</m:t>
+              </m:r>
+              <m:r>
+                <m:t>λ</m:t>
+              </m:r>
+              <m:r>
+                <m:rPr>
+                  <m:sty m:val="p"/>
+                </m:rPr>
+                <m:t>)</m:t>
+              </m:r>
+              <m:r>
+                <m:t>&amp;</m:t>
+              </m:r>
+              <m:r>
+                <m:rPr>
+                  <m:sty m:val="p"/>
+                </m:rPr>
+                <m:t>=</m:t>
+              </m:r>
+              <m:r>
+                <m:rPr>
+                  <m:sty m:val="p"/>
+                </m:rPr>
+                <m:t>log</m:t>
+              </m:r>
+              <m:r>
+                <m:t>​</m:t>
+              </m:r>
+              <m:d>
+                <m:dPr>
+                  <m:begChr m:val="{"/>
+                  <m:sepChr m:val=""/>
+                  <m:endChr m:val="}"/>
+                  <m:grow/>
+                </m:dPr>
+                <m:e>
+                  <m:sSup>
+                    <m:e>
+                      <m:r>
+                        <m:rPr>
+                          <m:scr m:val="script"/>
+                          <m:sty m:val="p"/>
+                        </m:rPr>
+                        <m:t>L</m:t>
+                      </m:r>
+                    </m:e>
+                    <m:sup>
+                      <m:r>
+                        <m:rPr>
+                          <m:sty m:val="p"/>
+                        </m:rPr>
+                        <m:t>*</m:t>
+                      </m:r>
+                    </m:sup>
+                  </m:sSup>
+                  <m:r>
+                    <m:rPr>
+                      <m:sty m:val="p"/>
+                    </m:rPr>
+                    <m:t>(</m:t>
+                  </m:r>
+                  <m:r>
+                    <m:t>λ</m:t>
+                  </m:r>
+                  <m:r>
+                    <m:rPr>
+                      <m:sty m:val="p"/>
+                    </m:rPr>
+                    <m:t>)</m:t>
+                  </m:r>
+                </m:e>
+              </m:d>
+              <m:r>
+                <m:t>​</m:t>
+              </m:r>
+            </m:e>
+            <m:e>
+              <m:r>
+                <m:t>&amp;</m:t>
+              </m:r>
+              <m:r>
+                <m:rPr>
+                  <m:sty m:val="p"/>
+                </m:rPr>
+                <m:t>=</m:t>
+              </m:r>
+              <m:nary>
+                <m:naryPr>
+                  <m:chr m:val="∑"/>
+                  <m:limLoc m:val="undOvr"/>
+                  <m:subHide m:val="off"/>
+                  <m:supHide m:val="off"/>
+                </m:naryPr>
+                <m:sub>
+                  <m:r>
+                    <m:t>i</m:t>
+                  </m:r>
+                  <m:r>
+                    <m:rPr>
+                      <m:sty m:val="p"/>
+                    </m:rPr>
+                    <m:t>=</m:t>
+                  </m:r>
+                  <m:r>
+                    <m:t>1</m:t>
+                  </m:r>
+                </m:sub>
+                <m:sup>
+                  <m:r>
+                    <m:t>n</m:t>
+                  </m:r>
+                </m:sup>
+                <m:e>
+                  <m:r>
+                    <m:t>​</m:t>
+                  </m:r>
+                </m:e>
+              </m:nary>
+              <m:d>
+                <m:dPr>
+                  <m:begChr m:val="("/>
+                  <m:sepChr m:val=""/>
+                  <m:endChr m:val=")"/>
+                  <m:grow/>
+                </m:dPr>
+                <m:e>
+                  <m:r>
+                    <m:rPr>
+                      <m:sty m:val="p"/>
+                    </m:rPr>
+                    <m:t>log</m:t>
+                  </m:r>
+                  <m:r>
+                    <m:t>​</m:t>
+                  </m:r>
+                  <m:d>
+                    <m:dPr>
+                      <m:begChr m:val="{"/>
+                      <m:sepChr m:val=""/>
+                      <m:endChr m:val="}"/>
+                      <m:grow/>
+                    </m:dPr>
+                    <m:e>
+                      <m:r>
+                        <m:t>λ</m:t>
+                      </m:r>
+                    </m:e>
+                  </m:d>
+                  <m:r>
+                    <m:t>​</m:t>
+                  </m:r>
+                  <m:r>
+                    <m:rPr>
+                      <m:sty m:val="p"/>
+                    </m:rPr>
+                    <m:t>−</m:t>
+                  </m:r>
+                  <m:r>
+                    <m:t>λ</m:t>
+                  </m:r>
+                  <m:sSub>
+                    <m:e>
+                      <m:r>
+                        <m:t>t</m:t>
+                      </m:r>
+                    </m:e>
+                    <m:sub>
+                      <m:r>
+                        <m:t>i</m:t>
+                      </m:r>
+                    </m:sub>
+                  </m:sSub>
+                </m:e>
+              </m:d>
+              <m:r>
+                <m:t>​</m:t>
+              </m:r>
+            </m:e>
+          </m:eqArr>
         </m:oMath>
       </m:oMathPara>
     </w:p>
@@ -5038,116 +5062,128 @@
                 <m:jc m:val="center"/>
               </m:oMathParaPr>
               <m:oMath>
-                <m:sSub>
+                <m:eqArr>
                   <m:e>
-                    <m:acc>
-                      <m:accPr>
-                        <m:chr m:val="̂"/>
-                      </m:accPr>
+                    <m:sSub>
                       <m:e>
+                        <m:acc>
+                          <m:accPr>
+                            <m:chr m:val="̂"/>
+                          </m:accPr>
+                          <m:e>
+                            <m:r>
+                              <m:t>λ</m:t>
+                            </m:r>
+                          </m:e>
+                        </m:acc>
+                      </m:e>
+                      <m:sub>
                         <m:r>
-                          <m:t>λ</m:t>
+                          <m:rPr>
+                            <m:nor/>
+                            <m:sty m:val="p"/>
+                          </m:rPr>
+                          <m:t>ML</m:t>
                         </m:r>
-                      </m:e>
-                    </m:acc>
-                  </m:e>
-                  <m:sub>
+                      </m:sub>
+                    </m:sSub>
+                    <m:r>
+                      <m:t>&amp;</m:t>
+                    </m:r>
                     <m:r>
                       <m:rPr>
-                        <m:nor/>
                         <m:sty m:val="p"/>
                       </m:rPr>
-                      <m:t>ML</m:t>
+                      <m:t>=</m:t>
                     </m:r>
-                  </m:sub>
-                </m:sSub>
-                <m:r>
-                  <m:rPr>
-                    <m:sty m:val="p"/>
-                  </m:rPr>
-                  <m:t>=</m:t>
-                </m:r>
-                <m:f>
-                  <m:fPr>
-                    <m:type m:val="bar"/>
-                  </m:fPr>
-                  <m:num>
+                    <m:f>
+                      <m:fPr>
+                        <m:type m:val="bar"/>
+                      </m:fPr>
+                      <m:num>
+                        <m:r>
+                          <m:t>n</m:t>
+                        </m:r>
+                      </m:num>
+                      <m:den>
+                        <m:nary>
+                          <m:naryPr>
+                            <m:chr m:val="∑"/>
+                            <m:limLoc m:val="undOvr"/>
+                            <m:subHide m:val="off"/>
+                            <m:supHide m:val="off"/>
+                          </m:naryPr>
+                          <m:sub>
+                            <m:r>
+                              <m:t>i</m:t>
+                            </m:r>
+                            <m:r>
+                              <m:rPr>
+                                <m:sty m:val="p"/>
+                              </m:rPr>
+                              <m:t>=</m:t>
+                            </m:r>
+                            <m:r>
+                              <m:t>1</m:t>
+                            </m:r>
+                          </m:sub>
+                          <m:sup>
+                            <m:r>
+                              <m:t>n</m:t>
+                            </m:r>
+                          </m:sup>
+                          <m:e>
+                            <m:sSub>
+                              <m:e>
+                                <m:r>
+                                  <m:t>t</m:t>
+                                </m:r>
+                              </m:e>
+                              <m:sub>
+                                <m:r>
+                                  <m:t>i</m:t>
+                                </m:r>
+                              </m:sub>
+                            </m:sSub>
+                          </m:e>
+                        </m:nary>
+                      </m:den>
+                    </m:f>
+                  </m:e>
+                  <m:e>
                     <m:r>
-                      <m:t>n</m:t>
+                      <m:t>&amp;</m:t>
                     </m:r>
-                  </m:num>
-                  <m:den>
-                    <m:nary>
-                      <m:naryPr>
-                        <m:chr m:val="∑"/>
-                        <m:limLoc m:val="undOvr"/>
-                        <m:subHide m:val="off"/>
-                        <m:supHide m:val="off"/>
-                      </m:naryPr>
-                      <m:sub>
-                        <m:r>
-                          <m:t>i</m:t>
-                        </m:r>
-                        <m:r>
-                          <m:rPr>
-                            <m:sty m:val="p"/>
-                          </m:rPr>
-                          <m:t>=</m:t>
-                        </m:r>
+                    <m:r>
+                      <m:rPr>
+                        <m:sty m:val="p"/>
+                      </m:rPr>
+                      <m:t>=</m:t>
+                    </m:r>
+                    <m:f>
+                      <m:fPr>
+                        <m:type m:val="bar"/>
+                      </m:fPr>
+                      <m:num>
                         <m:r>
                           <m:t>1</m:t>
                         </m:r>
-                      </m:sub>
-                      <m:sup>
-                        <m:r>
-                          <m:t>n</m:t>
-                        </m:r>
-                      </m:sup>
-                      <m:e>
-                        <m:sSub>
+                      </m:num>
+                      <m:den>
+                        <m:acc>
+                          <m:accPr>
+                            <m:chr m:val="‾"/>
+                          </m:accPr>
                           <m:e>
                             <m:r>
                               <m:t>t</m:t>
                             </m:r>
                           </m:e>
-                          <m:sub>
-                            <m:r>
-                              <m:t>i</m:t>
-                            </m:r>
-                          </m:sub>
-                        </m:sSub>
-                      </m:e>
-                    </m:nary>
-                  </m:den>
-                </m:f>
-                <m:r>
-                  <m:rPr>
-                    <m:sty m:val="p"/>
-                  </m:rPr>
-                  <m:t>=</m:t>
-                </m:r>
-                <m:f>
-                  <m:fPr>
-                    <m:type m:val="bar"/>
-                  </m:fPr>
-                  <m:num>
-                    <m:r>
-                      <m:t>1</m:t>
-                    </m:r>
-                  </m:num>
-                  <m:den>
-                    <m:acc>
-                      <m:accPr>
-                        <m:chr m:val="‾"/>
-                      </m:accPr>
-                      <m:e>
-                        <m:r>
-                          <m:t>t</m:t>
-                        </m:r>
-                      </m:e>
-                    </m:acc>
-                  </m:den>
-                </m:f>
+                        </m:acc>
+                      </m:den>
+                    </m:f>
+                  </m:e>
+                </m:eqArr>
               </m:oMath>
             </m:oMathPara>
           </w:p>
@@ -6220,79 +6256,161 @@
                 <m:jc m:val="center"/>
               </m:oMathParaPr>
               <m:oMath>
-                <m:sSup>
+                <m:eqArr>
                   <m:e>
-                    <m:r>
-                      <m:t>ℓ</m:t>
-                    </m:r>
-                  </m:e>
-                  <m:sup>
+                    <m:sSup>
+                      <m:e>
+                        <m:r>
+                          <m:t>ℓ</m:t>
+                        </m:r>
+                      </m:e>
+                      <m:sup>
+                        <m:r>
+                          <m:rPr>
+                            <m:sty m:val="p"/>
+                          </m:rPr>
+                          <m:t>*</m:t>
+                        </m:r>
+                        <m:r>
+                          <m:rPr>
+                            <m:sty m:val="p"/>
+                          </m:rPr>
+                          <m:t>′</m:t>
+                        </m:r>
+                      </m:sup>
+                    </m:sSup>
                     <m:r>
                       <m:rPr>
                         <m:sty m:val="p"/>
                       </m:rPr>
-                      <m:t>*</m:t>
+                      <m:t>(</m:t>
+                    </m:r>
+                    <m:r>
+                      <m:t>λ</m:t>
                     </m:r>
                     <m:r>
                       <m:rPr>
                         <m:sty m:val="p"/>
                       </m:rPr>
-                      <m:t>′</m:t>
+                      <m:t>)</m:t>
                     </m:r>
-                  </m:sup>
-                </m:sSup>
-                <m:r>
-                  <m:rPr>
-                    <m:sty m:val="p"/>
-                  </m:rPr>
-                  <m:t>(</m:t>
-                </m:r>
-                <m:r>
-                  <m:t>λ</m:t>
-                </m:r>
-                <m:r>
-                  <m:rPr>
-                    <m:sty m:val="p"/>
-                  </m:rPr>
-                  <m:t>)</m:t>
-                </m:r>
-                <m:r>
-                  <m:rPr>
-                    <m:sty m:val="p"/>
-                  </m:rPr>
-                  <m:t>=</m:t>
-                </m:r>
-                <m:f>
-                  <m:fPr>
-                    <m:type m:val="bar"/>
-                  </m:fPr>
-                  <m:num>
                     <m:r>
-                      <m:t>n</m:t>
+                      <m:t>&amp;</m:t>
                     </m:r>
-                  </m:num>
-                  <m:den>
+                    <m:r>
+                      <m:rPr>
+                        <m:sty m:val="p"/>
+                      </m:rPr>
+                      <m:t>=</m:t>
+                    </m:r>
+                    <m:f>
+                      <m:fPr>
+                        <m:type m:val="bar"/>
+                      </m:fPr>
+                      <m:num>
+                        <m:r>
+                          <m:t>n</m:t>
+                        </m:r>
+                      </m:num>
+                      <m:den>
+                        <m:r>
+                          <m:t>λ</m:t>
+                        </m:r>
+                      </m:den>
+                    </m:f>
+                    <m:r>
+                      <m:rPr>
+                        <m:sty m:val="p"/>
+                      </m:rPr>
+                      <m:t>−</m:t>
+                    </m:r>
+                    <m:nary>
+                      <m:naryPr>
+                        <m:chr m:val="∑"/>
+                        <m:limLoc m:val="undOvr"/>
+                        <m:subHide m:val="off"/>
+                        <m:supHide m:val="off"/>
+                      </m:naryPr>
+                      <m:sub>
+                        <m:r>
+                          <m:t>i</m:t>
+                        </m:r>
+                        <m:r>
+                          <m:rPr>
+                            <m:sty m:val="p"/>
+                          </m:rPr>
+                          <m:t>=</m:t>
+                        </m:r>
+                        <m:r>
+                          <m:t>1</m:t>
+                        </m:r>
+                      </m:sub>
+                      <m:sup>
+                        <m:r>
+                          <m:t>n</m:t>
+                        </m:r>
+                      </m:sup>
+                      <m:e>
+                        <m:sSub>
+                          <m:e>
+                            <m:r>
+                              <m:t>t</m:t>
+                            </m:r>
+                          </m:e>
+                          <m:sub>
+                            <m:r>
+                              <m:t>i</m:t>
+                            </m:r>
+                          </m:sub>
+                        </m:sSub>
+                      </m:e>
+                    </m:nary>
+                  </m:e>
+                  <m:e>
+                    <m:sSup>
+                      <m:e>
+                        <m:r>
+                          <m:t>ℓ</m:t>
+                        </m:r>
+                      </m:e>
+                      <m:sup>
+                        <m:r>
+                          <m:rPr>
+                            <m:sty m:val="p"/>
+                          </m:rPr>
+                          <m:t>*</m:t>
+                        </m:r>
+                        <m:r>
+                          <m:rPr>
+                            <m:sty m:val="p"/>
+                          </m:rPr>
+                          <m:t>′</m:t>
+                        </m:r>
+                        <m:r>
+                          <m:rPr>
+                            <m:sty m:val="p"/>
+                          </m:rPr>
+                          <m:t>′</m:t>
+                        </m:r>
+                      </m:sup>
+                    </m:sSup>
+                    <m:r>
+                      <m:rPr>
+                        <m:sty m:val="p"/>
+                      </m:rPr>
+                      <m:t>(</m:t>
+                    </m:r>
                     <m:r>
                       <m:t>λ</m:t>
                     </m:r>
-                  </m:den>
-                </m:f>
-                <m:r>
-                  <m:rPr>
-                    <m:sty m:val="p"/>
-                  </m:rPr>
-                  <m:t>−</m:t>
-                </m:r>
-                <m:nary>
-                  <m:naryPr>
-                    <m:chr m:val="∑"/>
-                    <m:limLoc m:val="undOvr"/>
-                    <m:subHide m:val="off"/>
-                    <m:supHide m:val="off"/>
-                  </m:naryPr>
-                  <m:sub>
                     <m:r>
-                      <m:t>i</m:t>
+                      <m:rPr>
+                        <m:sty m:val="p"/>
+                      </m:rPr>
+                      <m:t>)</m:t>
+                    </m:r>
+                    <m:r>
+                      <m:t>&amp;</m:t>
                     </m:r>
                     <m:r>
                       <m:rPr>
@@ -6301,116 +6419,37 @@
                       <m:t>=</m:t>
                     </m:r>
                     <m:r>
-                      <m:t>1</m:t>
-                    </m:r>
-                  </m:sub>
-                  <m:sup>
-                    <m:r>
-                      <m:t>n</m:t>
-                    </m:r>
-                  </m:sup>
-                  <m:e>
-                    <m:sSub>
-                      <m:e>
-                        <m:r>
-                          <m:t>t</m:t>
-                        </m:r>
-                      </m:e>
-                      <m:sub>
-                        <m:r>
-                          <m:t>i</m:t>
-                        </m:r>
-                      </m:sub>
-                    </m:sSub>
-                  </m:e>
-                </m:nary>
-                <m:r>
-                  <m:rPr>
-                    <m:sty m:val="p"/>
-                  </m:rPr>
-                  <m:t>,</m:t>
-                </m:r>
-                <m:r>
-                  <m:t>  </m:t>
-                </m:r>
-                <m:sSup>
-                  <m:e>
-                    <m:r>
-                      <m:t>ℓ</m:t>
-                    </m:r>
-                  </m:e>
-                  <m:sup>
-                    <m:r>
                       <m:rPr>
                         <m:sty m:val="p"/>
                       </m:rPr>
-                      <m:t>*</m:t>
+                      <m:t>−</m:t>
                     </m:r>
-                    <m:r>
-                      <m:rPr>
-                        <m:sty m:val="p"/>
-                      </m:rPr>
-                      <m:t>′</m:t>
-                    </m:r>
-                    <m:r>
-                      <m:rPr>
-                        <m:sty m:val="p"/>
-                      </m:rPr>
-                      <m:t>′</m:t>
-                    </m:r>
-                  </m:sup>
-                </m:sSup>
-                <m:r>
-                  <m:rPr>
-                    <m:sty m:val="p"/>
-                  </m:rPr>
-                  <m:t>(</m:t>
-                </m:r>
-                <m:r>
-                  <m:t>λ</m:t>
-                </m:r>
-                <m:r>
-                  <m:rPr>
-                    <m:sty m:val="p"/>
-                  </m:rPr>
-                  <m:t>)</m:t>
-                </m:r>
-                <m:r>
-                  <m:rPr>
-                    <m:sty m:val="p"/>
-                  </m:rPr>
-                  <m:t>=</m:t>
-                </m:r>
-                <m:r>
-                  <m:rPr>
-                    <m:sty m:val="p"/>
-                  </m:rPr>
-                  <m:t>−</m:t>
-                </m:r>
-                <m:f>
-                  <m:fPr>
-                    <m:type m:val="bar"/>
-                  </m:fPr>
-                  <m:num>
-                    <m:r>
-                      <m:t>n</m:t>
-                    </m:r>
-                  </m:num>
-                  <m:den>
-                    <m:sSup>
-                      <m:e>
+                    <m:f>
+                      <m:fPr>
+                        <m:type m:val="bar"/>
+                      </m:fPr>
+                      <m:num>
                         <m:r>
-                          <m:t>λ</m:t>
+                          <m:t>n</m:t>
                         </m:r>
-                      </m:e>
-                      <m:sup>
-                        <m:r>
-                          <m:t>2</m:t>
-                        </m:r>
-                      </m:sup>
-                    </m:sSup>
-                  </m:den>
-                </m:f>
+                      </m:num>
+                      <m:den>
+                        <m:sSup>
+                          <m:e>
+                            <m:r>
+                              <m:t>λ</m:t>
+                            </m:r>
+                          </m:e>
+                          <m:sup>
+                            <m:r>
+                              <m:t>2</m:t>
+                            </m:r>
+                          </m:sup>
+                        </m:sSup>
+                      </m:den>
+                    </m:f>
+                  </m:e>
+                </m:eqArr>
               </m:oMath>
             </m:oMathPara>
           </w:p>
@@ -6593,136 +6632,24 @@
                 <m:jc m:val="center"/>
               </m:oMathParaPr>
               <m:oMath>
-                <m:r>
-                  <m:rPr>
-                    <m:sty m:val="p"/>
-                  </m:rPr>
-                  <m:t/>
-                </m:r>
-                <m:r>
-                  <m:t>​</m:t>
-                </m:r>
-                <m:d>
-                  <m:dPr>
-                    <m:begChr m:val="("/>
-                    <m:sepChr m:val=""/>
-                    <m:endChr m:val=")"/>
-                    <m:grow/>
-                  </m:dPr>
+                <m:eqArr>
                   <m:e>
-                    <m:acc>
-                      <m:accPr>
-                        <m:chr m:val="̂"/>
-                      </m:accPr>
-                      <m:e>
-                        <m:r>
-                          <m:t>λ</m:t>
-                        </m:r>
-                      </m:e>
-                    </m:acc>
-                  </m:e>
-                </m:d>
-                <m:r>
-                  <m:t>​</m:t>
-                </m:r>
-                <m:r>
-                  <m:rPr>
-                    <m:sty m:val="p"/>
-                  </m:rPr>
-                  <m:t>≈</m:t>
-                </m:r>
-                <m:sSup>
-                  <m:e>
-                    <m:d>
-                      <m:dPr>
-                        <m:begChr m:val="["/>
-                        <m:sepChr m:val=""/>
-                        <m:endChr m:val="]"/>
-                        <m:grow/>
-                      </m:dPr>
-                      <m:e>
-                        <m:r>
-                          <m:rPr>
-                            <m:sty m:val="p"/>
-                          </m:rPr>
-                          <m:t>−</m:t>
-                        </m:r>
-                        <m:sSup>
-                          <m:e>
-                            <m:r>
-                              <m:t>ℓ</m:t>
-                            </m:r>
-                          </m:e>
-                          <m:sup>
-                            <m:r>
-                              <m:rPr>
-                                <m:sty m:val="p"/>
-                              </m:rPr>
-                              <m:t>*</m:t>
-                            </m:r>
-                            <m:r>
-                              <m:rPr>
-                                <m:sty m:val="p"/>
-                              </m:rPr>
-                              <m:t>′</m:t>
-                            </m:r>
-                            <m:r>
-                              <m:rPr>
-                                <m:sty m:val="p"/>
-                              </m:rPr>
-                              <m:t>′</m:t>
-                            </m:r>
-                          </m:sup>
-                        </m:sSup>
-                        <m:r>
-                          <m:rPr>
-                            <m:sty m:val="p"/>
-                          </m:rPr>
-                          <m:t>(</m:t>
-                        </m:r>
-                        <m:acc>
-                          <m:accPr>
-                            <m:chr m:val="̂"/>
-                          </m:accPr>
-                          <m:e>
-                            <m:r>
-                              <m:t>λ</m:t>
-                            </m:r>
-                          </m:e>
-                        </m:acc>
-                        <m:r>
-                          <m:rPr>
-                            <m:sty m:val="p"/>
-                          </m:rPr>
-                          <m:t>)</m:t>
-                        </m:r>
-                      </m:e>
-                    </m:d>
-                  </m:e>
-                  <m:sup>
                     <m:r>
                       <m:rPr>
                         <m:sty m:val="p"/>
                       </m:rPr>
-                      <m:t>−</m:t>
+                      <m:t/>
                     </m:r>
                     <m:r>
-                      <m:t>1</m:t>
+                      <m:t>​</m:t>
                     </m:r>
-                  </m:sup>
-                </m:sSup>
-                <m:r>
-                  <m:rPr>
-                    <m:sty m:val="p"/>
-                  </m:rPr>
-                  <m:t>=</m:t>
-                </m:r>
-                <m:f>
-                  <m:fPr>
-                    <m:type m:val="bar"/>
-                  </m:fPr>
-                  <m:num>
-                    <m:sSup>
+                    <m:d>
+                      <m:dPr>
+                        <m:begChr m:val="("/>
+                        <m:sepChr m:val=""/>
+                        <m:endChr m:val=")"/>
+                        <m:grow/>
+                      </m:dPr>
                       <m:e>
                         <m:acc>
                           <m:accPr>
@@ -6735,96 +6662,216 @@
                           </m:e>
                         </m:acc>
                       </m:e>
+                    </m:d>
+                    <m:r>
+                      <m:t>​</m:t>
+                    </m:r>
+                    <m:r>
+                      <m:t>&amp;</m:t>
+                    </m:r>
+                    <m:r>
+                      <m:rPr>
+                        <m:sty m:val="p"/>
+                      </m:rPr>
+                      <m:t>≈</m:t>
+                    </m:r>
+                    <m:sSup>
+                      <m:e>
+                        <m:d>
+                          <m:dPr>
+                            <m:begChr m:val="["/>
+                            <m:sepChr m:val=""/>
+                            <m:endChr m:val="]"/>
+                            <m:grow/>
+                          </m:dPr>
+                          <m:e>
+                            <m:r>
+                              <m:rPr>
+                                <m:sty m:val="p"/>
+                              </m:rPr>
+                              <m:t>−</m:t>
+                            </m:r>
+                            <m:sSup>
+                              <m:e>
+                                <m:r>
+                                  <m:t>ℓ</m:t>
+                                </m:r>
+                              </m:e>
+                              <m:sup>
+                                <m:r>
+                                  <m:rPr>
+                                    <m:sty m:val="p"/>
+                                  </m:rPr>
+                                  <m:t>*</m:t>
+                                </m:r>
+                                <m:r>
+                                  <m:rPr>
+                                    <m:sty m:val="p"/>
+                                  </m:rPr>
+                                  <m:t>′</m:t>
+                                </m:r>
+                                <m:r>
+                                  <m:rPr>
+                                    <m:sty m:val="p"/>
+                                  </m:rPr>
+                                  <m:t>′</m:t>
+                                </m:r>
+                              </m:sup>
+                            </m:sSup>
+                            <m:r>
+                              <m:rPr>
+                                <m:sty m:val="p"/>
+                              </m:rPr>
+                              <m:t>(</m:t>
+                            </m:r>
+                            <m:acc>
+                              <m:accPr>
+                                <m:chr m:val="̂"/>
+                              </m:accPr>
+                              <m:e>
+                                <m:r>
+                                  <m:t>λ</m:t>
+                                </m:r>
+                              </m:e>
+                            </m:acc>
+                            <m:r>
+                              <m:rPr>
+                                <m:sty m:val="p"/>
+                              </m:rPr>
+                              <m:t>)</m:t>
+                            </m:r>
+                          </m:e>
+                        </m:d>
+                      </m:e>
                       <m:sup>
                         <m:r>
-                          <m:t>2</m:t>
+                          <m:rPr>
+                            <m:sty m:val="p"/>
+                          </m:rPr>
+                          <m:t>−</m:t>
+                        </m:r>
+                        <m:r>
+                          <m:t>1</m:t>
                         </m:r>
                       </m:sup>
                     </m:sSup>
-                  </m:num>
-                  <m:den>
+                  </m:e>
+                  <m:e>
                     <m:r>
-                      <m:t>n</m:t>
+                      <m:t>&amp;</m:t>
                     </m:r>
-                  </m:den>
-                </m:f>
-                <m:r>
-                  <m:rPr>
-                    <m:sty m:val="p"/>
-                  </m:rPr>
-                  <m:t>,</m:t>
-                </m:r>
-                <m:r>
-                  <m:t>  </m:t>
-                </m:r>
-                <m:r>
-                  <m:rPr>
-                    <m:sty m:val="p"/>
-                  </m:rPr>
-                  <m:t/>
-                </m:r>
-                <m:r>
-                  <m:t>​</m:t>
-                </m:r>
-                <m:d>
-                  <m:dPr>
-                    <m:begChr m:val="("/>
-                    <m:sepChr m:val=""/>
-                    <m:endChr m:val=")"/>
-                    <m:grow/>
-                  </m:dPr>
-                  <m:e>
-                    <m:acc>
-                      <m:accPr>
-                        <m:chr m:val="̂"/>
-                      </m:accPr>
-                      <m:e>
-                        <m:r>
-                          <m:t>λ</m:t>
-                        </m:r>
-                      </m:e>
-                    </m:acc>
-                  </m:e>
-                </m:d>
-                <m:r>
-                  <m:t>​</m:t>
-                </m:r>
-                <m:r>
-                  <m:rPr>
-                    <m:sty m:val="p"/>
-                  </m:rPr>
-                  <m:t>≈</m:t>
-                </m:r>
-                <m:f>
-                  <m:fPr>
-                    <m:type m:val="bar"/>
-                  </m:fPr>
-                  <m:num>
-                    <m:acc>
-                      <m:accPr>
-                        <m:chr m:val="̂"/>
-                      </m:accPr>
-                      <m:e>
-                        <m:r>
-                          <m:t>λ</m:t>
-                        </m:r>
-                      </m:e>
-                    </m:acc>
-                  </m:num>
-                  <m:den>
-                    <m:rad>
-                      <m:radPr>
-                        <m:degHide m:val="on"/>
-                      </m:radPr>
-                      <m:deg/>
-                      <m:e>
+                    <m:r>
+                      <m:rPr>
+                        <m:sty m:val="p"/>
+                      </m:rPr>
+                      <m:t>=</m:t>
+                    </m:r>
+                    <m:f>
+                      <m:fPr>
+                        <m:type m:val="bar"/>
+                      </m:fPr>
+                      <m:num>
+                        <m:sSup>
+                          <m:e>
+                            <m:acc>
+                              <m:accPr>
+                                <m:chr m:val="̂"/>
+                              </m:accPr>
+                              <m:e>
+                                <m:r>
+                                  <m:t>λ</m:t>
+                                </m:r>
+                              </m:e>
+                            </m:acc>
+                          </m:e>
+                          <m:sup>
+                            <m:r>
+                              <m:t>2</m:t>
+                            </m:r>
+                          </m:sup>
+                        </m:sSup>
+                      </m:num>
+                      <m:den>
                         <m:r>
                           <m:t>n</m:t>
                         </m:r>
+                      </m:den>
+                    </m:f>
+                  </m:e>
+                  <m:e>
+                    <m:r>
+                      <m:rPr>
+                        <m:sty m:val="p"/>
+                      </m:rPr>
+                      <m:t/>
+                    </m:r>
+                    <m:r>
+                      <m:t>​</m:t>
+                    </m:r>
+                    <m:d>
+                      <m:dPr>
+                        <m:begChr m:val="("/>
+                        <m:sepChr m:val=""/>
+                        <m:endChr m:val=")"/>
+                        <m:grow/>
+                      </m:dPr>
+                      <m:e>
+                        <m:acc>
+                          <m:accPr>
+                            <m:chr m:val="̂"/>
+                          </m:accPr>
+                          <m:e>
+                            <m:r>
+                              <m:t>λ</m:t>
+                            </m:r>
+                          </m:e>
+                        </m:acc>
                       </m:e>
-                    </m:rad>
-                  </m:den>
-                </m:f>
+                    </m:d>
+                    <m:r>
+                      <m:t>​</m:t>
+                    </m:r>
+                    <m:r>
+                      <m:t>&amp;</m:t>
+                    </m:r>
+                    <m:r>
+                      <m:rPr>
+                        <m:sty m:val="p"/>
+                      </m:rPr>
+                      <m:t>≈</m:t>
+                    </m:r>
+                    <m:f>
+                      <m:fPr>
+                        <m:type m:val="bar"/>
+                      </m:fPr>
+                      <m:num>
+                        <m:acc>
+                          <m:accPr>
+                            <m:chr m:val="̂"/>
+                          </m:accPr>
+                          <m:e>
+                            <m:r>
+                              <m:t>λ</m:t>
+                            </m:r>
+                          </m:e>
+                        </m:acc>
+                      </m:num>
+                      <m:den>
+                        <m:rad>
+                          <m:radPr>
+                            <m:degHide m:val="on"/>
+                          </m:radPr>
+                          <m:deg/>
+                          <m:e>
+                            <m:r>
+                              <m:t>n</m:t>
+                            </m:r>
+                          </m:e>
+                        </m:rad>
+                      </m:den>
+                    </m:f>
+                  </m:e>
+                </m:eqArr>
               </m:oMath>
             </m:oMathPara>
           </w:p>
@@ -10374,7 +10421,7 @@
         </w:numPr>
       </w:pPr>
       <w:r>
-        <w:t xml:space="preserve">Standard errors that ignore clustering will be</w:t>
+        <w:t xml:space="preserve">Standard errors that ignore clustering are usually</w:t>
       </w:r>
       <w:r>
         <w:t xml:space="preserve"> </w:t>
@@ -10402,7 +10449,7 @@
         </w:numPr>
       </w:pPr>
       <w:r>
-        <w:t xml:space="preserve">Confidence intervals will be</w:t>
+        <w:t xml:space="preserve">Confidence intervals are then</w:t>
       </w:r>
       <w:r>
         <w:t xml:space="preserve"> </w:t>
@@ -10424,7 +10471,7 @@
         </w:numPr>
       </w:pPr>
       <w:r>
-        <w:t xml:space="preserve">p-values will be</w:t>
+        <w:t xml:space="preserve">p-values are then</w:t>
       </w:r>
       <w:r>
         <w:t xml:space="preserve"> </w:t>
@@ -10435,6 +10482,14 @@
           <w:bCs/>
         </w:rPr>
         <w:t xml:space="preserve">too optimistic</w:t>
+      </w:r>
+    </w:p>
+    <w:p>
+      <w:pPr>
+        <w:pStyle w:val="FirstParagraph"/>
+      </w:pPr>
+      <w:r>
+        <w:t xml:space="preserve">Usually rather than always: the direction follows the sign of the within-cluster correlation, which is positive in most survey designs but need not be.</w:t>
       </w:r>
     </w:p>
     <w:bookmarkEnd w:id="84"/>
@@ -10893,95 +10948,26 @@
                 <m:jc m:val="center"/>
               </m:oMathParaPr>
               <m:oMath>
-                <m:sSub>
+                <m:eqArr>
                   <m:e>
+                    <m:sSub>
+                      <m:e>
+                        <m:r>
+                          <m:t>V</m:t>
+                        </m:r>
+                      </m:e>
+                      <m:sub>
+                        <m:r>
+                          <m:rPr>
+                            <m:nor/>
+                            <m:sty m:val="p"/>
+                          </m:rPr>
+                          <m:t>robust</m:t>
+                        </m:r>
+                      </m:sub>
+                    </m:sSub>
                     <m:r>
-                      <m:t>V</m:t>
-                    </m:r>
-                  </m:e>
-                  <m:sub>
-                    <m:r>
-                      <m:rPr>
-                        <m:nor/>
-                        <m:sty m:val="p"/>
-                      </m:rPr>
-                      <m:t>robust</m:t>
-                    </m:r>
-                  </m:sub>
-                </m:sSub>
-                <m:r>
-                  <m:rPr>
-                    <m:sty m:val="p"/>
-                  </m:rPr>
-                  <m:t>=</m:t>
-                </m:r>
-                <m:sSup>
-                  <m:e>
-                    <m:r>
-                      <m:t>H</m:t>
-                    </m:r>
-                  </m:e>
-                  <m:sup>
-                    <m:r>
-                      <m:rPr>
-                        <m:sty m:val="p"/>
-                      </m:rPr>
-                      <m:t>−</m:t>
-                    </m:r>
-                    <m:r>
-                      <m:t>1</m:t>
-                    </m:r>
-                  </m:sup>
-                </m:sSup>
-                <m:r>
-                  <m:t>B</m:t>
-                </m:r>
-                <m:sSup>
-                  <m:e>
-                    <m:r>
-                      <m:t>H</m:t>
-                    </m:r>
-                  </m:e>
-                  <m:sup>
-                    <m:r>
-                      <m:rPr>
-                        <m:sty m:val="p"/>
-                      </m:rPr>
-                      <m:t>−</m:t>
-                    </m:r>
-                    <m:r>
-                      <m:t>1</m:t>
-                    </m:r>
-                  </m:sup>
-                </m:sSup>
-                <m:r>
-                  <m:rPr>
-                    <m:sty m:val="p"/>
-                  </m:rPr>
-                  <m:t>,</m:t>
-                </m:r>
-                <m:r>
-                  <m:t>  </m:t>
-                </m:r>
-                <m:r>
-                  <m:t>B</m:t>
-                </m:r>
-                <m:r>
-                  <m:rPr>
-                    <m:sty m:val="p"/>
-                  </m:rPr>
-                  <m:t>=</m:t>
-                </m:r>
-                <m:nary>
-                  <m:naryPr>
-                    <m:chr m:val="∑"/>
-                    <m:limLoc m:val="undOvr"/>
-                    <m:subHide m:val="off"/>
-                    <m:supHide m:val="off"/>
-                  </m:naryPr>
-                  <m:sub>
-                    <m:r>
-                      <m:t>c</m:t>
+                      <m:t>&amp;</m:t>
                     </m:r>
                     <m:r>
                       <m:rPr>
@@ -10989,17 +10975,101 @@
                       </m:rPr>
                       <m:t>=</m:t>
                     </m:r>
+                    <m:sSup>
+                      <m:e>
+                        <m:r>
+                          <m:t>H</m:t>
+                        </m:r>
+                      </m:e>
+                      <m:sup>
+                        <m:r>
+                          <m:rPr>
+                            <m:sty m:val="p"/>
+                          </m:rPr>
+                          <m:t>−</m:t>
+                        </m:r>
+                        <m:r>
+                          <m:t>1</m:t>
+                        </m:r>
+                      </m:sup>
+                    </m:sSup>
                     <m:r>
-                      <m:t>1</m:t>
+                      <m:t>B</m:t>
                     </m:r>
-                  </m:sub>
-                  <m:sup>
+                    <m:sSup>
+                      <m:e>
+                        <m:r>
+                          <m:t>H</m:t>
+                        </m:r>
+                      </m:e>
+                      <m:sup>
+                        <m:r>
+                          <m:rPr>
+                            <m:sty m:val="p"/>
+                          </m:rPr>
+                          <m:t>−</m:t>
+                        </m:r>
+                        <m:r>
+                          <m:t>1</m:t>
+                        </m:r>
+                      </m:sup>
+                    </m:sSup>
+                  </m:e>
+                  <m:e>
                     <m:r>
-                      <m:t>C</m:t>
+                      <m:t>B</m:t>
                     </m:r>
-                  </m:sup>
-                  <m:e>
-                    <m:sSub>
+                    <m:r>
+                      <m:t>&amp;</m:t>
+                    </m:r>
+                    <m:r>
+                      <m:rPr>
+                        <m:sty m:val="p"/>
+                      </m:rPr>
+                      <m:t>=</m:t>
+                    </m:r>
+                    <m:nary>
+                      <m:naryPr>
+                        <m:chr m:val="∑"/>
+                        <m:limLoc m:val="undOvr"/>
+                        <m:subHide m:val="off"/>
+                        <m:supHide m:val="off"/>
+                      </m:naryPr>
+                      <m:sub>
+                        <m:r>
+                          <m:t>c</m:t>
+                        </m:r>
+                        <m:r>
+                          <m:rPr>
+                            <m:sty m:val="p"/>
+                          </m:rPr>
+                          <m:t>=</m:t>
+                        </m:r>
+                        <m:r>
+                          <m:t>1</m:t>
+                        </m:r>
+                      </m:sub>
+                      <m:sup>
+                        <m:r>
+                          <m:t>C</m:t>
+                        </m:r>
+                      </m:sup>
+                      <m:e>
+                        <m:sSub>
+                          <m:e>
+                            <m:r>
+                              <m:t>U</m:t>
+                            </m:r>
+                          </m:e>
+                          <m:sub>
+                            <m:r>
+                              <m:t>c</m:t>
+                            </m:r>
+                          </m:sub>
+                        </m:sSub>
+                      </m:e>
+                    </m:nary>
+                    <m:sSubSup>
                       <m:e>
                         <m:r>
                           <m:t>U</m:t>
@@ -11010,26 +11080,14 @@
                           <m:t>c</m:t>
                         </m:r>
                       </m:sub>
-                    </m:sSub>
+                      <m:sup>
+                        <m:r>
+                          <m:t>T</m:t>
+                        </m:r>
+                      </m:sup>
+                    </m:sSubSup>
                   </m:e>
-                </m:nary>
-                <m:sSubSup>
-                  <m:e>
-                    <m:r>
-                      <m:t>U</m:t>
-                    </m:r>
-                  </m:e>
-                  <m:sub>
-                    <m:r>
-                      <m:t>c</m:t>
-                    </m:r>
-                  </m:sub>
-                  <m:sup>
-                    <m:r>
-                      <m:t>T</m:t>
-                    </m:r>
-                  </m:sup>
-                </m:sSubSup>
+                </m:eqArr>
               </m:oMath>
             </m:oMathPara>
           </w:p>
@@ -11672,7 +11730,22 @@
         <w:t xml:space="preserve"> </w:t>
       </w:r>
       <w:r>
-        <w:t xml:space="preserve">(incidence rates) remain unchanged</w:t>
+        <w:t xml:space="preserve">(incidence rates) are unchanged:</w:t>
+      </w:r>
+      <w:r>
+        <w:t xml:space="preserve"> </w:t>
+      </w:r>
+      <w:r>
+        <w:rPr>
+          <w:rStyle w:val="VerbatimChar"/>
+        </w:rPr>
+        <w:t xml:space="preserve">cluster_var</w:t>
+      </w:r>
+      <w:r>
+        <w:t xml:space="preserve"> </w:t>
+      </w:r>
+      <w:r>
+        <w:t xml:space="preserve">affects only the variance, not the likelihood being maximized</w:t>
       </w:r>
     </w:p>
     <w:p>
@@ -11694,7 +11767,7 @@
         <w:t xml:space="preserve"> </w:t>
       </w:r>
       <w:r>
-        <w:t xml:space="preserve">often increase to reflect within-cluster correlation</w:t>
+        <w:t xml:space="preserve">usually increase, reflecting within-cluster correlation</w:t>
       </w:r>
     </w:p>
     <w:p>
@@ -11716,7 +11789,7 @@
         <w:t xml:space="preserve"> </w:t>
       </w:r>
       <w:r>
-        <w:t xml:space="preserve">appropriately widen to account for reduced effective sample size</w:t>
+        <w:t xml:space="preserve">widen correspondingly, reflecting the reduced effective sample size</w:t>
       </w:r>
     </w:p>
     <w:bookmarkEnd w:id="88"/>

--- a/pr-preview/pr-654/vignettes/methodology.docx
+++ b/pr-preview/pr-654/vignettes/methodology.docx
@@ -10636,7 +10636,7 @@
               <w:t xml:space="preserve"> </w:t>
             </w:r>
             <w:r>
-              <w:t xml:space="preserve">let</w:t>
+              <w:t xml:space="preserve">and let</w:t>
             </w:r>
             <w:r>
               <w:t xml:space="preserve"> </w:t>
@@ -10704,13 +10704,98 @@
               </w:r>
             </w:hyperlink>
             <w:r>
-              <w:t xml:space="preserve">) at the MLE,</w:t>
+              <w:t xml:space="preserve">) at the</w:t>
             </w:r>
             <w:r>
               <w:t xml:space="preserve"> </w:t>
             </w:r>
             <w:r>
-              <w:t xml:space="preserve">and let</w:t>
+              <w:t xml:space="preserve">MLE.</w:t>
+            </w:r>
+            <w:r>
+              <w:t xml:space="preserve"> </w:t>
+            </w:r>
+            <w:r>
+              <w:t xml:space="preserve">Write</w:t>
+            </w:r>
+            <w:r>
+              <w:t xml:space="preserve"> </w:t>
+            </w:r>
+            <m:oMath>
+              <m:sSub>
+                <m:e>
+                  <m:r>
+                    <m:t>U</m:t>
+                  </m:r>
+                </m:e>
+                <m:sub>
+                  <m:r>
+                    <m:t>i</m:t>
+                  </m:r>
+                </m:sub>
+              </m:sSub>
+            </m:oMath>
+            <w:r>
+              <w:t xml:space="preserve"> </w:t>
+            </w:r>
+            <w:r>
+              <w:t xml:space="preserve">for observation</w:t>
+            </w:r>
+            <w:r>
+              <w:t xml:space="preserve"> </w:t>
+            </w:r>
+            <m:oMath>
+              <m:r>
+                <m:t>i</m:t>
+              </m:r>
+            </m:oMath>
+            <w:r>
+              <w:t xml:space="preserve">’s score contribution (</w:t>
+            </w:r>
+            <w:hyperlink w:anchor="def-score">
+              <w:r>
+                <w:rPr>
+                  <w:rStyle w:val="Hyperlink"/>
+                </w:rPr>
+                <w:t xml:space="preserve">Definition 4</w:t>
+              </w:r>
+            </w:hyperlink>
+            <w:r>
+              <w:t xml:space="preserve">), and</w:t>
+            </w:r>
+            <w:r>
+              <w:t xml:space="preserve"> </w:t>
+            </w:r>
+            <m:oMath>
+              <m:sSub>
+                <m:e>
+                  <m:r>
+                    <m:t>U</m:t>
+                  </m:r>
+                </m:e>
+                <m:sub>
+                  <m:r>
+                    <m:t>c</m:t>
+                  </m:r>
+                </m:sub>
+              </m:sSub>
+            </m:oMath>
+            <w:r>
+              <w:t xml:space="preserve"> </w:t>
+            </w:r>
+            <w:r>
+              <w:t xml:space="preserve">for the total over the observations in cluster</w:t>
+            </w:r>
+            <w:r>
+              <w:t xml:space="preserve"> </w:t>
+            </w:r>
+            <m:oMath>
+              <m:r>
+                <m:t>c</m:t>
+              </m:r>
+            </m:oMath>
+            <w:r>
+              <w:t xml:space="preserve">:</w:t>
             </w:r>
           </w:p>
           <w:p>
@@ -10722,51 +10807,29 @@
                 <m:jc m:val="center"/>
               </m:oMathParaPr>
               <m:oMath>
-                <m:sSub>
+                <m:eqArr>
                   <m:e>
+                    <m:sSub>
+                      <m:e>
+                        <m:r>
+                          <m:t>U</m:t>
+                        </m:r>
+                      </m:e>
+                      <m:sub>
+                        <m:r>
+                          <m:t>i</m:t>
+                        </m:r>
+                      </m:sub>
+                    </m:sSub>
                     <m:r>
-                      <m:t>U</m:t>
-                    </m:r>
-                  </m:e>
-                  <m:sub>
-                    <m:r>
-                      <m:t>c</m:t>
-                    </m:r>
-                  </m:sub>
-                </m:sSub>
-                <m:r>
-                  <m:rPr>
-                    <m:sty m:val="p"/>
-                  </m:rPr>
-                  <m:t>=</m:t>
-                </m:r>
-                <m:nary>
-                  <m:naryPr>
-                    <m:chr m:val="∑"/>
-                    <m:limLoc m:val="undOvr"/>
-                    <m:subHide m:val="off"/>
-                    <m:supHide m:val="on"/>
-                  </m:naryPr>
-                  <m:sub>
-                    <m:r>
-                      <m:t>i</m:t>
+                      <m:t>&amp;</m:t>
                     </m:r>
                     <m:r>
                       <m:rPr>
                         <m:sty m:val="p"/>
                       </m:rPr>
-                      <m:t>∈</m:t>
+                      <m:t>=</m:t>
                     </m:r>
-                    <m:r>
-                      <m:t>c</m:t>
-                    </m:r>
-                  </m:sub>
-                  <m:sup>
-                    <m:r>
-                      <m:t>​</m:t>
-                    </m:r>
-                  </m:sup>
-                  <m:e>
                     <m:sSub>
                       <m:e>
                         <m:r>
@@ -10782,53 +10845,117 @@
                         </m:r>
                       </m:sub>
                     </m:sSub>
-                  </m:e>
-                </m:nary>
-                <m:r>
-                  <m:rPr>
-                    <m:sty m:val="p"/>
-                  </m:rPr>
-                  <m:t>log</m:t>
-                </m:r>
-                <m:r>
-                  <m:rPr>
-                    <m:sty m:val="p"/>
-                  </m:rPr>
-                  <m:t>p</m:t>
-                </m:r>
-                <m:r>
-                  <m:rPr>
-                    <m:sty m:val="p"/>
-                  </m:rPr>
-                  <m:t>(</m:t>
-                </m:r>
-                <m:sSub>
-                  <m:e>
                     <m:r>
-                      <m:t>Y</m:t>
+                      <m:rPr>
+                        <m:sty m:val="p"/>
+                      </m:rPr>
+                      <m:t>log</m:t>
+                    </m:r>
+                    <m:r>
+                      <m:rPr>
+                        <m:sty m:val="p"/>
+                      </m:rPr>
+                      <m:t>p</m:t>
+                    </m:r>
+                    <m:r>
+                      <m:rPr>
+                        <m:sty m:val="p"/>
+                      </m:rPr>
+                      <m:t>(</m:t>
+                    </m:r>
+                    <m:sSub>
+                      <m:e>
+                        <m:r>
+                          <m:t>Y</m:t>
+                        </m:r>
+                      </m:e>
+                      <m:sub>
+                        <m:r>
+                          <m:t>i</m:t>
+                        </m:r>
+                      </m:sub>
+                    </m:sSub>
+                    <m:r>
+                      <m:rPr>
+                        <m:sty m:val="p"/>
+                      </m:rPr>
+                      <m:t>∣</m:t>
+                    </m:r>
+                    <m:r>
+                      <m:t>λ</m:t>
+                    </m:r>
+                    <m:r>
+                      <m:rPr>
+                        <m:sty m:val="p"/>
+                      </m:rPr>
+                      <m:t>)</m:t>
                     </m:r>
                   </m:e>
-                  <m:sub>
+                  <m:e>
+                    <m:sSub>
+                      <m:e>
+                        <m:r>
+                          <m:t>U</m:t>
+                        </m:r>
+                      </m:e>
+                      <m:sub>
+                        <m:r>
+                          <m:t>c</m:t>
+                        </m:r>
+                      </m:sub>
+                    </m:sSub>
                     <m:r>
-                      <m:t>i</m:t>
+                      <m:t>&amp;</m:t>
                     </m:r>
-                  </m:sub>
-                </m:sSub>
-                <m:r>
-                  <m:rPr>
-                    <m:sty m:val="p"/>
-                  </m:rPr>
-                  <m:t>∣</m:t>
-                </m:r>
-                <m:r>
-                  <m:t>λ</m:t>
-                </m:r>
-                <m:r>
-                  <m:rPr>
-                    <m:sty m:val="p"/>
-                  </m:rPr>
-                  <m:t>)</m:t>
-                </m:r>
+                    <m:r>
+                      <m:rPr>
+                        <m:sty m:val="p"/>
+                      </m:rPr>
+                      <m:t>=</m:t>
+                    </m:r>
+                    <m:nary>
+                      <m:naryPr>
+                        <m:chr m:val="∑"/>
+                        <m:limLoc m:val="undOvr"/>
+                        <m:subHide m:val="off"/>
+                        <m:supHide m:val="on"/>
+                      </m:naryPr>
+                      <m:sub>
+                        <m:r>
+                          <m:t>i</m:t>
+                        </m:r>
+                        <m:r>
+                          <m:rPr>
+                            <m:sty m:val="p"/>
+                          </m:rPr>
+                          <m:t>∈</m:t>
+                        </m:r>
+                        <m:r>
+                          <m:t>c</m:t>
+                        </m:r>
+                      </m:sub>
+                      <m:sup>
+                        <m:r>
+                          <m:t>​</m:t>
+                        </m:r>
+                      </m:sup>
+                      <m:e>
+                        <m:sSub>
+                          <m:e>
+                            <m:r>
+                              <m:t>U</m:t>
+                            </m:r>
+                          </m:e>
+                          <m:sub>
+                            <m:r>
+                              <m:t>i</m:t>
+                            </m:r>
+                          </m:sub>
+                        </m:sSub>
+                      </m:e>
+                    </m:nary>
+                  </m:e>
+                </m:eqArr>
               </m:oMath>
             </m:oMathPara>
           </w:p>
@@ -10837,35 +10964,7 @@
               <w:pStyle w:val="FirstParagraph"/>
             </w:pPr>
             <w:r>
-              <w:t xml:space="preserve">be the total score contribution (</w:t>
-            </w:r>
-            <w:hyperlink w:anchor="def-score">
-              <w:r>
-                <w:rPr>
-                  <w:rStyle w:val="Hyperlink"/>
-                </w:rPr>
-                <w:t xml:space="preserve">Definition 4</w:t>
-              </w:r>
-            </w:hyperlink>
-            <w:r>
-              <w:t xml:space="preserve">) of the observations in</w:t>
-            </w:r>
-            <w:r>
-              <w:t xml:space="preserve"> </w:t>
-            </w:r>
-            <w:r>
-              <w:t xml:space="preserve">cluster</w:t>
-            </w:r>
-            <w:r>
-              <w:t xml:space="preserve"> </w:t>
-            </w:r>
-            <m:oMath>
-              <m:r>
-                <m:t>c</m:t>
-              </m:r>
-            </m:oMath>
-            <w:r>
-              <w:t xml:space="preserve">, where</w:t>
+              <w:t xml:space="preserve">where</w:t>
             </w:r>
             <w:r>
               <w:t xml:space="preserve"> </w:t>
@@ -10891,13 +10990,7 @@
               <w:t xml:space="preserve"> </w:t>
             </w:r>
             <w:r>
-              <w:t xml:space="preserve">denotes the gradient with respect</w:t>
-            </w:r>
-            <w:r>
-              <w:t xml:space="preserve"> </w:t>
-            </w:r>
-            <w:r>
-              <w:t xml:space="preserve">to</w:t>
+              <w:t xml:space="preserve">denotes the gradient with respect to</w:t>
             </w:r>
             <w:r>
               <w:t xml:space="preserve"> </w:t>

--- a/pr-preview/pr-654/vignettes/methodology.docx
+++ b/pr-preview/pr-654/vignettes/methodology.docx
@@ -10725,6 +10725,57 @@
               <m:sSub>
                 <m:e>
                   <m:r>
+                    <m:t>ℓ</m:t>
+                  </m:r>
+                </m:e>
+                <m:sub>
+                  <m:r>
+                    <m:t>i</m:t>
+                  </m:r>
+                </m:sub>
+              </m:sSub>
+            </m:oMath>
+            <w:r>
+              <w:t xml:space="preserve"> </w:t>
+            </w:r>
+            <w:r>
+              <w:t xml:space="preserve">for observation</w:t>
+            </w:r>
+            <w:r>
+              <w:t xml:space="preserve"> </w:t>
+            </w:r>
+            <m:oMath>
+              <m:r>
+                <m:t>i</m:t>
+              </m:r>
+            </m:oMath>
+            <w:r>
+              <w:t xml:space="preserve">’s contribution to the</w:t>
+            </w:r>
+            <w:r>
+              <w:t xml:space="preserve"> </w:t>
+            </w:r>
+            <w:r>
+              <w:t xml:space="preserve">log-likelihood (</w:t>
+            </w:r>
+            <w:hyperlink w:anchor="def-likelihood">
+              <w:r>
+                <w:rPr>
+                  <w:rStyle w:val="Hyperlink"/>
+                </w:rPr>
+                <w:t xml:space="preserve">Definition 3</w:t>
+              </w:r>
+            </w:hyperlink>
+            <w:r>
+              <w:t xml:space="preserve">),</w:t>
+            </w:r>
+            <w:r>
+              <w:t xml:space="preserve"> </w:t>
+            </w:r>
+            <m:oMath>
+              <m:sSub>
+                <m:e>
+                  <m:r>
                     <m:t>U</m:t>
                   </m:r>
                 </m:e>
@@ -10739,18 +10790,13 @@
               <w:t xml:space="preserve"> </w:t>
             </w:r>
             <w:r>
-              <w:t xml:space="preserve">for observation</w:t>
+              <w:t xml:space="preserve">for its score contribution</w:t>
             </w:r>
             <w:r>
               <w:t xml:space="preserve"> </w:t>
             </w:r>
-            <m:oMath>
-              <m:r>
-                <m:t>i</m:t>
-              </m:r>
-            </m:oMath>
-            <w:r>
-              <w:t xml:space="preserve">’s score contribution (</w:t>
+            <w:r>
+              <w:t xml:space="preserve">(</w:t>
             </w:r>
             <w:hyperlink w:anchor="def-score">
               <w:r>
@@ -10808,6 +10854,89 @@
               </m:oMathParaPr>
               <m:oMath>
                 <m:eqArr>
+                  <m:e>
+                    <m:sSub>
+                      <m:e>
+                        <m:r>
+                          <m:t>ℓ</m:t>
+                        </m:r>
+                      </m:e>
+                      <m:sub>
+                        <m:r>
+                          <m:t>i</m:t>
+                        </m:r>
+                      </m:sub>
+                    </m:sSub>
+                    <m:r>
+                      <m:rPr>
+                        <m:sty m:val="p"/>
+                      </m:rPr>
+                      <m:t>(</m:t>
+                    </m:r>
+                    <m:r>
+                      <m:t>λ</m:t>
+                    </m:r>
+                    <m:r>
+                      <m:rPr>
+                        <m:sty m:val="p"/>
+                      </m:rPr>
+                      <m:t>)</m:t>
+                    </m:r>
+                    <m:r>
+                      <m:t>&amp;</m:t>
+                    </m:r>
+                    <m:r>
+                      <m:rPr>
+                        <m:sty m:val="p"/>
+                      </m:rPr>
+                      <m:t>=</m:t>
+                    </m:r>
+                    <m:r>
+                      <m:rPr>
+                        <m:sty m:val="p"/>
+                      </m:rPr>
+                      <m:t>log</m:t>
+                    </m:r>
+                    <m:r>
+                      <m:rPr>
+                        <m:sty m:val="p"/>
+                      </m:rPr>
+                      <m:t>p</m:t>
+                    </m:r>
+                    <m:r>
+                      <m:rPr>
+                        <m:sty m:val="p"/>
+                      </m:rPr>
+                      <m:t>(</m:t>
+                    </m:r>
+                    <m:sSub>
+                      <m:e>
+                        <m:r>
+                          <m:t>Y</m:t>
+                        </m:r>
+                      </m:e>
+                      <m:sub>
+                        <m:r>
+                          <m:t>i</m:t>
+                        </m:r>
+                      </m:sub>
+                    </m:sSub>
+                    <m:r>
+                      <m:rPr>
+                        <m:sty m:val="p"/>
+                      </m:rPr>
+                      <m:t>∣</m:t>
+                    </m:r>
+                    <m:r>
+                      <m:t>λ</m:t>
+                    </m:r>
+                    <m:r>
+                      <m:rPr>
+                        <m:sty m:val="p"/>
+                      </m:rPr>
+                      <m:t>)</m:t>
+                    </m:r>
+                  </m:e>
                   <m:e>
                     <m:sSub>
                       <m:e>
@@ -10845,28 +10974,10 @@
                         </m:r>
                       </m:sub>
                     </m:sSub>
-                    <m:r>
-                      <m:rPr>
-                        <m:sty m:val="p"/>
-                      </m:rPr>
-                      <m:t>log</m:t>
-                    </m:r>
-                    <m:r>
-                      <m:rPr>
-                        <m:sty m:val="p"/>
-                      </m:rPr>
-                      <m:t>p</m:t>
-                    </m:r>
-                    <m:r>
-                      <m:rPr>
-                        <m:sty m:val="p"/>
-                      </m:rPr>
-                      <m:t>(</m:t>
-                    </m:r>
                     <m:sSub>
                       <m:e>
                         <m:r>
-                          <m:t>Y</m:t>
+                          <m:t>ℓ</m:t>
                         </m:r>
                       </m:e>
                       <m:sub>
@@ -10879,7 +10990,7 @@
                       <m:rPr>
                         <m:sty m:val="p"/>
                       </m:rPr>
-                      <m:t>∣</m:t>
+                      <m:t>(</m:t>
                     </m:r>
                     <m:r>
                       <m:t>λ</m:t>
@@ -11002,6 +11113,61 @@
             </m:oMath>
             <w:r>
               <w:t xml:space="preserve">.</w:t>
+            </w:r>
+            <w:r>
+              <w:t xml:space="preserve"> </w:t>
+            </w:r>
+            <w:r>
+              <w:t xml:space="preserve">Summing</w:t>
+            </w:r>
+            <w:r>
+              <w:t xml:space="preserve"> </w:t>
+            </w:r>
+            <m:oMath>
+              <m:sSub>
+                <m:e>
+                  <m:r>
+                    <m:t>ℓ</m:t>
+                  </m:r>
+                </m:e>
+                <m:sub>
+                  <m:r>
+                    <m:t>i</m:t>
+                  </m:r>
+                </m:sub>
+              </m:sSub>
+            </m:oMath>
+            <w:r>
+              <w:t xml:space="preserve"> </w:t>
+            </w:r>
+            <w:r>
+              <w:t xml:space="preserve">over every observation recovers the full-sample</w:t>
+            </w:r>
+            <w:r>
+              <w:t xml:space="preserve"> </w:t>
+            </w:r>
+            <w:r>
+              <w:t xml:space="preserve">log-likelihood of</w:t>
+            </w:r>
+            <w:r>
+              <w:t xml:space="preserve"> </w:t>
+            </w:r>
+            <w:hyperlink w:anchor="prp-full-sample-likelihood">
+              <w:r>
+                <w:rPr>
+                  <w:rStyle w:val="Hyperlink"/>
+                </w:rPr>
+                <w:t xml:space="preserve">Proposition 4</w:t>
+              </w:r>
+            </w:hyperlink>
+            <w:r>
+              <w:t xml:space="preserve">, which is what makes</w:t>
+            </w:r>
+            <w:r>
+              <w:t xml:space="preserve"> </w:t>
+            </w:r>
+            <w:r>
+              <w:t xml:space="preserve">these per-observation pieces the right thing to accumulate by cluster.</w:t>
             </w:r>
             <w:r>
               <w:t xml:space="preserve"> </w:t>

--- a/pr-preview/pr-654/vignettes/methodology.docx
+++ b/pr-preview/pr-654/vignettes/methodology.docx
@@ -9109,66 +9109,104 @@
               <w:t xml:space="preserve"> </w:t>
             </w:r>
             <w:r>
-              <w:t xml:space="preserve">If participants are</w:t>
+              <w:t xml:space="preserve">Write</w:t>
             </w:r>
             <w:r>
               <w:t xml:space="preserve"> </w:t>
             </w:r>
-            <w:r>
-              <w:rPr>
-                <w:b/>
-                <w:bCs/>
-              </w:rPr>
-              <w:t xml:space="preserve">independent</w:t>
-            </w:r>
+            <m:oMath>
+              <m:sSub>
+                <m:e>
+                  <m:r>
+                    <m:rPr>
+                      <m:scr m:val="script"/>
+                      <m:sty m:val="p"/>
+                    </m:rPr>
+                    <m:t>L</m:t>
+                  </m:r>
+                </m:e>
+                <m:sub>
+                  <m:r>
+                    <m:t>i</m:t>
+                  </m:r>
+                </m:sub>
+              </m:sSub>
+            </m:oMath>
             <w:r>
               <w:t xml:space="preserve"> </w:t>
             </w:r>
             <w:r>
-              <w:t xml:space="preserve">of one another, the likelihood</w:t>
+              <w:t xml:space="preserve">and</w:t>
             </w:r>
             <w:r>
               <w:t xml:space="preserve"> </w:t>
             </w:r>
-            <w:r>
-              <w:t xml:space="preserve">(</w:t>
-            </w:r>
-            <w:hyperlink w:anchor="def-likelihood">
+            <m:oMath>
+              <m:sSub>
+                <m:e>
+                  <m:r>
+                    <m:t>ℓ</m:t>
+                  </m:r>
+                </m:e>
+                <m:sub>
+                  <m:r>
+                    <m:t>i</m:t>
+                  </m:r>
+                </m:sub>
+              </m:sSub>
+            </m:oMath>
+            <w:r>
+              <w:t xml:space="preserve"> </w:t>
+            </w:r>
+            <w:r>
+              <w:t xml:space="preserve">for participant</w:t>
+            </w:r>
+            <w:r>
+              <w:t xml:space="preserve"> </w:t>
+            </w:r>
+            <m:oMath>
+              <m:r>
+                <m:t>i</m:t>
+              </m:r>
+            </m:oMath>
+            <w:r>
+              <w:t xml:space="preserve">’s own likelihood and</w:t>
+            </w:r>
+            <w:r>
+              <w:t xml:space="preserve"> </w:t>
+            </w:r>
+            <w:r>
+              <w:t xml:space="preserve">log-likelihood, which is</w:t>
+            </w:r>
+            <w:r>
+              <w:t xml:space="preserve"> </w:t>
+            </w:r>
+            <w:hyperlink w:anchor="prp-marginal-likelihood">
               <w:r>
                 <w:rPr>
                   <w:rStyle w:val="Hyperlink"/>
                 </w:rPr>
-                <w:t xml:space="preserve">Definition 3</w:t>
+                <w:t xml:space="preserve">Proposition 3</w:t>
               </w:r>
             </w:hyperlink>
             <w:r>
-              <w:t xml:space="preserve">) of the whole sample</w:t>
-            </w:r>
-            <w:r>
               <w:t xml:space="preserve"> </w:t>
             </w:r>
+            <w:r>
+              <w:t xml:space="preserve">evaluated at</w:t>
+            </w:r>
+            <w:r>
+              <w:t xml:space="preserve"> </w:t>
+            </w:r>
             <m:oMath>
-              <m:acc>
-                <m:accPr>
-                  <m:chr m:val="̃"/>
-                </m:accPr>
-                <m:e>
-                  <m:r>
-                    <m:t>y</m:t>
-                  </m:r>
-                </m:e>
-              </m:acc>
+              <m:r>
+                <m:t>y</m:t>
+              </m:r>
               <m:r>
                 <m:rPr>
                   <m:sty m:val="p"/>
                 </m:rPr>
                 <m:t>=</m:t>
-              </m:r>
-              <m:r>
-                <m:rPr>
-                  <m:sty m:val="p"/>
-                </m:rPr>
-                <m:t>(</m:t>
               </m:r>
               <m:sSub>
                 <m:e>
@@ -9178,87 +9216,13 @@
                 </m:e>
                 <m:sub>
                   <m:r>
-                    <m:t>1</m:t>
+                    <m:t>i</m:t>
                   </m:r>
                 </m:sub>
               </m:sSub>
-              <m:r>
-                <m:rPr>
-                  <m:sty m:val="p"/>
-                </m:rPr>
-                <m:t>,</m:t>
-              </m:r>
-              <m:sSub>
-                <m:e>
-                  <m:r>
-                    <m:t>y</m:t>
-                  </m:r>
-                </m:e>
-                <m:sub>
-                  <m:r>
-                    <m:t>2</m:t>
-                  </m:r>
-                </m:sub>
-              </m:sSub>
-              <m:r>
-                <m:rPr>
-                  <m:sty m:val="p"/>
-                </m:rPr>
-                <m:t>,</m:t>
-              </m:r>
-              <m:r>
-                <m:rPr>
-                  <m:sty m:val="p"/>
-                </m:rPr>
-                <m:t>…</m:t>
-              </m:r>
-              <m:r>
-                <m:rPr>
-                  <m:sty m:val="p"/>
-                </m:rPr>
-                <m:t>,</m:t>
-              </m:r>
-              <m:sSub>
-                <m:e>
-                  <m:r>
-                    <m:t>y</m:t>
-                  </m:r>
-                </m:e>
-                <m:sub>
-                  <m:r>
-                    <m:t>n</m:t>
-                  </m:r>
-                </m:sub>
-              </m:sSub>
-              <m:r>
-                <m:rPr>
-                  <m:sty m:val="p"/>
-                </m:rPr>
-                <m:t>)</m:t>
-              </m:r>
             </m:oMath>
             <w:r>
-              <w:t xml:space="preserve"> </w:t>
-            </w:r>
-            <w:r>
-              <w:t xml:space="preserve">factors into the product of their individual contributions</w:t>
-            </w:r>
-            <w:r>
-              <w:t xml:space="preserve"> </w:t>
-            </w:r>
-            <w:r>
-              <w:t xml:space="preserve">(</w:t>
-            </w:r>
-            <w:hyperlink w:anchor="prp-marginal-likelihood">
-              <w:r>
-                <w:rPr>
-                  <w:rStyle w:val="Hyperlink"/>
-                </w:rPr>
-                <w:t xml:space="preserve">Proposition 3</w:t>
-              </w:r>
-            </w:hyperlink>
-            <w:r>
-              <w:t xml:space="preserve">):</w:t>
+              <w:t xml:space="preserve">:</w:t>
             </w:r>
           </w:p>
           <w:p>
@@ -9272,13 +9236,22 @@
               <m:oMath>
                 <m:eqArr>
                   <m:e>
-                    <m:r>
-                      <m:rPr>
-                        <m:scr m:val="script"/>
-                        <m:sty m:val="p"/>
-                      </m:rPr>
-                      <m:t>L</m:t>
-                    </m:r>
+                    <m:sSub>
+                      <m:e>
+                        <m:r>
+                          <m:rPr>
+                            <m:scr m:val="script"/>
+                            <m:sty m:val="p"/>
+                          </m:rPr>
+                          <m:t>L</m:t>
+                        </m:r>
+                      </m:e>
+                      <m:sub>
+                        <m:r>
+                          <m:t>i</m:t>
+                        </m:r>
+                      </m:sub>
+                    </m:sSub>
                     <m:r>
                       <m:rPr>
                         <m:sty m:val="p"/>
@@ -9303,41 +9276,12 @@
                       </m:rPr>
                       <m:t>=</m:t>
                     </m:r>
-                    <m:nary>
-                      <m:naryPr>
-                        <m:chr m:val="∏"/>
-                        <m:limLoc m:val="undOvr"/>
-                        <m:subHide m:val="off"/>
-                        <m:supHide m:val="off"/>
-                      </m:naryPr>
-                      <m:sub>
-                        <m:r>
-                          <m:t>i</m:t>
-                        </m:r>
-                        <m:r>
-                          <m:rPr>
-                            <m:sty m:val="p"/>
-                          </m:rPr>
-                          <m:t>=</m:t>
-                        </m:r>
-                        <m:r>
-                          <m:t>1</m:t>
-                        </m:r>
-                      </m:sub>
-                      <m:sup>
-                        <m:r>
-                          <m:t>n</m:t>
-                        </m:r>
-                      </m:sup>
-                      <m:e>
-                        <m:r>
-                          <m:rPr>
-                            <m:sty m:val="p"/>
-                          </m:rPr>
-                          <m:t>p</m:t>
-                        </m:r>
-                      </m:e>
-                    </m:nary>
+                    <m:r>
+                      <m:rPr>
+                        <m:sty m:val="p"/>
+                      </m:rPr>
+                      <m:t>p</m:t>
+                    </m:r>
                     <m:r>
                       <m:rPr>
                         <m:sty m:val="p"/>
@@ -9372,1488 +9316,6 @@
                       <m:t>)</m:t>
                     </m:r>
                   </m:e>
-                  <m:e>
-                    <m:r>
-                      <m:t>&amp;</m:t>
-                    </m:r>
-                    <m:r>
-                      <m:rPr>
-                        <m:sty m:val="p"/>
-                      </m:rPr>
-                      <m:t>=</m:t>
-                    </m:r>
-                    <m:nary>
-                      <m:naryPr>
-                        <m:chr m:val="∏"/>
-                        <m:limLoc m:val="undOvr"/>
-                        <m:subHide m:val="off"/>
-                        <m:supHide m:val="off"/>
-                      </m:naryPr>
-                      <m:sub>
-                        <m:r>
-                          <m:t>i</m:t>
-                        </m:r>
-                        <m:r>
-                          <m:rPr>
-                            <m:sty m:val="p"/>
-                          </m:rPr>
-                          <m:t>=</m:t>
-                        </m:r>
-                        <m:r>
-                          <m:t>1</m:t>
-                        </m:r>
-                      </m:sub>
-                      <m:sup>
-                        <m:r>
-                          <m:t>n</m:t>
-                        </m:r>
-                      </m:sup>
-                      <m:e>
-                        <m:nary>
-                          <m:naryPr>
-                            <m:chr m:val="∫"/>
-                            <m:limLoc m:val="subSup"/>
-                            <m:subHide m:val="off"/>
-                            <m:supHide m:val="on"/>
-                          </m:naryPr>
-                          <m:sub>
-                            <m:r>
-                              <m:t>t</m:t>
-                            </m:r>
-                          </m:sub>
-                          <m:sup>
-                            <m:r>
-                              <m:t>​</m:t>
-                            </m:r>
-                          </m:sup>
-                          <m:e>
-                            <m:r>
-                              <m:rPr>
-                                <m:sty m:val="p"/>
-                              </m:rPr>
-                              <m:t>p</m:t>
-                            </m:r>
-                          </m:e>
-                        </m:nary>
-                      </m:e>
-                    </m:nary>
-                    <m:r>
-                      <m:rPr>
-                        <m:sty m:val="p"/>
-                      </m:rPr>
-                      <m:t>(</m:t>
-                    </m:r>
-                    <m:r>
-                      <m:t>Y</m:t>
-                    </m:r>
-                    <m:r>
-                      <m:rPr>
-                        <m:sty m:val="p"/>
-                      </m:rPr>
-                      <m:t>=</m:t>
-                    </m:r>
-                    <m:sSub>
-                      <m:e>
-                        <m:r>
-                          <m:t>y</m:t>
-                        </m:r>
-                      </m:e>
-                      <m:sub>
-                        <m:r>
-                          <m:t>i</m:t>
-                        </m:r>
-                      </m:sub>
-                    </m:sSub>
-                    <m:r>
-                      <m:rPr>
-                        <m:sty m:val="p"/>
-                      </m:rPr>
-                      <m:t>|</m:t>
-                    </m:r>
-                    <m:r>
-                      <m:t>T</m:t>
-                    </m:r>
-                    <m:r>
-                      <m:rPr>
-                        <m:sty m:val="p"/>
-                      </m:rPr>
-                      <m:t>=</m:t>
-                    </m:r>
-                    <m:r>
-                      <m:t>t</m:t>
-                    </m:r>
-                    <m:r>
-                      <m:rPr>
-                        <m:sty m:val="p"/>
-                      </m:rPr>
-                      <m:t>)</m:t>
-                    </m:r>
-                    <m:r>
-                      <m:t> </m:t>
-                    </m:r>
-                    <m:sSub>
-                      <m:e>
-                        <m:r>
-                          <m:rPr>
-                            <m:sty m:val="p"/>
-                          </m:rPr>
-                          <m:t>p</m:t>
-                        </m:r>
-                      </m:e>
-                      <m:sub>
-                        <m:r>
-                          <m:t>λ</m:t>
-                        </m:r>
-                      </m:sub>
-                    </m:sSub>
-                    <m:r>
-                      <m:rPr>
-                        <m:sty m:val="p"/>
-                      </m:rPr>
-                      <m:t>(</m:t>
-                    </m:r>
-                    <m:r>
-                      <m:t>T</m:t>
-                    </m:r>
-                    <m:r>
-                      <m:rPr>
-                        <m:sty m:val="p"/>
-                      </m:rPr>
-                      <m:t>=</m:t>
-                    </m:r>
-                    <m:r>
-                      <m:t>t</m:t>
-                    </m:r>
-                    <m:r>
-                      <m:rPr>
-                        <m:sty m:val="p"/>
-                      </m:rPr>
-                      <m:t>)</m:t>
-                    </m:r>
-                    <m:r>
-                      <m:t> </m:t>
-                    </m:r>
-                    <m:r>
-                      <m:t>d</m:t>
-                    </m:r>
-                    <m:r>
-                      <m:t>t</m:t>
-                    </m:r>
-                  </m:e>
-                  <m:e/>
-                </m:eqArr>
-              </m:oMath>
-            </m:oMathPara>
-          </w:p>
-          <w:bookmarkEnd w:id="81"/>
-        </w:tc>
-      </w:tr>
-    </w:tbl>
-    <w:p>
-      <w:pPr>
-        <w:pStyle w:val="FirstParagraph"/>
-      </w:pPr>
-      <w:r>
-        <w:t xml:space="preserve">Independence is what licenses the product; the latent-time likelihood</w:t>
-      </w:r>
-      <w:r>
-        <w:t xml:space="preserve"> </w:t>
-      </w:r>
-      <m:oMath>
-        <m:sSup>
-          <m:e>
-            <m:r>
-              <m:rPr>
-                <m:scr m:val="script"/>
-                <m:sty m:val="p"/>
-              </m:rPr>
-              <m:t>L</m:t>
-            </m:r>
-          </m:e>
-          <m:sup>
-            <m:r>
-              <m:rPr>
-                <m:sty m:val="p"/>
-              </m:rPr>
-              <m:t>*</m:t>
-            </m:r>
-          </m:sup>
-        </m:sSup>
-      </m:oMath>
-      <w:r>
-        <w:t xml:space="preserve"> </w:t>
-      </w:r>
-      <w:r>
-        <w:t xml:space="preserve">above multiplies participants’ contributions for the same</w:t>
-      </w:r>
-      <w:r>
-        <w:t xml:space="preserve"> </w:t>
-      </w:r>
-      <w:r>
-        <w:t xml:space="preserve">reason.</w:t>
-      </w:r>
-      <w:r>
-        <w:t xml:space="preserve"> </w:t>
-      </w:r>
-      <w:r>
-        <w:t xml:space="preserve">It is an assumption about the</w:t>
-      </w:r>
-      <w:r>
-        <w:t xml:space="preserve"> </w:t>
-      </w:r>
-      <w:r>
-        <w:rPr>
-          <w:b/>
-          <w:bCs/>
-        </w:rPr>
-        <w:t xml:space="preserve">sampling design</w:t>
-      </w:r>
-      <w:r>
-        <w:t xml:space="preserve">, separate from the</w:t>
-      </w:r>
-      <w:r>
-        <w:t xml:space="preserve"> </w:t>
-      </w:r>
-      <w:r>
-        <w:t xml:space="preserve">assumptions about disease dynamics in</w:t>
-      </w:r>
-      <w:r>
-        <w:t xml:space="preserve"> </w:t>
-      </w:r>
-      <w:hyperlink w:anchor="def-constant-incidence-model">
-        <w:r>
-          <w:rPr>
-            <w:rStyle w:val="Hyperlink"/>
-          </w:rPr>
-          <w:t xml:space="preserve">Definition 2</w:t>
-        </w:r>
-      </w:hyperlink>
-      <w:r>
-        <w:t xml:space="preserve">.</w:t>
-      </w:r>
-    </w:p>
-    <w:p>
-      <w:pPr>
-        <w:pStyle w:val="BodyText"/>
-      </w:pPr>
-      <w:r>
-        <w:t xml:space="preserve">If we know</w:t>
-      </w:r>
-      <w:r>
-        <w:t xml:space="preserve"> </w:t>
-      </w:r>
-      <m:oMath>
-        <m:r>
-          <m:rPr>
-            <m:sty m:val="p"/>
-          </m:rPr>
-          <m:t>p</m:t>
-        </m:r>
-        <m:r>
-          <m:rPr>
-            <m:sty m:val="p"/>
-          </m:rPr>
-          <m:t>(</m:t>
-        </m:r>
-        <m:r>
-          <m:t>Y</m:t>
-        </m:r>
-        <m:r>
-          <m:rPr>
-            <m:sty m:val="p"/>
-          </m:rPr>
-          <m:t>=</m:t>
-        </m:r>
-        <m:r>
-          <m:t>y</m:t>
-        </m:r>
-        <m:r>
-          <m:rPr>
-            <m:sty m:val="p"/>
-          </m:rPr>
-          <m:t>|</m:t>
-        </m:r>
-        <m:r>
-          <m:t>T</m:t>
-        </m:r>
-        <m:r>
-          <m:rPr>
-            <m:sty m:val="p"/>
-          </m:rPr>
-          <m:t>=</m:t>
-        </m:r>
-        <m:r>
-          <m:t>t</m:t>
-        </m:r>
-        <m:r>
-          <m:rPr>
-            <m:sty m:val="p"/>
-          </m:rPr>
-          <m:t>)</m:t>
-        </m:r>
-      </m:oMath>
-      <w:r>
-        <w:t xml:space="preserve">, then we can maximize</w:t>
-      </w:r>
-      <w:r>
-        <w:t xml:space="preserve"> </w:t>
-      </w:r>
-      <m:oMath>
-        <m:r>
-          <m:rPr>
-            <m:scr m:val="script"/>
-            <m:sty m:val="p"/>
-          </m:rPr>
-          <m:t>L</m:t>
-        </m:r>
-        <m:r>
-          <m:rPr>
-            <m:sty m:val="p"/>
-          </m:rPr>
-          <m:t>(</m:t>
-        </m:r>
-        <m:r>
-          <m:t>λ</m:t>
-        </m:r>
-        <m:r>
-          <m:rPr>
-            <m:sty m:val="p"/>
-          </m:rPr>
-          <m:t>)</m:t>
-        </m:r>
-      </m:oMath>
-      <w:r>
-        <w:t xml:space="preserve"> </w:t>
-      </w:r>
-      <w:r>
-        <w:t xml:space="preserve">over</w:t>
-      </w:r>
-      <w:r>
-        <w:t xml:space="preserve"> </w:t>
-      </w:r>
-      <m:oMath>
-        <m:r>
-          <m:t>λ</m:t>
-        </m:r>
-      </m:oMath>
-      <w:r>
-        <w:t xml:space="preserve"> </w:t>
-      </w:r>
-      <w:r>
-        <w:t xml:space="preserve">to find the</w:t>
-      </w:r>
-      <w:r>
-        <w:t xml:space="preserve"> </w:t>
-      </w:r>
-      <w:r>
-        <w:t xml:space="preserve">“maximum likelihood estimate”</w:t>
-      </w:r>
-      <w:r>
-        <w:t xml:space="preserve"> </w:t>
-      </w:r>
-      <w:r>
-        <w:t xml:space="preserve">(MLE) of</w:t>
-      </w:r>
-      <w:r>
-        <w:t xml:space="preserve"> </w:t>
-      </w:r>
-      <m:oMath>
-        <m:r>
-          <m:t>λ</m:t>
-        </m:r>
-      </m:oMath>
-      <w:r>
-        <w:t xml:space="preserve">,</w:t>
-      </w:r>
-      <w:r>
-        <w:t xml:space="preserve"> </w:t>
-      </w:r>
-      <w:r>
-        <w:t xml:space="preserve">denoted</w:t>
-      </w:r>
-      <w:r>
-        <w:t xml:space="preserve"> </w:t>
-      </w:r>
-      <m:oMath>
-        <m:acc>
-          <m:accPr>
-            <m:chr m:val="̂"/>
-          </m:accPr>
-          <m:e>
-            <m:r>
-              <m:t>λ</m:t>
-            </m:r>
-          </m:e>
-        </m:acc>
-      </m:oMath>
-      <w:r>
-        <w:t xml:space="preserve">.</w:t>
-      </w:r>
-    </w:p>
-    <w:bookmarkEnd w:id="82"/>
-    <w:bookmarkStart w:id="83" w:name="finding-the-mle-numerically"/>
-    <w:p>
-      <w:pPr>
-        <w:pStyle w:val="Heading2"/>
-      </w:pPr>
-      <w:r>
-        <w:t xml:space="preserve">4.15 Finding the MLE numerically</w:t>
-      </w:r>
-    </w:p>
-    <w:p>
-      <w:pPr>
-        <w:pStyle w:val="FirstParagraph"/>
-      </w:pPr>
-      <w:r>
-        <w:t xml:space="preserve">The likelihood of</w:t>
-      </w:r>
-      <w:r>
-        <w:t xml:space="preserve"> </w:t>
-      </w:r>
-      <m:oMath>
-        <m:r>
-          <m:t>Y</m:t>
-        </m:r>
-      </m:oMath>
-      <w:r>
-        <w:t xml:space="preserve"> </w:t>
-      </w:r>
-      <w:r>
-        <w:t xml:space="preserve">involves the product of integrals, so the log-likelihood involves the sum of the logs of integrals:</w:t>
-      </w:r>
-    </w:p>
-    <w:p>
-      <w:pPr>
-        <w:pStyle w:val="BodyText"/>
-      </w:pPr>
-      <m:oMathPara>
-        <m:oMathParaPr>
-          <m:jc m:val="center"/>
-        </m:oMathParaPr>
-        <m:oMath>
-          <m:eqArr>
-            <m:e>
-              <m:r>
-                <m:t>ℓ</m:t>
-              </m:r>
-              <m:r>
-                <m:rPr>
-                  <m:sty m:val="p"/>
-                </m:rPr>
-                <m:t>(</m:t>
-              </m:r>
-              <m:r>
-                <m:t>λ</m:t>
-              </m:r>
-              <m:r>
-                <m:rPr>
-                  <m:sty m:val="p"/>
-                </m:rPr>
-                <m:t>)</m:t>
-              </m:r>
-              <m:r>
-                <m:t>&amp;</m:t>
-              </m:r>
-              <m:r>
-                <m:rPr>
-                  <m:sty m:val="p"/>
-                </m:rPr>
-                <m:t>=</m:t>
-              </m:r>
-              <m:r>
-                <m:rPr>
-                  <m:sty m:val="p"/>
-                </m:rPr>
-                <m:t>log</m:t>
-              </m:r>
-              <m:nary>
-                <m:naryPr>
-                  <m:chr m:val="∏"/>
-                  <m:limLoc m:val="undOvr"/>
-                  <m:subHide m:val="off"/>
-                  <m:supHide m:val="off"/>
-                </m:naryPr>
-                <m:sub>
-                  <m:r>
-                    <m:t>i</m:t>
-                  </m:r>
-                  <m:r>
-                    <m:rPr>
-                      <m:sty m:val="p"/>
-                    </m:rPr>
-                    <m:t>=</m:t>
-                  </m:r>
-                  <m:r>
-                    <m:t>1</m:t>
-                  </m:r>
-                </m:sub>
-                <m:sup>
-                  <m:r>
-                    <m:t>n</m:t>
-                  </m:r>
-                </m:sup>
-                <m:e>
-                  <m:nary>
-                    <m:naryPr>
-                      <m:chr m:val="∫"/>
-                      <m:limLoc m:val="subSup"/>
-                      <m:subHide m:val="off"/>
-                      <m:supHide m:val="on"/>
-                    </m:naryPr>
-                    <m:sub>
-                      <m:r>
-                        <m:t>t</m:t>
-                      </m:r>
-                    </m:sub>
-                    <m:sup>
-                      <m:r>
-                        <m:t>​</m:t>
-                      </m:r>
-                    </m:sup>
-                    <m:e>
-                      <m:r>
-                        <m:rPr>
-                          <m:sty m:val="p"/>
-                        </m:rPr>
-                        <m:t>p</m:t>
-                      </m:r>
-                    </m:e>
-                  </m:nary>
-                </m:e>
-              </m:nary>
-              <m:r>
-                <m:rPr>
-                  <m:sty m:val="p"/>
-                </m:rPr>
-                <m:t>(</m:t>
-              </m:r>
-              <m:r>
-                <m:t>Y</m:t>
-              </m:r>
-              <m:r>
-                <m:rPr>
-                  <m:sty m:val="p"/>
-                </m:rPr>
-                <m:t>=</m:t>
-              </m:r>
-              <m:sSub>
-                <m:e>
-                  <m:r>
-                    <m:t>y</m:t>
-                  </m:r>
-                </m:e>
-                <m:sub>
-                  <m:r>
-                    <m:t>i</m:t>
-                  </m:r>
-                </m:sub>
-              </m:sSub>
-              <m:r>
-                <m:rPr>
-                  <m:sty m:val="p"/>
-                </m:rPr>
-                <m:t>|</m:t>
-              </m:r>
-              <m:r>
-                <m:t>T</m:t>
-              </m:r>
-              <m:r>
-                <m:rPr>
-                  <m:sty m:val="p"/>
-                </m:rPr>
-                <m:t>=</m:t>
-              </m:r>
-              <m:r>
-                <m:t>t</m:t>
-              </m:r>
-              <m:r>
-                <m:rPr>
-                  <m:sty m:val="p"/>
-                </m:rPr>
-                <m:t>)</m:t>
-              </m:r>
-              <m:r>
-                <m:t> </m:t>
-              </m:r>
-              <m:sSub>
-                <m:e>
-                  <m:r>
-                    <m:rPr>
-                      <m:sty m:val="p"/>
-                    </m:rPr>
-                    <m:t>p</m:t>
-                  </m:r>
-                </m:e>
-                <m:sub>
-                  <m:r>
-                    <m:t>λ</m:t>
-                  </m:r>
-                </m:sub>
-              </m:sSub>
-              <m:r>
-                <m:rPr>
-                  <m:sty m:val="p"/>
-                </m:rPr>
-                <m:t>(</m:t>
-              </m:r>
-              <m:r>
-                <m:t>T</m:t>
-              </m:r>
-              <m:r>
-                <m:rPr>
-                  <m:sty m:val="p"/>
-                </m:rPr>
-                <m:t>=</m:t>
-              </m:r>
-              <m:r>
-                <m:t>t</m:t>
-              </m:r>
-              <m:r>
-                <m:rPr>
-                  <m:sty m:val="p"/>
-                </m:rPr>
-                <m:t>)</m:t>
-              </m:r>
-              <m:r>
-                <m:t> </m:t>
-              </m:r>
-              <m:r>
-                <m:t>d</m:t>
-              </m:r>
-              <m:r>
-                <m:t>t</m:t>
-              </m:r>
-            </m:e>
-            <m:e>
-              <m:r>
-                <m:t>&amp;</m:t>
-              </m:r>
-              <m:r>
-                <m:rPr>
-                  <m:sty m:val="p"/>
-                </m:rPr>
-                <m:t>=</m:t>
-              </m:r>
-              <m:nary>
-                <m:naryPr>
-                  <m:chr m:val="∑"/>
-                  <m:limLoc m:val="undOvr"/>
-                  <m:subHide m:val="off"/>
-                  <m:supHide m:val="off"/>
-                </m:naryPr>
-                <m:sub>
-                  <m:r>
-                    <m:t>i</m:t>
-                  </m:r>
-                  <m:r>
-                    <m:rPr>
-                      <m:sty m:val="p"/>
-                    </m:rPr>
-                    <m:t>=</m:t>
-                  </m:r>
-                  <m:r>
-                    <m:t>1</m:t>
-                  </m:r>
-                </m:sub>
-                <m:sup>
-                  <m:r>
-                    <m:t>n</m:t>
-                  </m:r>
-                </m:sup>
-                <m:e>
-                  <m:r>
-                    <m:rPr>
-                      <m:sty m:val="p"/>
-                    </m:rPr>
-                    <m:t>log</m:t>
-                  </m:r>
-                </m:e>
-              </m:nary>
-              <m:d>
-                <m:dPr>
-                  <m:begChr m:val="{"/>
-                  <m:sepChr m:val=""/>
-                  <m:endChr m:val="}"/>
-                  <m:grow/>
-                </m:dPr>
-                <m:e>
-                  <m:nary>
-                    <m:naryPr>
-                      <m:chr m:val="∫"/>
-                      <m:limLoc m:val="subSup"/>
-                      <m:subHide m:val="off"/>
-                      <m:supHide m:val="on"/>
-                    </m:naryPr>
-                    <m:sub>
-                      <m:r>
-                        <m:t>t</m:t>
-                      </m:r>
-                    </m:sub>
-                    <m:sup>
-                      <m:r>
-                        <m:t>​</m:t>
-                      </m:r>
-                    </m:sup>
-                    <m:e>
-                      <m:r>
-                        <m:rPr>
-                          <m:sty m:val="p"/>
-                        </m:rPr>
-                        <m:t>p</m:t>
-                      </m:r>
-                    </m:e>
-                  </m:nary>
-                  <m:r>
-                    <m:rPr>
-                      <m:sty m:val="p"/>
-                    </m:rPr>
-                    <m:t>(</m:t>
-                  </m:r>
-                  <m:r>
-                    <m:t>Y</m:t>
-                  </m:r>
-                  <m:r>
-                    <m:rPr>
-                      <m:sty m:val="p"/>
-                    </m:rPr>
-                    <m:t>=</m:t>
-                  </m:r>
-                  <m:sSub>
-                    <m:e>
-                      <m:r>
-                        <m:t>y</m:t>
-                      </m:r>
-                    </m:e>
-                    <m:sub>
-                      <m:r>
-                        <m:t>i</m:t>
-                      </m:r>
-                    </m:sub>
-                  </m:sSub>
-                  <m:r>
-                    <m:rPr>
-                      <m:sty m:val="p"/>
-                    </m:rPr>
-                    <m:t>|</m:t>
-                  </m:r>
-                  <m:r>
-                    <m:t>T</m:t>
-                  </m:r>
-                  <m:r>
-                    <m:rPr>
-                      <m:sty m:val="p"/>
-                    </m:rPr>
-                    <m:t>=</m:t>
-                  </m:r>
-                  <m:r>
-                    <m:t>t</m:t>
-                  </m:r>
-                  <m:r>
-                    <m:rPr>
-                      <m:sty m:val="p"/>
-                    </m:rPr>
-                    <m:t>)</m:t>
-                  </m:r>
-                  <m:r>
-                    <m:t> </m:t>
-                  </m:r>
-                  <m:sSub>
-                    <m:e>
-                      <m:r>
-                        <m:rPr>
-                          <m:sty m:val="p"/>
-                        </m:rPr>
-                        <m:t>p</m:t>
-                      </m:r>
-                    </m:e>
-                    <m:sub>
-                      <m:r>
-                        <m:t>λ</m:t>
-                      </m:r>
-                    </m:sub>
-                  </m:sSub>
-                  <m:r>
-                    <m:rPr>
-                      <m:sty m:val="p"/>
-                    </m:rPr>
-                    <m:t>(</m:t>
-                  </m:r>
-                  <m:r>
-                    <m:t>T</m:t>
-                  </m:r>
-                  <m:r>
-                    <m:rPr>
-                      <m:sty m:val="p"/>
-                    </m:rPr>
-                    <m:t>=</m:t>
-                  </m:r>
-                  <m:r>
-                    <m:t>t</m:t>
-                  </m:r>
-                  <m:r>
-                    <m:rPr>
-                      <m:sty m:val="p"/>
-                    </m:rPr>
-                    <m:t>)</m:t>
-                  </m:r>
-                  <m:r>
-                    <m:t> </m:t>
-                  </m:r>
-                  <m:r>
-                    <m:t>d</m:t>
-                  </m:r>
-                  <m:r>
-                    <m:t>t</m:t>
-                  </m:r>
-                </m:e>
-              </m:d>
-            </m:e>
-            <m:e/>
-          </m:eqArr>
-        </m:oMath>
-      </m:oMathPara>
-    </w:p>
-    <w:p>
-      <w:pPr>
-        <w:pStyle w:val="FirstParagraph"/>
-      </w:pPr>
-      <w:r>
-        <w:t xml:space="preserve">The derivative of this expression doesn’t come out cleanly,</w:t>
-      </w:r>
-      <w:r>
-        <w:t xml:space="preserve"> </w:t>
-      </w:r>
-      <w:r>
-        <w:t xml:space="preserve">so we will use a</w:t>
-      </w:r>
-      <w:r>
-        <w:t xml:space="preserve"> </w:t>
-      </w:r>
-      <w:r>
-        <w:rPr>
-          <w:i/>
-          <w:iCs/>
-        </w:rPr>
-        <w:t xml:space="preserve">numerical method</w:t>
-      </w:r>
-      <w:r>
-        <w:t xml:space="preserve"> </w:t>
-      </w:r>
-      <w:r>
-        <w:t xml:space="preserve">(specifically, a Newton-type algorithm,</w:t>
-      </w:r>
-      <w:r>
-        <w:t xml:space="preserve"> </w:t>
-      </w:r>
-      <w:r>
-        <w:t xml:space="preserve">implemented by</w:t>
-      </w:r>
-      <w:r>
-        <w:t xml:space="preserve"> </w:t>
-      </w:r>
-      <w:r>
-        <w:rPr>
-          <w:rStyle w:val="VerbatimChar"/>
-        </w:rPr>
-        <w:t xml:space="preserve">stats::nlm()</w:t>
-      </w:r>
-      <w:r>
-        <w:t xml:space="preserve">)</w:t>
-      </w:r>
-      <w:r>
-        <w:t xml:space="preserve"> </w:t>
-      </w:r>
-      <w:r>
-        <w:t xml:space="preserve">to find the MLE.</w:t>
-      </w:r>
-      <w:r>
-        <w:t xml:space="preserve"> </w:t>
-      </w:r>
-      <w:r>
-        <w:t xml:space="preserve">That algorithm also returns a numerical Hessian (</w:t>
-      </w:r>
-      <w:hyperlink w:anchor="def-hessian">
-        <w:r>
-          <w:rPr>
-            <w:rStyle w:val="Hyperlink"/>
-          </w:rPr>
-          <w:t xml:space="preserve">Definition 5</w:t>
-        </w:r>
-      </w:hyperlink>
-      <w:r>
-        <w:t xml:space="preserve">) at the maximum, which is what</w:t>
-      </w:r>
-      <w:r>
-        <w:t xml:space="preserve"> </w:t>
-      </w:r>
-      <w:hyperlink w:anchor="thm-mle-asymptotic-variance">
-        <w:r>
-          <w:rPr>
-            <w:rStyle w:val="Hyperlink"/>
-          </w:rPr>
-          <w:t xml:space="preserve">Theorem 1</w:t>
-        </w:r>
-      </w:hyperlink>
-      <w:r>
-        <w:t xml:space="preserve"> </w:t>
-      </w:r>
-      <w:r>
-        <w:t xml:space="preserve">turns into a standard error.</w:t>
-      </w:r>
-    </w:p>
-    <w:bookmarkEnd w:id="83"/>
-    <w:bookmarkStart w:id="89" w:name="X5bf3afb032987a059a98cb4220d3ca0c37d3f71"/>
-    <w:p>
-      <w:pPr>
-        <w:pStyle w:val="Heading2"/>
-      </w:pPr>
-      <w:r>
-        <w:t xml:space="preserve">4.16 Cluster-robust standard errors for clustered sampling designs</w:t>
-      </w:r>
-    </w:p>
-    <w:p>
-      <w:pPr>
-        <w:pStyle w:val="FirstParagraph"/>
-      </w:pPr>
-      <w:r>
-        <w:t xml:space="preserve">In many survey designs, observations are clustered (e.g., multiple individuals from the same household, school, or geographic area).</w:t>
-      </w:r>
-      <w:r>
-        <w:t xml:space="preserve"> </w:t>
-      </w:r>
-      <w:r>
-        <w:t xml:space="preserve">Observations within the same cluster are often more similar to each other than to observations from different clusters, which violates the independence assumption of</w:t>
-      </w:r>
-      <w:r>
-        <w:t xml:space="preserve"> </w:t>
-      </w:r>
-      <w:hyperlink w:anchor="prp-full-sample-likelihood">
-        <w:r>
-          <w:rPr>
-            <w:rStyle w:val="Hyperlink"/>
-          </w:rPr>
-          <w:t xml:space="preserve">Proposition 4</w:t>
-        </w:r>
-      </w:hyperlink>
-      <w:r>
-        <w:t xml:space="preserve">.</w:t>
-      </w:r>
-      <w:r>
-        <w:t xml:space="preserve"> </w:t>
-      </w:r>
-      <w:r>
-        <w:t xml:space="preserve">The estimate</w:t>
-      </w:r>
-      <w:r>
-        <w:t xml:space="preserve"> </w:t>
-      </w:r>
-      <m:oMath>
-        <m:acc>
-          <m:accPr>
-            <m:chr m:val="̂"/>
-          </m:accPr>
-          <m:e>
-            <m:r>
-              <m:t>λ</m:t>
-            </m:r>
-          </m:e>
-        </m:acc>
-      </m:oMath>
-      <w:r>
-        <w:t xml:space="preserve"> </w:t>
-      </w:r>
-      <w:r>
-        <w:t xml:space="preserve">itself remains usable, but the inverse-information standard error of</w:t>
-      </w:r>
-      <w:r>
-        <w:t xml:space="preserve"> </w:t>
-      </w:r>
-      <w:hyperlink w:anchor="thm-mle-asymptotic-variance">
-        <w:r>
-          <w:rPr>
-            <w:rStyle w:val="Hyperlink"/>
-          </w:rPr>
-          <w:t xml:space="preserve">Theorem 1</w:t>
-        </w:r>
-      </w:hyperlink>
-      <w:r>
-        <w:t xml:space="preserve"> </w:t>
-      </w:r>
-      <w:r>
-        <w:t xml:space="preserve">no longer applies to it.</w:t>
-      </w:r>
-    </w:p>
-    <w:bookmarkStart w:id="84" w:name="why-clustering-matters"/>
-    <w:p>
-      <w:pPr>
-        <w:pStyle w:val="Heading3"/>
-      </w:pPr>
-      <w:r>
-        <w:t xml:space="preserve">4.16.1 Why clustering matters</w:t>
-      </w:r>
-    </w:p>
-    <w:p>
-      <w:pPr>
-        <w:pStyle w:val="FirstParagraph"/>
-      </w:pPr>
-      <w:r>
-        <w:t xml:space="preserve">When observations are clustered:</w:t>
-      </w:r>
-    </w:p>
-    <w:p>
-      <w:pPr>
-        <w:pStyle w:val="Compact"/>
-        <w:numPr>
-          <w:ilvl w:val="0"/>
-          <w:numId w:val="1018"/>
-        </w:numPr>
-      </w:pPr>
-      <w:r>
-        <w:t xml:space="preserve">Individuals within the same cluster share common exposures or characteristics</w:t>
-      </w:r>
-    </w:p>
-    <w:p>
-      <w:pPr>
-        <w:pStyle w:val="Compact"/>
-        <w:numPr>
-          <w:ilvl w:val="0"/>
-          <w:numId w:val="1018"/>
-        </w:numPr>
-      </w:pPr>
-      <w:r>
-        <w:t xml:space="preserve">Standard errors that ignore clustering are usually</w:t>
-      </w:r>
-      <w:r>
-        <w:t xml:space="preserve"> </w:t>
-      </w:r>
-      <w:r>
-        <w:rPr>
-          <w:b/>
-          <w:bCs/>
-        </w:rPr>
-        <w:t xml:space="preserve">too small</w:t>
-      </w:r>
-      <w:r>
-        <w:t xml:space="preserve"> </w:t>
-      </w:r>
-      <w:r>
-        <w:t xml:space="preserve">(anti-conservative)</w:t>
-      </w:r>
-    </w:p>
-    <w:p>
-      <w:pPr>
-        <w:pStyle w:val="Compact"/>
-        <w:numPr>
-          <w:ilvl w:val="0"/>
-          <w:numId w:val="1018"/>
-        </w:numPr>
-      </w:pPr>
-      <w:r>
-        <w:t xml:space="preserve">Confidence intervals are then</w:t>
-      </w:r>
-      <w:r>
-        <w:t xml:space="preserve"> </w:t>
-      </w:r>
-      <w:r>
-        <w:rPr>
-          <w:b/>
-          <w:bCs/>
-        </w:rPr>
-        <w:t xml:space="preserve">too narrow</w:t>
-      </w:r>
-    </w:p>
-    <w:p>
-      <w:pPr>
-        <w:pStyle w:val="Compact"/>
-        <w:numPr>
-          <w:ilvl w:val="0"/>
-          <w:numId w:val="1018"/>
-        </w:numPr>
-      </w:pPr>
-      <w:r>
-        <w:t xml:space="preserve">p-values are then</w:t>
-      </w:r>
-      <w:r>
-        <w:t xml:space="preserve"> </w:t>
-      </w:r>
-      <w:r>
-        <w:rPr>
-          <w:b/>
-          <w:bCs/>
-        </w:rPr>
-        <w:t xml:space="preserve">too optimistic</w:t>
-      </w:r>
-    </w:p>
-    <w:p>
-      <w:pPr>
-        <w:pStyle w:val="FirstParagraph"/>
-      </w:pPr>
-      <w:r>
-        <w:t xml:space="preserve">Usually rather than always: the direction follows the sign of the within-cluster correlation, which is positive in most survey designs but need not be.</w:t>
-      </w:r>
-    </w:p>
-    <w:bookmarkEnd w:id="84"/>
-    <w:bookmarkStart w:id="86" w:name="cluster-robust-variance-estimation"/>
-    <w:p>
-      <w:pPr>
-        <w:pStyle w:val="Heading3"/>
-      </w:pPr>
-      <w:r>
-        <w:t xml:space="preserve">4.16.2 Cluster-robust variance estimation</w:t>
-      </w:r>
-    </w:p>
-    <w:p>
-      <w:pPr>
-        <w:pStyle w:val="FirstParagraph"/>
-      </w:pPr>
-      <w:r>
-        <w:t xml:space="preserve">To account for within-cluster correlation,</w:t>
-      </w:r>
-      <w:r>
-        <w:t xml:space="preserve"> </w:t>
-      </w:r>
-      <w:r>
-        <w:rPr>
-          <w:rStyle w:val="VerbatimChar"/>
-        </w:rPr>
-        <w:t xml:space="preserve">serocalculator</w:t>
-      </w:r>
-      <w:r>
-        <w:t xml:space="preserve"> </w:t>
-      </w:r>
-      <w:r>
-        <w:t xml:space="preserve">implements the</w:t>
-      </w:r>
-      <w:r>
-        <w:t xml:space="preserve"> </w:t>
-      </w:r>
-      <w:r>
-        <w:rPr>
-          <w:b/>
-          <w:bCs/>
-        </w:rPr>
-        <w:t xml:space="preserve">sandwich estimator</w:t>
-      </w:r>
-      <w:r>
-        <w:t xml:space="preserve"> </w:t>
-      </w:r>
-      <w:r>
-        <w:t xml:space="preserve">— also known as the Huber-White robust variance estimator</w:t>
-      </w:r>
-      <w:r>
-        <w:t xml:space="preserve"> </w:t>
-      </w:r>
-      <w:r>
-        <w:t xml:space="preserve">(Huber 1967; White 1980)</w:t>
-      </w:r>
-      <w:r>
-        <w:t xml:space="preserve">, generalized to clustered/grouped data by</w:t>
-      </w:r>
-      <w:r>
-        <w:t xml:space="preserve"> </w:t>
-      </w:r>
-      <w:r>
-        <w:t xml:space="preserve">Liang and Zeger (1986)</w:t>
-      </w:r>
-      <w:r>
-        <w:t xml:space="preserve">.</w:t>
-      </w:r>
-    </w:p>
-    <w:tbl>
-      <w:tblPr>
-        <w:tblStyle w:val="Table"/>
-        <w:tblInd w:w="164" w:type="dxa"/>
-        <w:tblBorders>
-          <w:left w:val="single" w:sz="24" w:space="0" w:color="909090"/>
-        </w:tblBorders>
-        <w:tblCellMar>
-          <w:left w:w="0" w:type="dxa"/>
-          <w:right w:w="0" w:type="dxa"/>
-        </w:tblCellMar>
-        <w:tblLook w:firstRow="0" w:lastRow="0" w:firstColumn="0" w:lastColumn="0" w:noHBand="0" w:noVBand="0" w:val="0000"/>
-      </w:tblPr>
-      <w:tblGrid>
-        <w:gridCol w:w="7920"/>
-      </w:tblGrid>
-      <w:tr>
-        <w:trPr>
-          <w:cantSplit/>
-        </w:trPr>
-        <w:tc>
-          <w:tcPr>
-            <w:tcMar>
-              <w:left w:w="144" w:type="dxa"/>
-            </w:tcMar>
-          </w:tcPr>
-          <w:p>
-            <w:pPr>
-              <w:pStyle w:val="BodyText"/>
-            </w:pPr>
-            <w:pPr>
-              <w:spacing w:before="16" w:after="64"/>
-            </w:pPr>
-            <w:r>
-              <w:rPr>
-                <w:b/>
-                <w:bCs/>
-              </w:rPr>
-              <w:t xml:space="preserve">Definition (Sandwich variance estimator)</w:t>
-            </w:r>
-          </w:p>
-          <w:bookmarkStart w:id="85" w:name="def-cluster-robust-variance"/>
-          <w:p>
-            <w:pPr>
-              <w:pStyle w:val="BodyText"/>
-            </w:pPr>
-            <w:r>
-              <w:rPr>
-                <w:b/>
-                <w:bCs/>
-              </w:rPr>
-              <w:t xml:space="preserve">Definition 7 (Sandwich variance estimator)</w:t>
-            </w:r>
-            <w:r>
-              <w:t xml:space="preserve"> </w:t>
-            </w:r>
-            <w:r>
-              <w:t xml:space="preserve">Let</w:t>
-            </w:r>
-            <w:r>
-              <w:t xml:space="preserve"> </w:t>
-            </w:r>
-            <m:oMath>
-              <m:r>
-                <m:t>C</m:t>
-              </m:r>
-            </m:oMath>
-            <w:r>
-              <w:t xml:space="preserve"> </w:t>
-            </w:r>
-            <w:r>
-              <w:t xml:space="preserve">be the total number of non-overlapping clusters in the sample,</w:t>
-            </w:r>
-            <w:r>
-              <w:t xml:space="preserve"> </w:t>
-            </w:r>
-            <w:r>
-              <w:t xml:space="preserve">and let</w:t>
-            </w:r>
-            <w:r>
-              <w:t xml:space="preserve"> </w:t>
-            </w:r>
-            <m:oMath>
-              <m:r>
-                <m:t>H</m:t>
-              </m:r>
-              <m:r>
-                <m:rPr>
-                  <m:sty m:val="p"/>
-                </m:rPr>
-                <m:t>=</m:t>
-              </m:r>
-              <m:sSup>
-                <m:e>
-                  <m:r>
-                    <m:t>ℓ</m:t>
-                  </m:r>
-                </m:e>
-                <m:sup>
-                  <m:r>
-                    <m:rPr>
-                      <m:sty m:val="p"/>
-                    </m:rPr>
-                    <m:t>″</m:t>
-                  </m:r>
-                </m:sup>
-              </m:sSup>
-              <m:r>
-                <m:rPr>
-                  <m:sty m:val="p"/>
-                </m:rPr>
-                <m:t>(</m:t>
-              </m:r>
-              <m:acc>
-                <m:accPr>
-                  <m:chr m:val="̂"/>
-                </m:accPr>
-                <m:e>
-                  <m:r>
-                    <m:t>λ</m:t>
-                  </m:r>
-                </m:e>
-              </m:acc>
-              <m:r>
-                <m:rPr>
-                  <m:sty m:val="p"/>
-                </m:rPr>
-                <m:t>)</m:t>
-              </m:r>
-            </m:oMath>
-            <w:r>
-              <w:t xml:space="preserve"> </w:t>
-            </w:r>
-            <w:r>
-              <w:t xml:space="preserve">be the Hessian (</w:t>
-            </w:r>
-            <w:hyperlink w:anchor="def-hessian">
-              <w:r>
-                <w:rPr>
-                  <w:rStyle w:val="Hyperlink"/>
-                </w:rPr>
-                <w:t xml:space="preserve">Definition 5</w:t>
-              </w:r>
-            </w:hyperlink>
-            <w:r>
-              <w:t xml:space="preserve">) at the</w:t>
-            </w:r>
-            <w:r>
-              <w:t xml:space="preserve"> </w:t>
-            </w:r>
-            <w:r>
-              <w:t xml:space="preserve">MLE.</w:t>
-            </w:r>
-            <w:r>
-              <w:t xml:space="preserve"> </w:t>
-            </w:r>
-            <w:r>
-              <w:t xml:space="preserve">Write</w:t>
-            </w:r>
-            <w:r>
-              <w:t xml:space="preserve"> </w:t>
-            </w:r>
-            <m:oMath>
-              <m:sSub>
-                <m:e>
-                  <m:r>
-                    <m:t>ℓ</m:t>
-                  </m:r>
-                </m:e>
-                <m:sub>
-                  <m:r>
-                    <m:t>i</m:t>
-                  </m:r>
-                </m:sub>
-              </m:sSub>
-            </m:oMath>
-            <w:r>
-              <w:t xml:space="preserve"> </w:t>
-            </w:r>
-            <w:r>
-              <w:t xml:space="preserve">for observation</w:t>
-            </w:r>
-            <w:r>
-              <w:t xml:space="preserve"> </w:t>
-            </w:r>
-            <m:oMath>
-              <m:r>
-                <m:t>i</m:t>
-              </m:r>
-            </m:oMath>
-            <w:r>
-              <w:t xml:space="preserve">’s contribution to the</w:t>
-            </w:r>
-            <w:r>
-              <w:t xml:space="preserve"> </w:t>
-            </w:r>
-            <w:r>
-              <w:t xml:space="preserve">log-likelihood (</w:t>
-            </w:r>
-            <w:hyperlink w:anchor="def-likelihood">
-              <w:r>
-                <w:rPr>
-                  <w:rStyle w:val="Hyperlink"/>
-                </w:rPr>
-                <w:t xml:space="preserve">Definition 3</w:t>
-              </w:r>
-            </w:hyperlink>
-            <w:r>
-              <w:t xml:space="preserve">),</w:t>
-            </w:r>
-            <w:r>
-              <w:t xml:space="preserve"> </w:t>
-            </w:r>
-            <m:oMath>
-              <m:sSub>
-                <m:e>
-                  <m:r>
-                    <m:t>U</m:t>
-                  </m:r>
-                </m:e>
-                <m:sub>
-                  <m:r>
-                    <m:t>i</m:t>
-                  </m:r>
-                </m:sub>
-              </m:sSub>
-            </m:oMath>
-            <w:r>
-              <w:t xml:space="preserve"> </w:t>
-            </w:r>
-            <w:r>
-              <w:t xml:space="preserve">for its score contribution</w:t>
-            </w:r>
-            <w:r>
-              <w:t xml:space="preserve"> </w:t>
-            </w:r>
-            <w:r>
-              <w:t xml:space="preserve">(</w:t>
-            </w:r>
-            <w:hyperlink w:anchor="def-score">
-              <w:r>
-                <w:rPr>
-                  <w:rStyle w:val="Hyperlink"/>
-                </w:rPr>
-                <w:t xml:space="preserve">Definition 4</w:t>
-              </w:r>
-            </w:hyperlink>
-            <w:r>
-              <w:t xml:space="preserve">), and</w:t>
-            </w:r>
-            <w:r>
-              <w:t xml:space="preserve"> </w:t>
-            </w:r>
-            <m:oMath>
-              <m:sSub>
-                <m:e>
-                  <m:r>
-                    <m:t>U</m:t>
-                  </m:r>
-                </m:e>
-                <m:sub>
-                  <m:r>
-                    <m:t>c</m:t>
-                  </m:r>
-                </m:sub>
-              </m:sSub>
-            </m:oMath>
-            <w:r>
-              <w:t xml:space="preserve"> </w:t>
-            </w:r>
-            <w:r>
-              <w:t xml:space="preserve">for the total over the observations in cluster</w:t>
-            </w:r>
-            <w:r>
-              <w:t xml:space="preserve"> </w:t>
-            </w:r>
-            <m:oMath>
-              <m:r>
-                <m:t>c</m:t>
-              </m:r>
-            </m:oMath>
-            <w:r>
-              <w:t xml:space="preserve">:</w:t>
-            </w:r>
-          </w:p>
-          <w:p>
-            <w:pPr>
-              <w:pStyle w:val="BodyText"/>
-            </w:pPr>
-            <m:oMathPara>
-              <m:oMathParaPr>
-                <m:jc m:val="center"/>
-              </m:oMathParaPr>
-              <m:oMath>
-                <m:eqArr>
                   <m:e>
                     <m:sSub>
                       <m:e>
@@ -10898,21 +9360,269 @@
                       <m:t>log</m:t>
                     </m:r>
                     <m:r>
-                      <m:rPr>
-                        <m:sty m:val="p"/>
-                      </m:rPr>
-                      <m:t>p</m:t>
+                      <m:t>​</m:t>
+                    </m:r>
+                    <m:d>
+                      <m:dPr>
+                        <m:begChr m:val="{"/>
+                        <m:sepChr m:val=""/>
+                        <m:endChr m:val="}"/>
+                        <m:grow/>
+                      </m:dPr>
+                      <m:e>
+                        <m:sSub>
+                          <m:e>
+                            <m:r>
+                              <m:rPr>
+                                <m:scr m:val="script"/>
+                                <m:sty m:val="p"/>
+                              </m:rPr>
+                              <m:t>L</m:t>
+                            </m:r>
+                          </m:e>
+                          <m:sub>
+                            <m:r>
+                              <m:t>i</m:t>
+                            </m:r>
+                          </m:sub>
+                        </m:sSub>
+                        <m:r>
+                          <m:rPr>
+                            <m:sty m:val="p"/>
+                          </m:rPr>
+                          <m:t>(</m:t>
+                        </m:r>
+                        <m:r>
+                          <m:t>λ</m:t>
+                        </m:r>
+                        <m:r>
+                          <m:rPr>
+                            <m:sty m:val="p"/>
+                          </m:rPr>
+                          <m:t>)</m:t>
+                        </m:r>
+                      </m:e>
+                    </m:d>
+                    <m:r>
+                      <m:t>​</m:t>
+                    </m:r>
+                  </m:e>
+                </m:eqArr>
+              </m:oMath>
+            </m:oMathPara>
+          </w:p>
+          <w:p>
+            <w:pPr>
+              <w:pStyle w:val="FirstParagraph"/>
+            </w:pPr>
+            <w:r>
+              <w:t xml:space="preserve">If participants are</w:t>
+            </w:r>
+            <w:r>
+              <w:t xml:space="preserve"> </w:t>
+            </w:r>
+            <w:r>
+              <w:rPr>
+                <w:b/>
+                <w:bCs/>
+              </w:rPr>
+              <w:t xml:space="preserve">independent</w:t>
+            </w:r>
+            <w:r>
+              <w:t xml:space="preserve"> </w:t>
+            </w:r>
+            <w:r>
+              <w:t xml:space="preserve">of one another, the likelihood</w:t>
+            </w:r>
+            <w:r>
+              <w:t xml:space="preserve"> </w:t>
+            </w:r>
+            <w:r>
+              <w:t xml:space="preserve">(</w:t>
+            </w:r>
+            <w:hyperlink w:anchor="def-likelihood">
+              <w:r>
+                <w:rPr>
+                  <w:rStyle w:val="Hyperlink"/>
+                </w:rPr>
+                <w:t xml:space="preserve">Definition 3</w:t>
+              </w:r>
+            </w:hyperlink>
+            <w:r>
+              <w:t xml:space="preserve">) of the whole sample</w:t>
+            </w:r>
+            <w:r>
+              <w:t xml:space="preserve"> </w:t>
+            </w:r>
+            <m:oMath>
+              <m:acc>
+                <m:accPr>
+                  <m:chr m:val="̃"/>
+                </m:accPr>
+                <m:e>
+                  <m:r>
+                    <m:t>y</m:t>
+                  </m:r>
+                </m:e>
+              </m:acc>
+              <m:r>
+                <m:rPr>
+                  <m:sty m:val="p"/>
+                </m:rPr>
+                <m:t>=</m:t>
+              </m:r>
+              <m:r>
+                <m:rPr>
+                  <m:sty m:val="p"/>
+                </m:rPr>
+                <m:t>(</m:t>
+              </m:r>
+              <m:sSub>
+                <m:e>
+                  <m:r>
+                    <m:t>y</m:t>
+                  </m:r>
+                </m:e>
+                <m:sub>
+                  <m:r>
+                    <m:t>1</m:t>
+                  </m:r>
+                </m:sub>
+              </m:sSub>
+              <m:r>
+                <m:rPr>
+                  <m:sty m:val="p"/>
+                </m:rPr>
+                <m:t>,</m:t>
+              </m:r>
+              <m:sSub>
+                <m:e>
+                  <m:r>
+                    <m:t>y</m:t>
+                  </m:r>
+                </m:e>
+                <m:sub>
+                  <m:r>
+                    <m:t>2</m:t>
+                  </m:r>
+                </m:sub>
+              </m:sSub>
+              <m:r>
+                <m:rPr>
+                  <m:sty m:val="p"/>
+                </m:rPr>
+                <m:t>,</m:t>
+              </m:r>
+              <m:r>
+                <m:rPr>
+                  <m:sty m:val="p"/>
+                </m:rPr>
+                <m:t>…</m:t>
+              </m:r>
+              <m:r>
+                <m:rPr>
+                  <m:sty m:val="p"/>
+                </m:rPr>
+                <m:t>,</m:t>
+              </m:r>
+              <m:sSub>
+                <m:e>
+                  <m:r>
+                    <m:t>y</m:t>
+                  </m:r>
+                </m:e>
+                <m:sub>
+                  <m:r>
+                    <m:t>n</m:t>
+                  </m:r>
+                </m:sub>
+              </m:sSub>
+              <m:r>
+                <m:rPr>
+                  <m:sty m:val="p"/>
+                </m:rPr>
+                <m:t>)</m:t>
+              </m:r>
+            </m:oMath>
+            <w:r>
+              <w:t xml:space="preserve"> </w:t>
+            </w:r>
+            <w:r>
+              <w:t xml:space="preserve">is their product:</w:t>
+            </w:r>
+          </w:p>
+          <w:p>
+            <w:pPr>
+              <w:pStyle w:val="BodyText"/>
+            </w:pPr>
+            <m:oMathPara>
+              <m:oMathParaPr>
+                <m:jc m:val="center"/>
+              </m:oMathParaPr>
+              <m:oMath>
+                <m:r>
+                  <m:rPr>
+                    <m:scr m:val="script"/>
+                    <m:sty m:val="p"/>
+                  </m:rPr>
+                  <m:t>L</m:t>
+                </m:r>
+                <m:r>
+                  <m:rPr>
+                    <m:sty m:val="p"/>
+                  </m:rPr>
+                  <m:t>(</m:t>
+                </m:r>
+                <m:r>
+                  <m:t>λ</m:t>
+                </m:r>
+                <m:r>
+                  <m:rPr>
+                    <m:sty m:val="p"/>
+                  </m:rPr>
+                  <m:t>)</m:t>
+                </m:r>
+                <m:r>
+                  <m:rPr>
+                    <m:sty m:val="p"/>
+                  </m:rPr>
+                  <m:t>=</m:t>
+                </m:r>
+                <m:nary>
+                  <m:naryPr>
+                    <m:chr m:val="∏"/>
+                    <m:limLoc m:val="undOvr"/>
+                    <m:subHide m:val="off"/>
+                    <m:supHide m:val="off"/>
+                  </m:naryPr>
+                  <m:sub>
+                    <m:r>
+                      <m:t>i</m:t>
                     </m:r>
                     <m:r>
                       <m:rPr>
                         <m:sty m:val="p"/>
                       </m:rPr>
-                      <m:t>(</m:t>
+                      <m:t>=</m:t>
                     </m:r>
+                    <m:r>
+                      <m:t>1</m:t>
+                    </m:r>
+                  </m:sub>
+                  <m:sup>
+                    <m:r>
+                      <m:t>n</m:t>
+                    </m:r>
+                  </m:sup>
+                  <m:e>
                     <m:sSub>
                       <m:e>
                         <m:r>
-                          <m:t>Y</m:t>
+                          <m:rPr>
+                            <m:scr m:val="script"/>
+                            <m:sty m:val="p"/>
+                          </m:rPr>
+                          <m:t>L</m:t>
                         </m:r>
                       </m:e>
                       <m:sub>
@@ -10921,22 +9631,1162 @@
                         </m:r>
                       </m:sub>
                     </m:sSub>
-                    <m:r>
-                      <m:rPr>
-                        <m:sty m:val="p"/>
-                      </m:rPr>
-                      <m:t>∣</m:t>
-                    </m:r>
-                    <m:r>
-                      <m:t>λ</m:t>
-                    </m:r>
-                    <m:r>
-                      <m:rPr>
-                        <m:sty m:val="p"/>
-                      </m:rPr>
-                      <m:t>)</m:t>
-                    </m:r>
                   </m:e>
+                </m:nary>
+                <m:r>
+                  <m:rPr>
+                    <m:sty m:val="p"/>
+                  </m:rPr>
+                  <m:t>(</m:t>
+                </m:r>
+                <m:r>
+                  <m:t>λ</m:t>
+                </m:r>
+                <m:r>
+                  <m:rPr>
+                    <m:sty m:val="p"/>
+                  </m:rPr>
+                  <m:t>)</m:t>
+                </m:r>
+              </m:oMath>
+            </m:oMathPara>
+          </w:p>
+          <w:bookmarkEnd w:id="81"/>
+        </w:tc>
+      </w:tr>
+    </w:tbl>
+    <w:p>
+      <w:pPr>
+        <w:pStyle w:val="FirstParagraph"/>
+      </w:pPr>
+      <w:r>
+        <w:t xml:space="preserve">Independence is what licenses the product; the latent-time likelihood</w:t>
+      </w:r>
+      <w:r>
+        <w:t xml:space="preserve"> </w:t>
+      </w:r>
+      <m:oMath>
+        <m:sSup>
+          <m:e>
+            <m:r>
+              <m:rPr>
+                <m:scr m:val="script"/>
+                <m:sty m:val="p"/>
+              </m:rPr>
+              <m:t>L</m:t>
+            </m:r>
+          </m:e>
+          <m:sup>
+            <m:r>
+              <m:rPr>
+                <m:sty m:val="p"/>
+              </m:rPr>
+              <m:t>*</m:t>
+            </m:r>
+          </m:sup>
+        </m:sSup>
+      </m:oMath>
+      <w:r>
+        <w:t xml:space="preserve"> </w:t>
+      </w:r>
+      <w:r>
+        <w:t xml:space="preserve">above multiplies participants’ contributions for the same</w:t>
+      </w:r>
+      <w:r>
+        <w:t xml:space="preserve"> </w:t>
+      </w:r>
+      <w:r>
+        <w:t xml:space="preserve">reason.</w:t>
+      </w:r>
+      <w:r>
+        <w:t xml:space="preserve"> </w:t>
+      </w:r>
+      <w:r>
+        <w:t xml:space="preserve">It is an assumption about the</w:t>
+      </w:r>
+      <w:r>
+        <w:t xml:space="preserve"> </w:t>
+      </w:r>
+      <w:r>
+        <w:rPr>
+          <w:b/>
+          <w:bCs/>
+        </w:rPr>
+        <w:t xml:space="preserve">sampling design</w:t>
+      </w:r>
+      <w:r>
+        <w:t xml:space="preserve">, separate from the</w:t>
+      </w:r>
+      <w:r>
+        <w:t xml:space="preserve"> </w:t>
+      </w:r>
+      <w:r>
+        <w:t xml:space="preserve">assumptions about disease dynamics in</w:t>
+      </w:r>
+      <w:r>
+        <w:t xml:space="preserve"> </w:t>
+      </w:r>
+      <w:hyperlink w:anchor="def-constant-incidence-model">
+        <w:r>
+          <w:rPr>
+            <w:rStyle w:val="Hyperlink"/>
+          </w:rPr>
+          <w:t xml:space="preserve">Definition 2</w:t>
+        </w:r>
+      </w:hyperlink>
+      <w:r>
+        <w:t xml:space="preserve">.</w:t>
+      </w:r>
+    </w:p>
+    <w:p>
+      <w:pPr>
+        <w:pStyle w:val="BodyText"/>
+      </w:pPr>
+      <w:r>
+        <w:t xml:space="preserve">If we know</w:t>
+      </w:r>
+      <w:r>
+        <w:t xml:space="preserve"> </w:t>
+      </w:r>
+      <m:oMath>
+        <m:r>
+          <m:rPr>
+            <m:sty m:val="p"/>
+          </m:rPr>
+          <m:t>p</m:t>
+        </m:r>
+        <m:r>
+          <m:rPr>
+            <m:sty m:val="p"/>
+          </m:rPr>
+          <m:t>(</m:t>
+        </m:r>
+        <m:r>
+          <m:t>Y</m:t>
+        </m:r>
+        <m:r>
+          <m:rPr>
+            <m:sty m:val="p"/>
+          </m:rPr>
+          <m:t>=</m:t>
+        </m:r>
+        <m:r>
+          <m:t>y</m:t>
+        </m:r>
+        <m:r>
+          <m:rPr>
+            <m:sty m:val="p"/>
+          </m:rPr>
+          <m:t>|</m:t>
+        </m:r>
+        <m:r>
+          <m:t>T</m:t>
+        </m:r>
+        <m:r>
+          <m:rPr>
+            <m:sty m:val="p"/>
+          </m:rPr>
+          <m:t>=</m:t>
+        </m:r>
+        <m:r>
+          <m:t>t</m:t>
+        </m:r>
+        <m:r>
+          <m:rPr>
+            <m:sty m:val="p"/>
+          </m:rPr>
+          <m:t>)</m:t>
+        </m:r>
+      </m:oMath>
+      <w:r>
+        <w:t xml:space="preserve">, then we can maximize</w:t>
+      </w:r>
+      <w:r>
+        <w:t xml:space="preserve"> </w:t>
+      </w:r>
+      <m:oMath>
+        <m:r>
+          <m:rPr>
+            <m:scr m:val="script"/>
+            <m:sty m:val="p"/>
+          </m:rPr>
+          <m:t>L</m:t>
+        </m:r>
+        <m:r>
+          <m:rPr>
+            <m:sty m:val="p"/>
+          </m:rPr>
+          <m:t>(</m:t>
+        </m:r>
+        <m:r>
+          <m:t>λ</m:t>
+        </m:r>
+        <m:r>
+          <m:rPr>
+            <m:sty m:val="p"/>
+          </m:rPr>
+          <m:t>)</m:t>
+        </m:r>
+      </m:oMath>
+      <w:r>
+        <w:t xml:space="preserve"> </w:t>
+      </w:r>
+      <w:r>
+        <w:t xml:space="preserve">over</w:t>
+      </w:r>
+      <w:r>
+        <w:t xml:space="preserve"> </w:t>
+      </w:r>
+      <m:oMath>
+        <m:r>
+          <m:t>λ</m:t>
+        </m:r>
+      </m:oMath>
+      <w:r>
+        <w:t xml:space="preserve"> </w:t>
+      </w:r>
+      <w:r>
+        <w:t xml:space="preserve">to find the</w:t>
+      </w:r>
+      <w:r>
+        <w:t xml:space="preserve"> </w:t>
+      </w:r>
+      <w:r>
+        <w:t xml:space="preserve">“maximum likelihood estimate”</w:t>
+      </w:r>
+      <w:r>
+        <w:t xml:space="preserve"> </w:t>
+      </w:r>
+      <w:r>
+        <w:t xml:space="preserve">(MLE) of</w:t>
+      </w:r>
+      <w:r>
+        <w:t xml:space="preserve"> </w:t>
+      </w:r>
+      <m:oMath>
+        <m:r>
+          <m:t>λ</m:t>
+        </m:r>
+      </m:oMath>
+      <w:r>
+        <w:t xml:space="preserve">,</w:t>
+      </w:r>
+      <w:r>
+        <w:t xml:space="preserve"> </w:t>
+      </w:r>
+      <w:r>
+        <w:t xml:space="preserve">denoted</w:t>
+      </w:r>
+      <w:r>
+        <w:t xml:space="preserve"> </w:t>
+      </w:r>
+      <m:oMath>
+        <m:acc>
+          <m:accPr>
+            <m:chr m:val="̂"/>
+          </m:accPr>
+          <m:e>
+            <m:r>
+              <m:t>λ</m:t>
+            </m:r>
+          </m:e>
+        </m:acc>
+      </m:oMath>
+      <w:r>
+        <w:t xml:space="preserve">.</w:t>
+      </w:r>
+    </w:p>
+    <w:bookmarkEnd w:id="82"/>
+    <w:bookmarkStart w:id="83" w:name="finding-the-mle-numerically"/>
+    <w:p>
+      <w:pPr>
+        <w:pStyle w:val="Heading2"/>
+      </w:pPr>
+      <w:r>
+        <w:t xml:space="preserve">4.15 Finding the MLE numerically</w:t>
+      </w:r>
+    </w:p>
+    <w:p>
+      <w:pPr>
+        <w:pStyle w:val="FirstParagraph"/>
+      </w:pPr>
+      <w:r>
+        <w:t xml:space="preserve">Taking logs turns that product into a sum:</w:t>
+      </w:r>
+    </w:p>
+    <w:p>
+      <w:pPr>
+        <w:pStyle w:val="BodyText"/>
+      </w:pPr>
+      <m:oMathPara>
+        <m:oMathParaPr>
+          <m:jc m:val="center"/>
+        </m:oMathParaPr>
+        <m:oMath>
+          <m:eqArr>
+            <m:e>
+              <m:r>
+                <m:t>ℓ</m:t>
+              </m:r>
+              <m:r>
+                <m:rPr>
+                  <m:sty m:val="p"/>
+                </m:rPr>
+                <m:t>(</m:t>
+              </m:r>
+              <m:r>
+                <m:t>λ</m:t>
+              </m:r>
+              <m:r>
+                <m:rPr>
+                  <m:sty m:val="p"/>
+                </m:rPr>
+                <m:t>)</m:t>
+              </m:r>
+              <m:r>
+                <m:t>&amp;</m:t>
+              </m:r>
+              <m:r>
+                <m:rPr>
+                  <m:sty m:val="p"/>
+                </m:rPr>
+                <m:t>=</m:t>
+              </m:r>
+              <m:r>
+                <m:rPr>
+                  <m:sty m:val="p"/>
+                </m:rPr>
+                <m:t>log</m:t>
+              </m:r>
+              <m:r>
+                <m:t>​</m:t>
+              </m:r>
+              <m:d>
+                <m:dPr>
+                  <m:begChr m:val="{"/>
+                  <m:sepChr m:val=""/>
+                  <m:endChr m:val="}"/>
+                  <m:grow/>
+                </m:dPr>
+                <m:e>
+                  <m:nary>
+                    <m:naryPr>
+                      <m:chr m:val="∏"/>
+                      <m:limLoc m:val="undOvr"/>
+                      <m:subHide m:val="off"/>
+                      <m:supHide m:val="off"/>
+                    </m:naryPr>
+                    <m:sub>
+                      <m:r>
+                        <m:t>i</m:t>
+                      </m:r>
+                      <m:r>
+                        <m:rPr>
+                          <m:sty m:val="p"/>
+                        </m:rPr>
+                        <m:t>=</m:t>
+                      </m:r>
+                      <m:r>
+                        <m:t>1</m:t>
+                      </m:r>
+                    </m:sub>
+                    <m:sup>
+                      <m:r>
+                        <m:t>n</m:t>
+                      </m:r>
+                    </m:sup>
+                    <m:e>
+                      <m:sSub>
+                        <m:e>
+                          <m:r>
+                            <m:rPr>
+                              <m:scr m:val="script"/>
+                              <m:sty m:val="p"/>
+                            </m:rPr>
+                            <m:t>L</m:t>
+                          </m:r>
+                        </m:e>
+                        <m:sub>
+                          <m:r>
+                            <m:t>i</m:t>
+                          </m:r>
+                        </m:sub>
+                      </m:sSub>
+                    </m:e>
+                  </m:nary>
+                  <m:r>
+                    <m:rPr>
+                      <m:sty m:val="p"/>
+                    </m:rPr>
+                    <m:t>(</m:t>
+                  </m:r>
+                  <m:r>
+                    <m:t>λ</m:t>
+                  </m:r>
+                  <m:r>
+                    <m:rPr>
+                      <m:sty m:val="p"/>
+                    </m:rPr>
+                    <m:t>)</m:t>
+                  </m:r>
+                </m:e>
+              </m:d>
+              <m:r>
+                <m:t>​</m:t>
+              </m:r>
+            </m:e>
+            <m:e>
+              <m:r>
+                <m:t>&amp;</m:t>
+              </m:r>
+              <m:r>
+                <m:rPr>
+                  <m:sty m:val="p"/>
+                </m:rPr>
+                <m:t>=</m:t>
+              </m:r>
+              <m:nary>
+                <m:naryPr>
+                  <m:chr m:val="∑"/>
+                  <m:limLoc m:val="undOvr"/>
+                  <m:subHide m:val="off"/>
+                  <m:supHide m:val="off"/>
+                </m:naryPr>
+                <m:sub>
+                  <m:r>
+                    <m:t>i</m:t>
+                  </m:r>
+                  <m:r>
+                    <m:rPr>
+                      <m:sty m:val="p"/>
+                    </m:rPr>
+                    <m:t>=</m:t>
+                  </m:r>
+                  <m:r>
+                    <m:t>1</m:t>
+                  </m:r>
+                </m:sub>
+                <m:sup>
+                  <m:r>
+                    <m:t>n</m:t>
+                  </m:r>
+                </m:sup>
+                <m:e>
+                  <m:sSub>
+                    <m:e>
+                      <m:r>
+                        <m:t>ℓ</m:t>
+                      </m:r>
+                    </m:e>
+                    <m:sub>
+                      <m:r>
+                        <m:t>i</m:t>
+                      </m:r>
+                    </m:sub>
+                  </m:sSub>
+                </m:e>
+              </m:nary>
+              <m:r>
+                <m:rPr>
+                  <m:sty m:val="p"/>
+                </m:rPr>
+                <m:t>(</m:t>
+              </m:r>
+              <m:r>
+                <m:t>λ</m:t>
+              </m:r>
+              <m:r>
+                <m:rPr>
+                  <m:sty m:val="p"/>
+                </m:rPr>
+                <m:t>)</m:t>
+              </m:r>
+            </m:e>
+          </m:eqArr>
+        </m:oMath>
+      </m:oMathPara>
+    </w:p>
+    <w:p>
+      <w:pPr>
+        <w:pStyle w:val="FirstParagraph"/>
+      </w:pPr>
+      <w:r>
+        <w:t xml:space="preserve">Each</w:t>
+      </w:r>
+      <w:r>
+        <w:t xml:space="preserve"> </w:t>
+      </w:r>
+      <m:oMath>
+        <m:sSub>
+          <m:e>
+            <m:r>
+              <m:t>ℓ</m:t>
+            </m:r>
+          </m:e>
+          <m:sub>
+            <m:r>
+              <m:t>i</m:t>
+            </m:r>
+          </m:sub>
+        </m:sSub>
+      </m:oMath>
+      <w:r>
+        <w:t xml:space="preserve"> </w:t>
+      </w:r>
+      <w:r>
+        <w:t xml:space="preserve">is the log of an integral (</w:t>
+      </w:r>
+      <w:hyperlink w:anchor="prp-marginal-likelihood">
+        <w:r>
+          <w:rPr>
+            <w:rStyle w:val="Hyperlink"/>
+          </w:rPr>
+          <w:t xml:space="preserve">Proposition 3</w:t>
+        </w:r>
+      </w:hyperlink>
+      <w:r>
+        <w:t xml:space="preserve">),</w:t>
+      </w:r>
+      <w:r>
+        <w:t xml:space="preserve"> </w:t>
+      </w:r>
+      <w:r>
+        <w:t xml:space="preserve">so the derivative of this sum doesn’t come out cleanly,</w:t>
+      </w:r>
+      <w:r>
+        <w:t xml:space="preserve"> </w:t>
+      </w:r>
+      <w:r>
+        <w:t xml:space="preserve">and we use a</w:t>
+      </w:r>
+      <w:r>
+        <w:t xml:space="preserve"> </w:t>
+      </w:r>
+      <w:r>
+        <w:rPr>
+          <w:i/>
+          <w:iCs/>
+        </w:rPr>
+        <w:t xml:space="preserve">numerical method</w:t>
+      </w:r>
+      <w:r>
+        <w:t xml:space="preserve"> </w:t>
+      </w:r>
+      <w:r>
+        <w:t xml:space="preserve">(specifically, a Newton-type algorithm,</w:t>
+      </w:r>
+      <w:r>
+        <w:t xml:space="preserve"> </w:t>
+      </w:r>
+      <w:r>
+        <w:t xml:space="preserve">implemented by</w:t>
+      </w:r>
+      <w:r>
+        <w:t xml:space="preserve"> </w:t>
+      </w:r>
+      <w:r>
+        <w:rPr>
+          <w:rStyle w:val="VerbatimChar"/>
+        </w:rPr>
+        <w:t xml:space="preserve">stats::nlm()</w:t>
+      </w:r>
+      <w:r>
+        <w:t xml:space="preserve">)</w:t>
+      </w:r>
+      <w:r>
+        <w:t xml:space="preserve"> </w:t>
+      </w:r>
+      <w:r>
+        <w:t xml:space="preserve">to find the MLE.</w:t>
+      </w:r>
+      <w:r>
+        <w:t xml:space="preserve"> </w:t>
+      </w:r>
+      <w:r>
+        <w:t xml:space="preserve">That algorithm also returns a numerical Hessian (</w:t>
+      </w:r>
+      <w:hyperlink w:anchor="def-hessian">
+        <w:r>
+          <w:rPr>
+            <w:rStyle w:val="Hyperlink"/>
+          </w:rPr>
+          <w:t xml:space="preserve">Definition 5</w:t>
+        </w:r>
+      </w:hyperlink>
+      <w:r>
+        <w:t xml:space="preserve">) at the maximum, which is what</w:t>
+      </w:r>
+      <w:r>
+        <w:t xml:space="preserve"> </w:t>
+      </w:r>
+      <w:hyperlink w:anchor="thm-mle-asymptotic-variance">
+        <w:r>
+          <w:rPr>
+            <w:rStyle w:val="Hyperlink"/>
+          </w:rPr>
+          <w:t xml:space="preserve">Theorem 1</w:t>
+        </w:r>
+      </w:hyperlink>
+      <w:r>
+        <w:t xml:space="preserve"> </w:t>
+      </w:r>
+      <w:r>
+        <w:t xml:space="preserve">turns into a standard error.</w:t>
+      </w:r>
+    </w:p>
+    <w:bookmarkEnd w:id="83"/>
+    <w:bookmarkStart w:id="89" w:name="X5bf3afb032987a059a98cb4220d3ca0c37d3f71"/>
+    <w:p>
+      <w:pPr>
+        <w:pStyle w:val="Heading2"/>
+      </w:pPr>
+      <w:r>
+        <w:t xml:space="preserve">4.16 Cluster-robust standard errors for clustered sampling designs</w:t>
+      </w:r>
+    </w:p>
+    <w:p>
+      <w:pPr>
+        <w:pStyle w:val="FirstParagraph"/>
+      </w:pPr>
+      <w:r>
+        <w:t xml:space="preserve">In many survey designs, observations are clustered (e.g., multiple individuals from the same household, school, or geographic area).</w:t>
+      </w:r>
+      <w:r>
+        <w:t xml:space="preserve"> </w:t>
+      </w:r>
+      <w:r>
+        <w:t xml:space="preserve">Observations within the same cluster are often more similar to each other than to observations from different clusters, which violates the independence assumption of</w:t>
+      </w:r>
+      <w:r>
+        <w:t xml:space="preserve"> </w:t>
+      </w:r>
+      <w:hyperlink w:anchor="prp-full-sample-likelihood">
+        <w:r>
+          <w:rPr>
+            <w:rStyle w:val="Hyperlink"/>
+          </w:rPr>
+          <w:t xml:space="preserve">Proposition 4</w:t>
+        </w:r>
+      </w:hyperlink>
+      <w:r>
+        <w:t xml:space="preserve">.</w:t>
+      </w:r>
+      <w:r>
+        <w:t xml:space="preserve"> </w:t>
+      </w:r>
+      <w:r>
+        <w:t xml:space="preserve">The estimate</w:t>
+      </w:r>
+      <w:r>
+        <w:t xml:space="preserve"> </w:t>
+      </w:r>
+      <m:oMath>
+        <m:acc>
+          <m:accPr>
+            <m:chr m:val="̂"/>
+          </m:accPr>
+          <m:e>
+            <m:r>
+              <m:t>λ</m:t>
+            </m:r>
+          </m:e>
+        </m:acc>
+      </m:oMath>
+      <w:r>
+        <w:t xml:space="preserve"> </w:t>
+      </w:r>
+      <w:r>
+        <w:t xml:space="preserve">itself remains usable, but the inverse-information standard error of</w:t>
+      </w:r>
+      <w:r>
+        <w:t xml:space="preserve"> </w:t>
+      </w:r>
+      <w:hyperlink w:anchor="thm-mle-asymptotic-variance">
+        <w:r>
+          <w:rPr>
+            <w:rStyle w:val="Hyperlink"/>
+          </w:rPr>
+          <w:t xml:space="preserve">Theorem 1</w:t>
+        </w:r>
+      </w:hyperlink>
+      <w:r>
+        <w:t xml:space="preserve"> </w:t>
+      </w:r>
+      <w:r>
+        <w:t xml:space="preserve">no longer applies to it.</w:t>
+      </w:r>
+    </w:p>
+    <w:bookmarkStart w:id="84" w:name="why-clustering-matters"/>
+    <w:p>
+      <w:pPr>
+        <w:pStyle w:val="Heading3"/>
+      </w:pPr>
+      <w:r>
+        <w:t xml:space="preserve">4.16.1 Why clustering matters</w:t>
+      </w:r>
+    </w:p>
+    <w:p>
+      <w:pPr>
+        <w:pStyle w:val="FirstParagraph"/>
+      </w:pPr>
+      <w:r>
+        <w:t xml:space="preserve">When observations are clustered:</w:t>
+      </w:r>
+    </w:p>
+    <w:p>
+      <w:pPr>
+        <w:pStyle w:val="Compact"/>
+        <w:numPr>
+          <w:ilvl w:val="0"/>
+          <w:numId w:val="1018"/>
+        </w:numPr>
+      </w:pPr>
+      <w:r>
+        <w:t xml:space="preserve">Individuals within the same cluster share common exposures or characteristics</w:t>
+      </w:r>
+    </w:p>
+    <w:p>
+      <w:pPr>
+        <w:pStyle w:val="Compact"/>
+        <w:numPr>
+          <w:ilvl w:val="0"/>
+          <w:numId w:val="1018"/>
+        </w:numPr>
+      </w:pPr>
+      <w:r>
+        <w:t xml:space="preserve">Standard errors that ignore clustering are usually</w:t>
+      </w:r>
+      <w:r>
+        <w:t xml:space="preserve"> </w:t>
+      </w:r>
+      <w:r>
+        <w:rPr>
+          <w:b/>
+          <w:bCs/>
+        </w:rPr>
+        <w:t xml:space="preserve">too small</w:t>
+      </w:r>
+      <w:r>
+        <w:t xml:space="preserve"> </w:t>
+      </w:r>
+      <w:r>
+        <w:t xml:space="preserve">(anti-conservative)</w:t>
+      </w:r>
+    </w:p>
+    <w:p>
+      <w:pPr>
+        <w:pStyle w:val="Compact"/>
+        <w:numPr>
+          <w:ilvl w:val="0"/>
+          <w:numId w:val="1018"/>
+        </w:numPr>
+      </w:pPr>
+      <w:r>
+        <w:t xml:space="preserve">Confidence intervals are then</w:t>
+      </w:r>
+      <w:r>
+        <w:t xml:space="preserve"> </w:t>
+      </w:r>
+      <w:r>
+        <w:rPr>
+          <w:b/>
+          <w:bCs/>
+        </w:rPr>
+        <w:t xml:space="preserve">too narrow</w:t>
+      </w:r>
+    </w:p>
+    <w:p>
+      <w:pPr>
+        <w:pStyle w:val="Compact"/>
+        <w:numPr>
+          <w:ilvl w:val="0"/>
+          <w:numId w:val="1018"/>
+        </w:numPr>
+      </w:pPr>
+      <w:r>
+        <w:t xml:space="preserve">p-values are then</w:t>
+      </w:r>
+      <w:r>
+        <w:t xml:space="preserve"> </w:t>
+      </w:r>
+      <w:r>
+        <w:rPr>
+          <w:b/>
+          <w:bCs/>
+        </w:rPr>
+        <w:t xml:space="preserve">too optimistic</w:t>
+      </w:r>
+    </w:p>
+    <w:p>
+      <w:pPr>
+        <w:pStyle w:val="FirstParagraph"/>
+      </w:pPr>
+      <w:r>
+        <w:t xml:space="preserve">Usually rather than always: the direction follows the sign of the within-cluster correlation, which is positive in most survey designs but need not be.</w:t>
+      </w:r>
+    </w:p>
+    <w:bookmarkEnd w:id="84"/>
+    <w:bookmarkStart w:id="86" w:name="cluster-robust-variance-estimation"/>
+    <w:p>
+      <w:pPr>
+        <w:pStyle w:val="Heading3"/>
+      </w:pPr>
+      <w:r>
+        <w:t xml:space="preserve">4.16.2 Cluster-robust variance estimation</w:t>
+      </w:r>
+    </w:p>
+    <w:p>
+      <w:pPr>
+        <w:pStyle w:val="FirstParagraph"/>
+      </w:pPr>
+      <w:r>
+        <w:t xml:space="preserve">To account for within-cluster correlation,</w:t>
+      </w:r>
+      <w:r>
+        <w:t xml:space="preserve"> </w:t>
+      </w:r>
+      <w:r>
+        <w:rPr>
+          <w:rStyle w:val="VerbatimChar"/>
+        </w:rPr>
+        <w:t xml:space="preserve">serocalculator</w:t>
+      </w:r>
+      <w:r>
+        <w:t xml:space="preserve"> </w:t>
+      </w:r>
+      <w:r>
+        <w:t xml:space="preserve">implements the</w:t>
+      </w:r>
+      <w:r>
+        <w:t xml:space="preserve"> </w:t>
+      </w:r>
+      <w:r>
+        <w:rPr>
+          <w:b/>
+          <w:bCs/>
+        </w:rPr>
+        <w:t xml:space="preserve">sandwich estimator</w:t>
+      </w:r>
+      <w:r>
+        <w:t xml:space="preserve"> </w:t>
+      </w:r>
+      <w:r>
+        <w:t xml:space="preserve">— also known as the Huber-White robust variance estimator</w:t>
+      </w:r>
+      <w:r>
+        <w:t xml:space="preserve"> </w:t>
+      </w:r>
+      <w:r>
+        <w:t xml:space="preserve">(Huber 1967; White 1980)</w:t>
+      </w:r>
+      <w:r>
+        <w:t xml:space="preserve">, generalized to clustered/grouped data by</w:t>
+      </w:r>
+      <w:r>
+        <w:t xml:space="preserve"> </w:t>
+      </w:r>
+      <w:r>
+        <w:t xml:space="preserve">Liang and Zeger (1986)</w:t>
+      </w:r>
+      <w:r>
+        <w:t xml:space="preserve">.</w:t>
+      </w:r>
+    </w:p>
+    <w:tbl>
+      <w:tblPr>
+        <w:tblStyle w:val="Table"/>
+        <w:tblInd w:w="164" w:type="dxa"/>
+        <w:tblBorders>
+          <w:left w:val="single" w:sz="24" w:space="0" w:color="909090"/>
+        </w:tblBorders>
+        <w:tblCellMar>
+          <w:left w:w="0" w:type="dxa"/>
+          <w:right w:w="0" w:type="dxa"/>
+        </w:tblCellMar>
+        <w:tblLook w:firstRow="0" w:lastRow="0" w:firstColumn="0" w:lastColumn="0" w:noHBand="0" w:noVBand="0" w:val="0000"/>
+      </w:tblPr>
+      <w:tblGrid>
+        <w:gridCol w:w="7920"/>
+      </w:tblGrid>
+      <w:tr>
+        <w:trPr>
+          <w:cantSplit/>
+        </w:trPr>
+        <w:tc>
+          <w:tcPr>
+            <w:tcMar>
+              <w:left w:w="144" w:type="dxa"/>
+            </w:tcMar>
+          </w:tcPr>
+          <w:p>
+            <w:pPr>
+              <w:pStyle w:val="BodyText"/>
+            </w:pPr>
+            <w:pPr>
+              <w:spacing w:before="16" w:after="64"/>
+            </w:pPr>
+            <w:r>
+              <w:rPr>
+                <w:b/>
+                <w:bCs/>
+              </w:rPr>
+              <w:t xml:space="preserve">Definition (Sandwich variance estimator)</w:t>
+            </w:r>
+          </w:p>
+          <w:bookmarkStart w:id="85" w:name="def-cluster-robust-variance"/>
+          <w:p>
+            <w:pPr>
+              <w:pStyle w:val="BodyText"/>
+            </w:pPr>
+            <w:r>
+              <w:rPr>
+                <w:b/>
+                <w:bCs/>
+              </w:rPr>
+              <w:t xml:space="preserve">Definition 7 (Sandwich variance estimator)</w:t>
+            </w:r>
+            <w:r>
+              <w:t xml:space="preserve"> </w:t>
+            </w:r>
+            <w:r>
+              <w:t xml:space="preserve">Let</w:t>
+            </w:r>
+            <w:r>
+              <w:t xml:space="preserve"> </w:t>
+            </w:r>
+            <m:oMath>
+              <m:r>
+                <m:t>C</m:t>
+              </m:r>
+            </m:oMath>
+            <w:r>
+              <w:t xml:space="preserve"> </w:t>
+            </w:r>
+            <w:r>
+              <w:t xml:space="preserve">be the total number of non-overlapping clusters in the sample,</w:t>
+            </w:r>
+            <w:r>
+              <w:t xml:space="preserve"> </w:t>
+            </w:r>
+            <w:r>
+              <w:t xml:space="preserve">and let</w:t>
+            </w:r>
+            <w:r>
+              <w:t xml:space="preserve"> </w:t>
+            </w:r>
+            <m:oMath>
+              <m:r>
+                <m:t>H</m:t>
+              </m:r>
+              <m:r>
+                <m:rPr>
+                  <m:sty m:val="p"/>
+                </m:rPr>
+                <m:t>=</m:t>
+              </m:r>
+              <m:sSup>
+                <m:e>
+                  <m:r>
+                    <m:t>ℓ</m:t>
+                  </m:r>
+                </m:e>
+                <m:sup>
+                  <m:r>
+                    <m:rPr>
+                      <m:sty m:val="p"/>
+                    </m:rPr>
+                    <m:t>″</m:t>
+                  </m:r>
+                </m:sup>
+              </m:sSup>
+              <m:r>
+                <m:rPr>
+                  <m:sty m:val="p"/>
+                </m:rPr>
+                <m:t>(</m:t>
+              </m:r>
+              <m:acc>
+                <m:accPr>
+                  <m:chr m:val="̂"/>
+                </m:accPr>
+                <m:e>
+                  <m:r>
+                    <m:t>λ</m:t>
+                  </m:r>
+                </m:e>
+              </m:acc>
+              <m:r>
+                <m:rPr>
+                  <m:sty m:val="p"/>
+                </m:rPr>
+                <m:t>)</m:t>
+              </m:r>
+            </m:oMath>
+            <w:r>
+              <w:t xml:space="preserve"> </w:t>
+            </w:r>
+            <w:r>
+              <w:t xml:space="preserve">be the Hessian (</w:t>
+            </w:r>
+            <w:hyperlink w:anchor="def-hessian">
+              <w:r>
+                <w:rPr>
+                  <w:rStyle w:val="Hyperlink"/>
+                </w:rPr>
+                <w:t xml:space="preserve">Definition 5</w:t>
+              </w:r>
+            </w:hyperlink>
+            <w:r>
+              <w:t xml:space="preserve">) at the</w:t>
+            </w:r>
+            <w:r>
+              <w:t xml:space="preserve"> </w:t>
+            </w:r>
+            <w:r>
+              <w:t xml:space="preserve">MLE.</w:t>
+            </w:r>
+            <w:r>
+              <w:t xml:space="preserve"> </w:t>
+            </w:r>
+            <w:r>
+              <w:t xml:space="preserve">Write</w:t>
+            </w:r>
+            <w:r>
+              <w:t xml:space="preserve"> </w:t>
+            </w:r>
+            <m:oMath>
+              <m:sSub>
+                <m:e>
+                  <m:r>
+                    <m:t>U</m:t>
+                  </m:r>
+                </m:e>
+                <m:sub>
+                  <m:r>
+                    <m:t>i</m:t>
+                  </m:r>
+                </m:sub>
+              </m:sSub>
+            </m:oMath>
+            <w:r>
+              <w:t xml:space="preserve"> </w:t>
+            </w:r>
+            <w:r>
+              <w:t xml:space="preserve">for observation</w:t>
+            </w:r>
+            <w:r>
+              <w:t xml:space="preserve"> </w:t>
+            </w:r>
+            <m:oMath>
+              <m:r>
+                <m:t>i</m:t>
+              </m:r>
+            </m:oMath>
+            <w:r>
+              <w:t xml:space="preserve">’s score contribution (</w:t>
+            </w:r>
+            <w:hyperlink w:anchor="def-score">
+              <w:r>
+                <w:rPr>
+                  <w:rStyle w:val="Hyperlink"/>
+                </w:rPr>
+                <w:t xml:space="preserve">Definition 4</w:t>
+              </w:r>
+            </w:hyperlink>
+            <w:r>
+              <w:t xml:space="preserve">) — the</w:t>
+            </w:r>
+            <w:r>
+              <w:t xml:space="preserve"> </w:t>
+            </w:r>
+            <w:r>
+              <w:t xml:space="preserve">gradient of its own log-likelihood</w:t>
+            </w:r>
+            <w:r>
+              <w:t xml:space="preserve"> </w:t>
+            </w:r>
+            <m:oMath>
+              <m:sSub>
+                <m:e>
+                  <m:r>
+                    <m:t>ℓ</m:t>
+                  </m:r>
+                </m:e>
+                <m:sub>
+                  <m:r>
+                    <m:t>i</m:t>
+                  </m:r>
+                </m:sub>
+              </m:sSub>
+            </m:oMath>
+            <w:r>
+              <w:t xml:space="preserve"> </w:t>
+            </w:r>
+            <w:r>
+              <w:t xml:space="preserve">(</w:t>
+            </w:r>
+            <w:hyperlink w:anchor="prp-full-sample-likelihood">
+              <w:r>
+                <w:rPr>
+                  <w:rStyle w:val="Hyperlink"/>
+                </w:rPr>
+                <w:t xml:space="preserve">Proposition 4</w:t>
+              </w:r>
+            </w:hyperlink>
+            <w:r>
+              <w:t xml:space="preserve">)</w:t>
+            </w:r>
+            <w:r>
+              <w:t xml:space="preserve"> </w:t>
+            </w:r>
+            <w:r>
+              <w:t xml:space="preserve">— and</w:t>
+            </w:r>
+            <w:r>
+              <w:t xml:space="preserve"> </w:t>
+            </w:r>
+            <m:oMath>
+              <m:sSub>
+                <m:e>
+                  <m:r>
+                    <m:t>U</m:t>
+                  </m:r>
+                </m:e>
+                <m:sub>
+                  <m:r>
+                    <m:t>c</m:t>
+                  </m:r>
+                </m:sub>
+              </m:sSub>
+            </m:oMath>
+            <w:r>
+              <w:t xml:space="preserve"> </w:t>
+            </w:r>
+            <w:r>
+              <w:t xml:space="preserve">for the total over the observations in cluster</w:t>
+            </w:r>
+            <w:r>
+              <w:t xml:space="preserve"> </w:t>
+            </w:r>
+            <m:oMath>
+              <m:r>
+                <m:t>c</m:t>
+              </m:r>
+            </m:oMath>
+            <w:r>
+              <w:t xml:space="preserve">:</w:t>
+            </w:r>
+          </w:p>
+          <w:p>
+            <w:pPr>
+              <w:pStyle w:val="BodyText"/>
+            </w:pPr>
+            <m:oMathPara>
+              <m:oMathParaPr>
+                <m:jc m:val="center"/>
+              </m:oMathParaPr>
+              <m:oMath>
+                <m:eqArr>
                   <m:e>
                     <m:sSub>
                       <m:e>
@@ -11118,36 +10968,13 @@
               <w:t xml:space="preserve"> </w:t>
             </w:r>
             <w:r>
-              <w:t xml:space="preserve">Summing</w:t>
+              <w:t xml:space="preserve">The sandwich accumulates by cluster exactly the per-observation pieces</w:t>
             </w:r>
             <w:r>
               <w:t xml:space="preserve"> </w:t>
             </w:r>
-            <m:oMath>
-              <m:sSub>
-                <m:e>
-                  <m:r>
-                    <m:t>ℓ</m:t>
-                  </m:r>
-                </m:e>
-                <m:sub>
-                  <m:r>
-                    <m:t>i</m:t>
-                  </m:r>
-                </m:sub>
-              </m:sSub>
-            </m:oMath>
-            <w:r>
-              <w:t xml:space="preserve"> </w:t>
-            </w:r>
-            <w:r>
-              <w:t xml:space="preserve">over every observation recovers the full-sample</w:t>
-            </w:r>
-            <w:r>
-              <w:t xml:space="preserve"> </w:t>
-            </w:r>
-            <w:r>
-              <w:t xml:space="preserve">log-likelihood of</w:t>
+            <w:r>
+              <w:t xml:space="preserve">that</w:t>
             </w:r>
             <w:r>
               <w:t xml:space="preserve"> </w:t>
@@ -11161,13 +10988,10 @@
               </w:r>
             </w:hyperlink>
             <w:r>
-              <w:t xml:space="preserve">, which is what makes</w:t>
-            </w:r>
-            <w:r>
               <w:t xml:space="preserve"> </w:t>
             </w:r>
             <w:r>
-              <w:t xml:space="preserve">these per-observation pieces the right thing to accumulate by cluster.</w:t>
+              <w:t xml:space="preserve">sums over the whole sample.</w:t>
             </w:r>
             <w:r>
               <w:t xml:space="preserve"> </w:t>

--- a/pr-preview/pr-654/vignettes/methodology.docx
+++ b/pr-preview/pr-654/vignettes/methodology.docx
@@ -10968,8 +10968,25 @@
               <w:t xml:space="preserve"> </w:t>
             </w:r>
             <w:r>
-              <w:t xml:space="preserve">The sandwich accumulates by cluster exactly the per-observation pieces</w:t>
-            </w:r>
+              <w:t xml:space="preserve">These are gradients of the same</w:t>
+            </w:r>
+            <w:r>
+              <w:t xml:space="preserve"> </w:t>
+            </w:r>
+            <m:oMath>
+              <m:sSub>
+                <m:e>
+                  <m:r>
+                    <m:t>ℓ</m:t>
+                  </m:r>
+                </m:e>
+                <m:sub>
+                  <m:r>
+                    <m:t>i</m:t>
+                  </m:r>
+                </m:sub>
+              </m:sSub>
+            </m:oMath>
             <w:r>
               <w:t xml:space="preserve"> </w:t>
             </w:r>
@@ -10991,7 +11008,42 @@
               <w:t xml:space="preserve"> </w:t>
             </w:r>
             <w:r>
-              <w:t xml:space="preserve">sums over the whole sample.</w:t>
+              <w:t xml:space="preserve">defines: the full-sample log-likelihood</w:t>
+            </w:r>
+            <w:r>
+              <w:t xml:space="preserve"> </w:t>
+            </w:r>
+            <w:r>
+              <w:t xml:space="preserve">sums</w:t>
+            </w:r>
+            <w:r>
+              <w:t xml:space="preserve"> </w:t>
+            </w:r>
+            <m:oMath>
+              <m:sSub>
+                <m:e>
+                  <m:r>
+                    <m:t>ℓ</m:t>
+                  </m:r>
+                </m:e>
+                <m:sub>
+                  <m:r>
+                    <m:t>i</m:t>
+                  </m:r>
+                </m:sub>
+              </m:sSub>
+            </m:oMath>
+            <w:r>
+              <w:t xml:space="preserve"> </w:t>
+            </w:r>
+            <w:r>
+              <w:t xml:space="preserve">over every observation, and the sandwich accumulates</w:t>
+            </w:r>
+            <w:r>
+              <w:t xml:space="preserve"> </w:t>
+            </w:r>
+            <w:r>
+              <w:t xml:space="preserve">their gradients cluster by cluster.</w:t>
             </w:r>
             <w:r>
               <w:t xml:space="preserve"> </w:t>

--- a/pr-preview/pr-654/vignettes/methodology.docx
+++ b/pr-preview/pr-654/vignettes/methodology.docx
@@ -2010,7 +2010,7 @@
     </w:p>
     <w:bookmarkEnd w:id="43"/>
     <w:bookmarkEnd w:id="44"/>
-    <w:bookmarkStart w:id="90" w:name="Xbe5ebe555b3ef679e4d759bfe9ee88c74ef3ef7"/>
+    <w:bookmarkStart w:id="91" w:name="Xbe5ebe555b3ef679e4d759bfe9ee88c74ef3ef7"/>
     <w:p>
       <w:pPr>
         <w:pStyle w:val="Heading1"/>
@@ -3101,7 +3101,7 @@
               </w:r>
             </w:hyperlink>
             <w:r>
-              <w:t xml:space="preserve">, which is what makes</w:t>
+              <w:t xml:space="preserve">, and that identity is what makes</w:t>
             </w:r>
             <w:r>
               <w:t xml:space="preserve"> </w:t>
@@ -3435,7 +3435,7 @@
       </w:r>
     </w:p>
     <w:bookmarkEnd w:id="52"/>
-    <w:bookmarkStart w:id="55" w:name="maximum-likelihood-estimation"/>
+    <w:bookmarkStart w:id="56" w:name="maximum-likelihood-estimation"/>
     <w:p>
       <w:pPr>
         <w:pStyle w:val="Heading2"/>
@@ -3555,7 +3555,7 @@
               <w:t xml:space="preserve">Definition (Likelihood and log-likelihood)</w:t>
             </w:r>
           </w:p>
-          <w:bookmarkStart w:id="53" w:name="def-likelihood"/>
+          <w:bookmarkStart w:id="54" w:name="def-likelihood"/>
           <w:p>
             <w:pPr>
               <w:pStyle w:val="BodyText"/>
@@ -3807,16 +3807,49 @@
               </m:r>
             </m:oMath>
             <w:r>
-              <w:t xml:space="preserve">, and is easier to work with because it</w:t>
+              <w:t xml:space="preserve">, and is easier to work with because the</w:t>
             </w:r>
             <w:r>
               <w:t xml:space="preserve"> </w:t>
             </w:r>
             <w:r>
-              <w:t xml:space="preserve">turns products into sums.</w:t>
+              <w:t xml:space="preserve">logarithm turns products into sums</w:t>
+            </w:r>
+            <w:r>
+              <w:t xml:space="preserve"> </w:t>
+            </w:r>
+            <w:r>
+              <w:t xml:space="preserve">(</w:t>
+            </w:r>
+            <w:hyperlink r:id="rId53">
+              <w:r>
+                <w:rPr>
+                  <w:rStyle w:val="Hyperlink"/>
+                </w:rPr>
+                <w:t xml:space="preserve">Theorem 15</w:t>
+              </w:r>
+            </w:hyperlink>
+            <w:r>
+              <w:t xml:space="preserve"> </w:t>
+            </w:r>
+            <w:r>
+              <w:t xml:space="preserve">in</w:t>
+            </w:r>
+            <w:r>
+              <w:t xml:space="preserve"> </w:t>
+            </w:r>
+            <w:r>
+              <w:rPr>
+                <w:i/>
+                <w:iCs/>
+              </w:rPr>
+              <w:t xml:space="preserve">Regression Models for Epidemiology</w:t>
+            </w:r>
+            <w:r>
+              <w:t xml:space="preserve">).</w:t>
             </w:r>
           </w:p>
-          <w:bookmarkEnd w:id="53"/>
+          <w:bookmarkEnd w:id="54"/>
         </w:tc>
       </w:tr>
     </w:tbl>
@@ -3861,7 +3894,7 @@
               <w:t xml:space="preserve">Definition (Score function)</w:t>
             </w:r>
           </w:p>
-          <w:bookmarkStart w:id="54" w:name="def-score"/>
+          <w:bookmarkStart w:id="55" w:name="def-score"/>
           <w:p>
             <w:pPr>
               <w:pStyle w:val="BodyText"/>
@@ -4112,12 +4145,12 @@
               <w:t xml:space="preserve">.</w:t>
             </w:r>
           </w:p>
-          <w:bookmarkEnd w:id="54"/>
+          <w:bookmarkEnd w:id="55"/>
         </w:tc>
       </w:tr>
     </w:tbl>
-    <w:bookmarkEnd w:id="55"/>
-    <w:bookmarkStart w:id="57" w:name="likelihood-of-latent-infection-times"/>
+    <w:bookmarkEnd w:id="56"/>
+    <w:bookmarkStart w:id="58" w:name="likelihood-of-latent-infection-times"/>
     <w:p>
       <w:pPr>
         <w:pStyle w:val="Heading2"/>
@@ -4944,7 +4977,7 @@
               <w:t xml:space="preserve">Proposition (MLE when infection times are fully observed)</w:t>
             </w:r>
           </w:p>
-          <w:bookmarkStart w:id="56" w:name="prp-mle-fully-observed"/>
+          <w:bookmarkStart w:id="57" w:name="prp-mle-fully-observed"/>
           <w:p>
             <w:pPr>
               <w:pStyle w:val="BodyText"/>
@@ -5187,12 +5220,12 @@
               </m:oMath>
             </m:oMathPara>
           </w:p>
-          <w:bookmarkEnd w:id="56"/>
+          <w:bookmarkEnd w:id="57"/>
         </w:tc>
       </w:tr>
     </w:tbl>
-    <w:bookmarkEnd w:id="57"/>
-    <w:bookmarkStart w:id="62" w:name="example-log-likelihood-curves"/>
+    <w:bookmarkEnd w:id="58"/>
+    <w:bookmarkStart w:id="63" w:name="example-log-likelihood-curves"/>
     <w:p>
       <w:pPr>
         <w:pStyle w:val="Heading2"/>
@@ -5222,7 +5255,7 @@
       <w:tr>
         <w:tc>
           <w:tcPr/>
-          <w:bookmarkStart w:id="61" w:name="fig-ex-lik-curves"/>
+          <w:bookmarkStart w:id="62" w:name="fig-ex-lik-curves"/>
           <w:p>
             <w:pPr>
               <w:pStyle w:val="Compact"/>
@@ -5233,18 +5266,18 @@
                 <wp:inline>
                   <wp:extent cx="4620126" cy="3696101"/>
                   <wp:effectExtent b="0" l="0" r="0" t="0"/>
-                  <wp:docPr descr="" title="" id="59" name="Picture"/>
+                  <wp:docPr descr="" title="" id="60" name="Picture"/>
                   <a:graphic>
                     <a:graphicData uri="http://schemas.openxmlformats.org/drawingml/2006/picture">
                       <pic:pic>
                         <pic:nvPicPr>
-                          <pic:cNvPr descr="methodology_files/figure-docx/fig-ex-lik-curves-1.png" id="60" name="Picture"/>
+                          <pic:cNvPr descr="methodology_files/figure-docx/fig-ex-lik-curves-1.png" id="61" name="Picture"/>
                           <pic:cNvPicPr>
                             <a:picLocks noChangeArrowheads="1" noChangeAspect="1"/>
                           </pic:cNvPicPr>
                         </pic:nvPicPr>
                         <pic:blipFill>
-                          <a:blip r:embed="rId58"/>
+                          <a:blip r:embed="rId59"/>
                           <a:stretch>
                             <a:fillRect/>
                           </a:stretch>
@@ -5284,12 +5317,12 @@
               <w:t xml:space="preserve">Figure 1: log-likelihood curve for latent data</w:t>
             </w:r>
           </w:p>
-          <w:bookmarkEnd w:id="61"/>
+          <w:bookmarkEnd w:id="62"/>
         </w:tc>
       </w:tr>
     </w:tbl>
-    <w:bookmarkEnd w:id="62"/>
-    <w:bookmarkStart w:id="66" w:name="standard-errors"/>
+    <w:bookmarkEnd w:id="63"/>
+    <w:bookmarkStart w:id="67" w:name="standard-errors"/>
     <w:p>
       <w:pPr>
         <w:pStyle w:val="Heading2"/>
@@ -5380,7 +5413,7 @@
               <w:t xml:space="preserve">Definition (Hessian)</w:t>
             </w:r>
           </w:p>
-          <w:bookmarkStart w:id="63" w:name="def-hessian"/>
+          <w:bookmarkStart w:id="64" w:name="def-hessian"/>
           <w:p>
             <w:pPr>
               <w:pStyle w:val="BodyText"/>
@@ -5548,7 +5581,7 @@
               </m:oMath>
             </m:oMathPara>
           </w:p>
-          <w:bookmarkEnd w:id="63"/>
+          <w:bookmarkEnd w:id="64"/>
         </w:tc>
       </w:tr>
     </w:tbl>
@@ -5593,7 +5626,7 @@
               <w:t xml:space="preserve">Definition (Observed information)</w:t>
             </w:r>
           </w:p>
-          <w:bookmarkStart w:id="64" w:name="def-observed-information"/>
+          <w:bookmarkStart w:id="65" w:name="def-observed-information"/>
           <w:p>
             <w:pPr>
               <w:pStyle w:val="BodyText"/>
@@ -5732,7 +5765,7 @@
               <w:t xml:space="preserve">A sharper peak at the maximum means a larger observed information.</w:t>
             </w:r>
           </w:p>
-          <w:bookmarkEnd w:id="64"/>
+          <w:bookmarkEnd w:id="65"/>
         </w:tc>
       </w:tr>
     </w:tbl>
@@ -5777,7 +5810,7 @@
               <w:t xml:space="preserve">Theorem (Asymptotic variance of the MLE)</w:t>
             </w:r>
           </w:p>
-          <w:bookmarkStart w:id="65" w:name="thm-mle-asymptotic-variance"/>
+          <w:bookmarkStart w:id="66" w:name="thm-mle-asymptotic-variance"/>
           <w:p>
             <w:pPr>
               <w:pStyle w:val="BodyText"/>
@@ -5925,7 +5958,7 @@
               </m:oMath>
             </m:oMathPara>
           </w:p>
-          <w:bookmarkEnd w:id="65"/>
+          <w:bookmarkEnd w:id="66"/>
         </w:tc>
       </w:tr>
     </w:tbl>
@@ -5996,8 +6029,8 @@
         <w:t xml:space="preserve">smaller standard errors.</w:t>
       </w:r>
     </w:p>
-    <w:bookmarkEnd w:id="66"/>
-    <w:bookmarkStart w:id="68" w:name="hessian-for-the-exponential-model"/>
+    <w:bookmarkEnd w:id="67"/>
+    <w:bookmarkStart w:id="69" w:name="hessian-for-the-exponential-model"/>
     <w:p>
       <w:pPr>
         <w:pStyle w:val="Heading2"/>
@@ -6058,7 +6091,7 @@
               <w:bottom w:w="108" w:type="dxa"/>
             </w:tcMar>
           </w:tcPr>
-          <w:bookmarkStart w:id="67" w:name="exm-hessian-exponential"/>
+          <w:bookmarkStart w:id="68" w:name="exm-hessian-exponential"/>
           <w:p>
             <w:pPr>
               <w:pStyle w:val="BodyText"/>
@@ -6917,13 +6950,13 @@
               <w:t xml:space="preserve">size halves it.</w:t>
             </w:r>
           </w:p>
-          <w:bookmarkEnd w:id="67"/>
+          <w:bookmarkEnd w:id="68"/>
           <w:p/>
         </w:tc>
       </w:tr>
     </w:tbl>
-    <w:bookmarkEnd w:id="68"/>
-    <w:bookmarkStart w:id="69" w:name="likelihood-of-observed-data"/>
+    <w:bookmarkEnd w:id="69"/>
+    <w:bookmarkStart w:id="70" w:name="likelihood-of-observed-data"/>
     <w:p>
       <w:pPr>
         <w:pStyle w:val="Heading2"/>
@@ -7663,8 +7696,8 @@
         </m:oMath>
       </m:oMathPara>
     </w:p>
-    <w:bookmarkEnd w:id="69"/>
-    <w:bookmarkStart w:id="78" w:name="antibody-response-curves"/>
+    <w:bookmarkEnd w:id="70"/>
+    <w:bookmarkStart w:id="79" w:name="antibody-response-curves"/>
     <w:p>
       <w:pPr>
         <w:pStyle w:val="Heading2"/>
@@ -7686,7 +7719,7 @@
       <w:tr>
         <w:tc>
           <w:tcPr/>
-          <w:bookmarkStart w:id="73" w:name="fig-sim-case-data"/>
+          <w:bookmarkStart w:id="74" w:name="fig-sim-case-data"/>
           <w:p>
             <w:pPr>
               <w:jc w:val="center"/>
@@ -7696,18 +7729,18 @@
                 <wp:inline>
                   <wp:extent cx="4620126" cy="3696101"/>
                   <wp:effectExtent b="0" l="0" r="0" t="0"/>
-                  <wp:docPr descr="" title="" id="71" name="Picture"/>
+                  <wp:docPr descr="" title="" id="72" name="Picture"/>
                   <a:graphic>
                     <a:graphicData uri="http://schemas.openxmlformats.org/drawingml/2006/picture">
                       <pic:pic>
                         <pic:nvPicPr>
-                          <pic:cNvPr descr="methodology_files/figure-docx/unnamed-chunk-4-1.png" id="72" name="Picture"/>
+                          <pic:cNvPr descr="methodology_files/figure-docx/unnamed-chunk-4-1.png" id="73" name="Picture"/>
                           <pic:cNvPicPr>
                             <a:picLocks noChangeArrowheads="1" noChangeAspect="1"/>
                           </pic:cNvPicPr>
                         </pic:nvPicPr>
                         <pic:blipFill>
-                          <a:blip r:embed="rId70"/>
+                          <a:blip r:embed="rId71"/>
                           <a:stretch>
                             <a:fillRect/>
                           </a:stretch>
@@ -7800,7 +7833,7 @@
               <w:t xml:space="preserve">, for typhoid</w:t>
             </w:r>
           </w:p>
-          <w:bookmarkEnd w:id="73"/>
+          <w:bookmarkEnd w:id="74"/>
         </w:tc>
       </w:tr>
     </w:tbl>
@@ -7818,7 +7851,7 @@
       <w:tr>
         <w:tc>
           <w:tcPr/>
-          <w:bookmarkStart w:id="77" w:name="fig-decay"/>
+          <w:bookmarkStart w:id="78" w:name="fig-decay"/>
           <w:p>
             <w:pPr>
               <w:jc w:val="center"/>
@@ -7828,18 +7861,18 @@
                 <wp:inline>
                   <wp:extent cx="4620126" cy="3696101"/>
                   <wp:effectExtent b="0" l="0" r="0" t="0"/>
-                  <wp:docPr descr="" title="" id="75" name="Picture"/>
+                  <wp:docPr descr="" title="" id="76" name="Picture"/>
                   <a:graphic>
                     <a:graphicData uri="http://schemas.openxmlformats.org/drawingml/2006/picture">
                       <pic:pic>
                         <pic:nvPicPr>
-                          <pic:cNvPr descr="methodology_files/figure-docx/unnamed-chunk-5-1.png" id="76" name="Picture"/>
+                          <pic:cNvPr descr="methodology_files/figure-docx/unnamed-chunk-5-1.png" id="77" name="Picture"/>
                           <pic:cNvPicPr>
                             <a:picLocks noChangeArrowheads="1" noChangeAspect="1"/>
                           </pic:cNvPicPr>
                         </pic:nvPicPr>
                         <pic:blipFill>
-                          <a:blip r:embed="rId74"/>
+                          <a:blip r:embed="rId75"/>
                           <a:stretch>
                             <a:fillRect/>
                           </a:stretch>
@@ -7879,12 +7912,12 @@
               <w:t xml:space="preserve">Figure 3: Observed antibody measurements over time since fever onset, for typhoid</w:t>
             </w:r>
           </w:p>
-          <w:bookmarkEnd w:id="77"/>
+          <w:bookmarkEnd w:id="78"/>
         </w:tc>
       </w:tr>
     </w:tbl>
-    <w:bookmarkEnd w:id="78"/>
-    <w:bookmarkStart w:id="80" w:name="the-per-person-likelihood"/>
+    <w:bookmarkEnd w:id="79"/>
+    <w:bookmarkStart w:id="81" w:name="the-per-person-likelihood"/>
     <w:p>
       <w:pPr>
         <w:pStyle w:val="Heading2"/>
@@ -7934,7 +7967,7 @@
               <w:t xml:space="preserve">Proposition (Marginal likelihood of one participant’s data)</w:t>
             </w:r>
           </w:p>
-          <w:bookmarkStart w:id="79" w:name="prp-marginal-likelihood"/>
+          <w:bookmarkStart w:id="80" w:name="prp-marginal-likelihood"/>
           <w:p>
             <w:pPr>
               <w:pStyle w:val="BodyText"/>
@@ -8424,7 +8457,7 @@
               <w:t xml:space="preserve"> </w:t>
             </w:r>
             <w:r>
-              <w:t xml:space="preserve">Written out, it is</w:t>
+              <w:t xml:space="preserve">Written out over both parts, the integral is</w:t>
             </w:r>
           </w:p>
           <w:p>
@@ -8710,7 +8743,7 @@
               <w:t xml:space="preserve">once; the second is the contribution from subjects never infected.</w:t>
             </w:r>
           </w:p>
-          <w:bookmarkEnd w:id="79"/>
+          <w:bookmarkEnd w:id="80"/>
         </w:tc>
       </w:tr>
     </w:tbl>
@@ -9042,8 +9075,8 @@
         <w:t xml:space="preserve">.</w:t>
       </w:r>
     </w:p>
-    <w:bookmarkEnd w:id="80"/>
-    <w:bookmarkStart w:id="82" w:name="the-full-sample-likelihood"/>
+    <w:bookmarkEnd w:id="81"/>
+    <w:bookmarkStart w:id="83" w:name="the-full-sample-likelihood"/>
     <w:p>
       <w:pPr>
         <w:pStyle w:val="Heading2"/>
@@ -9093,7 +9126,7 @@
               <w:t xml:space="preserve">Proposition (Full-sample likelihood, assuming independent participants)</w:t>
             </w:r>
           </w:p>
-          <w:bookmarkStart w:id="81" w:name="prp-full-sample-likelihood"/>
+          <w:bookmarkStart w:id="82" w:name="prp-full-sample-likelihood"/>
           <w:p>
             <w:pPr>
               <w:pStyle w:val="BodyText"/>
@@ -9651,7 +9684,7 @@
               </m:oMath>
             </m:oMathPara>
           </w:p>
-          <w:bookmarkEnd w:id="81"/>
+          <w:bookmarkEnd w:id="82"/>
         </w:tc>
       </w:tr>
     </w:tbl>
@@ -9896,8 +9929,8 @@
         <w:t xml:space="preserve">.</w:t>
       </w:r>
     </w:p>
-    <w:bookmarkEnd w:id="82"/>
-    <w:bookmarkStart w:id="83" w:name="finding-the-mle-numerically"/>
+    <w:bookmarkEnd w:id="83"/>
+    <w:bookmarkStart w:id="84" w:name="finding-the-mle-numerically"/>
     <w:p>
       <w:pPr>
         <w:pStyle w:val="Heading2"/>
@@ -10214,7 +10247,7 @@
         </w:r>
       </w:hyperlink>
       <w:r>
-        <w:t xml:space="preserve">) at the maximum, which is what</w:t>
+        <w:t xml:space="preserve">) at the maximum, and</w:t>
       </w:r>
       <w:r>
         <w:t xml:space="preserve"> </w:t>
@@ -10231,11 +10264,11 @@
         <w:t xml:space="preserve"> </w:t>
       </w:r>
       <w:r>
-        <w:t xml:space="preserve">turns into a standard error.</w:t>
-      </w:r>
-    </w:p>
-    <w:bookmarkEnd w:id="83"/>
-    <w:bookmarkStart w:id="89" w:name="X5bf3afb032987a059a98cb4220d3ca0c37d3f71"/>
+        <w:t xml:space="preserve">turns that Hessian into a standard error.</w:t>
+      </w:r>
+    </w:p>
+    <w:bookmarkEnd w:id="84"/>
+    <w:bookmarkStart w:id="90" w:name="X5bf3afb032987a059a98cb4220d3ca0c37d3f71"/>
     <w:p>
       <w:pPr>
         <w:pStyle w:val="Heading2"/>
@@ -10316,7 +10349,7 @@
         <w:t xml:space="preserve">no longer applies to it.</w:t>
       </w:r>
     </w:p>
-    <w:bookmarkStart w:id="84" w:name="why-clustering-matters"/>
+    <w:bookmarkStart w:id="85" w:name="why-clustering-matters"/>
     <w:p>
       <w:pPr>
         <w:pStyle w:val="Heading3"/>
@@ -10425,8 +10458,8 @@
         <w:t xml:space="preserve">Usually rather than always: the direction follows the sign of the within-cluster correlation, which is positive in most survey designs but need not be.</w:t>
       </w:r>
     </w:p>
-    <w:bookmarkEnd w:id="84"/>
-    <w:bookmarkStart w:id="86" w:name="cluster-robust-variance-estimation"/>
+    <w:bookmarkEnd w:id="85"/>
+    <w:bookmarkStart w:id="87" w:name="cluster-robust-variance-estimation"/>
     <w:p>
       <w:pPr>
         <w:pStyle w:val="Heading3"/>
@@ -10533,7 +10566,7 @@
               <w:t xml:space="preserve">Definition (Sandwich variance estimator)</w:t>
             </w:r>
           </w:p>
-          <w:bookmarkStart w:id="85" w:name="def-cluster-robust-variance"/>
+          <w:bookmarkStart w:id="86" w:name="def-cluster-robust-variance"/>
           <w:p>
             <w:pPr>
               <w:pStyle w:val="BodyText"/>
@@ -11260,7 +11293,7 @@
               <w:t xml:space="preserve">of the sandwich.</w:t>
             </w:r>
           </w:p>
-          <w:bookmarkEnd w:id="85"/>
+          <w:bookmarkEnd w:id="86"/>
         </w:tc>
       </w:tr>
     </w:tbl>
@@ -11593,8 +11626,8 @@
         <w:t xml:space="preserve">what the correction recovers.</w:t>
       </w:r>
     </w:p>
-    <w:bookmarkEnd w:id="86"/>
-    <w:bookmarkStart w:id="87" w:name="implementation-in-serocalculator"/>
+    <w:bookmarkEnd w:id="87"/>
+    <w:bookmarkStart w:id="88" w:name="implementation-in-serocalculator"/>
     <w:p>
       <w:pPr>
         <w:pStyle w:val="Heading3"/>
@@ -11836,8 +11869,8 @@
         <w:t xml:space="preserve">).</w:t>
       </w:r>
     </w:p>
-    <w:bookmarkEnd w:id="87"/>
-    <w:bookmarkStart w:id="88" w:name="effect-on-results"/>
+    <w:bookmarkEnd w:id="88"/>
+    <w:bookmarkStart w:id="89" w:name="effect-on-results"/>
     <w:p>
       <w:pPr>
         <w:pStyle w:val="Heading3"/>
@@ -11927,10 +11960,10 @@
         <w:t xml:space="preserve">widen correspondingly, reflecting the reduced effective sample size</w:t>
       </w:r>
     </w:p>
-    <w:bookmarkEnd w:id="88"/>
     <w:bookmarkEnd w:id="89"/>
     <w:bookmarkEnd w:id="90"/>
-    <w:bookmarkStart w:id="127" w:name="modeling-the-seroresponse-kinetics-curve"/>
+    <w:bookmarkEnd w:id="91"/>
+    <w:bookmarkStart w:id="128" w:name="modeling-the-seroresponse-kinetics-curve"/>
     <w:p>
       <w:pPr>
         <w:pStyle w:val="Heading1"/>
@@ -12045,7 +12078,7 @@
         <w:t xml:space="preserve">.</w:t>
       </w:r>
     </w:p>
-    <w:bookmarkStart w:id="91" w:name="model-for-active-infection-period"/>
+    <w:bookmarkStart w:id="92" w:name="model-for-active-infection-period"/>
     <w:p>
       <w:pPr>
         <w:pStyle w:val="Heading2"/>
@@ -12770,8 +12803,8 @@
         <w:t xml:space="preserve">compared to the other terms in the model.</w:t>
       </w:r>
     </w:p>
-    <w:bookmarkEnd w:id="91"/>
-    <w:bookmarkStart w:id="92" w:name="model-for-post-infection-antibody-decay"/>
+    <w:bookmarkEnd w:id="92"/>
+    <w:bookmarkStart w:id="93" w:name="model-for-post-infection-antibody-decay"/>
     <w:p>
       <w:pPr>
         <w:pStyle w:val="Heading2"/>
@@ -13019,8 +13052,8 @@
         <w:t xml:space="preserve">.</w:t>
       </w:r>
     </w:p>
-    <w:bookmarkEnd w:id="92"/>
-    <w:bookmarkStart w:id="93" w:name="assembling-the-full-response-curve"/>
+    <w:bookmarkEnd w:id="93"/>
+    <w:bookmarkStart w:id="94" w:name="assembling-the-full-response-curve"/>
     <w:p>
       <w:pPr>
         <w:pStyle w:val="Heading2"/>
@@ -13543,8 +13576,8 @@
         </m:oMath>
       </m:oMathPara>
     </w:p>
-    <w:bookmarkEnd w:id="93"/>
-    <w:bookmarkStart w:id="94" w:name="growth-rate-from-peak-and-baseline"/>
+    <w:bookmarkEnd w:id="94"/>
+    <w:bookmarkStart w:id="95" w:name="growth-rate-from-peak-and-baseline"/>
     <w:p>
       <w:pPr>
         <w:pStyle w:val="Heading2"/>
@@ -13738,8 +13771,8 @@
         </m:oMath>
       </m:oMathPara>
     </w:p>
-    <w:bookmarkEnd w:id="94"/>
-    <w:bookmarkStart w:id="103" w:name="X1d3fcc2a0784af059ab166838ee8827eace4ccf"/>
+    <w:bookmarkEnd w:id="95"/>
+    <w:bookmarkStart w:id="104" w:name="X1d3fcc2a0784af059ab166838ee8827eace4ccf"/>
     <w:p>
       <w:pPr>
         <w:pStyle w:val="Heading2"/>
@@ -14547,7 +14580,7 @@
       <w:tr>
         <w:tc>
           <w:tcPr/>
-          <w:bookmarkStart w:id="98" w:name="fig-response-graph"/>
+          <w:bookmarkStart w:id="99" w:name="fig-response-graph"/>
           <w:p>
             <w:pPr>
               <w:pStyle w:val="Compact"/>
@@ -14558,18 +14591,18 @@
                 <wp:inline>
                   <wp:extent cx="4620126" cy="3696101"/>
                   <wp:effectExtent b="0" l="0" r="0" t="0"/>
-                  <wp:docPr descr="" title="" id="96" name="Picture"/>
+                  <wp:docPr descr="" title="" id="97" name="Picture"/>
                   <a:graphic>
                     <a:graphicData uri="http://schemas.openxmlformats.org/drawingml/2006/picture">
                       <pic:pic>
                         <pic:nvPicPr>
-                          <pic:cNvPr descr="methodology_files/figure-docx/fig-response-graph-1.png" id="97" name="Picture"/>
+                          <pic:cNvPr descr="methodology_files/figure-docx/fig-response-graph-1.png" id="98" name="Picture"/>
                           <pic:cNvPicPr>
                             <a:picLocks noChangeArrowheads="1" noChangeAspect="1"/>
                           </pic:cNvPicPr>
                         </pic:nvPicPr>
                         <pic:blipFill>
-                          <a:blip r:embed="rId95"/>
+                          <a:blip r:embed="rId96"/>
                           <a:stretch>
                             <a:fillRect/>
                           </a:stretch>
@@ -14609,7 +14642,7 @@
               <w:t xml:space="preserve">Figure 4: An example kinetics curve for HlyE IgG</w:t>
             </w:r>
           </w:p>
-          <w:bookmarkEnd w:id="98"/>
+          <w:bookmarkEnd w:id="99"/>
         </w:tc>
       </w:tr>
     </w:tbl>
@@ -14833,7 +14866,7 @@
       <w:r>
         <w:t xml:space="preserve"> </w:t>
       </w:r>
-      <w:hyperlink r:id="rId99">
+      <w:hyperlink r:id="rId100">
         <w:r>
           <w:rPr>
             <w:rStyle w:val="Hyperlink"/>
@@ -14851,12 +14884,12 @@
           <wp:inline>
             <wp:extent cx="2667000" cy="2667000"/>
             <wp:effectExtent b="0" l="0" r="0" t="0"/>
-            <wp:docPr descr="QR code for the antibody-kinetics Shiny app" title="" id="101" name="Picture"/>
+            <wp:docPr descr="QR code for the antibody-kinetics Shiny app" title="" id="102" name="Picture"/>
             <a:graphic>
               <a:graphicData uri="http://schemas.openxmlformats.org/drawingml/2006/picture">
                 <pic:pic>
                   <pic:nvPicPr>
-                    <pic:cNvPr descr="../man/figures/qr_akm2.svg" id="102" name="Picture"/>
+                    <pic:cNvPr descr="../man/figures/qr_akm2.svg" id="103" name="Picture"/>
                     <pic:cNvPicPr>
                       <a:picLocks noChangeArrowheads="1" noChangeAspect="1"/>
                     </pic:cNvPicPr>
@@ -14868,7 +14901,7 @@
                           <a14:useLocalDpi xmlns:a14="http://schemas.microsoft.com/office/drawing/2010/main" val="0"/>
                         </a:ext>
                         <a:ext uri="{96DAC541-7B7A-43D3-8B79-37D633B846F1}">
-                          <asvg:svgBlip xmlns:asvg="http://schemas.microsoft.com/office/drawing/2016/SVG/main" r:embed="rId100"/>
+                          <asvg:svgBlip xmlns:asvg="http://schemas.microsoft.com/office/drawing/2016/SVG/main" r:embed="rId101"/>
                         </a:ext>
                       </a:extLst>
                     </a:blip>
@@ -14906,8 +14939,8 @@
         <w:t xml:space="preserve">QR code for the antibody-kinetics Shiny app</w:t>
       </w:r>
     </w:p>
-    <w:bookmarkEnd w:id="103"/>
-    <w:bookmarkStart w:id="104" w:name="sec-noise"/>
+    <w:bookmarkEnd w:id="104"/>
+    <w:bookmarkStart w:id="105" w:name="sec-noise"/>
     <w:p>
       <w:pPr>
         <w:pStyle w:val="Heading2"/>
@@ -15689,8 +15722,8 @@
         <w:t xml:space="preserve">fragility of chasing a more extreme quantile.</w:t>
       </w:r>
     </w:p>
-    <w:bookmarkEnd w:id="104"/>
-    <w:bookmarkStart w:id="105" w:name="measurement-noise"/>
+    <w:bookmarkEnd w:id="105"/>
+    <w:bookmarkStart w:id="106" w:name="measurement-noise"/>
     <w:p>
       <w:pPr>
         <w:pStyle w:val="Heading2"/>
@@ -17091,8 +17124,8 @@
         <w:t xml:space="preserve">(multiplicative) error model.</w:t>
       </w:r>
     </w:p>
-    <w:bookmarkEnd w:id="105"/>
-    <w:bookmarkStart w:id="106" w:name="Xb7158a708bbfcf737c1d66d073315801f06d41e"/>
+    <w:bookmarkEnd w:id="106"/>
+    <w:bookmarkStart w:id="107" w:name="Xb7158a708bbfcf737c1d66d073315801f06d41e"/>
     <w:p>
       <w:pPr>
         <w:pStyle w:val="Heading2"/>
@@ -21875,8 +21908,8 @@
         <w:t xml:space="preserve">exactly, as expected.</w:t>
       </w:r>
     </w:p>
-    <w:bookmarkEnd w:id="106"/>
-    <w:bookmarkStart w:id="107" w:name="noise-and-never-infected-subjects"/>
+    <w:bookmarkEnd w:id="107"/>
+    <w:bookmarkStart w:id="108" w:name="noise-and-never-infected-subjects"/>
     <w:p>
       <w:pPr>
         <w:pStyle w:val="Heading2"/>
@@ -23440,8 +23473,8 @@
         <w:t xml:space="preserve">, matching the single-source case above.</w:t>
       </w:r>
     </w:p>
-    <w:bookmarkEnd w:id="107"/>
-    <w:bookmarkStart w:id="112" w:name="variation-across-the-posterior"/>
+    <w:bookmarkEnd w:id="108"/>
+    <w:bookmarkStart w:id="113" w:name="variation-across-the-posterior"/>
     <w:p>
       <w:pPr>
         <w:pStyle w:val="Heading2"/>
@@ -23523,7 +23556,7 @@
       <w:tr>
         <w:tc>
           <w:tcPr/>
-          <w:bookmarkStart w:id="111" w:name="fig-curve-posterior"/>
+          <w:bookmarkStart w:id="112" w:name="fig-curve-posterior"/>
           <w:p>
             <w:pPr>
               <w:pStyle w:val="Compact"/>
@@ -23534,18 +23567,18 @@
                 <wp:inline>
                   <wp:extent cx="4620126" cy="3696101"/>
                   <wp:effectExtent b="0" l="0" r="0" t="0"/>
-                  <wp:docPr descr="" title="" id="109" name="Picture"/>
+                  <wp:docPr descr="" title="" id="110" name="Picture"/>
                   <a:graphic>
                     <a:graphicData uri="http://schemas.openxmlformats.org/drawingml/2006/picture">
                       <pic:pic>
                         <pic:nvPicPr>
-                          <pic:cNvPr descr="methodology_files/figure-docx/fig-curve-posterior-1.png" id="110" name="Picture"/>
+                          <pic:cNvPr descr="methodology_files/figure-docx/fig-curve-posterior-1.png" id="111" name="Picture"/>
                           <pic:cNvPicPr>
                             <a:picLocks noChangeArrowheads="1" noChangeAspect="1"/>
                           </pic:cNvPicPr>
                         </pic:nvPicPr>
                         <pic:blipFill>
-                          <a:blip r:embed="rId108"/>
+                          <a:blip r:embed="rId109"/>
                           <a:stretch>
                             <a:fillRect/>
                           </a:stretch>
@@ -23585,7 +23618,7 @@
               <w:t xml:space="preserve">Figure 5: Posterior draws of the antibody-decay curve per antigen-isotype, with the 10%, 50%, and 90% point-wise quantiles overlaid.</w:t>
             </w:r>
           </w:p>
-          <w:bookmarkEnd w:id="111"/>
+          <w:bookmarkEnd w:id="112"/>
         </w:tc>
       </w:tr>
     </w:tbl>
@@ -23724,8 +23757,8 @@
         <w:t xml:space="preserve">estimation uncertainty and the between-person heterogeneity.</w:t>
       </w:r>
     </w:p>
-    <w:bookmarkEnd w:id="112"/>
-    <w:bookmarkStart w:id="118" w:name="multiple-biomarkers"/>
+    <w:bookmarkEnd w:id="113"/>
+    <w:bookmarkStart w:id="119" w:name="multiple-biomarkers"/>
     <w:p>
       <w:pPr>
         <w:pStyle w:val="Heading2"/>
@@ -24355,7 +24388,7 @@
       <w:r>
         <w:t xml:space="preserve"> </w:t>
       </w:r>
-      <w:hyperlink r:id="rId113">
+      <w:hyperlink r:id="rId114">
         <w:r>
           <w:rPr>
             <w:rStyle w:val="Hyperlink"/>
@@ -24540,7 +24573,7 @@
       <w:tr>
         <w:tc>
           <w:tcPr/>
-          <w:bookmarkStart w:id="117" w:name="fig-loglik"/>
+          <w:bookmarkStart w:id="118" w:name="fig-loglik"/>
           <w:p>
             <w:pPr>
               <w:pStyle w:val="Compact"/>
@@ -24551,18 +24584,18 @@
                 <wp:inline>
                   <wp:extent cx="4620126" cy="3696101"/>
                   <wp:effectExtent b="0" l="0" r="0" t="0"/>
-                  <wp:docPr descr="" title="" id="115" name="Picture"/>
+                  <wp:docPr descr="" title="" id="116" name="Picture"/>
                   <a:graphic>
                     <a:graphicData uri="http://schemas.openxmlformats.org/drawingml/2006/picture">
                       <pic:pic>
                         <pic:nvPicPr>
-                          <pic:cNvPr descr="methodology_files/figure-docx/fig-loglik-1.png" id="116" name="Picture"/>
+                          <pic:cNvPr descr="methodology_files/figure-docx/fig-loglik-1.png" id="117" name="Picture"/>
                           <pic:cNvPicPr>
                             <a:picLocks noChangeArrowheads="1" noChangeAspect="1"/>
                           </pic:cNvPicPr>
                         </pic:nvPicPr>
                         <pic:blipFill>
-                          <a:blip r:embed="rId114"/>
+                          <a:blip r:embed="rId115"/>
                           <a:stretch>
                             <a:fillRect/>
                           </a:stretch>
@@ -24602,12 +24635,12 @@
               <w:t xml:space="preserve">Figure 6: Log-likelihood curves for HlyE IgA alone, HlyE IgG alone, and both biomarkers combined.</w:t>
             </w:r>
           </w:p>
-          <w:bookmarkEnd w:id="117"/>
+          <w:bookmarkEnd w:id="118"/>
         </w:tc>
       </w:tr>
     </w:tbl>
-    <w:bookmarkEnd w:id="118"/>
-    <w:bookmarkStart w:id="122" w:name="X2f1a22e0e8bfbbb3bd4a9b4c70c58b4086e4038"/>
+    <w:bookmarkEnd w:id="119"/>
+    <w:bookmarkStart w:id="123" w:name="X2f1a22e0e8bfbbb3bd4a9b4c70c58b4086e4038"/>
     <w:p>
       <w:pPr>
         <w:pStyle w:val="Heading2"/>
@@ -24710,18 +24743,18 @@
           <wp:inline>
             <wp:extent cx="5334000" cy="5776895"/>
             <wp:effectExtent b="0" l="0" r="0" t="0"/>
-            <wp:docPr descr="Decay curves (A), peak antibody levels (B), and decay rates (C) for HlyE and LPS (IgG/IgA), by country (Bangladesh, Pakistan, Nepal, Ghana). SEES study." title="" id="120" name="Picture"/>
+            <wp:docPr descr="Decay curves (A), peak antibody levels (B), and decay rates (C) for HlyE and LPS (IgG/IgA), by country (Bangladesh, Pakistan, Nepal, Ghana). SEES study." title="" id="121" name="Picture"/>
             <a:graphic>
               <a:graphicData uri="http://schemas.openxmlformats.org/drawingml/2006/picture">
                 <pic:pic>
                   <pic:nvPicPr>
-                    <pic:cNvPr descr="../man/figures/kinetics-variation-1.png" id="121" name="Picture"/>
+                    <pic:cNvPr descr="../man/figures/kinetics-variation-1.png" id="122" name="Picture"/>
                     <pic:cNvPicPr>
                       <a:picLocks noChangeArrowheads="1" noChangeAspect="1"/>
                     </pic:cNvPicPr>
                   </pic:nvPicPr>
                   <pic:blipFill>
-                    <a:blip r:embed="rId119"/>
+                    <a:blip r:embed="rId120"/>
                     <a:stretch>
                       <a:fillRect/>
                     </a:stretch>
@@ -24756,8 +24789,8 @@
         <w:t xml:space="preserve">Decay curves (A), peak antibody levels (B), and decay rates (C) for HlyE and LPS (IgG/IgA), by country (Bangladesh, Pakistan, Nepal, Ghana). SEES study.</w:t>
       </w:r>
     </w:p>
-    <w:bookmarkEnd w:id="122"/>
-    <w:bookmarkStart w:id="126" w:name="Xe0d498a7f1d34353def60f09705ade4ab365d1e"/>
+    <w:bookmarkEnd w:id="123"/>
+    <w:bookmarkStart w:id="127" w:name="Xe0d498a7f1d34353def60f09705ade4ab365d1e"/>
     <w:p>
       <w:pPr>
         <w:pStyle w:val="Heading2"/>
@@ -24775,18 +24808,18 @@
           <wp:inline>
             <wp:extent cx="5334000" cy="4364181"/>
             <wp:effectExtent b="0" l="0" r="0" t="0"/>
-            <wp:docPr descr="Decay curves by age stratum (&lt;5, 5–15, 16+) and serotype (Typhi vs Paratyphi A), for HlyE and LPS (IgG/IgA). SEES study." title="" id="124" name="Picture"/>
+            <wp:docPr descr="Decay curves by age stratum (&lt;5, 5–15, 16+) and serotype (Typhi vs Paratyphi A), for HlyE and LPS (IgG/IgA). SEES study." title="" id="125" name="Picture"/>
             <a:graphic>
               <a:graphicData uri="http://schemas.openxmlformats.org/drawingml/2006/picture">
                 <pic:pic>
                   <pic:nvPicPr>
-                    <pic:cNvPr descr="../man/figures/kinetics-variation-2.png" id="125" name="Picture"/>
+                    <pic:cNvPr descr="../man/figures/kinetics-variation-2.png" id="126" name="Picture"/>
                     <pic:cNvPicPr>
                       <a:picLocks noChangeArrowheads="1" noChangeAspect="1"/>
                     </pic:cNvPicPr>
                   </pic:nvPicPr>
                   <pic:blipFill>
-                    <a:blip r:embed="rId123"/>
+                    <a:blip r:embed="rId124"/>
                     <a:stretch>
                       <a:fillRect/>
                     </a:stretch>
@@ -24870,9 +24903,9 @@
         <w:t xml:space="preserve">is on the roadmap.</w:t>
       </w:r>
     </w:p>
-    <w:bookmarkEnd w:id="126"/>
     <w:bookmarkEnd w:id="127"/>
-    <w:bookmarkStart w:id="139" w:name="estimating-the-curves-with-serodynamics"/>
+    <w:bookmarkEnd w:id="128"/>
+    <w:bookmarkStart w:id="140" w:name="estimating-the-curves-with-serodynamics"/>
     <w:p>
       <w:pPr>
         <w:pStyle w:val="Heading1"/>
@@ -24890,7 +24923,7 @@
         <w:t xml:space="preserve">serodynamics</w:t>
       </w:r>
     </w:p>
-    <w:bookmarkStart w:id="128" w:name="where-do-the-curve-parameters-come-from"/>
+    <w:bookmarkStart w:id="129" w:name="where-do-the-curve-parameters-come-from"/>
     <w:p>
       <w:pPr>
         <w:pStyle w:val="Heading2"/>
@@ -25090,8 +25123,8 @@
         <w:t xml:space="preserve">)</w:t>
       </w:r>
     </w:p>
-    <w:bookmarkEnd w:id="128"/>
-    <w:bookmarkStart w:id="130" w:name="the-serodynamics-package"/>
+    <w:bookmarkEnd w:id="129"/>
+    <w:bookmarkStart w:id="131" w:name="the-serodynamics-package"/>
     <w:p>
       <w:pPr>
         <w:pStyle w:val="Heading2"/>
@@ -25119,7 +25152,7 @@
       <w:pPr>
         <w:pStyle w:val="FirstParagraph"/>
       </w:pPr>
-      <w:hyperlink r:id="rId129">
+      <w:hyperlink r:id="rId130">
         <w:r>
           <w:rPr>
             <w:rStyle w:val="VerbatimChar"/>
@@ -25222,8 +25255,8 @@
         <w:t xml:space="preserve">packages that into a single reusable, validated workflow.</w:t>
       </w:r>
     </w:p>
-    <w:bookmarkEnd w:id="130"/>
-    <w:bookmarkStart w:id="131" w:name="a-typical-serodynamics-workflow"/>
+    <w:bookmarkEnd w:id="131"/>
+    <w:bookmarkStart w:id="132" w:name="a-typical-serodynamics-workflow"/>
     <w:p>
       <w:pPr>
         <w:pStyle w:val="Heading2"/>
@@ -25482,8 +25515,8 @@
         <w:t xml:space="preserve">) for experimentation.</w:t>
       </w:r>
     </w:p>
-    <w:bookmarkEnd w:id="131"/>
-    <w:bookmarkStart w:id="135" w:name="what-a-fitted-model-looks-like"/>
+    <w:bookmarkEnd w:id="132"/>
+    <w:bookmarkStart w:id="136" w:name="what-a-fitted-model-looks-like"/>
     <w:p>
       <w:pPr>
         <w:pStyle w:val="Heading2"/>
@@ -25649,18 +25682,18 @@
           <wp:inline>
             <wp:extent cx="5334000" cy="3000375"/>
             <wp:effectExtent b="0" l="0" r="0" t="0"/>
-            <wp:docPr descr="Posterior densities of the five kinetic parameters from the cached nepal_sees_jags_output fit (HlyE IgG, Typhi), by MCMC chain." title="" id="133" name="Picture"/>
+            <wp:docPr descr="Posterior densities of the five kinetic parameters from the cached nepal_sees_jags_output fit (HlyE IgG, Typhi), by MCMC chain." title="" id="134" name="Picture"/>
             <a:graphic>
               <a:graphicData uri="http://schemas.openxmlformats.org/drawingml/2006/picture">
                 <pic:pic>
                   <pic:nvPicPr>
-                    <pic:cNvPr descr="../man/figures/serodynamics-cached-fit.png" id="134" name="Picture"/>
+                    <pic:cNvPr descr="../man/figures/serodynamics-cached-fit.png" id="135" name="Picture"/>
                     <pic:cNvPicPr>
                       <a:picLocks noChangeArrowheads="1" noChangeAspect="1"/>
                     </pic:cNvPicPr>
                   </pic:nvPicPr>
                   <pic:blipFill>
-                    <a:blip r:embed="rId132"/>
+                    <a:blip r:embed="rId133"/>
                     <a:stretch>
                       <a:fillRect/>
                     </a:stretch>
@@ -25723,8 +25756,8 @@
         <w:t xml:space="preserve">), by MCMC chain.</w:t>
       </w:r>
     </w:p>
-    <w:bookmarkEnd w:id="135"/>
-    <w:bookmarkStart w:id="136" w:name="two-packages-one-pipeline"/>
+    <w:bookmarkEnd w:id="136"/>
+    <w:bookmarkStart w:id="137" w:name="two-packages-one-pipeline"/>
     <w:p>
       <w:pPr>
         <w:pStyle w:val="Heading2"/>
@@ -25924,8 +25957,8 @@
         <w:t xml:space="preserve">.</w:t>
       </w:r>
     </w:p>
-    <w:bookmarkEnd w:id="136"/>
-    <w:bookmarkStart w:id="137" w:name="Xa625c662368e6f2938faae2901140a37208e45f"/>
+    <w:bookmarkEnd w:id="137"/>
+    <w:bookmarkStart w:id="138" w:name="Xa625c662368e6f2938faae2901140a37208e45f"/>
     <w:p>
       <w:pPr>
         <w:pStyle w:val="Heading2"/>
@@ -26683,8 +26716,8 @@
         <w:t xml:space="preserve">the curve-parameter object.</w:t>
       </w:r>
     </w:p>
-    <w:bookmarkEnd w:id="137"/>
-    <w:bookmarkStart w:id="138" w:name="random-effects-and-variance-over-time"/>
+    <w:bookmarkEnd w:id="138"/>
+    <w:bookmarkStart w:id="139" w:name="random-effects-and-variance-over-time"/>
     <w:p>
       <w:pPr>
         <w:pStyle w:val="Heading2"/>
@@ -27495,9 +27528,9 @@
         <w:t xml:space="preserve">width is an explicit function of time since infection.</w:t>
       </w:r>
     </w:p>
-    <w:bookmarkEnd w:id="138"/>
     <w:bookmarkEnd w:id="139"/>
-    <w:bookmarkStart w:id="160" w:name="using-serocalculator"/>
+    <w:bookmarkEnd w:id="140"/>
+    <w:bookmarkStart w:id="161" w:name="using-serocalculator"/>
     <w:p>
       <w:pPr>
         <w:pStyle w:val="Heading1"/>
@@ -27515,7 +27548,7 @@
         <w:t xml:space="preserve">serocalculator</w:t>
       </w:r>
     </w:p>
-    <w:bookmarkStart w:id="141" w:name="an-open-source-r-package"/>
+    <w:bookmarkStart w:id="142" w:name="an-open-source-r-package"/>
     <w:p>
       <w:pPr>
         <w:pStyle w:val="Heading2"/>
@@ -27534,7 +27567,7 @@
       <w:r>
         <w:t xml:space="preserve"> </w:t>
       </w:r>
-      <w:hyperlink r:id="rId140">
+      <w:hyperlink r:id="rId141">
         <w:r>
           <w:rPr>
             <w:rStyle w:val="VerbatimChar"/>
@@ -27602,8 +27635,8 @@
         <w:t xml:space="preserve">many simulated populations at once.</w:t>
       </w:r>
     </w:p>
-    <w:bookmarkEnd w:id="141"/>
-    <w:bookmarkStart w:id="142" w:name="simulating-a-cross-sectional-survey"/>
+    <w:bookmarkEnd w:id="142"/>
+    <w:bookmarkStart w:id="143" w:name="simulating-a-cross-sectional-survey"/>
     <w:p>
       <w:pPr>
         <w:pStyle w:val="Heading2"/>
@@ -27863,8 +27896,8 @@
         <w:t xml:space="preserve">useful for diagnostics.</w:t>
       </w:r>
     </w:p>
-    <w:bookmarkEnd w:id="142"/>
-    <w:bookmarkStart w:id="143" w:name="noise-parameters"/>
+    <w:bookmarkEnd w:id="143"/>
+    <w:bookmarkStart w:id="144" w:name="noise-parameters"/>
     <w:p>
       <w:pPr>
         <w:pStyle w:val="Heading2"/>
@@ -27901,8 +27934,8 @@
         <w:t xml:space="preserve">declared directly, consistent with the noise used to generate the data above:</w:t>
       </w:r>
     </w:p>
-    <w:bookmarkEnd w:id="143"/>
-    <w:bookmarkStart w:id="148" w:name="the-simulated-antibody-distribution"/>
+    <w:bookmarkEnd w:id="144"/>
+    <w:bookmarkStart w:id="149" w:name="the-simulated-antibody-distribution"/>
     <w:p>
       <w:pPr>
         <w:pStyle w:val="Heading2"/>
@@ -27924,7 +27957,7 @@
       <w:tr>
         <w:tc>
           <w:tcPr/>
-          <w:bookmarkStart w:id="147" w:name="fig-sim-distribution"/>
+          <w:bookmarkStart w:id="148" w:name="fig-sim-distribution"/>
           <w:p>
             <w:pPr>
               <w:pStyle w:val="Compact"/>
@@ -27935,18 +27968,18 @@
                 <wp:inline>
                   <wp:extent cx="4620126" cy="3696101"/>
                   <wp:effectExtent b="0" l="0" r="0" t="0"/>
-                  <wp:docPr descr="" title="" id="145" name="Picture"/>
+                  <wp:docPr descr="" title="" id="146" name="Picture"/>
                   <a:graphic>
                     <a:graphicData uri="http://schemas.openxmlformats.org/drawingml/2006/picture">
                       <pic:pic>
                         <pic:nvPicPr>
-                          <pic:cNvPr descr="methodology_files/figure-docx/fig-sim-distribution-1.png" id="146" name="Picture"/>
+                          <pic:cNvPr descr="methodology_files/figure-docx/fig-sim-distribution-1.png" id="147" name="Picture"/>
                           <pic:cNvPicPr>
                             <a:picLocks noChangeArrowheads="1" noChangeAspect="1"/>
                           </pic:cNvPicPr>
                         </pic:nvPicPr>
                         <pic:blipFill>
-                          <a:blip r:embed="rId144"/>
+                          <a:blip r:embed="rId145"/>
                           <a:stretch>
                             <a:fillRect/>
                           </a:stretch>
@@ -27986,12 +28019,12 @@
               <w:t xml:space="preserve">Figure 7: Distribution of simulated antibody responses, by antigen-isotype.</w:t>
             </w:r>
           </w:p>
-          <w:bookmarkEnd w:id="147"/>
+          <w:bookmarkEnd w:id="148"/>
         </w:tc>
       </w:tr>
     </w:tbl>
-    <w:bookmarkEnd w:id="148"/>
-    <w:bookmarkStart w:id="153" w:name="X8cfd16bb684e4ad6c62f9f78cbc8ef954016035"/>
+    <w:bookmarkEnd w:id="149"/>
+    <w:bookmarkStart w:id="154" w:name="X8cfd16bb684e4ad6c62f9f78cbc8ef954016035"/>
     <w:p>
       <w:pPr>
         <w:pStyle w:val="Heading2"/>
@@ -28156,7 +28189,7 @@
       <w:tr>
         <w:tc>
           <w:tcPr/>
-          <w:bookmarkStart w:id="152" w:name="fig-est-single-loglik"/>
+          <w:bookmarkStart w:id="153" w:name="fig-est-single-loglik"/>
           <w:p>
             <w:pPr>
               <w:pStyle w:val="Compact"/>
@@ -28167,18 +28200,18 @@
                 <wp:inline>
                   <wp:extent cx="4620126" cy="3696101"/>
                   <wp:effectExtent b="0" l="0" r="0" t="0"/>
-                  <wp:docPr descr="" title="" id="150" name="Picture"/>
+                  <wp:docPr descr="" title="" id="151" name="Picture"/>
                   <a:graphic>
                     <a:graphicData uri="http://schemas.openxmlformats.org/drawingml/2006/picture">
                       <pic:pic>
                         <pic:nvPicPr>
-                          <pic:cNvPr descr="methodology_files/figure-docx/fig-est-single-loglik-1.png" id="151" name="Picture"/>
+                          <pic:cNvPr descr="methodology_files/figure-docx/fig-est-single-loglik-1.png" id="152" name="Picture"/>
                           <pic:cNvPicPr>
                             <a:picLocks noChangeArrowheads="1" noChangeAspect="1"/>
                           </pic:cNvPicPr>
                         </pic:nvPicPr>
                         <pic:blipFill>
-                          <a:blip r:embed="rId149"/>
+                          <a:blip r:embed="rId150"/>
                           <a:stretch>
                             <a:fillRect/>
                           </a:stretch>
@@ -28218,12 +28251,12 @@
               <w:t xml:space="preserve">Figure 8: Log-likelihood curve for the simulated survey, on a log x-axis.</w:t>
             </w:r>
           </w:p>
-          <w:bookmarkEnd w:id="152"/>
+          <w:bookmarkEnd w:id="153"/>
         </w:tc>
       </w:tr>
     </w:tbl>
-    <w:bookmarkEnd w:id="153"/>
-    <w:bookmarkStart w:id="154" w:name="estimating-seroincidence-in-real-data"/>
+    <w:bookmarkEnd w:id="154"/>
+    <w:bookmarkStart w:id="155" w:name="estimating-seroincidence-in-real-data"/>
     <w:p>
       <w:pPr>
         <w:pStyle w:val="Heading2"/>
@@ -28874,8 +28907,8 @@
         <w:t xml:space="preserve">and lets each stratum use the seroresponse parameters appropriate to it.</w:t>
       </w:r>
     </w:p>
-    <w:bookmarkEnd w:id="154"/>
-    <w:bookmarkStart w:id="159" w:name="interactive-shiny-app"/>
+    <w:bookmarkEnd w:id="155"/>
+    <w:bookmarkStart w:id="160" w:name="interactive-shiny-app"/>
     <w:p>
       <w:pPr>
         <w:pStyle w:val="Heading2"/>
@@ -28894,7 +28927,7 @@
       <w:r>
         <w:t xml:space="preserve"> </w:t>
       </w:r>
-      <w:hyperlink r:id="rId155">
+      <w:hyperlink r:id="rId156">
         <w:r>
           <w:rPr>
             <w:rStyle w:val="Hyperlink"/>
@@ -28915,18 +28948,18 @@
           <wp:inline>
             <wp:extent cx="5334000" cy="2611995"/>
             <wp:effectExtent b="0" l="0" r="0" t="0"/>
-            <wp:docPr descr="The serocalculator Shiny app." title="" id="157" name="Picture"/>
+            <wp:docPr descr="The serocalculator Shiny app." title="" id="158" name="Picture"/>
             <a:graphic>
               <a:graphicData uri="http://schemas.openxmlformats.org/drawingml/2006/picture">
                 <pic:pic>
                   <pic:nvPicPr>
-                    <pic:cNvPr descr="../man/figures/shiny-serocalculator.png" id="158" name="Picture"/>
+                    <pic:cNvPr descr="../man/figures/shiny-serocalculator.png" id="159" name="Picture"/>
                     <pic:cNvPicPr>
                       <a:picLocks noChangeArrowheads="1" noChangeAspect="1"/>
                     </pic:cNvPicPr>
                   </pic:nvPicPr>
                   <pic:blipFill>
-                    <a:blip r:embed="rId156"/>
+                    <a:blip r:embed="rId157"/>
                     <a:stretch>
                       <a:fillRect/>
                     </a:stretch>
@@ -28961,9 +28994,9 @@
         <w:t xml:space="preserve">The serocalculator Shiny app.</w:t>
       </w:r>
     </w:p>
-    <w:bookmarkEnd w:id="159"/>
     <w:bookmarkEnd w:id="160"/>
-    <w:bookmarkStart w:id="193" w:name="sec-validation"/>
+    <w:bookmarkEnd w:id="161"/>
+    <w:bookmarkStart w:id="194" w:name="sec-validation"/>
     <w:p>
       <w:pPr>
         <w:pStyle w:val="Heading1"/>
@@ -28972,7 +29005,7 @@
         <w:t xml:space="preserve">8. Validation: recovering known incidence rates</w:t>
       </w:r>
     </w:p>
-    <w:bookmarkStart w:id="165" w:name="simulating-clusters-with-known-incidence"/>
+    <w:bookmarkStart w:id="166" w:name="simulating-clusters-with-known-incidence"/>
     <w:p>
       <w:pPr>
         <w:pStyle w:val="Heading2"/>
@@ -29109,7 +29142,7 @@
       <w:tr>
         <w:tc>
           <w:tcPr/>
-          <w:bookmarkStart w:id="164" w:name="fig-sim-multi-distribution"/>
+          <w:bookmarkStart w:id="165" w:name="fig-sim-multi-distribution"/>
           <w:p>
             <w:pPr>
               <w:pStyle w:val="Compact"/>
@@ -29120,18 +29153,18 @@
                 <wp:inline>
                   <wp:extent cx="4620126" cy="4620126"/>
                   <wp:effectExtent b="0" l="0" r="0" t="0"/>
-                  <wp:docPr descr="" title="" id="162" name="Picture"/>
+                  <wp:docPr descr="" title="" id="163" name="Picture"/>
                   <a:graphic>
                     <a:graphicData uri="http://schemas.openxmlformats.org/drawingml/2006/picture">
                       <pic:pic>
                         <pic:nvPicPr>
-                          <pic:cNvPr descr="methodology_files/figure-docx/fig-sim-multi-distribution-1.png" id="163" name="Picture"/>
+                          <pic:cNvPr descr="methodology_files/figure-docx/fig-sim-multi-distribution-1.png" id="164" name="Picture"/>
                           <pic:cNvPicPr>
                             <a:picLocks noChangeArrowheads="1" noChangeAspect="1"/>
                           </pic:cNvPicPr>
                         </pic:nvPicPr>
                         <pic:blipFill>
-                          <a:blip r:embed="rId161"/>
+                          <a:blip r:embed="rId162"/>
                           <a:stretch>
                             <a:fillRect/>
                           </a:stretch>
@@ -29171,12 +29204,12 @@
               <w:t xml:space="preserve">Figure 9: Simulated antibody responses by cluster, faceted by antigen-isotype and by the true incidence rate used to generate each cluster.</w:t>
             </w:r>
           </w:p>
-          <w:bookmarkEnd w:id="164"/>
+          <w:bookmarkEnd w:id="165"/>
         </w:tc>
       </w:tr>
     </w:tbl>
-    <w:bookmarkEnd w:id="165"/>
-    <w:bookmarkStart w:id="167" w:name="estimating-incidence-in-each-cluster"/>
+    <w:bookmarkEnd w:id="166"/>
+    <w:bookmarkStart w:id="168" w:name="estimating-incidence-in-each-cluster"/>
     <w:p>
       <w:pPr>
         <w:pStyle w:val="Heading2"/>
@@ -29236,7 +29269,7 @@
       <w:tr>
         <w:tc>
           <w:tcPr/>
-          <w:bookmarkStart w:id="166" w:name="tbl-ests-summary"/>
+          <w:bookmarkStart w:id="167" w:name="tbl-ests-summary"/>
           <w:p>
             <w:pPr>
               <w:jc w:val="center"/>
@@ -29445,7 +29478,7 @@
               <w:t xml:space="preserve">#   nlm.convergence.code &lt;ord&gt;</w:t>
             </w:r>
           </w:p>
-          <w:bookmarkEnd w:id="166"/>
+          <w:bookmarkEnd w:id="167"/>
         </w:tc>
       </w:tr>
     </w:tbl>
@@ -29463,8 +29496,8 @@
         <w:t xml:space="preserve">since converting the widget to a static image would need a headless browser.</w:t>
       </w:r>
     </w:p>
-    <w:bookmarkEnd w:id="167"/>
-    <w:bookmarkStart w:id="172" w:name="inspecting-individual-clusters"/>
+    <w:bookmarkEnd w:id="168"/>
+    <w:bookmarkStart w:id="173" w:name="inspecting-individual-clusters"/>
     <w:p>
       <w:pPr>
         <w:pStyle w:val="Heading2"/>
@@ -29540,7 +29573,7 @@
       <w:tr>
         <w:tc>
           <w:tcPr/>
-          <w:bookmarkStart w:id="171" w:name="fig-cluster-logliks"/>
+          <w:bookmarkStart w:id="172" w:name="fig-cluster-logliks"/>
           <w:p>
             <w:pPr>
               <w:pStyle w:val="Compact"/>
@@ -29551,18 +29584,18 @@
                 <wp:inline>
                   <wp:extent cx="4620126" cy="6468176"/>
                   <wp:effectExtent b="0" l="0" r="0" t="0"/>
-                  <wp:docPr descr="" title="" id="169" name="Picture"/>
+                  <wp:docPr descr="" title="" id="170" name="Picture"/>
                   <a:graphic>
                     <a:graphicData uri="http://schemas.openxmlformats.org/drawingml/2006/picture">
                       <pic:pic>
                         <pic:nvPicPr>
-                          <pic:cNvPr descr="methodology_files/figure-docx/fig-cluster-logliks-1.png" id="170" name="Picture"/>
+                          <pic:cNvPr descr="methodology_files/figure-docx/fig-cluster-logliks-1.png" id="171" name="Picture"/>
                           <pic:cNvPicPr>
                             <a:picLocks noChangeArrowheads="1" noChangeAspect="1"/>
                           </pic:cNvPicPr>
                         </pic:nvPicPr>
                         <pic:blipFill>
-                          <a:blip r:embed="rId168"/>
+                          <a:blip r:embed="rId169"/>
                           <a:stretch>
                             <a:fillRect/>
                           </a:stretch>
@@ -29602,12 +29635,12 @@
               <w:t xml:space="preserve">Figure 10: Log-likelihood curves for the first five simulated clusters.</w:t>
             </w:r>
           </w:p>
-          <w:bookmarkEnd w:id="171"/>
+          <w:bookmarkEnd w:id="172"/>
         </w:tc>
       </w:tr>
     </w:tbl>
-    <w:bookmarkEnd w:id="172"/>
-    <w:bookmarkStart w:id="178" w:name="checking-nlm-convergence"/>
+    <w:bookmarkEnd w:id="173"/>
+    <w:bookmarkStart w:id="179" w:name="checking-nlm-convergence"/>
     <w:p>
       <w:pPr>
         <w:pStyle w:val="Heading2"/>
@@ -29806,7 +29839,7 @@
       <w:r>
         <w:t xml:space="preserve">(</w:t>
       </w:r>
-      <w:hyperlink r:id="rId173">
+      <w:hyperlink r:id="rId174">
         <w:r>
           <w:rPr>
             <w:rStyle w:val="Hyperlink"/>
@@ -30879,7 +30912,7 @@
       <w:tr>
         <w:tc>
           <w:tcPr/>
-          <w:bookmarkStart w:id="177" w:name="fig-problem-strata"/>
+          <w:bookmarkStart w:id="178" w:name="fig-problem-strata"/>
           <w:p>
             <w:pPr>
               <w:pStyle w:val="Compact"/>
@@ -30890,18 +30923,18 @@
                 <wp:inline>
                   <wp:extent cx="4620126" cy="6468176"/>
                   <wp:effectExtent b="0" l="0" r="0" t="0"/>
-                  <wp:docPr descr="" title="" id="175" name="Picture"/>
+                  <wp:docPr descr="" title="" id="176" name="Picture"/>
                   <a:graphic>
                     <a:graphicData uri="http://schemas.openxmlformats.org/drawingml/2006/picture">
                       <pic:pic>
                         <pic:nvPicPr>
-                          <pic:cNvPr descr="methodology_files/figure-docx/fig-problem-strata-1.png" id="176" name="Picture"/>
+                          <pic:cNvPr descr="methodology_files/figure-docx/fig-problem-strata-1.png" id="177" name="Picture"/>
                           <pic:cNvPicPr>
                             <a:picLocks noChangeArrowheads="1" noChangeAspect="1"/>
                           </pic:cNvPicPr>
                         </pic:nvPicPr>
                         <pic:blipFill>
-                          <a:blip r:embed="rId174"/>
+                          <a:blip r:embed="rId175"/>
                           <a:stretch>
                             <a:fillRect/>
                           </a:stretch>
@@ -30941,12 +30974,12 @@
               <w:t xml:space="preserve">Figure 11: Log-likelihood curves for any clusters whose optimizer reported a possible convergence problem.</w:t>
             </w:r>
           </w:p>
-          <w:bookmarkEnd w:id="177"/>
+          <w:bookmarkEnd w:id="178"/>
         </w:tc>
       </w:tr>
     </w:tbl>
-    <w:bookmarkEnd w:id="178"/>
-    <w:bookmarkStart w:id="187" w:name="estimates-recover-the-simulated-rates"/>
+    <w:bookmarkEnd w:id="179"/>
+    <w:bookmarkStart w:id="188" w:name="estimates-recover-the-simulated-rates"/>
     <w:p>
       <w:pPr>
         <w:pStyle w:val="Heading2"/>
@@ -30968,7 +31001,7 @@
       <w:tr>
         <w:tc>
           <w:tcPr/>
-          <w:bookmarkStart w:id="182" w:name="fig-sim-recovery"/>
+          <w:bookmarkStart w:id="183" w:name="fig-sim-recovery"/>
           <w:p>
             <w:pPr>
               <w:pStyle w:val="Compact"/>
@@ -30979,18 +31012,18 @@
                 <wp:inline>
                   <wp:extent cx="4620126" cy="3696101"/>
                   <wp:effectExtent b="0" l="0" r="0" t="0"/>
-                  <wp:docPr descr="" title="" id="180" name="Picture"/>
+                  <wp:docPr descr="" title="" id="181" name="Picture"/>
                   <a:graphic>
                     <a:graphicData uri="http://schemas.openxmlformats.org/drawingml/2006/picture">
                       <pic:pic>
                         <pic:nvPicPr>
-                          <pic:cNvPr descr="methodology_files/figure-docx/fig-sim-recovery-1.png" id="181" name="Picture"/>
+                          <pic:cNvPr descr="methodology_files/figure-docx/fig-sim-recovery-1.png" id="182" name="Picture"/>
                           <pic:cNvPicPr>
                             <a:picLocks noChangeArrowheads="1" noChangeAspect="1"/>
                           </pic:cNvPicPr>
                         </pic:nvPicPr>
                         <pic:blipFill>
-                          <a:blip r:embed="rId179"/>
+                          <a:blip r:embed="rId180"/>
                           <a:stretch>
                             <a:fillRect/>
                           </a:stretch>
@@ -31030,7 +31063,7 @@
               <w:t xml:space="preserve">Figure 12: Estimated incidence rates (points, with 95% confidence intervals) for each simulated cluster, against the true rate used to generate it. The red line is the identity.</w:t>
             </w:r>
           </w:p>
-          <w:bookmarkEnd w:id="182"/>
+          <w:bookmarkEnd w:id="183"/>
         </w:tc>
       </w:tr>
     </w:tbl>
@@ -31170,7 +31203,7 @@
       <w:tr>
         <w:tc>
           <w:tcPr/>
-          <w:bookmarkStart w:id="186" w:name="fig-empirical-se"/>
+          <w:bookmarkStart w:id="187" w:name="fig-empirical-se"/>
           <w:p>
             <w:pPr>
               <w:pStyle w:val="Compact"/>
@@ -31181,18 +31214,18 @@
                 <wp:inline>
                   <wp:extent cx="4620126" cy="3696101"/>
                   <wp:effectExtent b="0" l="0" r="0" t="0"/>
-                  <wp:docPr descr="" title="" id="184" name="Picture"/>
+                  <wp:docPr descr="" title="" id="185" name="Picture"/>
                   <a:graphic>
                     <a:graphicData uri="http://schemas.openxmlformats.org/drawingml/2006/picture">
                       <pic:pic>
                         <pic:nvPicPr>
-                          <pic:cNvPr descr="methodology_files/figure-docx/fig-empirical-se-1.png" id="185" name="Picture"/>
+                          <pic:cNvPr descr="methodology_files/figure-docx/fig-empirical-se-1.png" id="186" name="Picture"/>
                           <pic:cNvPicPr>
                             <a:picLocks noChangeArrowheads="1" noChangeAspect="1"/>
                           </pic:cNvPicPr>
                         </pic:nvPicPr>
                         <pic:blipFill>
-                          <a:blip r:embed="rId183"/>
+                          <a:blip r:embed="rId184"/>
                           <a:stretch>
                             <a:fillRect/>
                           </a:stretch>
@@ -31232,12 +31265,12 @@
               <w:t xml:space="preserve">Figure 13: Empirical standard error of the incidence estimates, by true rate.</w:t>
             </w:r>
           </w:p>
-          <w:bookmarkEnd w:id="186"/>
+          <w:bookmarkEnd w:id="187"/>
         </w:tc>
       </w:tr>
     </w:tbl>
-    <w:bookmarkEnd w:id="187"/>
-    <w:bookmarkStart w:id="192" w:name="X047cffc7758e27a01cb5430c10b991b39f63029"/>
+    <w:bookmarkEnd w:id="188"/>
+    <w:bookmarkStart w:id="193" w:name="X047cffc7758e27a01cb5430c10b991b39f63029"/>
     <w:p>
       <w:pPr>
         <w:pStyle w:val="Heading2"/>
@@ -31334,7 +31367,7 @@
       <w:tr>
         <w:tc>
           <w:tcPr/>
-          <w:bookmarkStart w:id="191" w:name="fig-sim-recovery-renew"/>
+          <w:bookmarkStart w:id="192" w:name="fig-sim-recovery-renew"/>
           <w:p>
             <w:pPr>
               <w:pStyle w:val="Compact"/>
@@ -31345,18 +31378,18 @@
                 <wp:inline>
                   <wp:extent cx="4620126" cy="3696101"/>
                   <wp:effectExtent b="0" l="0" r="0" t="0"/>
-                  <wp:docPr descr="" title="" id="189" name="Picture"/>
+                  <wp:docPr descr="" title="" id="190" name="Picture"/>
                   <a:graphic>
                     <a:graphicData uri="http://schemas.openxmlformats.org/drawingml/2006/picture">
                       <pic:pic>
                         <pic:nvPicPr>
-                          <pic:cNvPr descr="methodology_files/figure-docx/fig-sim-recovery-renew-1.png" id="190" name="Picture"/>
+                          <pic:cNvPr descr="methodology_files/figure-docx/fig-sim-recovery-renew-1.png" id="191" name="Picture"/>
                           <pic:cNvPicPr>
                             <a:picLocks noChangeArrowheads="1" noChangeAspect="1"/>
                           </pic:cNvPicPr>
                         </pic:nvPicPr>
                         <pic:blipFill>
-                          <a:blip r:embed="rId188"/>
+                          <a:blip r:embed="rId189"/>
                           <a:stretch>
                             <a:fillRect/>
                           </a:stretch>
@@ -31410,13 +31443,13 @@
               <w:t xml:space="preserve">.</w:t>
             </w:r>
           </w:p>
-          <w:bookmarkEnd w:id="191"/>
+          <w:bookmarkEnd w:id="192"/>
         </w:tc>
       </w:tr>
     </w:tbl>
-    <w:bookmarkEnd w:id="192"/>
     <w:bookmarkEnd w:id="193"/>
-    <w:bookmarkStart w:id="198" w:name="ongoing-and-future-work"/>
+    <w:bookmarkEnd w:id="194"/>
+    <w:bookmarkStart w:id="199" w:name="ongoing-and-future-work"/>
     <w:p>
       <w:pPr>
         <w:pStyle w:val="Heading1"/>
@@ -31425,7 +31458,7 @@
         <w:t xml:space="preserve">9. Ongoing and future work</w:t>
       </w:r>
     </w:p>
-    <w:bookmarkStart w:id="195" w:name="in-progress-work"/>
+    <w:bookmarkStart w:id="196" w:name="in-progress-work"/>
     <w:p>
       <w:pPr>
         <w:pStyle w:val="Heading2"/>
@@ -31453,7 +31486,7 @@
       <w:r>
         <w:t xml:space="preserve"> </w:t>
       </w:r>
-      <w:hyperlink r:id="rId155">
+      <w:hyperlink r:id="rId156">
         <w:r>
           <w:rPr>
             <w:rStyle w:val="Hyperlink"/>
@@ -31467,7 +31500,7 @@
       <w:r>
         <w:t xml:space="preserve"> </w:t>
       </w:r>
-      <w:hyperlink r:id="rId194">
+      <w:hyperlink r:id="rId195">
         <w:r>
           <w:rPr>
             <w:rStyle w:val="Hyperlink"/>
@@ -31554,8 +31587,8 @@
         <w:t xml:space="preserve">Calibrating to population demographics</w:t>
       </w:r>
     </w:p>
-    <w:bookmarkEnd w:id="195"/>
-    <w:bookmarkStart w:id="197" w:name="sec-multivariate"/>
+    <w:bookmarkEnd w:id="196"/>
+    <w:bookmarkStart w:id="198" w:name="sec-multivariate"/>
     <w:p>
       <w:pPr>
         <w:pStyle w:val="Heading2"/>
@@ -31921,7 +31954,7 @@
       <w:r>
         <w:t xml:space="preserve">(</w:t>
       </w:r>
-      <w:hyperlink r:id="rId196">
+      <w:hyperlink r:id="rId197">
         <w:r>
           <w:rPr>
             <w:rStyle w:val="Hyperlink"/>
@@ -31933,9 +31966,9 @@
         <w:t xml:space="preserve">).</w:t>
       </w:r>
     </w:p>
-    <w:bookmarkEnd w:id="197"/>
     <w:bookmarkEnd w:id="198"/>
-    <w:bookmarkStart w:id="215" w:name="references"/>
+    <w:bookmarkEnd w:id="199"/>
+    <w:bookmarkStart w:id="216" w:name="references"/>
     <w:p>
       <w:pPr>
         <w:pStyle w:val="Heading1"/>
@@ -31944,8 +31977,8 @@
         <w:t xml:space="preserve">References</w:t>
       </w:r>
     </w:p>
-    <w:bookmarkStart w:id="214" w:name="refs"/>
-    <w:bookmarkStart w:id="200" w:name="ref-Aiemjoy_2022_Lancet"/>
+    <w:bookmarkStart w:id="215" w:name="refs"/>
+    <w:bookmarkStart w:id="201" w:name="ref-Aiemjoy_2022_Lancet"/>
     <w:p>
       <w:pPr>
         <w:pStyle w:val="Bibliography"/>
@@ -31978,7 +32011,7 @@
       <w:r>
         <w:t xml:space="preserve"> </w:t>
       </w:r>
-      <w:hyperlink r:id="rId199">
+      <w:hyperlink r:id="rId200">
         <w:r>
           <w:rPr>
             <w:rStyle w:val="Hyperlink"/>
@@ -31990,8 +32023,8 @@
         <w:t xml:space="preserve">.</w:t>
       </w:r>
     </w:p>
-    <w:bookmarkEnd w:id="200"/>
-    <w:bookmarkStart w:id="202" w:name="ref-HAY2024100806"/>
+    <w:bookmarkEnd w:id="201"/>
+    <w:bookmarkStart w:id="203" w:name="ref-HAY2024100806"/>
     <w:p>
       <w:pPr>
         <w:pStyle w:val="Bibliography"/>
@@ -32024,7 +32057,7 @@
       <w:r>
         <w:t xml:space="preserve"> </w:t>
       </w:r>
-      <w:hyperlink r:id="rId201">
+      <w:hyperlink r:id="rId202">
         <w:r>
           <w:rPr>
             <w:rStyle w:val="Hyperlink"/>
@@ -32036,8 +32069,8 @@
         <w:t xml:space="preserve">.</w:t>
       </w:r>
     </w:p>
-    <w:bookmarkEnd w:id="202"/>
-    <w:bookmarkStart w:id="203" w:name="ref-Huber1967"/>
+    <w:bookmarkEnd w:id="203"/>
+    <w:bookmarkStart w:id="204" w:name="ref-Huber1967"/>
     <w:p>
       <w:pPr>
         <w:pStyle w:val="Bibliography"/>
@@ -32071,8 +32104,8 @@
         <w:t xml:space="preserve">. University of California Press.</w:t>
       </w:r>
     </w:p>
-    <w:bookmarkEnd w:id="203"/>
-    <w:bookmarkStart w:id="205" w:name="ref-LiangZeger1986"/>
+    <w:bookmarkEnd w:id="204"/>
+    <w:bookmarkStart w:id="206" w:name="ref-LiangZeger1986"/>
     <w:p>
       <w:pPr>
         <w:pStyle w:val="Bibliography"/>
@@ -32105,7 +32138,7 @@
       <w:r>
         <w:t xml:space="preserve"> </w:t>
       </w:r>
-      <w:hyperlink r:id="rId204">
+      <w:hyperlink r:id="rId205">
         <w:r>
           <w:rPr>
             <w:rStyle w:val="Hyperlink"/>
@@ -32117,8 +32150,8 @@
         <w:t xml:space="preserve">.</w:t>
       </w:r>
     </w:p>
-    <w:bookmarkEnd w:id="205"/>
-    <w:bookmarkStart w:id="207" w:name="ref-Noordzij2010diseasemeasures"/>
+    <w:bookmarkEnd w:id="206"/>
+    <w:bookmarkStart w:id="208" w:name="ref-Noordzij2010diseasemeasures"/>
     <w:p>
       <w:pPr>
         <w:pStyle w:val="Bibliography"/>
@@ -32157,7 +32190,7 @@
       <w:r>
         <w:t xml:space="preserve"> </w:t>
       </w:r>
-      <w:hyperlink r:id="rId206">
+      <w:hyperlink r:id="rId207">
         <w:r>
           <w:rPr>
             <w:rStyle w:val="Hyperlink"/>
@@ -32169,8 +32202,8 @@
         <w:t xml:space="preserve">.</w:t>
       </w:r>
     </w:p>
-    <w:bookmarkEnd w:id="207"/>
-    <w:bookmarkStart w:id="209" w:name="ref-Teunis_2020"/>
+    <w:bookmarkEnd w:id="208"/>
+    <w:bookmarkStart w:id="210" w:name="ref-Teunis_2020"/>
     <w:p>
       <w:pPr>
         <w:pStyle w:val="Bibliography"/>
@@ -32203,7 +32236,7 @@
       <w:r>
         <w:t xml:space="preserve"> </w:t>
       </w:r>
-      <w:hyperlink r:id="rId208">
+      <w:hyperlink r:id="rId209">
         <w:r>
           <w:rPr>
             <w:rStyle w:val="Hyperlink"/>
@@ -32215,8 +32248,8 @@
         <w:t xml:space="preserve">.</w:t>
       </w:r>
     </w:p>
-    <w:bookmarkEnd w:id="209"/>
-    <w:bookmarkStart w:id="211" w:name="ref-Teunis_2016"/>
+    <w:bookmarkEnd w:id="210"/>
+    <w:bookmarkStart w:id="212" w:name="ref-Teunis_2016"/>
     <w:p>
       <w:pPr>
         <w:pStyle w:val="Bibliography"/>
@@ -32249,7 +32282,7 @@
       <w:r>
         <w:t xml:space="preserve"> </w:t>
       </w:r>
-      <w:hyperlink r:id="rId210">
+      <w:hyperlink r:id="rId211">
         <w:r>
           <w:rPr>
             <w:rStyle w:val="Hyperlink"/>
@@ -32261,8 +32294,8 @@
         <w:t xml:space="preserve">.</w:t>
       </w:r>
     </w:p>
-    <w:bookmarkEnd w:id="211"/>
-    <w:bookmarkStart w:id="212" w:name="ref-volterra1928variations"/>
+    <w:bookmarkEnd w:id="212"/>
+    <w:bookmarkStart w:id="213" w:name="ref-volterra1928variations"/>
     <w:p>
       <w:pPr>
         <w:pStyle w:val="Bibliography"/>
@@ -32293,8 +32326,8 @@
         <w:t xml:space="preserve">3 (1): 3–51.</w:t>
       </w:r>
     </w:p>
-    <w:bookmarkEnd w:id="212"/>
-    <w:bookmarkStart w:id="213" w:name="ref-White1980"/>
+    <w:bookmarkEnd w:id="213"/>
+    <w:bookmarkStart w:id="214" w:name="ref-White1980"/>
     <w:p>
       <w:pPr>
         <w:pStyle w:val="Bibliography"/>
@@ -32325,9 +32358,9 @@
         <w:t xml:space="preserve">48 (4): 817–38.</w:t>
       </w:r>
     </w:p>
-    <w:bookmarkEnd w:id="213"/>
     <w:bookmarkEnd w:id="214"/>
     <w:bookmarkEnd w:id="215"/>
+    <w:bookmarkEnd w:id="216"/>
     <w:sectPr>
       <w:footnotePr>
         <w:numRestart w:val="eachSect"/>

--- a/pr-preview/pr-654/vignettes/methodology.docx
+++ b/pr-preview/pr-654/vignettes/methodology.docx
@@ -3826,7 +3826,7 @@
                 <w:rPr>
                   <w:rStyle w:val="Hyperlink"/>
                 </w:rPr>
-                <w:t xml:space="preserve">Theorem 15</w:t>
+                <w:t xml:space="preserve">the logarithm-of-a-product theorem</w:t>
               </w:r>
             </w:hyperlink>
             <w:r>
